--- a/Dokumentáció.docx
+++ b/Dokumentáció.docx
@@ -3,76 +3,194 @@
 <w:document xmlns:wpc="http://schemas.microsoft.com/office/word/2010/wordprocessingCanvas" xmlns:mc="http://schemas.openxmlformats.org/markup-compatibility/2006" xmlns:o="urn:schemas-microsoft-com:office:office" xmlns:r="http://schemas.openxmlformats.org/officeDocument/2006/relationships" xmlns:m="http://schemas.openxmlformats.org/officeDocument/2006/math" xmlns:v="urn:schemas-microsoft-com:vml" xmlns:wp14="http://schemas.microsoft.com/office/word/2010/wordprocessingDrawing" xmlns:wp="http://schemas.openxmlformats.org/drawingml/2006/wordprocessingDrawing" xmlns:w10="urn:schemas-microsoft-com:office:word" xmlns:w="http://schemas.openxmlformats.org/wordprocessingml/2006/main" xmlns:w14="http://schemas.microsoft.com/office/word/2010/wordml" xmlns:w15="http://schemas.microsoft.com/office/word/2012/wordml" xmlns:wpg="http://schemas.microsoft.com/office/word/2010/wordprocessingGroup" xmlns:wpi="http://schemas.microsoft.com/office/word/2010/wordprocessingInk" xmlns:wne="http://schemas.microsoft.com/office/word/2006/wordml" xmlns:wps="http://schemas.microsoft.com/office/word/2010/wordprocessingShape" mc:Ignorable="w14 w15 wp14">
   <w:body>
     <w:p>
-      <w:proofErr w:type="spellStart"/>
-      <w:r>
+      <w:pPr>
+        <w:rPr>
+          <w:rFonts w:ascii="Times New Roman" w:hAnsi="Times New Roman" w:cs="Times New Roman"/>
+          <w:b/>
+          <w:sz w:val="24"/>
+          <w:szCs w:val="24"/>
+        </w:rPr>
+      </w:pPr>
+      <w:proofErr w:type="spellStart"/>
+      <w:r>
+        <w:rPr>
+          <w:rFonts w:ascii="Times New Roman" w:hAnsi="Times New Roman" w:cs="Times New Roman"/>
+          <w:b/>
+          <w:sz w:val="24"/>
+          <w:szCs w:val="24"/>
+        </w:rPr>
         <w:t>Fetch</w:t>
       </w:r>
       <w:proofErr w:type="spellEnd"/>
       <w:r>
+        <w:rPr>
+          <w:rFonts w:ascii="Times New Roman" w:hAnsi="Times New Roman" w:cs="Times New Roman"/>
+          <w:b/>
+          <w:sz w:val="24"/>
+          <w:szCs w:val="24"/>
+        </w:rPr>
         <w:t xml:space="preserve"> API</w:t>
       </w:r>
     </w:p>
     <w:p>
-      <w:r>
+      <w:pPr>
+        <w:rPr>
+          <w:rFonts w:ascii="Times New Roman" w:hAnsi="Times New Roman" w:cs="Times New Roman"/>
+          <w:sz w:val="24"/>
+          <w:szCs w:val="24"/>
+        </w:rPr>
+      </w:pPr>
+      <w:r>
+        <w:rPr>
+          <w:rFonts w:ascii="Times New Roman" w:hAnsi="Times New Roman" w:cs="Times New Roman"/>
+          <w:sz w:val="24"/>
+          <w:szCs w:val="24"/>
+        </w:rPr>
         <w:t xml:space="preserve">A </w:t>
       </w:r>
       <w:proofErr w:type="spellStart"/>
       <w:r>
+        <w:rPr>
+          <w:rFonts w:ascii="Times New Roman" w:hAnsi="Times New Roman" w:cs="Times New Roman"/>
+          <w:sz w:val="24"/>
+          <w:szCs w:val="24"/>
+        </w:rPr>
         <w:t>Fetch</w:t>
       </w:r>
       <w:proofErr w:type="spellEnd"/>
       <w:r>
+        <w:rPr>
+          <w:rFonts w:ascii="Times New Roman" w:hAnsi="Times New Roman" w:cs="Times New Roman"/>
+          <w:sz w:val="24"/>
+          <w:szCs w:val="24"/>
+        </w:rPr>
         <w:t xml:space="preserve"> </w:t>
       </w:r>
       <w:proofErr w:type="spellStart"/>
       <w:r>
+        <w:rPr>
+          <w:rFonts w:ascii="Times New Roman" w:hAnsi="Times New Roman" w:cs="Times New Roman"/>
+          <w:sz w:val="24"/>
+          <w:szCs w:val="24"/>
+        </w:rPr>
         <w:t>API-hoz</w:t>
       </w:r>
       <w:proofErr w:type="spellEnd"/>
       <w:r>
+        <w:rPr>
+          <w:rFonts w:ascii="Times New Roman" w:hAnsi="Times New Roman" w:cs="Times New Roman"/>
+          <w:sz w:val="24"/>
+          <w:szCs w:val="24"/>
+        </w:rPr>
         <w:t xml:space="preserve"> létre kellett ho</w:t>
       </w:r>
       <w:r>
+        <w:rPr>
+          <w:rFonts w:ascii="Times New Roman" w:hAnsi="Times New Roman" w:cs="Times New Roman"/>
+          <w:sz w:val="24"/>
+          <w:szCs w:val="24"/>
+        </w:rPr>
         <w:t>zni egy SQL adatbázist, melyet a</w:t>
       </w:r>
       <w:r>
+        <w:rPr>
+          <w:rFonts w:ascii="Times New Roman" w:hAnsi="Times New Roman" w:cs="Times New Roman"/>
+          <w:sz w:val="24"/>
+          <w:szCs w:val="24"/>
+        </w:rPr>
         <w:t xml:space="preserve"> fejlesztés során úgy oldottunk meg, hogy a </w:t>
       </w:r>
       <w:proofErr w:type="spellStart"/>
       <w:r>
+        <w:rPr>
+          <w:rFonts w:ascii="Times New Roman" w:hAnsi="Times New Roman" w:cs="Times New Roman"/>
+          <w:sz w:val="24"/>
+          <w:szCs w:val="24"/>
+        </w:rPr>
         <w:t>VSCode-ban</w:t>
       </w:r>
       <w:proofErr w:type="spellEnd"/>
       <w:r>
+        <w:rPr>
+          <w:rFonts w:ascii="Times New Roman" w:hAnsi="Times New Roman" w:cs="Times New Roman"/>
+          <w:sz w:val="24"/>
+          <w:szCs w:val="24"/>
+        </w:rPr>
         <w:t xml:space="preserve"> telepítettünk egy </w:t>
       </w:r>
       <w:proofErr w:type="spellStart"/>
       <w:r>
+        <w:rPr>
+          <w:rFonts w:ascii="Times New Roman" w:hAnsi="Times New Roman" w:cs="Times New Roman"/>
+          <w:sz w:val="24"/>
+          <w:szCs w:val="24"/>
+        </w:rPr>
         <w:t>SQLite</w:t>
       </w:r>
       <w:proofErr w:type="spellEnd"/>
       <w:r>
+        <w:rPr>
+          <w:rFonts w:ascii="Times New Roman" w:hAnsi="Times New Roman" w:cs="Times New Roman"/>
+          <w:sz w:val="24"/>
+          <w:szCs w:val="24"/>
+        </w:rPr>
         <w:t xml:space="preserve"> bővítményt, és hozzá az </w:t>
       </w:r>
       <w:proofErr w:type="spellStart"/>
       <w:r>
+        <w:rPr>
+          <w:rFonts w:ascii="Times New Roman" w:hAnsi="Times New Roman" w:cs="Times New Roman"/>
+          <w:sz w:val="24"/>
+          <w:szCs w:val="24"/>
+        </w:rPr>
         <w:t>SQLite</w:t>
       </w:r>
       <w:proofErr w:type="spellEnd"/>
       <w:r>
+        <w:rPr>
+          <w:rFonts w:ascii="Times New Roman" w:hAnsi="Times New Roman" w:cs="Times New Roman"/>
+          <w:sz w:val="24"/>
+          <w:szCs w:val="24"/>
+        </w:rPr>
         <w:t xml:space="preserve"> </w:t>
       </w:r>
       <w:proofErr w:type="spellStart"/>
       <w:r>
+        <w:rPr>
+          <w:rFonts w:ascii="Times New Roman" w:hAnsi="Times New Roman" w:cs="Times New Roman"/>
+          <w:sz w:val="24"/>
+          <w:szCs w:val="24"/>
+        </w:rPr>
         <w:t>Viewer</w:t>
       </w:r>
       <w:proofErr w:type="spellEnd"/>
       <w:r>
+        <w:rPr>
+          <w:rFonts w:ascii="Times New Roman" w:hAnsi="Times New Roman" w:cs="Times New Roman"/>
+          <w:sz w:val="24"/>
+          <w:szCs w:val="24"/>
+        </w:rPr>
         <w:t xml:space="preserve"> bővítményt. </w:t>
       </w:r>
+      <w:bookmarkStart w:id="0" w:name="_GoBack"/>
+      <w:bookmarkEnd w:id="0"/>
     </w:p>
     <w:p>
-      <w:r>
+      <w:pPr>
+        <w:rPr>
+          <w:rFonts w:ascii="Times New Roman" w:hAnsi="Times New Roman" w:cs="Times New Roman"/>
+          <w:sz w:val="24"/>
+          <w:szCs w:val="24"/>
+        </w:rPr>
+      </w:pPr>
+      <w:r>
+        <w:rPr>
+          <w:rFonts w:ascii="Times New Roman" w:hAnsi="Times New Roman" w:cs="Times New Roman"/>
+          <w:noProof/>
+          <w:sz w:val="24"/>
+          <w:szCs w:val="24"/>
+          <w:lang w:eastAsia="hu-HU"/>
+        </w:rPr>
         <w:drawing>
           <wp:inline distT="0" distB="0" distL="0" distR="0" wp14:anchorId="726912C4" wp14:editId="7A2077B0">
             <wp:extent cx="5181600" cy="2565098"/>
@@ -111,156 +229,1554 @@
       </w:r>
     </w:p>
     <w:p>
-      <w:r>
+      <w:pPr>
+        <w:rPr>
+          <w:rFonts w:ascii="Times New Roman" w:hAnsi="Times New Roman" w:cs="Times New Roman"/>
+          <w:sz w:val="24"/>
+          <w:szCs w:val="24"/>
+        </w:rPr>
+      </w:pPr>
+      <w:r>
+        <w:rPr>
+          <w:rFonts w:ascii="Times New Roman" w:hAnsi="Times New Roman" w:cs="Times New Roman"/>
+          <w:sz w:val="24"/>
+          <w:szCs w:val="24"/>
+        </w:rPr>
         <w:t xml:space="preserve">A bővítmény sajnos igen hiányos, egy sima export funkciót nem találtunk benne, így egy online konverterrel átalakítottuk a </w:t>
       </w:r>
       <w:proofErr w:type="spellStart"/>
       <w:r>
+        <w:rPr>
+          <w:rFonts w:ascii="Times New Roman" w:hAnsi="Times New Roman" w:cs="Times New Roman"/>
+          <w:sz w:val="24"/>
+          <w:szCs w:val="24"/>
+        </w:rPr>
         <w:t>txt-ben</w:t>
       </w:r>
       <w:proofErr w:type="spellEnd"/>
       <w:r>
+        <w:rPr>
+          <w:rFonts w:ascii="Times New Roman" w:hAnsi="Times New Roman" w:cs="Times New Roman"/>
+          <w:sz w:val="24"/>
+          <w:szCs w:val="24"/>
+        </w:rPr>
         <w:t xml:space="preserve"> kapott </w:t>
       </w:r>
       <w:proofErr w:type="gramStart"/>
       <w:r>
+        <w:rPr>
+          <w:rFonts w:ascii="Times New Roman" w:hAnsi="Times New Roman" w:cs="Times New Roman"/>
+          <w:sz w:val="24"/>
+          <w:szCs w:val="24"/>
+        </w:rPr>
         <w:t>adatbázisokat .</w:t>
       </w:r>
       <w:proofErr w:type="spellStart"/>
       <w:r>
+        <w:rPr>
+          <w:rFonts w:ascii="Times New Roman" w:hAnsi="Times New Roman" w:cs="Times New Roman"/>
+          <w:sz w:val="24"/>
+          <w:szCs w:val="24"/>
+        </w:rPr>
         <w:t>sql</w:t>
       </w:r>
       <w:proofErr w:type="spellEnd"/>
       <w:proofErr w:type="gramEnd"/>
       <w:r>
+        <w:rPr>
+          <w:rFonts w:ascii="Times New Roman" w:hAnsi="Times New Roman" w:cs="Times New Roman"/>
+          <w:sz w:val="24"/>
+          <w:szCs w:val="24"/>
+        </w:rPr>
         <w:t xml:space="preserve"> kiterjesztésű, beimportálható fájlokká. URL: </w:t>
       </w:r>
       <w:hyperlink r:id="rId5" w:history="1">
         <w:r>
           <w:rPr>
             <w:rStyle w:val="Hiperhivatkozs"/>
+            <w:rFonts w:ascii="Times New Roman" w:hAnsi="Times New Roman" w:cs="Times New Roman"/>
+            <w:sz w:val="24"/>
+            <w:szCs w:val="24"/>
           </w:rPr>
           <w:t>https://products.aspose.app/cells/conversion/txt-to-sql</w:t>
         </w:r>
       </w:hyperlink>
     </w:p>
     <w:p>
-      <w:r>
+      <w:pPr>
+        <w:rPr>
+          <w:rFonts w:ascii="Times New Roman" w:hAnsi="Times New Roman" w:cs="Times New Roman"/>
+          <w:sz w:val="24"/>
+          <w:szCs w:val="24"/>
+        </w:rPr>
+      </w:pPr>
+      <w:r>
+        <w:rPr>
+          <w:rFonts w:ascii="Times New Roman" w:hAnsi="Times New Roman" w:cs="Times New Roman"/>
+          <w:sz w:val="24"/>
+          <w:szCs w:val="24"/>
+        </w:rPr>
         <w:t xml:space="preserve">Azonban itt néhány típust nem sikerült </w:t>
       </w:r>
       <w:r>
+        <w:rPr>
+          <w:rFonts w:ascii="Times New Roman" w:hAnsi="Times New Roman" w:cs="Times New Roman"/>
+          <w:sz w:val="24"/>
+          <w:szCs w:val="24"/>
+        </w:rPr>
         <w:t>eltalálnia</w:t>
       </w:r>
       <w:r>
+        <w:rPr>
+          <w:rFonts w:ascii="Times New Roman" w:hAnsi="Times New Roman" w:cs="Times New Roman"/>
+          <w:sz w:val="24"/>
+          <w:szCs w:val="24"/>
+        </w:rPr>
         <w:t xml:space="preserve"> a konverternek, például az </w:t>
       </w:r>
       <w:proofErr w:type="spellStart"/>
       <w:r>
+        <w:rPr>
+          <w:rFonts w:ascii="Times New Roman" w:hAnsi="Times New Roman" w:cs="Times New Roman"/>
+          <w:sz w:val="24"/>
+          <w:szCs w:val="24"/>
+        </w:rPr>
         <w:t>Id</w:t>
       </w:r>
       <w:proofErr w:type="spellEnd"/>
       <w:r>
+        <w:rPr>
+          <w:rFonts w:ascii="Times New Roman" w:hAnsi="Times New Roman" w:cs="Times New Roman"/>
+          <w:sz w:val="24"/>
+          <w:szCs w:val="24"/>
+        </w:rPr>
         <w:t xml:space="preserve"> mezőt </w:t>
       </w:r>
       <w:proofErr w:type="spellStart"/>
       <w:r>
+        <w:rPr>
+          <w:rFonts w:ascii="Times New Roman" w:hAnsi="Times New Roman" w:cs="Times New Roman"/>
+          <w:sz w:val="24"/>
+          <w:szCs w:val="24"/>
+        </w:rPr>
         <w:t>Double</w:t>
       </w:r>
       <w:proofErr w:type="spellEnd"/>
       <w:r>
+        <w:rPr>
+          <w:rFonts w:ascii="Times New Roman" w:hAnsi="Times New Roman" w:cs="Times New Roman"/>
+          <w:sz w:val="24"/>
+          <w:szCs w:val="24"/>
+        </w:rPr>
         <w:t xml:space="preserve"> típusúra szerette volna csinálni, ezt átírtuk Integer típusra, és automatikus számozást állítottunk be neki, hogy a felhasználónak ne kelljen bajlódni az </w:t>
       </w:r>
       <w:proofErr w:type="spellStart"/>
       <w:r>
+        <w:rPr>
+          <w:rFonts w:ascii="Times New Roman" w:hAnsi="Times New Roman" w:cs="Times New Roman"/>
+          <w:sz w:val="24"/>
+          <w:szCs w:val="24"/>
+        </w:rPr>
         <w:t>Id</w:t>
       </w:r>
       <w:proofErr w:type="spellEnd"/>
       <w:r>
+        <w:rPr>
+          <w:rFonts w:ascii="Times New Roman" w:hAnsi="Times New Roman" w:cs="Times New Roman"/>
+          <w:sz w:val="24"/>
+          <w:szCs w:val="24"/>
+        </w:rPr>
         <w:t xml:space="preserve"> számozásával, és biztosan ne legyen ütközés a szerkesztések során.</w:t>
       </w:r>
       <w:r>
+        <w:rPr>
+          <w:rFonts w:ascii="Times New Roman" w:hAnsi="Times New Roman" w:cs="Times New Roman"/>
+          <w:sz w:val="24"/>
+          <w:szCs w:val="24"/>
+        </w:rPr>
         <w:t xml:space="preserve"> Az adatbázist manuálisan hoztam létre a </w:t>
       </w:r>
       <w:proofErr w:type="spellStart"/>
       <w:r>
+        <w:rPr>
+          <w:rFonts w:ascii="Times New Roman" w:hAnsi="Times New Roman" w:cs="Times New Roman"/>
+          <w:sz w:val="24"/>
+          <w:szCs w:val="24"/>
+        </w:rPr>
         <w:t>VCSodeban</w:t>
       </w:r>
       <w:proofErr w:type="spellEnd"/>
       <w:r>
+        <w:rPr>
+          <w:rFonts w:ascii="Times New Roman" w:hAnsi="Times New Roman" w:cs="Times New Roman"/>
+          <w:sz w:val="24"/>
+          <w:szCs w:val="24"/>
+        </w:rPr>
         <w:t>. A PHP kód alapja az órán tanultak. Az adatbázishoz való csatlakozáshoz (</w:t>
       </w:r>
       <w:proofErr w:type="spellStart"/>
       <w:r>
+        <w:rPr>
+          <w:rFonts w:ascii="Times New Roman" w:hAnsi="Times New Roman" w:cs="Times New Roman"/>
+          <w:sz w:val="24"/>
+          <w:szCs w:val="24"/>
+        </w:rPr>
         <w:t>db.php</w:t>
       </w:r>
       <w:proofErr w:type="spellEnd"/>
       <w:r>
+        <w:rPr>
+          <w:rFonts w:ascii="Times New Roman" w:hAnsi="Times New Roman" w:cs="Times New Roman"/>
+          <w:sz w:val="24"/>
+          <w:szCs w:val="24"/>
+        </w:rPr>
         <w:t xml:space="preserve">) természetesen nem volt megfelelő az órai kód, mivel tejesen más az XAMPP adatbázishoz csatlakozni, mint az </w:t>
       </w:r>
       <w:proofErr w:type="spellStart"/>
       <w:r>
+        <w:rPr>
+          <w:rFonts w:ascii="Times New Roman" w:hAnsi="Times New Roman" w:cs="Times New Roman"/>
+          <w:sz w:val="24"/>
+          <w:szCs w:val="24"/>
+        </w:rPr>
         <w:t>SQLite-hoz</w:t>
       </w:r>
       <w:proofErr w:type="spellEnd"/>
       <w:r>
+        <w:rPr>
+          <w:rFonts w:ascii="Times New Roman" w:hAnsi="Times New Roman" w:cs="Times New Roman"/>
+          <w:sz w:val="24"/>
+          <w:szCs w:val="24"/>
+        </w:rPr>
         <w:t xml:space="preserve">, így azt, majd ha feltöltjük a tárhelyre, akkor módosítani kell. Először több kiolvasási probléma volt, </w:t>
       </w:r>
       <w:r>
+        <w:rPr>
+          <w:rFonts w:ascii="Times New Roman" w:hAnsi="Times New Roman" w:cs="Times New Roman"/>
+          <w:sz w:val="24"/>
+          <w:szCs w:val="24"/>
+        </w:rPr>
         <w:t>ezért egy rövidebb kóddal próbálkoztunk. Végül, amikor sikerült az adatbázishoz csatlakozni, akkor tértünk át az órán tanult php kódra (</w:t>
       </w:r>
       <w:proofErr w:type="spellStart"/>
       <w:r>
+        <w:rPr>
+          <w:rFonts w:ascii="Times New Roman" w:hAnsi="Times New Roman" w:cs="Times New Roman"/>
+          <w:sz w:val="24"/>
+          <w:szCs w:val="24"/>
+        </w:rPr>
         <w:t>read.php</w:t>
       </w:r>
       <w:proofErr w:type="spellEnd"/>
       <w:r>
+        <w:rPr>
+          <w:rFonts w:ascii="Times New Roman" w:hAnsi="Times New Roman" w:cs="Times New Roman"/>
+          <w:sz w:val="24"/>
+          <w:szCs w:val="24"/>
+        </w:rPr>
         <w:t xml:space="preserve">), és átalakítottuk a saját adatbázisunknak megfelelően. </w:t>
       </w:r>
       <w:r>
+        <w:rPr>
+          <w:rFonts w:ascii="Times New Roman" w:hAnsi="Times New Roman" w:cs="Times New Roman"/>
+          <w:sz w:val="24"/>
+          <w:szCs w:val="24"/>
+        </w:rPr>
         <w:t>Hasonlóan építettük fel a kliensoldali kódot is (</w:t>
       </w:r>
       <w:proofErr w:type="spellStart"/>
       <w:r>
+        <w:rPr>
+          <w:rFonts w:ascii="Times New Roman" w:hAnsi="Times New Roman" w:cs="Times New Roman"/>
+          <w:sz w:val="24"/>
+          <w:szCs w:val="24"/>
+        </w:rPr>
         <w:t>fetchapi</w:t>
       </w:r>
       <w:proofErr w:type="spellEnd"/>
       <w:r>
+        <w:rPr>
+          <w:rFonts w:ascii="Times New Roman" w:hAnsi="Times New Roman" w:cs="Times New Roman"/>
+          <w:sz w:val="24"/>
+          <w:szCs w:val="24"/>
+        </w:rPr>
         <w:t>_</w:t>
       </w:r>
       <w:proofErr w:type="spellStart"/>
       <w:r>
+        <w:rPr>
+          <w:rFonts w:ascii="Times New Roman" w:hAnsi="Times New Roman" w:cs="Times New Roman"/>
+          <w:sz w:val="24"/>
+          <w:szCs w:val="24"/>
+        </w:rPr>
         <w:t>js.js</w:t>
       </w:r>
       <w:proofErr w:type="spellEnd"/>
       <w:r>
+        <w:rPr>
+          <w:rFonts w:ascii="Times New Roman" w:hAnsi="Times New Roman" w:cs="Times New Roman"/>
+          <w:sz w:val="24"/>
+          <w:szCs w:val="24"/>
+        </w:rPr>
         <w:t xml:space="preserve">) és a </w:t>
       </w:r>
       <w:proofErr w:type="spellStart"/>
       <w:r>
+        <w:rPr>
+          <w:rFonts w:ascii="Times New Roman" w:hAnsi="Times New Roman" w:cs="Times New Roman"/>
+          <w:sz w:val="24"/>
+          <w:szCs w:val="24"/>
+        </w:rPr>
         <w:t>html</w:t>
       </w:r>
       <w:proofErr w:type="spellEnd"/>
       <w:r>
+        <w:rPr>
+          <w:rFonts w:ascii="Times New Roman" w:hAnsi="Times New Roman" w:cs="Times New Roman"/>
+          <w:sz w:val="24"/>
+          <w:szCs w:val="24"/>
+        </w:rPr>
         <w:t xml:space="preserve"> oldalt is. A </w:t>
       </w:r>
       <w:proofErr w:type="spellStart"/>
       <w:r>
+        <w:rPr>
+          <w:rFonts w:ascii="Times New Roman" w:hAnsi="Times New Roman" w:cs="Times New Roman"/>
+          <w:sz w:val="24"/>
+          <w:szCs w:val="24"/>
+        </w:rPr>
         <w:t>html</w:t>
       </w:r>
       <w:proofErr w:type="spellEnd"/>
       <w:r>
+        <w:rPr>
+          <w:rFonts w:ascii="Times New Roman" w:hAnsi="Times New Roman" w:cs="Times New Roman"/>
+          <w:sz w:val="24"/>
+          <w:szCs w:val="24"/>
+        </w:rPr>
         <w:t xml:space="preserve"> formázásánál az előre megírt </w:t>
       </w:r>
       <w:proofErr w:type="spellStart"/>
       <w:r>
+        <w:rPr>
+          <w:rFonts w:ascii="Times New Roman" w:hAnsi="Times New Roman" w:cs="Times New Roman"/>
+          <w:sz w:val="24"/>
+          <w:szCs w:val="24"/>
+        </w:rPr>
         <w:t>css</w:t>
       </w:r>
       <w:proofErr w:type="spellEnd"/>
       <w:r>
+        <w:rPr>
+          <w:rFonts w:ascii="Times New Roman" w:hAnsi="Times New Roman" w:cs="Times New Roman"/>
+          <w:sz w:val="24"/>
+          <w:szCs w:val="24"/>
+        </w:rPr>
         <w:t xml:space="preserve"> fájlokat használtuk. </w:t>
       </w:r>
-      <w:bookmarkStart w:id="0" w:name="_GoBack"/>
-      <w:bookmarkEnd w:id="0"/>
+      <w:r>
+        <w:rPr>
+          <w:rFonts w:ascii="Times New Roman" w:hAnsi="Times New Roman" w:cs="Times New Roman"/>
+          <w:sz w:val="24"/>
+          <w:szCs w:val="24"/>
+        </w:rPr>
+        <w:t xml:space="preserve">Ez a weboldalrész a </w:t>
+      </w:r>
+      <w:proofErr w:type="spellStart"/>
+      <w:r>
+        <w:rPr>
+          <w:rFonts w:ascii="Times New Roman" w:hAnsi="Times New Roman" w:cs="Times New Roman"/>
+          <w:sz w:val="24"/>
+          <w:szCs w:val="24"/>
+        </w:rPr>
+        <w:t>localhost</w:t>
+      </w:r>
+      <w:proofErr w:type="spellEnd"/>
+      <w:r>
+        <w:rPr>
+          <w:rFonts w:ascii="Times New Roman" w:hAnsi="Times New Roman" w:cs="Times New Roman"/>
+          <w:sz w:val="24"/>
+          <w:szCs w:val="24"/>
+        </w:rPr>
+        <w:t xml:space="preserve">:8000-es </w:t>
+      </w:r>
+      <w:proofErr w:type="spellStart"/>
+      <w:r>
+        <w:rPr>
+          <w:rFonts w:ascii="Times New Roman" w:hAnsi="Times New Roman" w:cs="Times New Roman"/>
+          <w:sz w:val="24"/>
+          <w:szCs w:val="24"/>
+        </w:rPr>
+        <w:t>porton</w:t>
+      </w:r>
+      <w:proofErr w:type="spellEnd"/>
+      <w:r>
+        <w:rPr>
+          <w:rFonts w:ascii="Times New Roman" w:hAnsi="Times New Roman" w:cs="Times New Roman"/>
+          <w:sz w:val="24"/>
+          <w:szCs w:val="24"/>
+        </w:rPr>
+        <w:t xml:space="preserve"> futott. </w:t>
+      </w:r>
+    </w:p>
+    <w:p>
+      <w:pPr>
+        <w:rPr>
+          <w:rFonts w:ascii="Times New Roman" w:hAnsi="Times New Roman" w:cs="Times New Roman"/>
+          <w:b/>
+          <w:bCs/>
+          <w:sz w:val="24"/>
+          <w:szCs w:val="24"/>
+        </w:rPr>
+      </w:pPr>
+      <w:proofErr w:type="spellStart"/>
+      <w:r>
+        <w:rPr>
+          <w:rFonts w:ascii="Times New Roman" w:hAnsi="Times New Roman" w:cs="Times New Roman"/>
+          <w:b/>
+          <w:bCs/>
+          <w:sz w:val="24"/>
+          <w:szCs w:val="24"/>
+        </w:rPr>
+        <w:t>Axios</w:t>
+      </w:r>
+      <w:proofErr w:type="spellEnd"/>
+      <w:r>
+        <w:rPr>
+          <w:rFonts w:ascii="Times New Roman" w:hAnsi="Times New Roman" w:cs="Times New Roman"/>
+          <w:b/>
+          <w:bCs/>
+          <w:sz w:val="24"/>
+          <w:szCs w:val="24"/>
+        </w:rPr>
+        <w:t xml:space="preserve"> menü</w:t>
+      </w:r>
+    </w:p>
+    <w:p>
+      <w:pPr>
+        <w:rPr>
+          <w:rFonts w:ascii="Times New Roman" w:hAnsi="Times New Roman" w:cs="Times New Roman"/>
+          <w:sz w:val="24"/>
+          <w:szCs w:val="24"/>
+        </w:rPr>
+      </w:pPr>
+      <w:r>
+        <w:rPr>
+          <w:rFonts w:ascii="Times New Roman" w:hAnsi="Times New Roman" w:cs="Times New Roman"/>
+          <w:sz w:val="24"/>
+          <w:szCs w:val="24"/>
+        </w:rPr>
+        <w:t>Ennél a menüpontnál az adatbázis része már lényegében készen volt. Az applikáció megírásához a tanórai kódból indultunk ki. A táblázat és a beviteli mező egységesítése jelentett egy kis kihívást, de sikeresen leküzdöttük.</w:t>
+      </w:r>
+      <w:r>
+        <w:rPr>
+          <w:rFonts w:ascii="Times New Roman" w:hAnsi="Times New Roman" w:cs="Times New Roman"/>
+          <w:sz w:val="24"/>
+          <w:szCs w:val="24"/>
+        </w:rPr>
+        <w:t xml:space="preserve"> Az adatbázist mivel egy mási</w:t>
+      </w:r>
+      <w:r>
+        <w:rPr>
+          <w:rFonts w:ascii="Times New Roman" w:hAnsi="Times New Roman" w:cs="Times New Roman"/>
+          <w:sz w:val="24"/>
+          <w:szCs w:val="24"/>
+        </w:rPr>
+        <w:t xml:space="preserve">k </w:t>
+      </w:r>
+      <w:proofErr w:type="spellStart"/>
+      <w:r>
+        <w:rPr>
+          <w:rFonts w:ascii="Times New Roman" w:hAnsi="Times New Roman" w:cs="Times New Roman"/>
+          <w:sz w:val="24"/>
+          <w:szCs w:val="24"/>
+        </w:rPr>
+        <w:t>po</w:t>
+      </w:r>
+      <w:r>
+        <w:rPr>
+          <w:rFonts w:ascii="Times New Roman" w:hAnsi="Times New Roman" w:cs="Times New Roman"/>
+          <w:sz w:val="24"/>
+          <w:szCs w:val="24"/>
+        </w:rPr>
+        <w:t>r</w:t>
+      </w:r>
+      <w:r>
+        <w:rPr>
+          <w:rFonts w:ascii="Times New Roman" w:hAnsi="Times New Roman" w:cs="Times New Roman"/>
+          <w:sz w:val="24"/>
+          <w:szCs w:val="24"/>
+        </w:rPr>
+        <w:t>t</w:t>
+      </w:r>
+      <w:r>
+        <w:rPr>
+          <w:rFonts w:ascii="Times New Roman" w:hAnsi="Times New Roman" w:cs="Times New Roman"/>
+          <w:sz w:val="24"/>
+          <w:szCs w:val="24"/>
+        </w:rPr>
+        <w:t>on</w:t>
+      </w:r>
+      <w:proofErr w:type="spellEnd"/>
+      <w:r>
+        <w:rPr>
+          <w:rFonts w:ascii="Times New Roman" w:hAnsi="Times New Roman" w:cs="Times New Roman"/>
+          <w:sz w:val="24"/>
+          <w:szCs w:val="24"/>
+        </w:rPr>
+        <w:t xml:space="preserve"> futott (az </w:t>
+      </w:r>
+      <w:r>
+        <w:rPr>
+          <w:rFonts w:ascii="Times New Roman" w:hAnsi="Times New Roman" w:cs="Times New Roman"/>
+          <w:sz w:val="24"/>
+          <w:szCs w:val="24"/>
+        </w:rPr>
+        <w:t xml:space="preserve">én gépemen a </w:t>
+      </w:r>
+      <w:proofErr w:type="spellStart"/>
+      <w:r>
+        <w:rPr>
+          <w:rFonts w:ascii="Times New Roman" w:hAnsi="Times New Roman" w:cs="Times New Roman"/>
+          <w:sz w:val="24"/>
+          <w:szCs w:val="24"/>
+        </w:rPr>
+        <w:t>localhost</w:t>
+      </w:r>
+      <w:proofErr w:type="spellEnd"/>
+      <w:r>
+        <w:rPr>
+          <w:rFonts w:ascii="Times New Roman" w:hAnsi="Times New Roman" w:cs="Times New Roman"/>
+          <w:sz w:val="24"/>
+          <w:szCs w:val="24"/>
+        </w:rPr>
+        <w:t xml:space="preserve">:8000, a </w:t>
+      </w:r>
+      <w:proofErr w:type="spellStart"/>
+      <w:r>
+        <w:rPr>
+          <w:rFonts w:ascii="Times New Roman" w:hAnsi="Times New Roman" w:cs="Times New Roman"/>
+          <w:sz w:val="24"/>
+          <w:szCs w:val="24"/>
+        </w:rPr>
+        <w:t>R</w:t>
+      </w:r>
+      <w:r>
+        <w:rPr>
+          <w:rFonts w:ascii="Times New Roman" w:hAnsi="Times New Roman" w:cs="Times New Roman"/>
+          <w:sz w:val="24"/>
+          <w:szCs w:val="24"/>
+        </w:rPr>
+        <w:t>eact-ot</w:t>
+      </w:r>
+      <w:proofErr w:type="spellEnd"/>
+      <w:r>
+        <w:rPr>
+          <w:rFonts w:ascii="Times New Roman" w:hAnsi="Times New Roman" w:cs="Times New Roman"/>
+          <w:sz w:val="24"/>
+          <w:szCs w:val="24"/>
+        </w:rPr>
+        <w:t xml:space="preserve"> futtató </w:t>
+      </w:r>
+      <w:proofErr w:type="spellStart"/>
+      <w:r>
+        <w:rPr>
+          <w:rFonts w:ascii="Times New Roman" w:hAnsi="Times New Roman" w:cs="Times New Roman"/>
+          <w:sz w:val="24"/>
+          <w:szCs w:val="24"/>
+        </w:rPr>
+        <w:t>npm</w:t>
+      </w:r>
+      <w:proofErr w:type="spellEnd"/>
+      <w:r>
+        <w:rPr>
+          <w:rFonts w:ascii="Times New Roman" w:hAnsi="Times New Roman" w:cs="Times New Roman"/>
+          <w:sz w:val="24"/>
+          <w:szCs w:val="24"/>
+        </w:rPr>
+        <w:t xml:space="preserve"> pedig a </w:t>
+      </w:r>
+      <w:proofErr w:type="spellStart"/>
+      <w:r>
+        <w:rPr>
+          <w:rFonts w:ascii="Times New Roman" w:hAnsi="Times New Roman" w:cs="Times New Roman"/>
+          <w:sz w:val="24"/>
+          <w:szCs w:val="24"/>
+        </w:rPr>
+        <w:t>localhost</w:t>
+      </w:r>
+      <w:proofErr w:type="spellEnd"/>
+      <w:r>
+        <w:rPr>
+          <w:rFonts w:ascii="Times New Roman" w:hAnsi="Times New Roman" w:cs="Times New Roman"/>
+          <w:sz w:val="24"/>
+          <w:szCs w:val="24"/>
+        </w:rPr>
+        <w:t>:5173</w:t>
+      </w:r>
+      <w:r>
+        <w:rPr>
+          <w:rFonts w:ascii="Times New Roman" w:hAnsi="Times New Roman" w:cs="Times New Roman"/>
+          <w:sz w:val="24"/>
+          <w:szCs w:val="24"/>
+        </w:rPr>
+        <w:t xml:space="preserve"> </w:t>
+      </w:r>
+      <w:proofErr w:type="spellStart"/>
+      <w:r>
+        <w:rPr>
+          <w:rFonts w:ascii="Times New Roman" w:hAnsi="Times New Roman" w:cs="Times New Roman"/>
+          <w:sz w:val="24"/>
+          <w:szCs w:val="24"/>
+        </w:rPr>
+        <w:t>porton</w:t>
+      </w:r>
+      <w:proofErr w:type="spellEnd"/>
+      <w:r>
+        <w:rPr>
+          <w:rFonts w:ascii="Times New Roman" w:hAnsi="Times New Roman" w:cs="Times New Roman"/>
+          <w:sz w:val="24"/>
+          <w:szCs w:val="24"/>
+        </w:rPr>
+        <w:t>)</w:t>
+      </w:r>
+      <w:r>
+        <w:rPr>
+          <w:rFonts w:ascii="Times New Roman" w:hAnsi="Times New Roman" w:cs="Times New Roman"/>
+          <w:sz w:val="24"/>
+          <w:szCs w:val="24"/>
+        </w:rPr>
+        <w:t xml:space="preserve"> ezért néhány módosítást kellett </w:t>
+      </w:r>
+      <w:r>
+        <w:rPr>
+          <w:rFonts w:ascii="Times New Roman" w:hAnsi="Times New Roman" w:cs="Times New Roman"/>
+          <w:sz w:val="24"/>
+          <w:szCs w:val="24"/>
+        </w:rPr>
+        <w:t>elvégezni</w:t>
+      </w:r>
+      <w:r>
+        <w:rPr>
+          <w:rFonts w:ascii="Times New Roman" w:hAnsi="Times New Roman" w:cs="Times New Roman"/>
+          <w:sz w:val="24"/>
+          <w:szCs w:val="24"/>
+        </w:rPr>
+        <w:t xml:space="preserve"> a kódban, hogy a</w:t>
+      </w:r>
+      <w:r>
+        <w:rPr>
+          <w:rFonts w:ascii="Times New Roman" w:hAnsi="Times New Roman" w:cs="Times New Roman"/>
+          <w:sz w:val="24"/>
+          <w:szCs w:val="24"/>
+        </w:rPr>
+        <w:t xml:space="preserve"> teszt működjön. M</w:t>
+      </w:r>
+      <w:r>
+        <w:rPr>
+          <w:rFonts w:ascii="Times New Roman" w:hAnsi="Times New Roman" w:cs="Times New Roman"/>
+          <w:sz w:val="24"/>
+          <w:szCs w:val="24"/>
+        </w:rPr>
+        <w:t xml:space="preserve">ivel eleinte beleestünk abba a hibába, hogy erre nem figyeltünk, és nem </w:t>
+      </w:r>
+      <w:r>
+        <w:rPr>
+          <w:rFonts w:ascii="Times New Roman" w:hAnsi="Times New Roman" w:cs="Times New Roman"/>
+          <w:sz w:val="24"/>
+          <w:szCs w:val="24"/>
+        </w:rPr>
+        <w:t>érettük</w:t>
+      </w:r>
+      <w:r>
+        <w:rPr>
+          <w:rFonts w:ascii="Times New Roman" w:hAnsi="Times New Roman" w:cs="Times New Roman"/>
+          <w:sz w:val="24"/>
+          <w:szCs w:val="24"/>
+        </w:rPr>
+        <w:t xml:space="preserve"> hirtelen miért van az, hogy vagy az adatbá</w:t>
+      </w:r>
+      <w:r>
+        <w:rPr>
+          <w:rFonts w:ascii="Times New Roman" w:hAnsi="Times New Roman" w:cs="Times New Roman"/>
+          <w:sz w:val="24"/>
+          <w:szCs w:val="24"/>
+        </w:rPr>
+        <w:t xml:space="preserve">zist nem látjuk, vagy a </w:t>
+      </w:r>
+      <w:proofErr w:type="spellStart"/>
+      <w:r>
+        <w:rPr>
+          <w:rFonts w:ascii="Times New Roman" w:hAnsi="Times New Roman" w:cs="Times New Roman"/>
+          <w:sz w:val="24"/>
+          <w:szCs w:val="24"/>
+        </w:rPr>
+        <w:t>React</w:t>
+      </w:r>
+      <w:proofErr w:type="spellEnd"/>
+      <w:r>
+        <w:rPr>
+          <w:rFonts w:ascii="Times New Roman" w:hAnsi="Times New Roman" w:cs="Times New Roman"/>
+          <w:sz w:val="24"/>
+          <w:szCs w:val="24"/>
+        </w:rPr>
+        <w:t xml:space="preserve"> nem akart működni, ahogyan a mellékelt ábra mutatja:</w:t>
+      </w:r>
+    </w:p>
+    <w:p>
+      <w:pPr>
+        <w:rPr>
+          <w:rFonts w:ascii="Times New Roman" w:hAnsi="Times New Roman" w:cs="Times New Roman"/>
+          <w:sz w:val="24"/>
+          <w:szCs w:val="24"/>
+        </w:rPr>
+      </w:pPr>
+    </w:p>
+    <w:p>
+      <w:pPr>
+        <w:rPr>
+          <w:rFonts w:ascii="Times New Roman" w:hAnsi="Times New Roman" w:cs="Times New Roman"/>
+          <w:sz w:val="24"/>
+          <w:szCs w:val="24"/>
+        </w:rPr>
+      </w:pPr>
+      <w:r>
+        <w:rPr>
+          <w:rFonts w:ascii="Times New Roman" w:hAnsi="Times New Roman" w:cs="Times New Roman"/>
+          <w:sz w:val="24"/>
+          <w:szCs w:val="24"/>
+        </w:rPr>
+        <w:lastRenderedPageBreak/>
+        <w:drawing>
+          <wp:inline distT="0" distB="0" distL="0" distR="0" wp14:anchorId="2633D281" wp14:editId="616E07C0">
+            <wp:extent cx="5760720" cy="3314700"/>
+            <wp:effectExtent l="0" t="0" r="0" b="0"/>
+            <wp:docPr id="2" name="Kép 2"/>
+            <wp:cNvGraphicFramePr>
+              <a:graphicFrameLocks xmlns:a="http://schemas.openxmlformats.org/drawingml/2006/main" noChangeAspect="1"/>
+            </wp:cNvGraphicFramePr>
+            <a:graphic xmlns:a="http://schemas.openxmlformats.org/drawingml/2006/main">
+              <a:graphicData uri="http://schemas.openxmlformats.org/drawingml/2006/picture">
+                <pic:pic xmlns:pic="http://schemas.openxmlformats.org/drawingml/2006/picture">
+                  <pic:nvPicPr>
+                    <pic:cNvPr id="1" name=""/>
+                    <pic:cNvPicPr/>
+                  </pic:nvPicPr>
+                  <pic:blipFill>
+                    <a:blip r:embed="rId6"/>
+                    <a:stretch>
+                      <a:fillRect/>
+                    </a:stretch>
+                  </pic:blipFill>
+                  <pic:spPr>
+                    <a:xfrm>
+                      <a:off x="0" y="0"/>
+                      <a:ext cx="5760720" cy="3314700"/>
+                    </a:xfrm>
+                    <a:prstGeom prst="rect">
+                      <a:avLst/>
+                    </a:prstGeom>
+                  </pic:spPr>
+                </pic:pic>
+              </a:graphicData>
+            </a:graphic>
+          </wp:inline>
+        </w:drawing>
+      </w:r>
+    </w:p>
+    <w:p>
+      <w:pPr>
+        <w:rPr>
+          <w:rFonts w:ascii="Times New Roman" w:hAnsi="Times New Roman" w:cs="Times New Roman"/>
+          <w:sz w:val="24"/>
+          <w:szCs w:val="24"/>
+        </w:rPr>
+      </w:pPr>
+      <w:r>
+        <w:rPr>
+          <w:rFonts w:ascii="Times New Roman" w:hAnsi="Times New Roman" w:cs="Times New Roman"/>
+          <w:sz w:val="24"/>
+          <w:szCs w:val="24"/>
+        </w:rPr>
+        <w:t xml:space="preserve"> Ezt úgy oldottuk meg, hogy a </w:t>
+      </w:r>
+      <w:proofErr w:type="spellStart"/>
+      <w:r>
+        <w:rPr>
+          <w:rFonts w:ascii="Times New Roman" w:hAnsi="Times New Roman" w:cs="Times New Roman"/>
+          <w:sz w:val="24"/>
+          <w:szCs w:val="24"/>
+        </w:rPr>
+        <w:t>read.php</w:t>
+      </w:r>
+      <w:proofErr w:type="spellEnd"/>
+      <w:r>
+        <w:rPr>
+          <w:rFonts w:ascii="Times New Roman" w:hAnsi="Times New Roman" w:cs="Times New Roman"/>
+          <w:sz w:val="24"/>
+          <w:szCs w:val="24"/>
+        </w:rPr>
+        <w:t xml:space="preserve"> </w:t>
+      </w:r>
+      <w:r>
+        <w:rPr>
+          <w:rFonts w:ascii="Times New Roman" w:hAnsi="Times New Roman" w:cs="Times New Roman"/>
+          <w:sz w:val="24"/>
+          <w:szCs w:val="24"/>
+        </w:rPr>
+        <w:t>fájlhoz</w:t>
+      </w:r>
+      <w:r>
+        <w:rPr>
+          <w:rFonts w:ascii="Times New Roman" w:hAnsi="Times New Roman" w:cs="Times New Roman"/>
+          <w:sz w:val="24"/>
+          <w:szCs w:val="24"/>
+        </w:rPr>
+        <w:t xml:space="preserve"> az alábbi módosításokat adtuk hozzá, hogy engedélyezzük a hozzáférést:</w:t>
+      </w:r>
+    </w:p>
+    <w:p>
+      <w:pPr>
+        <w:shd w:val="clear" w:color="auto" w:fill="FFFFFF"/>
+        <w:spacing w:after="0" w:line="285" w:lineRule="atLeast"/>
+        <w:rPr>
+          <w:rFonts w:ascii="Times New Roman" w:eastAsia="Times New Roman" w:hAnsi="Times New Roman" w:cs="Times New Roman"/>
+          <w:color w:val="202020"/>
+          <w:sz w:val="24"/>
+          <w:szCs w:val="24"/>
+          <w:lang w:eastAsia="hu-HU"/>
+        </w:rPr>
+      </w:pPr>
+      <w:proofErr w:type="spellStart"/>
+      <w:proofErr w:type="gramStart"/>
+      <w:r>
+        <w:rPr>
+          <w:rFonts w:ascii="Times New Roman" w:eastAsia="Times New Roman" w:hAnsi="Times New Roman" w:cs="Times New Roman"/>
+          <w:color w:val="795E26"/>
+          <w:sz w:val="24"/>
+          <w:szCs w:val="24"/>
+          <w:lang w:eastAsia="hu-HU"/>
+        </w:rPr>
+        <w:t>header</w:t>
+      </w:r>
+      <w:proofErr w:type="spellEnd"/>
+      <w:r>
+        <w:rPr>
+          <w:rFonts w:ascii="Times New Roman" w:eastAsia="Times New Roman" w:hAnsi="Times New Roman" w:cs="Times New Roman"/>
+          <w:color w:val="000000"/>
+          <w:sz w:val="24"/>
+          <w:szCs w:val="24"/>
+          <w:lang w:eastAsia="hu-HU"/>
+        </w:rPr>
+        <w:t>(</w:t>
+      </w:r>
+      <w:proofErr w:type="gramEnd"/>
+      <w:r>
+        <w:rPr>
+          <w:rFonts w:ascii="Times New Roman" w:eastAsia="Times New Roman" w:hAnsi="Times New Roman" w:cs="Times New Roman"/>
+          <w:color w:val="0A3069"/>
+          <w:sz w:val="24"/>
+          <w:szCs w:val="24"/>
+          <w:lang w:eastAsia="hu-HU"/>
+        </w:rPr>
+        <w:t>"</w:t>
+      </w:r>
+      <w:proofErr w:type="spellStart"/>
+      <w:r>
+        <w:rPr>
+          <w:rFonts w:ascii="Times New Roman" w:eastAsia="Times New Roman" w:hAnsi="Times New Roman" w:cs="Times New Roman"/>
+          <w:color w:val="0A3069"/>
+          <w:sz w:val="24"/>
+          <w:szCs w:val="24"/>
+          <w:lang w:eastAsia="hu-HU"/>
+        </w:rPr>
+        <w:t>Content-Type</w:t>
+      </w:r>
+      <w:proofErr w:type="spellEnd"/>
+      <w:r>
+        <w:rPr>
+          <w:rFonts w:ascii="Times New Roman" w:eastAsia="Times New Roman" w:hAnsi="Times New Roman" w:cs="Times New Roman"/>
+          <w:color w:val="0A3069"/>
+          <w:sz w:val="24"/>
+          <w:szCs w:val="24"/>
+          <w:lang w:eastAsia="hu-HU"/>
+        </w:rPr>
+        <w:t xml:space="preserve">: </w:t>
+      </w:r>
+      <w:proofErr w:type="spellStart"/>
+      <w:r>
+        <w:rPr>
+          <w:rFonts w:ascii="Times New Roman" w:eastAsia="Times New Roman" w:hAnsi="Times New Roman" w:cs="Times New Roman"/>
+          <w:color w:val="0A3069"/>
+          <w:sz w:val="24"/>
+          <w:szCs w:val="24"/>
+          <w:lang w:eastAsia="hu-HU"/>
+        </w:rPr>
+        <w:t>application</w:t>
+      </w:r>
+      <w:proofErr w:type="spellEnd"/>
+      <w:r>
+        <w:rPr>
+          <w:rFonts w:ascii="Times New Roman" w:eastAsia="Times New Roman" w:hAnsi="Times New Roman" w:cs="Times New Roman"/>
+          <w:color w:val="0A3069"/>
+          <w:sz w:val="24"/>
+          <w:szCs w:val="24"/>
+          <w:lang w:eastAsia="hu-HU"/>
+        </w:rPr>
+        <w:t>/</w:t>
+      </w:r>
+      <w:proofErr w:type="spellStart"/>
+      <w:r>
+        <w:rPr>
+          <w:rFonts w:ascii="Times New Roman" w:eastAsia="Times New Roman" w:hAnsi="Times New Roman" w:cs="Times New Roman"/>
+          <w:color w:val="0A3069"/>
+          <w:sz w:val="24"/>
+          <w:szCs w:val="24"/>
+          <w:lang w:eastAsia="hu-HU"/>
+        </w:rPr>
+        <w:t>json</w:t>
+      </w:r>
+      <w:proofErr w:type="spellEnd"/>
+      <w:r>
+        <w:rPr>
+          <w:rFonts w:ascii="Times New Roman" w:eastAsia="Times New Roman" w:hAnsi="Times New Roman" w:cs="Times New Roman"/>
+          <w:color w:val="0A3069"/>
+          <w:sz w:val="24"/>
+          <w:szCs w:val="24"/>
+          <w:lang w:eastAsia="hu-HU"/>
+        </w:rPr>
+        <w:t>"</w:t>
+      </w:r>
+      <w:r>
+        <w:rPr>
+          <w:rFonts w:ascii="Times New Roman" w:eastAsia="Times New Roman" w:hAnsi="Times New Roman" w:cs="Times New Roman"/>
+          <w:color w:val="000000"/>
+          <w:sz w:val="24"/>
+          <w:szCs w:val="24"/>
+          <w:lang w:eastAsia="hu-HU"/>
+        </w:rPr>
+        <w:t xml:space="preserve">); </w:t>
+      </w:r>
+    </w:p>
+    <w:p>
+      <w:pPr>
+        <w:shd w:val="clear" w:color="auto" w:fill="FFFFFF"/>
+        <w:spacing w:after="0" w:line="285" w:lineRule="atLeast"/>
+        <w:rPr>
+          <w:rFonts w:ascii="Times New Roman" w:eastAsia="Times New Roman" w:hAnsi="Times New Roman" w:cs="Times New Roman"/>
+          <w:color w:val="202020"/>
+          <w:sz w:val="24"/>
+          <w:szCs w:val="24"/>
+          <w:lang w:eastAsia="hu-HU"/>
+        </w:rPr>
+      </w:pPr>
+      <w:proofErr w:type="spellStart"/>
+      <w:proofErr w:type="gramStart"/>
+      <w:r>
+        <w:rPr>
+          <w:rFonts w:ascii="Times New Roman" w:eastAsia="Times New Roman" w:hAnsi="Times New Roman" w:cs="Times New Roman"/>
+          <w:color w:val="795E26"/>
+          <w:sz w:val="24"/>
+          <w:szCs w:val="24"/>
+          <w:lang w:eastAsia="hu-HU"/>
+        </w:rPr>
+        <w:t>header</w:t>
+      </w:r>
+      <w:proofErr w:type="spellEnd"/>
+      <w:r>
+        <w:rPr>
+          <w:rFonts w:ascii="Times New Roman" w:eastAsia="Times New Roman" w:hAnsi="Times New Roman" w:cs="Times New Roman"/>
+          <w:color w:val="000000"/>
+          <w:sz w:val="24"/>
+          <w:szCs w:val="24"/>
+          <w:lang w:eastAsia="hu-HU"/>
+        </w:rPr>
+        <w:t>(</w:t>
+      </w:r>
+      <w:proofErr w:type="gramEnd"/>
+      <w:r>
+        <w:rPr>
+          <w:rFonts w:ascii="Times New Roman" w:eastAsia="Times New Roman" w:hAnsi="Times New Roman" w:cs="Times New Roman"/>
+          <w:color w:val="0A3069"/>
+          <w:sz w:val="24"/>
+          <w:szCs w:val="24"/>
+          <w:lang w:eastAsia="hu-HU"/>
+        </w:rPr>
+        <w:t>"</w:t>
+      </w:r>
+      <w:proofErr w:type="spellStart"/>
+      <w:r>
+        <w:rPr>
+          <w:rFonts w:ascii="Times New Roman" w:eastAsia="Times New Roman" w:hAnsi="Times New Roman" w:cs="Times New Roman"/>
+          <w:color w:val="0A3069"/>
+          <w:sz w:val="24"/>
+          <w:szCs w:val="24"/>
+          <w:lang w:eastAsia="hu-HU"/>
+        </w:rPr>
+        <w:t>Access-Control-Allow-Origin</w:t>
+      </w:r>
+      <w:proofErr w:type="spellEnd"/>
+      <w:r>
+        <w:rPr>
+          <w:rFonts w:ascii="Times New Roman" w:eastAsia="Times New Roman" w:hAnsi="Times New Roman" w:cs="Times New Roman"/>
+          <w:color w:val="0A3069"/>
+          <w:sz w:val="24"/>
+          <w:szCs w:val="24"/>
+          <w:lang w:eastAsia="hu-HU"/>
+        </w:rPr>
+        <w:t>: *"</w:t>
+      </w:r>
+      <w:r>
+        <w:rPr>
+          <w:rFonts w:ascii="Times New Roman" w:eastAsia="Times New Roman" w:hAnsi="Times New Roman" w:cs="Times New Roman"/>
+          <w:color w:val="000000"/>
+          <w:sz w:val="24"/>
+          <w:szCs w:val="24"/>
+          <w:lang w:eastAsia="hu-HU"/>
+        </w:rPr>
+        <w:t>);</w:t>
+      </w:r>
+    </w:p>
+    <w:p>
+      <w:pPr>
+        <w:shd w:val="clear" w:color="auto" w:fill="FFFFFF"/>
+        <w:spacing w:after="0" w:line="285" w:lineRule="atLeast"/>
+        <w:rPr>
+          <w:rFonts w:ascii="Times New Roman" w:eastAsia="Times New Roman" w:hAnsi="Times New Roman" w:cs="Times New Roman"/>
+          <w:color w:val="202020"/>
+          <w:sz w:val="24"/>
+          <w:szCs w:val="24"/>
+          <w:lang w:eastAsia="hu-HU"/>
+        </w:rPr>
+      </w:pPr>
+      <w:proofErr w:type="spellStart"/>
+      <w:proofErr w:type="gramStart"/>
+      <w:r>
+        <w:rPr>
+          <w:rFonts w:ascii="Times New Roman" w:eastAsia="Times New Roman" w:hAnsi="Times New Roman" w:cs="Times New Roman"/>
+          <w:color w:val="795E26"/>
+          <w:sz w:val="24"/>
+          <w:szCs w:val="24"/>
+          <w:lang w:eastAsia="hu-HU"/>
+        </w:rPr>
+        <w:t>header</w:t>
+      </w:r>
+      <w:proofErr w:type="spellEnd"/>
+      <w:r>
+        <w:rPr>
+          <w:rFonts w:ascii="Times New Roman" w:eastAsia="Times New Roman" w:hAnsi="Times New Roman" w:cs="Times New Roman"/>
+          <w:color w:val="000000"/>
+          <w:sz w:val="24"/>
+          <w:szCs w:val="24"/>
+          <w:lang w:eastAsia="hu-HU"/>
+        </w:rPr>
+        <w:t>(</w:t>
+      </w:r>
+      <w:proofErr w:type="gramEnd"/>
+      <w:r>
+        <w:rPr>
+          <w:rFonts w:ascii="Times New Roman" w:eastAsia="Times New Roman" w:hAnsi="Times New Roman" w:cs="Times New Roman"/>
+          <w:color w:val="0A3069"/>
+          <w:sz w:val="24"/>
+          <w:szCs w:val="24"/>
+          <w:lang w:eastAsia="hu-HU"/>
+        </w:rPr>
+        <w:t>"</w:t>
+      </w:r>
+      <w:proofErr w:type="spellStart"/>
+      <w:r>
+        <w:rPr>
+          <w:rFonts w:ascii="Times New Roman" w:eastAsia="Times New Roman" w:hAnsi="Times New Roman" w:cs="Times New Roman"/>
+          <w:color w:val="0A3069"/>
+          <w:sz w:val="24"/>
+          <w:szCs w:val="24"/>
+          <w:lang w:eastAsia="hu-HU"/>
+        </w:rPr>
+        <w:t>Access-Control-Allow-Methods</w:t>
+      </w:r>
+      <w:proofErr w:type="spellEnd"/>
+      <w:r>
+        <w:rPr>
+          <w:rFonts w:ascii="Times New Roman" w:eastAsia="Times New Roman" w:hAnsi="Times New Roman" w:cs="Times New Roman"/>
+          <w:color w:val="0A3069"/>
+          <w:sz w:val="24"/>
+          <w:szCs w:val="24"/>
+          <w:lang w:eastAsia="hu-HU"/>
+        </w:rPr>
+        <w:t>: GET, POST, PUT, DELETE, OPTIONS"</w:t>
+      </w:r>
+      <w:r>
+        <w:rPr>
+          <w:rFonts w:ascii="Times New Roman" w:eastAsia="Times New Roman" w:hAnsi="Times New Roman" w:cs="Times New Roman"/>
+          <w:color w:val="000000"/>
+          <w:sz w:val="24"/>
+          <w:szCs w:val="24"/>
+          <w:lang w:eastAsia="hu-HU"/>
+        </w:rPr>
+        <w:t>);</w:t>
+      </w:r>
+    </w:p>
+    <w:p>
+      <w:pPr>
+        <w:shd w:val="clear" w:color="auto" w:fill="FFFFFF"/>
+        <w:spacing w:after="0" w:line="285" w:lineRule="atLeast"/>
+        <w:rPr>
+          <w:rFonts w:ascii="Times New Roman" w:eastAsia="Times New Roman" w:hAnsi="Times New Roman" w:cs="Times New Roman"/>
+          <w:color w:val="202020"/>
+          <w:sz w:val="24"/>
+          <w:szCs w:val="24"/>
+          <w:lang w:eastAsia="hu-HU"/>
+        </w:rPr>
+      </w:pPr>
+      <w:proofErr w:type="spellStart"/>
+      <w:proofErr w:type="gramStart"/>
+      <w:r>
+        <w:rPr>
+          <w:rFonts w:ascii="Times New Roman" w:eastAsia="Times New Roman" w:hAnsi="Times New Roman" w:cs="Times New Roman"/>
+          <w:color w:val="795E26"/>
+          <w:sz w:val="24"/>
+          <w:szCs w:val="24"/>
+          <w:lang w:eastAsia="hu-HU"/>
+        </w:rPr>
+        <w:t>header</w:t>
+      </w:r>
+      <w:proofErr w:type="spellEnd"/>
+      <w:r>
+        <w:rPr>
+          <w:rFonts w:ascii="Times New Roman" w:eastAsia="Times New Roman" w:hAnsi="Times New Roman" w:cs="Times New Roman"/>
+          <w:color w:val="000000"/>
+          <w:sz w:val="24"/>
+          <w:szCs w:val="24"/>
+          <w:lang w:eastAsia="hu-HU"/>
+        </w:rPr>
+        <w:t>(</w:t>
+      </w:r>
+      <w:proofErr w:type="gramEnd"/>
+      <w:r>
+        <w:rPr>
+          <w:rFonts w:ascii="Times New Roman" w:eastAsia="Times New Roman" w:hAnsi="Times New Roman" w:cs="Times New Roman"/>
+          <w:color w:val="0A3069"/>
+          <w:sz w:val="24"/>
+          <w:szCs w:val="24"/>
+          <w:lang w:eastAsia="hu-HU"/>
+        </w:rPr>
+        <w:t>"</w:t>
+      </w:r>
+      <w:proofErr w:type="spellStart"/>
+      <w:r>
+        <w:rPr>
+          <w:rFonts w:ascii="Times New Roman" w:eastAsia="Times New Roman" w:hAnsi="Times New Roman" w:cs="Times New Roman"/>
+          <w:color w:val="0A3069"/>
+          <w:sz w:val="24"/>
+          <w:szCs w:val="24"/>
+          <w:lang w:eastAsia="hu-HU"/>
+        </w:rPr>
+        <w:t>Access-Control-Allow-Headers</w:t>
+      </w:r>
+      <w:proofErr w:type="spellEnd"/>
+      <w:r>
+        <w:rPr>
+          <w:rFonts w:ascii="Times New Roman" w:eastAsia="Times New Roman" w:hAnsi="Times New Roman" w:cs="Times New Roman"/>
+          <w:color w:val="0A3069"/>
+          <w:sz w:val="24"/>
+          <w:szCs w:val="24"/>
+          <w:lang w:eastAsia="hu-HU"/>
+        </w:rPr>
+        <w:t xml:space="preserve">: </w:t>
+      </w:r>
+      <w:proofErr w:type="spellStart"/>
+      <w:r>
+        <w:rPr>
+          <w:rFonts w:ascii="Times New Roman" w:eastAsia="Times New Roman" w:hAnsi="Times New Roman" w:cs="Times New Roman"/>
+          <w:color w:val="0A3069"/>
+          <w:sz w:val="24"/>
+          <w:szCs w:val="24"/>
+          <w:lang w:eastAsia="hu-HU"/>
+        </w:rPr>
+        <w:t>Content-Type</w:t>
+      </w:r>
+      <w:proofErr w:type="spellEnd"/>
+      <w:r>
+        <w:rPr>
+          <w:rFonts w:ascii="Times New Roman" w:eastAsia="Times New Roman" w:hAnsi="Times New Roman" w:cs="Times New Roman"/>
+          <w:color w:val="0A3069"/>
+          <w:sz w:val="24"/>
+          <w:szCs w:val="24"/>
+          <w:lang w:eastAsia="hu-HU"/>
+        </w:rPr>
+        <w:t>"</w:t>
+      </w:r>
+      <w:r>
+        <w:rPr>
+          <w:rFonts w:ascii="Times New Roman" w:eastAsia="Times New Roman" w:hAnsi="Times New Roman" w:cs="Times New Roman"/>
+          <w:color w:val="000000"/>
+          <w:sz w:val="24"/>
+          <w:szCs w:val="24"/>
+          <w:lang w:eastAsia="hu-HU"/>
+        </w:rPr>
+        <w:t>);</w:t>
+      </w:r>
+    </w:p>
+    <w:p>
+      <w:pPr>
+        <w:rPr>
+          <w:rFonts w:ascii="Times New Roman" w:hAnsi="Times New Roman" w:cs="Times New Roman"/>
+          <w:sz w:val="24"/>
+          <w:szCs w:val="24"/>
+        </w:rPr>
+      </w:pPr>
+    </w:p>
+    <w:p>
+      <w:pPr>
+        <w:rPr>
+          <w:rFonts w:ascii="Times New Roman" w:hAnsi="Times New Roman" w:cs="Times New Roman"/>
+          <w:sz w:val="24"/>
+          <w:szCs w:val="24"/>
+        </w:rPr>
+      </w:pPr>
+      <w:r>
+        <w:rPr>
+          <w:rFonts w:ascii="Times New Roman" w:hAnsi="Times New Roman" w:cs="Times New Roman"/>
+          <w:sz w:val="24"/>
+          <w:szCs w:val="24"/>
+        </w:rPr>
+        <w:t xml:space="preserve">Illetve az </w:t>
+      </w:r>
+      <w:proofErr w:type="spellStart"/>
+      <w:r>
+        <w:rPr>
+          <w:rFonts w:ascii="Times New Roman" w:hAnsi="Times New Roman" w:cs="Times New Roman"/>
+          <w:sz w:val="24"/>
+          <w:szCs w:val="24"/>
+        </w:rPr>
+        <w:t>axios.jsx</w:t>
+      </w:r>
+      <w:proofErr w:type="spellEnd"/>
+      <w:r>
+        <w:rPr>
+          <w:rFonts w:ascii="Times New Roman" w:hAnsi="Times New Roman" w:cs="Times New Roman"/>
+          <w:sz w:val="24"/>
+          <w:szCs w:val="24"/>
+        </w:rPr>
+        <w:t xml:space="preserve"> fájlhoz a következőt pontosítottuk, hogy tudja, hogy melyik </w:t>
+      </w:r>
+      <w:proofErr w:type="spellStart"/>
+      <w:r>
+        <w:rPr>
+          <w:rFonts w:ascii="Times New Roman" w:hAnsi="Times New Roman" w:cs="Times New Roman"/>
+          <w:sz w:val="24"/>
+          <w:szCs w:val="24"/>
+        </w:rPr>
+        <w:t>porton</w:t>
+      </w:r>
+      <w:proofErr w:type="spellEnd"/>
+      <w:r>
+        <w:rPr>
+          <w:rFonts w:ascii="Times New Roman" w:hAnsi="Times New Roman" w:cs="Times New Roman"/>
+          <w:sz w:val="24"/>
+          <w:szCs w:val="24"/>
+        </w:rPr>
+        <w:t xml:space="preserve"> keresztül kell értelmeznie a php fájl-t:</w:t>
+      </w:r>
+    </w:p>
+    <w:p>
+      <w:pPr>
+        <w:shd w:val="clear" w:color="auto" w:fill="FFFFFF"/>
+        <w:spacing w:after="0" w:line="285" w:lineRule="atLeast"/>
+        <w:rPr>
+          <w:rFonts w:ascii="Times New Roman" w:eastAsia="Times New Roman" w:hAnsi="Times New Roman" w:cs="Times New Roman"/>
+          <w:color w:val="202020"/>
+          <w:sz w:val="24"/>
+          <w:szCs w:val="24"/>
+          <w:lang w:eastAsia="hu-HU"/>
+        </w:rPr>
+      </w:pPr>
+      <w:proofErr w:type="spellStart"/>
+      <w:r>
+        <w:rPr>
+          <w:rFonts w:ascii="Times New Roman" w:eastAsia="Times New Roman" w:hAnsi="Times New Roman" w:cs="Times New Roman"/>
+          <w:color w:val="CF222E"/>
+          <w:sz w:val="24"/>
+          <w:szCs w:val="24"/>
+          <w:lang w:eastAsia="hu-HU"/>
+        </w:rPr>
+        <w:t>const</w:t>
+      </w:r>
+      <w:proofErr w:type="spellEnd"/>
+      <w:r>
+        <w:rPr>
+          <w:rFonts w:ascii="Times New Roman" w:eastAsia="Times New Roman" w:hAnsi="Times New Roman" w:cs="Times New Roman"/>
+          <w:color w:val="1F2328"/>
+          <w:sz w:val="24"/>
+          <w:szCs w:val="24"/>
+          <w:lang w:eastAsia="hu-HU"/>
+        </w:rPr>
+        <w:t xml:space="preserve"> </w:t>
+      </w:r>
+      <w:r>
+        <w:rPr>
+          <w:rFonts w:ascii="Times New Roman" w:eastAsia="Times New Roman" w:hAnsi="Times New Roman" w:cs="Times New Roman"/>
+          <w:color w:val="0550AE"/>
+          <w:sz w:val="24"/>
+          <w:szCs w:val="24"/>
+          <w:lang w:eastAsia="hu-HU"/>
+        </w:rPr>
+        <w:t>API_URL</w:t>
+      </w:r>
+      <w:r>
+        <w:rPr>
+          <w:rFonts w:ascii="Times New Roman" w:eastAsia="Times New Roman" w:hAnsi="Times New Roman" w:cs="Times New Roman"/>
+          <w:color w:val="1F2328"/>
+          <w:sz w:val="24"/>
+          <w:szCs w:val="24"/>
+          <w:lang w:eastAsia="hu-HU"/>
+        </w:rPr>
+        <w:t xml:space="preserve"> </w:t>
+      </w:r>
+      <w:r>
+        <w:rPr>
+          <w:rFonts w:ascii="Times New Roman" w:eastAsia="Times New Roman" w:hAnsi="Times New Roman" w:cs="Times New Roman"/>
+          <w:color w:val="000000"/>
+          <w:sz w:val="24"/>
+          <w:szCs w:val="24"/>
+          <w:lang w:eastAsia="hu-HU"/>
+        </w:rPr>
+        <w:t>=</w:t>
+      </w:r>
+      <w:r>
+        <w:rPr>
+          <w:rFonts w:ascii="Times New Roman" w:eastAsia="Times New Roman" w:hAnsi="Times New Roman" w:cs="Times New Roman"/>
+          <w:color w:val="1F2328"/>
+          <w:sz w:val="24"/>
+          <w:szCs w:val="24"/>
+          <w:lang w:eastAsia="hu-HU"/>
+        </w:rPr>
+        <w:t xml:space="preserve"> </w:t>
+      </w:r>
+      <w:r>
+        <w:rPr>
+          <w:rFonts w:ascii="Times New Roman" w:eastAsia="Times New Roman" w:hAnsi="Times New Roman" w:cs="Times New Roman"/>
+          <w:color w:val="0A3069"/>
+          <w:sz w:val="24"/>
+          <w:szCs w:val="24"/>
+          <w:lang w:eastAsia="hu-HU"/>
+        </w:rPr>
+        <w:t>"http://localhost:8000/read.php"</w:t>
+      </w:r>
+      <w:r>
+        <w:rPr>
+          <w:rFonts w:ascii="Times New Roman" w:eastAsia="Times New Roman" w:hAnsi="Times New Roman" w:cs="Times New Roman"/>
+          <w:color w:val="1F2328"/>
+          <w:sz w:val="24"/>
+          <w:szCs w:val="24"/>
+          <w:lang w:eastAsia="hu-HU"/>
+        </w:rPr>
+        <w:t>;</w:t>
+      </w:r>
+    </w:p>
+    <w:p>
+      <w:pPr>
+        <w:rPr>
+          <w:rFonts w:ascii="Times New Roman" w:hAnsi="Times New Roman" w:cs="Times New Roman"/>
+          <w:sz w:val="24"/>
+          <w:szCs w:val="24"/>
+        </w:rPr>
+      </w:pPr>
+    </w:p>
+    <w:p>
+      <w:pPr>
+        <w:shd w:val="clear" w:color="auto" w:fill="FFFFFF"/>
+        <w:spacing w:line="285" w:lineRule="atLeast"/>
+        <w:rPr>
+          <w:rFonts w:ascii="Times New Roman" w:hAnsi="Times New Roman" w:cs="Times New Roman"/>
+          <w:sz w:val="24"/>
+          <w:szCs w:val="24"/>
+        </w:rPr>
+      </w:pPr>
+      <w:r>
+        <w:rPr>
+          <w:rFonts w:ascii="Times New Roman" w:hAnsi="Times New Roman" w:cs="Times New Roman"/>
+          <w:sz w:val="24"/>
+          <w:szCs w:val="24"/>
+        </w:rPr>
+        <w:t xml:space="preserve">Itt még az az ötletem támadt, hogy ne csak szimplán egy szövegként írja ki az oldal, hogy sikeres volt valamilyen művelet, hanem inkább a böngésző küldjön egy értesítést, ami nem zavarja meg a weblap felépítését. Illetve ebben a feladatrészben jutott az is eszünkbe, hogy átírjuk az angol szöveget magyar szövegre a </w:t>
+      </w:r>
+      <w:proofErr w:type="spellStart"/>
+      <w:r>
+        <w:rPr>
+          <w:rFonts w:ascii="Times New Roman" w:hAnsi="Times New Roman" w:cs="Times New Roman"/>
+          <w:sz w:val="24"/>
+          <w:szCs w:val="24"/>
+        </w:rPr>
+        <w:t>read.php-ban</w:t>
+      </w:r>
+      <w:proofErr w:type="spellEnd"/>
+      <w:r>
+        <w:rPr>
+          <w:rFonts w:ascii="Times New Roman" w:hAnsi="Times New Roman" w:cs="Times New Roman"/>
+          <w:sz w:val="24"/>
+          <w:szCs w:val="24"/>
+        </w:rPr>
+        <w:t xml:space="preserve">, </w:t>
+      </w:r>
+      <w:proofErr w:type="spellStart"/>
+      <w:r>
+        <w:rPr>
+          <w:rFonts w:ascii="Times New Roman" w:hAnsi="Times New Roman" w:cs="Times New Roman"/>
+          <w:sz w:val="24"/>
+          <w:szCs w:val="24"/>
+        </w:rPr>
+        <w:t>pl</w:t>
+      </w:r>
+      <w:proofErr w:type="spellEnd"/>
+      <w:r>
+        <w:rPr>
+          <w:rFonts w:ascii="Times New Roman" w:hAnsi="Times New Roman" w:cs="Times New Roman"/>
+          <w:sz w:val="24"/>
+          <w:szCs w:val="24"/>
+        </w:rPr>
+        <w:t xml:space="preserve">: </w:t>
+      </w:r>
+    </w:p>
+    <w:p>
+      <w:pPr>
+        <w:shd w:val="clear" w:color="auto" w:fill="FFFFFF"/>
+        <w:spacing w:line="285" w:lineRule="atLeast"/>
+        <w:rPr>
+          <w:rFonts w:ascii="Times New Roman" w:eastAsia="Times New Roman" w:hAnsi="Times New Roman" w:cs="Times New Roman"/>
+          <w:color w:val="202020"/>
+          <w:sz w:val="24"/>
+          <w:szCs w:val="24"/>
+          <w:lang w:eastAsia="hu-HU"/>
+        </w:rPr>
+      </w:pPr>
+      <w:proofErr w:type="spellStart"/>
+      <w:r>
+        <w:rPr>
+          <w:rFonts w:ascii="Times New Roman" w:eastAsia="Times New Roman" w:hAnsi="Times New Roman" w:cs="Times New Roman"/>
+          <w:color w:val="795E26"/>
+          <w:sz w:val="24"/>
+          <w:szCs w:val="24"/>
+          <w:lang w:eastAsia="hu-HU"/>
+        </w:rPr>
+        <w:t>echo</w:t>
+      </w:r>
+      <w:proofErr w:type="spellEnd"/>
+      <w:r>
+        <w:rPr>
+          <w:rFonts w:ascii="Times New Roman" w:eastAsia="Times New Roman" w:hAnsi="Times New Roman" w:cs="Times New Roman"/>
+          <w:color w:val="000000"/>
+          <w:sz w:val="24"/>
+          <w:szCs w:val="24"/>
+          <w:lang w:eastAsia="hu-HU"/>
+        </w:rPr>
+        <w:t xml:space="preserve"> </w:t>
+      </w:r>
+      <w:proofErr w:type="spellStart"/>
+      <w:r>
+        <w:rPr>
+          <w:rFonts w:ascii="Times New Roman" w:eastAsia="Times New Roman" w:hAnsi="Times New Roman" w:cs="Times New Roman"/>
+          <w:color w:val="795E26"/>
+          <w:sz w:val="24"/>
+          <w:szCs w:val="24"/>
+          <w:lang w:eastAsia="hu-HU"/>
+        </w:rPr>
+        <w:t>json</w:t>
+      </w:r>
+      <w:proofErr w:type="spellEnd"/>
+      <w:r>
+        <w:rPr>
+          <w:rFonts w:ascii="Times New Roman" w:eastAsia="Times New Roman" w:hAnsi="Times New Roman" w:cs="Times New Roman"/>
+          <w:color w:val="795E26"/>
+          <w:sz w:val="24"/>
+          <w:szCs w:val="24"/>
+          <w:lang w:eastAsia="hu-HU"/>
+        </w:rPr>
+        <w:t>_</w:t>
+      </w:r>
+      <w:proofErr w:type="spellStart"/>
+      <w:proofErr w:type="gramStart"/>
+      <w:r>
+        <w:rPr>
+          <w:rFonts w:ascii="Times New Roman" w:eastAsia="Times New Roman" w:hAnsi="Times New Roman" w:cs="Times New Roman"/>
+          <w:color w:val="795E26"/>
+          <w:sz w:val="24"/>
+          <w:szCs w:val="24"/>
+          <w:lang w:eastAsia="hu-HU"/>
+        </w:rPr>
+        <w:t>encode</w:t>
+      </w:r>
+      <w:proofErr w:type="spellEnd"/>
+      <w:r>
+        <w:rPr>
+          <w:rFonts w:ascii="Times New Roman" w:eastAsia="Times New Roman" w:hAnsi="Times New Roman" w:cs="Times New Roman"/>
+          <w:color w:val="000000"/>
+          <w:sz w:val="24"/>
+          <w:szCs w:val="24"/>
+          <w:lang w:eastAsia="hu-HU"/>
+        </w:rPr>
+        <w:t>(</w:t>
+      </w:r>
+      <w:proofErr w:type="gramEnd"/>
+      <w:r>
+        <w:rPr>
+          <w:rFonts w:ascii="Times New Roman" w:eastAsia="Times New Roman" w:hAnsi="Times New Roman" w:cs="Times New Roman"/>
+          <w:color w:val="000000"/>
+          <w:sz w:val="24"/>
+          <w:szCs w:val="24"/>
+          <w:lang w:eastAsia="hu-HU"/>
+        </w:rPr>
+        <w:t>[</w:t>
+      </w:r>
+      <w:r>
+        <w:rPr>
+          <w:rFonts w:ascii="Times New Roman" w:eastAsia="Times New Roman" w:hAnsi="Times New Roman" w:cs="Times New Roman"/>
+          <w:color w:val="0A3069"/>
+          <w:sz w:val="24"/>
+          <w:szCs w:val="24"/>
+          <w:lang w:eastAsia="hu-HU"/>
+        </w:rPr>
+        <w:t>'status'</w:t>
+      </w:r>
+      <w:r>
+        <w:rPr>
+          <w:rFonts w:ascii="Times New Roman" w:eastAsia="Times New Roman" w:hAnsi="Times New Roman" w:cs="Times New Roman"/>
+          <w:color w:val="000000"/>
+          <w:sz w:val="24"/>
+          <w:szCs w:val="24"/>
+          <w:lang w:eastAsia="hu-HU"/>
+        </w:rPr>
+        <w:t xml:space="preserve"> =&gt; </w:t>
+      </w:r>
+      <w:r>
+        <w:rPr>
+          <w:rFonts w:ascii="Times New Roman" w:eastAsia="Times New Roman" w:hAnsi="Times New Roman" w:cs="Times New Roman"/>
+          <w:color w:val="0A3069"/>
+          <w:sz w:val="24"/>
+          <w:szCs w:val="24"/>
+          <w:lang w:eastAsia="hu-HU"/>
+        </w:rPr>
+        <w:t>'Sikeres létrehozás!'</w:t>
+      </w:r>
+      <w:r>
+        <w:rPr>
+          <w:rFonts w:ascii="Times New Roman" w:eastAsia="Times New Roman" w:hAnsi="Times New Roman" w:cs="Times New Roman"/>
+          <w:color w:val="000000"/>
+          <w:sz w:val="24"/>
+          <w:szCs w:val="24"/>
+          <w:lang w:eastAsia="hu-HU"/>
+        </w:rPr>
+        <w:t>]);</w:t>
+      </w:r>
+    </w:p>
+    <w:p>
+      <w:pPr>
+        <w:rPr>
+          <w:rFonts w:ascii="Times New Roman" w:hAnsi="Times New Roman" w:cs="Times New Roman"/>
+          <w:sz w:val="24"/>
+          <w:szCs w:val="24"/>
+        </w:rPr>
+      </w:pPr>
     </w:p>
     <w:sectPr>
       <w:pgSz w:w="11906" w:h="16838"/>

--- a/Dokumentáció.docx
+++ b/Dokumentáció.docx
@@ -1,21 +1,2928 @@
 
 <file path=word/document.xml><?xml version="1.0" encoding="utf-8"?>
-<w:document xmlns:wpc="http://schemas.microsoft.com/office/word/2010/wordprocessingCanvas" xmlns:mc="http://schemas.openxmlformats.org/markup-compatibility/2006" xmlns:o="urn:schemas-microsoft-com:office:office" xmlns:r="http://schemas.openxmlformats.org/officeDocument/2006/relationships" xmlns:m="http://schemas.openxmlformats.org/officeDocument/2006/math" xmlns:v="urn:schemas-microsoft-com:vml" xmlns:wp14="http://schemas.microsoft.com/office/word/2010/wordprocessingDrawing" xmlns:wp="http://schemas.openxmlformats.org/drawingml/2006/wordprocessingDrawing" xmlns:w10="urn:schemas-microsoft-com:office:word" xmlns:w="http://schemas.openxmlformats.org/wordprocessingml/2006/main" xmlns:w14="http://schemas.microsoft.com/office/word/2010/wordml" xmlns:w15="http://schemas.microsoft.com/office/word/2012/wordml" xmlns:wpg="http://schemas.microsoft.com/office/word/2010/wordprocessingGroup" xmlns:wpi="http://schemas.microsoft.com/office/word/2010/wordprocessingInk" xmlns:wne="http://schemas.microsoft.com/office/word/2006/wordml" xmlns:wps="http://schemas.microsoft.com/office/word/2010/wordprocessingShape" mc:Ignorable="w14 w15 wp14">
+<w:document xmlns:wpc="http://schemas.microsoft.com/office/word/2010/wordprocessingCanvas" xmlns:cx="http://schemas.microsoft.com/office/drawing/2014/chartex" xmlns:cx1="http://schemas.microsoft.com/office/drawing/2015/9/8/chartex" xmlns:cx2="http://schemas.microsoft.com/office/drawing/2015/10/21/chartex" xmlns:cx3="http://schemas.microsoft.com/office/drawing/2016/5/9/chartex" xmlns:cx4="http://schemas.microsoft.com/office/drawing/2016/5/10/chartex" xmlns:cx5="http://schemas.microsoft.com/office/drawing/2016/5/11/chartex" xmlns:cx6="http://schemas.microsoft.com/office/drawing/2016/5/12/chartex" xmlns:cx7="http://schemas.microsoft.com/office/drawing/2016/5/13/chartex" xmlns:cx8="http://schemas.microsoft.com/office/drawing/2016/5/14/chartex" xmlns:mc="http://schemas.openxmlformats.org/markup-compatibility/2006" xmlns:aink="http://schemas.microsoft.com/office/drawing/2016/ink" xmlns:am3d="http://schemas.microsoft.com/office/drawing/2017/model3d" xmlns:o="urn:schemas-microsoft-com:office:office" xmlns:oel="http://schemas.microsoft.com/office/2019/extlst" xmlns:r="http://schemas.openxmlformats.org/officeDocument/2006/relationships" xmlns:m="http://schemas.openxmlformats.org/officeDocument/2006/math" xmlns:v="urn:schemas-microsoft-com:vml" xmlns:wp14="http://schemas.microsoft.com/office/word/2010/wordprocessingDrawing" xmlns:wp="http://schemas.openxmlformats.org/drawingml/2006/wordprocessingDrawing" xmlns:w10="urn:schemas-microsoft-com:office:word" xmlns:w="http://schemas.openxmlformats.org/wordprocessingml/2006/main" xmlns:w14="http://schemas.microsoft.com/office/word/2010/wordml" xmlns:w15="http://schemas.microsoft.com/office/word/2012/wordml" xmlns:w16cex="http://schemas.microsoft.com/office/word/2018/wordml/cex" xmlns:w16cid="http://schemas.microsoft.com/office/word/2016/wordml/cid" xmlns:w16="http://schemas.microsoft.com/office/word/2018/wordml" xmlns:w16du="http://schemas.microsoft.com/office/word/2023/wordml/word16du" xmlns:w16sdtdh="http://schemas.microsoft.com/office/word/2020/wordml/sdtdatahash" xmlns:w16sdtfl="http://schemas.microsoft.com/office/word/2024/wordml/sdtformatlock" xmlns:w16se="http://schemas.microsoft.com/office/word/2015/wordml/symex" xmlns:wpg="http://schemas.microsoft.com/office/word/2010/wordprocessingGroup" xmlns:wpi="http://schemas.microsoft.com/office/word/2010/wordprocessingInk" xmlns:wne="http://schemas.microsoft.com/office/word/2006/wordml" xmlns:wps="http://schemas.microsoft.com/office/word/2010/wordprocessingShape" mc:Ignorable="w14 w15 w16se w16cid w16 w16cex w16sdtdh w16sdtfl w16du wp14">
   <w:body>
     <w:p>
       <w:pPr>
+        <w:spacing w:line="360" w:lineRule="auto"/>
+        <w:jc w:val="center"/>
         <w:rPr>
           <w:rFonts w:ascii="Times New Roman" w:hAnsi="Times New Roman" w:cs="Times New Roman"/>
           <w:b/>
-          <w:sz w:val="24"/>
-          <w:szCs w:val="24"/>
-        </w:rPr>
-      </w:pPr>
-      <w:proofErr w:type="spellStart"/>
+          <w:sz w:val="28"/>
+          <w:szCs w:val="28"/>
+        </w:rPr>
+      </w:pPr>
       <w:r>
         <w:rPr>
           <w:rFonts w:ascii="Times New Roman" w:hAnsi="Times New Roman" w:cs="Times New Roman"/>
           <w:b/>
+          <w:sz w:val="28"/>
+          <w:szCs w:val="28"/>
+        </w:rPr>
+        <w:t>WEB PROGRAMOZÁS I. BEADANDÓ DOKUMENTÁCIÓ</w:t>
+      </w:r>
+    </w:p>
+    <w:p>
+      <w:pPr>
+        <w:spacing w:line="360" w:lineRule="auto"/>
+        <w:jc w:val="both"/>
+        <w:rPr>
+          <w:rFonts w:ascii="Times New Roman" w:hAnsi="Times New Roman" w:cs="Times New Roman"/>
+          <w:bCs/>
+          <w:sz w:val="24"/>
+          <w:szCs w:val="24"/>
+        </w:rPr>
+      </w:pPr>
+      <w:r>
+        <w:rPr>
+          <w:rFonts w:ascii="Times New Roman" w:hAnsi="Times New Roman" w:cs="Times New Roman"/>
+          <w:bCs/>
+          <w:sz w:val="24"/>
+          <w:szCs w:val="24"/>
+        </w:rPr>
+        <w:t>1. Bevezetés</w:t>
+      </w:r>
+    </w:p>
+    <w:p>
+      <w:pPr>
+        <w:spacing w:line="360" w:lineRule="auto"/>
+        <w:jc w:val="both"/>
+        <w:rPr>
+          <w:rFonts w:ascii="Times New Roman" w:hAnsi="Times New Roman" w:cs="Times New Roman"/>
+          <w:bCs/>
+          <w:sz w:val="24"/>
+          <w:szCs w:val="24"/>
+        </w:rPr>
+      </w:pPr>
+      <w:r>
+        <w:rPr>
+          <w:rFonts w:ascii="Times New Roman" w:hAnsi="Times New Roman" w:cs="Times New Roman"/>
+          <w:bCs/>
+          <w:sz w:val="24"/>
+          <w:szCs w:val="24"/>
+        </w:rPr>
+        <w:t xml:space="preserve">A jelen dokumentáció célja egy komplex webfejlesztési projekt bemutatása, amely a Webprogramozás I. tantárgy keretében készült el. A projekt során egy teljes webalkalmazást valósítottunk meg, amely több különböző technológia integrációjára épül, többek között HTML, CSS, JavaScript, </w:t>
+      </w:r>
+      <w:proofErr w:type="spellStart"/>
+      <w:r>
+        <w:rPr>
+          <w:rFonts w:ascii="Times New Roman" w:hAnsi="Times New Roman" w:cs="Times New Roman"/>
+          <w:bCs/>
+          <w:sz w:val="24"/>
+          <w:szCs w:val="24"/>
+        </w:rPr>
+        <w:t>React</w:t>
+      </w:r>
+      <w:proofErr w:type="spellEnd"/>
+      <w:r>
+        <w:rPr>
+          <w:rFonts w:ascii="Times New Roman" w:hAnsi="Times New Roman" w:cs="Times New Roman"/>
+          <w:bCs/>
+          <w:sz w:val="24"/>
+          <w:szCs w:val="24"/>
+        </w:rPr>
+        <w:t>, valamint különböző adatkezelési megoldások alkalmazásával.</w:t>
+      </w:r>
+    </w:p>
+    <w:p>
+      <w:pPr>
+        <w:spacing w:line="360" w:lineRule="auto"/>
+        <w:jc w:val="both"/>
+        <w:rPr>
+          <w:rFonts w:ascii="Times New Roman" w:hAnsi="Times New Roman" w:cs="Times New Roman"/>
+          <w:bCs/>
+          <w:sz w:val="24"/>
+          <w:szCs w:val="24"/>
+        </w:rPr>
+      </w:pPr>
+    </w:p>
+    <w:p>
+      <w:pPr>
+        <w:spacing w:line="360" w:lineRule="auto"/>
+        <w:jc w:val="both"/>
+        <w:rPr>
+          <w:rFonts w:ascii="Times New Roman" w:hAnsi="Times New Roman" w:cs="Times New Roman"/>
+          <w:bCs/>
+          <w:sz w:val="24"/>
+          <w:szCs w:val="24"/>
+        </w:rPr>
+      </w:pPr>
+      <w:r>
+        <w:rPr>
+          <w:rFonts w:ascii="Times New Roman" w:hAnsi="Times New Roman" w:cs="Times New Roman"/>
+          <w:bCs/>
+          <w:sz w:val="24"/>
+          <w:szCs w:val="24"/>
+        </w:rPr>
+        <w:t>A fejlesztés során kiemelt cél volt, hogy egy olyan rendszert hozzunk létre, amely nemcsak technikailag működőképes, hanem vizuálisan is egységes, felhasználóbarát és logikusan felépített. A projekt során külön hangsúlyt fektettünk arra, hogy a különböző technológiák közötti kapcsolatot megértsük és gyakorlati példán keresztül alkalmazzuk.</w:t>
+      </w:r>
+    </w:p>
+    <w:p>
+      <w:pPr>
+        <w:spacing w:line="360" w:lineRule="auto"/>
+        <w:jc w:val="both"/>
+        <w:rPr>
+          <w:rFonts w:ascii="Times New Roman" w:hAnsi="Times New Roman" w:cs="Times New Roman"/>
+          <w:bCs/>
+          <w:sz w:val="24"/>
+          <w:szCs w:val="24"/>
+        </w:rPr>
+      </w:pPr>
+    </w:p>
+    <w:p>
+      <w:pPr>
+        <w:spacing w:line="360" w:lineRule="auto"/>
+        <w:jc w:val="both"/>
+        <w:rPr>
+          <w:rFonts w:ascii="Times New Roman" w:hAnsi="Times New Roman" w:cs="Times New Roman"/>
+          <w:bCs/>
+          <w:sz w:val="24"/>
+          <w:szCs w:val="24"/>
+        </w:rPr>
+      </w:pPr>
+      <w:r>
+        <w:rPr>
+          <w:rFonts w:ascii="Times New Roman" w:hAnsi="Times New Roman" w:cs="Times New Roman"/>
+          <w:bCs/>
+          <w:sz w:val="24"/>
+          <w:szCs w:val="24"/>
+        </w:rPr>
+        <w:t>A választott projekt egy fiktív cukrászda weboldala lett, amely az „Édes Liget” nevet kapta. A téma kiválasztása tudatos döntés volt, mivel egy könnyen érthető és mindenki számára ismerős tartalommal szerettünk volna dolgozni. Ez jelentősen megkönnyítette a fejlesztési folyamatot, különösen az adatbázis tervezése és a felhasználói felület kialakítása során.</w:t>
+      </w:r>
+    </w:p>
+    <w:p>
+      <w:pPr>
+        <w:spacing w:line="360" w:lineRule="auto"/>
+        <w:jc w:val="both"/>
+        <w:rPr>
+          <w:rFonts w:ascii="Times New Roman" w:hAnsi="Times New Roman" w:cs="Times New Roman"/>
+          <w:bCs/>
+          <w:sz w:val="24"/>
+          <w:szCs w:val="24"/>
+        </w:rPr>
+      </w:pPr>
+    </w:p>
+    <w:p>
+      <w:pPr>
+        <w:spacing w:line="360" w:lineRule="auto"/>
+        <w:jc w:val="both"/>
+        <w:rPr>
+          <w:rFonts w:ascii="Times New Roman" w:hAnsi="Times New Roman" w:cs="Times New Roman"/>
+          <w:bCs/>
+          <w:sz w:val="24"/>
+          <w:szCs w:val="24"/>
+        </w:rPr>
+      </w:pPr>
+      <w:r>
+        <w:rPr>
+          <w:rFonts w:ascii="Times New Roman" w:hAnsi="Times New Roman" w:cs="Times New Roman"/>
+          <w:bCs/>
+          <w:sz w:val="24"/>
+          <w:szCs w:val="24"/>
+        </w:rPr>
+        <w:t>2. Tervezési folyamat és kezdeti lépések</w:t>
+      </w:r>
+    </w:p>
+    <w:p>
+      <w:pPr>
+        <w:spacing w:line="360" w:lineRule="auto"/>
+        <w:jc w:val="both"/>
+        <w:rPr>
+          <w:rFonts w:ascii="Times New Roman" w:hAnsi="Times New Roman" w:cs="Times New Roman"/>
+          <w:bCs/>
+          <w:sz w:val="24"/>
+          <w:szCs w:val="24"/>
+        </w:rPr>
+      </w:pPr>
+    </w:p>
+    <w:p>
+      <w:pPr>
+        <w:spacing w:line="360" w:lineRule="auto"/>
+        <w:jc w:val="both"/>
+        <w:rPr>
+          <w:rFonts w:ascii="Times New Roman" w:hAnsi="Times New Roman" w:cs="Times New Roman"/>
+          <w:bCs/>
+          <w:sz w:val="24"/>
+          <w:szCs w:val="24"/>
+        </w:rPr>
+      </w:pPr>
+      <w:r>
+        <w:rPr>
+          <w:rFonts w:ascii="Times New Roman" w:hAnsi="Times New Roman" w:cs="Times New Roman"/>
+          <w:bCs/>
+          <w:sz w:val="24"/>
+          <w:szCs w:val="24"/>
+        </w:rPr>
+        <w:t xml:space="preserve">A fejlesztési folyamat első lépéseként áttekintettük a feladatleírásban megadott követelményeket, majd ezek alapján megterveztük az alkalmazás felépítését. Már a </w:t>
+      </w:r>
+      <w:proofErr w:type="spellStart"/>
+      <w:r>
+        <w:rPr>
+          <w:rFonts w:ascii="Times New Roman" w:hAnsi="Times New Roman" w:cs="Times New Roman"/>
+          <w:bCs/>
+          <w:sz w:val="24"/>
+          <w:szCs w:val="24"/>
+        </w:rPr>
+        <w:t>kezdetekkor</w:t>
+      </w:r>
+      <w:proofErr w:type="spellEnd"/>
+      <w:r>
+        <w:rPr>
+          <w:rFonts w:ascii="Times New Roman" w:hAnsi="Times New Roman" w:cs="Times New Roman"/>
+          <w:bCs/>
+          <w:sz w:val="24"/>
+          <w:szCs w:val="24"/>
+        </w:rPr>
+        <w:t xml:space="preserve"> fontosnak tartottuk, hogy strukturáltan haladjunk, ezért először a weboldal alapstruktúráját alakítottuk ki.</w:t>
+      </w:r>
+    </w:p>
+    <w:p>
+      <w:pPr>
+        <w:spacing w:line="360" w:lineRule="auto"/>
+        <w:jc w:val="both"/>
+        <w:rPr>
+          <w:rFonts w:ascii="Times New Roman" w:hAnsi="Times New Roman" w:cs="Times New Roman"/>
+          <w:bCs/>
+          <w:sz w:val="24"/>
+          <w:szCs w:val="24"/>
+        </w:rPr>
+      </w:pPr>
+    </w:p>
+    <w:p>
+      <w:pPr>
+        <w:spacing w:line="360" w:lineRule="auto"/>
+        <w:jc w:val="both"/>
+        <w:rPr>
+          <w:rFonts w:ascii="Times New Roman" w:hAnsi="Times New Roman" w:cs="Times New Roman"/>
+          <w:bCs/>
+          <w:sz w:val="24"/>
+          <w:szCs w:val="24"/>
+        </w:rPr>
+      </w:pPr>
+      <w:r>
+        <w:rPr>
+          <w:rFonts w:ascii="Times New Roman" w:hAnsi="Times New Roman" w:cs="Times New Roman"/>
+          <w:bCs/>
+          <w:sz w:val="24"/>
+          <w:szCs w:val="24"/>
+        </w:rPr>
+        <w:t>Első lépésként létrehoztuk a feladatban meghatározott HTML oldalakat, azonban ezek kezdetben még nem tartalmaztak konkrét tartalmat. Ennek az volt az oka, hogy a menürendszer kialakítása szempontjából már szükség volt ezekre az oldalakra, hiszen a navigáció csak így tudott megfelelően működni. A cél tehát az volt, hogy a hivatkozások már a kezdetektől helyesen legyenek beállítva, még akkor is, ha az oldalak tartalma később kerül kialakításra.</w:t>
+      </w:r>
+    </w:p>
+    <w:p>
+      <w:pPr>
+        <w:spacing w:line="360" w:lineRule="auto"/>
+        <w:jc w:val="both"/>
+        <w:rPr>
+          <w:rFonts w:ascii="Times New Roman" w:hAnsi="Times New Roman" w:cs="Times New Roman"/>
+          <w:bCs/>
+          <w:sz w:val="24"/>
+          <w:szCs w:val="24"/>
+        </w:rPr>
+      </w:pPr>
+    </w:p>
+    <w:p>
+      <w:pPr>
+        <w:spacing w:line="360" w:lineRule="auto"/>
+        <w:jc w:val="both"/>
+        <w:rPr>
+          <w:rFonts w:ascii="Times New Roman" w:hAnsi="Times New Roman" w:cs="Times New Roman"/>
+          <w:bCs/>
+          <w:sz w:val="24"/>
+          <w:szCs w:val="24"/>
+        </w:rPr>
+      </w:pPr>
+      <w:r>
+        <w:rPr>
+          <w:rFonts w:ascii="Times New Roman" w:hAnsi="Times New Roman" w:cs="Times New Roman"/>
+          <w:bCs/>
+          <w:sz w:val="24"/>
+          <w:szCs w:val="24"/>
+        </w:rPr>
+        <w:t>Ezt követően az adatbázis kiválasztása történt meg. Több lehetőséget is átnéztünk, majd végül a „1-14-Cukrászda-3 táblás” elnevezésű adatbázis mellett döntöttünk. A választásunk több szempontból is indokolt volt. Egyrészt a tartalom könnyen értelmezhető volt mindenki számára, hiszen süteményekről van szó, amelyeket mindenki ismer. Egy műszaki jellegű adatbázis esetében a tartalom megértése sokkal több időt vett volna igénybe, ami lassította volna a fejlesztést.</w:t>
+      </w:r>
+    </w:p>
+    <w:p>
+      <w:pPr>
+        <w:spacing w:line="360" w:lineRule="auto"/>
+        <w:jc w:val="both"/>
+        <w:rPr>
+          <w:rFonts w:ascii="Times New Roman" w:hAnsi="Times New Roman" w:cs="Times New Roman"/>
+          <w:bCs/>
+          <w:sz w:val="24"/>
+          <w:szCs w:val="24"/>
+        </w:rPr>
+      </w:pPr>
+    </w:p>
+    <w:p>
+      <w:pPr>
+        <w:spacing w:line="360" w:lineRule="auto"/>
+        <w:jc w:val="both"/>
+        <w:rPr>
+          <w:rFonts w:ascii="Times New Roman" w:hAnsi="Times New Roman" w:cs="Times New Roman"/>
+          <w:bCs/>
+          <w:sz w:val="24"/>
+          <w:szCs w:val="24"/>
+        </w:rPr>
+      </w:pPr>
+      <w:r>
+        <w:rPr>
+          <w:rFonts w:ascii="Times New Roman" w:hAnsi="Times New Roman" w:cs="Times New Roman"/>
+          <w:bCs/>
+          <w:sz w:val="24"/>
+          <w:szCs w:val="24"/>
+        </w:rPr>
+        <w:t>További előny volt, hogy ehhez a témához könnyen lehetett képeket találni az interneten, valamint egyszerűen lehetett hozzá logót és arculatot tervezni. Ez különösen fontos volt a vizuális megjelenés szempontjából.</w:t>
+      </w:r>
+    </w:p>
+    <w:p>
+      <w:pPr>
+        <w:spacing w:line="360" w:lineRule="auto"/>
+        <w:jc w:val="both"/>
+        <w:rPr>
+          <w:rFonts w:ascii="Times New Roman" w:hAnsi="Times New Roman" w:cs="Times New Roman"/>
+          <w:bCs/>
+          <w:sz w:val="24"/>
+          <w:szCs w:val="24"/>
+        </w:rPr>
+      </w:pPr>
+    </w:p>
+    <w:p>
+      <w:pPr>
+        <w:spacing w:line="360" w:lineRule="auto"/>
+        <w:jc w:val="both"/>
+        <w:rPr>
+          <w:rFonts w:ascii="Times New Roman" w:hAnsi="Times New Roman" w:cs="Times New Roman"/>
+          <w:bCs/>
+          <w:sz w:val="24"/>
+          <w:szCs w:val="24"/>
+        </w:rPr>
+      </w:pPr>
+      <w:r>
+        <w:rPr>
+          <w:rFonts w:ascii="Times New Roman" w:hAnsi="Times New Roman" w:cs="Times New Roman"/>
+          <w:bCs/>
+          <w:sz w:val="24"/>
+          <w:szCs w:val="24"/>
+        </w:rPr>
+        <w:t>3. Az alap weboldal kialakítása</w:t>
+      </w:r>
+    </w:p>
+    <w:p>
+      <w:pPr>
+        <w:spacing w:line="360" w:lineRule="auto"/>
+        <w:jc w:val="both"/>
+        <w:rPr>
+          <w:rFonts w:ascii="Times New Roman" w:hAnsi="Times New Roman" w:cs="Times New Roman"/>
+          <w:bCs/>
+          <w:sz w:val="24"/>
+          <w:szCs w:val="24"/>
+        </w:rPr>
+      </w:pPr>
+    </w:p>
+    <w:p>
+      <w:pPr>
+        <w:spacing w:line="360" w:lineRule="auto"/>
+        <w:jc w:val="both"/>
+        <w:rPr>
+          <w:rFonts w:ascii="Times New Roman" w:hAnsi="Times New Roman" w:cs="Times New Roman"/>
+          <w:bCs/>
+          <w:sz w:val="24"/>
+          <w:szCs w:val="24"/>
+        </w:rPr>
+      </w:pPr>
+      <w:r>
+        <w:rPr>
+          <w:rFonts w:ascii="Times New Roman" w:hAnsi="Times New Roman" w:cs="Times New Roman"/>
+          <w:bCs/>
+          <w:sz w:val="24"/>
+          <w:szCs w:val="24"/>
+        </w:rPr>
+        <w:t>Az adatbázis kiválasztását követően megkezdtük a weboldal tényleges felépítését. Elsőként az index.html oldal kialakítása történt meg, amely a weboldal főoldalaként szolgál.</w:t>
+      </w:r>
+    </w:p>
+    <w:p>
+      <w:pPr>
+        <w:spacing w:line="360" w:lineRule="auto"/>
+        <w:jc w:val="both"/>
+        <w:rPr>
+          <w:rFonts w:ascii="Times New Roman" w:hAnsi="Times New Roman" w:cs="Times New Roman"/>
+          <w:bCs/>
+          <w:sz w:val="24"/>
+          <w:szCs w:val="24"/>
+        </w:rPr>
+      </w:pPr>
+    </w:p>
+    <w:p>
+      <w:pPr>
+        <w:spacing w:line="360" w:lineRule="auto"/>
+        <w:jc w:val="both"/>
+        <w:rPr>
+          <w:rFonts w:ascii="Times New Roman" w:hAnsi="Times New Roman" w:cs="Times New Roman"/>
+          <w:bCs/>
+          <w:sz w:val="24"/>
+          <w:szCs w:val="24"/>
+        </w:rPr>
+      </w:pPr>
+      <w:r>
+        <w:rPr>
+          <w:rFonts w:ascii="Times New Roman" w:hAnsi="Times New Roman" w:cs="Times New Roman"/>
+          <w:bCs/>
+          <w:sz w:val="24"/>
+          <w:szCs w:val="24"/>
+        </w:rPr>
+        <w:t xml:space="preserve">A kezdeti lépések során létrehoztunk egy „menu.css” fájlt, amely az oldal teljes vizuális megjelenésének alapját képezte. Ebben határoztuk meg az oldal színvilágát, a menüsor kinézetét, valamint a </w:t>
+      </w:r>
+      <w:proofErr w:type="spellStart"/>
+      <w:r>
+        <w:rPr>
+          <w:rFonts w:ascii="Times New Roman" w:hAnsi="Times New Roman" w:cs="Times New Roman"/>
+          <w:bCs/>
+          <w:sz w:val="24"/>
+          <w:szCs w:val="24"/>
+        </w:rPr>
+        <w:t>footer</w:t>
+      </w:r>
+      <w:proofErr w:type="spellEnd"/>
+      <w:r>
+        <w:rPr>
+          <w:rFonts w:ascii="Times New Roman" w:hAnsi="Times New Roman" w:cs="Times New Roman"/>
+          <w:bCs/>
+          <w:sz w:val="24"/>
+          <w:szCs w:val="24"/>
+        </w:rPr>
+        <w:t xml:space="preserve"> stílusát is. Az volt a célunk, hogy egy egységes dizájnt alakítsunk ki, amely minden oldalon következetesen megjelenik.</w:t>
+      </w:r>
+    </w:p>
+    <w:p>
+      <w:pPr>
+        <w:spacing w:line="360" w:lineRule="auto"/>
+        <w:jc w:val="both"/>
+        <w:rPr>
+          <w:rFonts w:ascii="Times New Roman" w:hAnsi="Times New Roman" w:cs="Times New Roman"/>
+          <w:bCs/>
+          <w:sz w:val="24"/>
+          <w:szCs w:val="24"/>
+        </w:rPr>
+      </w:pPr>
+    </w:p>
+    <w:p>
+      <w:pPr>
+        <w:spacing w:line="360" w:lineRule="auto"/>
+        <w:jc w:val="both"/>
+        <w:rPr>
+          <w:rFonts w:ascii="Times New Roman" w:hAnsi="Times New Roman" w:cs="Times New Roman"/>
+          <w:bCs/>
+          <w:sz w:val="24"/>
+          <w:szCs w:val="24"/>
+        </w:rPr>
+      </w:pPr>
+      <w:r>
+        <w:rPr>
+          <w:rFonts w:ascii="Times New Roman" w:hAnsi="Times New Roman" w:cs="Times New Roman"/>
+          <w:bCs/>
+          <w:sz w:val="24"/>
+          <w:szCs w:val="24"/>
+        </w:rPr>
+        <w:t>A főoldal tartalmát négy fő részre bontottuk:</w:t>
+      </w:r>
+    </w:p>
+    <w:p>
+      <w:pPr>
+        <w:spacing w:line="360" w:lineRule="auto"/>
+        <w:jc w:val="both"/>
+        <w:rPr>
+          <w:rFonts w:ascii="Times New Roman" w:hAnsi="Times New Roman" w:cs="Times New Roman"/>
+          <w:bCs/>
+          <w:sz w:val="24"/>
+          <w:szCs w:val="24"/>
+        </w:rPr>
+      </w:pPr>
+    </w:p>
+    <w:p>
+      <w:pPr>
+        <w:spacing w:line="360" w:lineRule="auto"/>
+        <w:jc w:val="both"/>
+        <w:rPr>
+          <w:rFonts w:ascii="Times New Roman" w:hAnsi="Times New Roman" w:cs="Times New Roman"/>
+          <w:bCs/>
+          <w:sz w:val="24"/>
+          <w:szCs w:val="24"/>
+        </w:rPr>
+      </w:pPr>
+      <w:r>
+        <w:rPr>
+          <w:rFonts w:ascii="Times New Roman" w:hAnsi="Times New Roman" w:cs="Times New Roman"/>
+          <w:bCs/>
+          <w:sz w:val="24"/>
+          <w:szCs w:val="24"/>
+        </w:rPr>
+        <w:t>Történetünk</w:t>
+      </w:r>
+    </w:p>
+    <w:p>
+      <w:pPr>
+        <w:spacing w:line="360" w:lineRule="auto"/>
+        <w:jc w:val="both"/>
+        <w:rPr>
+          <w:rFonts w:ascii="Times New Roman" w:hAnsi="Times New Roman" w:cs="Times New Roman"/>
+          <w:bCs/>
+          <w:sz w:val="24"/>
+          <w:szCs w:val="24"/>
+        </w:rPr>
+      </w:pPr>
+      <w:r>
+        <w:rPr>
+          <w:rFonts w:ascii="Times New Roman" w:hAnsi="Times New Roman" w:cs="Times New Roman"/>
+          <w:bCs/>
+          <w:sz w:val="24"/>
+          <w:szCs w:val="24"/>
+        </w:rPr>
+        <w:t>Tortáink története</w:t>
+      </w:r>
+    </w:p>
+    <w:p>
+      <w:pPr>
+        <w:spacing w:line="360" w:lineRule="auto"/>
+        <w:jc w:val="both"/>
+        <w:rPr>
+          <w:rFonts w:ascii="Times New Roman" w:hAnsi="Times New Roman" w:cs="Times New Roman"/>
+          <w:bCs/>
+          <w:sz w:val="24"/>
+          <w:szCs w:val="24"/>
+        </w:rPr>
+      </w:pPr>
+      <w:r>
+        <w:rPr>
+          <w:rFonts w:ascii="Times New Roman" w:hAnsi="Times New Roman" w:cs="Times New Roman"/>
+          <w:bCs/>
+          <w:sz w:val="24"/>
+          <w:szCs w:val="24"/>
+        </w:rPr>
+        <w:t>Elhelyezkedésünk</w:t>
+      </w:r>
+    </w:p>
+    <w:p>
+      <w:pPr>
+        <w:spacing w:line="360" w:lineRule="auto"/>
+        <w:jc w:val="both"/>
+        <w:rPr>
+          <w:rFonts w:ascii="Times New Roman" w:hAnsi="Times New Roman" w:cs="Times New Roman"/>
+          <w:bCs/>
+          <w:sz w:val="24"/>
+          <w:szCs w:val="24"/>
+        </w:rPr>
+      </w:pPr>
+      <w:r>
+        <w:rPr>
+          <w:rFonts w:ascii="Times New Roman" w:hAnsi="Times New Roman" w:cs="Times New Roman"/>
+          <w:bCs/>
+          <w:sz w:val="24"/>
+          <w:szCs w:val="24"/>
+        </w:rPr>
+        <w:lastRenderedPageBreak/>
+        <w:t>Rendelés leadás módja</w:t>
+      </w:r>
+    </w:p>
+    <w:p>
+      <w:pPr>
+        <w:spacing w:line="360" w:lineRule="auto"/>
+        <w:jc w:val="both"/>
+        <w:rPr>
+          <w:rFonts w:ascii="Times New Roman" w:hAnsi="Times New Roman" w:cs="Times New Roman"/>
+          <w:bCs/>
+          <w:sz w:val="24"/>
+          <w:szCs w:val="24"/>
+        </w:rPr>
+      </w:pPr>
+    </w:p>
+    <w:p>
+      <w:pPr>
+        <w:spacing w:line="360" w:lineRule="auto"/>
+        <w:jc w:val="both"/>
+        <w:rPr>
+          <w:rFonts w:ascii="Times New Roman" w:hAnsi="Times New Roman" w:cs="Times New Roman"/>
+          <w:bCs/>
+          <w:sz w:val="24"/>
+          <w:szCs w:val="24"/>
+        </w:rPr>
+      </w:pPr>
+      <w:r>
+        <w:rPr>
+          <w:rFonts w:ascii="Times New Roman" w:hAnsi="Times New Roman" w:cs="Times New Roman"/>
+          <w:bCs/>
+          <w:sz w:val="24"/>
+          <w:szCs w:val="24"/>
+        </w:rPr>
+        <w:t xml:space="preserve">Ezeket a szövegeket közösen dolgoztuk ki, és egy fiktív cukrászda történetét írtuk meg. A cél az volt, hogy a weboldal ne csak technikai bemutató legyen, hanem </w:t>
+      </w:r>
+      <w:proofErr w:type="spellStart"/>
+      <w:r>
+        <w:rPr>
+          <w:rFonts w:ascii="Times New Roman" w:hAnsi="Times New Roman" w:cs="Times New Roman"/>
+          <w:bCs/>
+          <w:sz w:val="24"/>
+          <w:szCs w:val="24"/>
+        </w:rPr>
+        <w:t>tartalmilag</w:t>
+      </w:r>
+      <w:proofErr w:type="spellEnd"/>
+      <w:r>
+        <w:rPr>
+          <w:rFonts w:ascii="Times New Roman" w:hAnsi="Times New Roman" w:cs="Times New Roman"/>
+          <w:bCs/>
+          <w:sz w:val="24"/>
+          <w:szCs w:val="24"/>
+        </w:rPr>
+        <w:t xml:space="preserve"> is értelmezhető és élvezhető.</w:t>
+      </w:r>
+    </w:p>
+    <w:p>
+      <w:pPr>
+        <w:spacing w:line="360" w:lineRule="auto"/>
+        <w:jc w:val="both"/>
+        <w:rPr>
+          <w:rFonts w:ascii="Times New Roman" w:hAnsi="Times New Roman" w:cs="Times New Roman"/>
+          <w:bCs/>
+          <w:sz w:val="24"/>
+          <w:szCs w:val="24"/>
+        </w:rPr>
+      </w:pPr>
+    </w:p>
+    <w:p>
+      <w:pPr>
+        <w:spacing w:line="360" w:lineRule="auto"/>
+        <w:jc w:val="both"/>
+        <w:rPr>
+          <w:rFonts w:ascii="Times New Roman" w:hAnsi="Times New Roman" w:cs="Times New Roman"/>
+          <w:bCs/>
+          <w:sz w:val="24"/>
+          <w:szCs w:val="24"/>
+        </w:rPr>
+      </w:pPr>
+      <w:r>
+        <w:rPr>
+          <w:rFonts w:ascii="Times New Roman" w:hAnsi="Times New Roman" w:cs="Times New Roman"/>
+          <w:bCs/>
+          <w:sz w:val="24"/>
+          <w:szCs w:val="24"/>
+        </w:rPr>
+        <w:t>4. JavaScript CRUD alkalmazás kialakítása</w:t>
+      </w:r>
+    </w:p>
+    <w:p>
+      <w:pPr>
+        <w:spacing w:line="360" w:lineRule="auto"/>
+        <w:jc w:val="both"/>
+        <w:rPr>
+          <w:rFonts w:ascii="Times New Roman" w:hAnsi="Times New Roman" w:cs="Times New Roman"/>
+          <w:bCs/>
+          <w:sz w:val="24"/>
+          <w:szCs w:val="24"/>
+        </w:rPr>
+      </w:pPr>
+    </w:p>
+    <w:p>
+      <w:pPr>
+        <w:spacing w:line="360" w:lineRule="auto"/>
+        <w:jc w:val="both"/>
+        <w:rPr>
+          <w:rFonts w:ascii="Times New Roman" w:hAnsi="Times New Roman" w:cs="Times New Roman"/>
+          <w:bCs/>
+          <w:sz w:val="24"/>
+          <w:szCs w:val="24"/>
+        </w:rPr>
+      </w:pPr>
+      <w:r>
+        <w:rPr>
+          <w:rFonts w:ascii="Times New Roman" w:hAnsi="Times New Roman" w:cs="Times New Roman"/>
+          <w:bCs/>
+          <w:sz w:val="24"/>
+          <w:szCs w:val="24"/>
+        </w:rPr>
+        <w:t>A következő nagy lépés a javascript.html oldal megvalósítása volt. Ennél az oldalnál a cukrászdában található süteményeket vettük alapul, és egy CRUD (</w:t>
+      </w:r>
+      <w:proofErr w:type="spellStart"/>
+      <w:r>
+        <w:rPr>
+          <w:rFonts w:ascii="Times New Roman" w:hAnsi="Times New Roman" w:cs="Times New Roman"/>
+          <w:bCs/>
+          <w:sz w:val="24"/>
+          <w:szCs w:val="24"/>
+        </w:rPr>
+        <w:t>Create</w:t>
+      </w:r>
+      <w:proofErr w:type="spellEnd"/>
+      <w:r>
+        <w:rPr>
+          <w:rFonts w:ascii="Times New Roman" w:hAnsi="Times New Roman" w:cs="Times New Roman"/>
+          <w:bCs/>
+          <w:sz w:val="24"/>
+          <w:szCs w:val="24"/>
+        </w:rPr>
+        <w:t xml:space="preserve">, Read, Update, </w:t>
+      </w:r>
+      <w:proofErr w:type="spellStart"/>
+      <w:r>
+        <w:rPr>
+          <w:rFonts w:ascii="Times New Roman" w:hAnsi="Times New Roman" w:cs="Times New Roman"/>
+          <w:bCs/>
+          <w:sz w:val="24"/>
+          <w:szCs w:val="24"/>
+        </w:rPr>
+        <w:t>Delete</w:t>
+      </w:r>
+      <w:proofErr w:type="spellEnd"/>
+      <w:r>
+        <w:rPr>
+          <w:rFonts w:ascii="Times New Roman" w:hAnsi="Times New Roman" w:cs="Times New Roman"/>
+          <w:bCs/>
+          <w:sz w:val="24"/>
+          <w:szCs w:val="24"/>
+        </w:rPr>
+        <w:t>) alkalmazást valósítottunk meg.</w:t>
+      </w:r>
+    </w:p>
+    <w:p>
+      <w:pPr>
+        <w:spacing w:line="360" w:lineRule="auto"/>
+        <w:jc w:val="both"/>
+        <w:rPr>
+          <w:rFonts w:ascii="Times New Roman" w:hAnsi="Times New Roman" w:cs="Times New Roman"/>
+          <w:bCs/>
+          <w:sz w:val="24"/>
+          <w:szCs w:val="24"/>
+        </w:rPr>
+      </w:pPr>
+    </w:p>
+    <w:p>
+      <w:pPr>
+        <w:spacing w:line="360" w:lineRule="auto"/>
+        <w:jc w:val="both"/>
+        <w:rPr>
+          <w:rFonts w:ascii="Times New Roman" w:hAnsi="Times New Roman" w:cs="Times New Roman"/>
+          <w:bCs/>
+          <w:sz w:val="24"/>
+          <w:szCs w:val="24"/>
+        </w:rPr>
+      </w:pPr>
+      <w:r>
+        <w:rPr>
+          <w:rFonts w:ascii="Times New Roman" w:hAnsi="Times New Roman" w:cs="Times New Roman"/>
+          <w:bCs/>
+          <w:sz w:val="24"/>
+          <w:szCs w:val="24"/>
+        </w:rPr>
+        <w:t>A JavaScript rész elkészítéséhez a „Web-programozás-1-Előadás” című dokumentumban található példát vettük alapul, amely a CRUD működését mutatta be tömb segítségével.</w:t>
+      </w:r>
+    </w:p>
+    <w:p>
+      <w:pPr>
+        <w:spacing w:line="360" w:lineRule="auto"/>
+        <w:jc w:val="both"/>
+        <w:rPr>
+          <w:rFonts w:ascii="Times New Roman" w:hAnsi="Times New Roman" w:cs="Times New Roman"/>
+          <w:bCs/>
+          <w:sz w:val="24"/>
+          <w:szCs w:val="24"/>
+        </w:rPr>
+      </w:pPr>
+    </w:p>
+    <w:p>
+      <w:pPr>
+        <w:spacing w:line="360" w:lineRule="auto"/>
+        <w:jc w:val="both"/>
+        <w:rPr>
+          <w:rFonts w:ascii="Times New Roman" w:hAnsi="Times New Roman" w:cs="Times New Roman"/>
+          <w:bCs/>
+          <w:sz w:val="24"/>
+          <w:szCs w:val="24"/>
+        </w:rPr>
+      </w:pPr>
+      <w:r>
+        <w:rPr>
+          <w:rFonts w:ascii="Times New Roman" w:hAnsi="Times New Roman" w:cs="Times New Roman"/>
+          <w:bCs/>
+          <w:sz w:val="24"/>
+          <w:szCs w:val="24"/>
+        </w:rPr>
+        <w:t>A megvalósítás során az eredeti kódot teljes egészében átvettük, majd azt átalakítottuk a saját projektünkhöz illeszkedően. Ez magában foglalta:</w:t>
+      </w:r>
+    </w:p>
+    <w:p>
+      <w:pPr>
+        <w:spacing w:line="360" w:lineRule="auto"/>
+        <w:jc w:val="both"/>
+        <w:rPr>
+          <w:rFonts w:ascii="Times New Roman" w:hAnsi="Times New Roman" w:cs="Times New Roman"/>
+          <w:bCs/>
+          <w:sz w:val="24"/>
+          <w:szCs w:val="24"/>
+        </w:rPr>
+      </w:pPr>
+    </w:p>
+    <w:p>
+      <w:pPr>
+        <w:spacing w:line="360" w:lineRule="auto"/>
+        <w:jc w:val="both"/>
+        <w:rPr>
+          <w:rFonts w:ascii="Times New Roman" w:hAnsi="Times New Roman" w:cs="Times New Roman"/>
+          <w:bCs/>
+          <w:sz w:val="24"/>
+          <w:szCs w:val="24"/>
+        </w:rPr>
+      </w:pPr>
+      <w:r>
+        <w:rPr>
+          <w:rFonts w:ascii="Times New Roman" w:hAnsi="Times New Roman" w:cs="Times New Roman"/>
+          <w:bCs/>
+          <w:sz w:val="24"/>
+          <w:szCs w:val="24"/>
+        </w:rPr>
+        <w:t>változónevek átírását</w:t>
+      </w:r>
+    </w:p>
+    <w:p>
+      <w:pPr>
+        <w:spacing w:line="360" w:lineRule="auto"/>
+        <w:jc w:val="both"/>
+        <w:rPr>
+          <w:rFonts w:ascii="Times New Roman" w:hAnsi="Times New Roman" w:cs="Times New Roman"/>
+          <w:bCs/>
+          <w:sz w:val="24"/>
+          <w:szCs w:val="24"/>
+        </w:rPr>
+      </w:pPr>
+      <w:r>
+        <w:rPr>
+          <w:rFonts w:ascii="Times New Roman" w:hAnsi="Times New Roman" w:cs="Times New Roman"/>
+          <w:bCs/>
+          <w:sz w:val="24"/>
+          <w:szCs w:val="24"/>
+        </w:rPr>
+        <w:t>adattípusok módosítását</w:t>
+      </w:r>
+    </w:p>
+    <w:p>
+      <w:pPr>
+        <w:spacing w:line="360" w:lineRule="auto"/>
+        <w:jc w:val="both"/>
+        <w:rPr>
+          <w:rFonts w:ascii="Times New Roman" w:hAnsi="Times New Roman" w:cs="Times New Roman"/>
+          <w:bCs/>
+          <w:sz w:val="24"/>
+          <w:szCs w:val="24"/>
+        </w:rPr>
+      </w:pPr>
+      <w:r>
+        <w:rPr>
+          <w:rFonts w:ascii="Times New Roman" w:hAnsi="Times New Roman" w:cs="Times New Roman"/>
+          <w:bCs/>
+          <w:sz w:val="24"/>
+          <w:szCs w:val="24"/>
+        </w:rPr>
+        <w:t>a tartalom cukrászdára való átültetését</w:t>
+      </w:r>
+    </w:p>
+    <w:p>
+      <w:pPr>
+        <w:spacing w:line="360" w:lineRule="auto"/>
+        <w:jc w:val="both"/>
+        <w:rPr>
+          <w:rFonts w:ascii="Times New Roman" w:hAnsi="Times New Roman" w:cs="Times New Roman"/>
+          <w:bCs/>
+          <w:sz w:val="24"/>
+          <w:szCs w:val="24"/>
+        </w:rPr>
+      </w:pPr>
+    </w:p>
+    <w:p>
+      <w:pPr>
+        <w:spacing w:line="360" w:lineRule="auto"/>
+        <w:jc w:val="both"/>
+        <w:rPr>
+          <w:rFonts w:ascii="Times New Roman" w:hAnsi="Times New Roman" w:cs="Times New Roman"/>
+          <w:bCs/>
+          <w:sz w:val="24"/>
+          <w:szCs w:val="24"/>
+        </w:rPr>
+      </w:pPr>
+      <w:r>
+        <w:rPr>
+          <w:rFonts w:ascii="Times New Roman" w:hAnsi="Times New Roman" w:cs="Times New Roman"/>
+          <w:bCs/>
+          <w:sz w:val="24"/>
+          <w:szCs w:val="24"/>
+        </w:rPr>
+        <w:t>Miután a funkcionalitás megfelelően működött, elkezdtük az oldal formázását. A cél az volt, hogy a JavaScript oldal kinézete teljes mértékben illeszkedjen a főoldalhoz. Ehhez a menu.css fájlt használtuk, valamint létrehoztunk egy külön javascript.css fájlt is, amelyben a táblázat megjelenését alakítottuk ki.</w:t>
+      </w:r>
+    </w:p>
+    <w:p>
+      <w:pPr>
+        <w:spacing w:line="360" w:lineRule="auto"/>
+        <w:jc w:val="both"/>
+        <w:rPr>
+          <w:rFonts w:ascii="Times New Roman" w:hAnsi="Times New Roman" w:cs="Times New Roman"/>
+          <w:bCs/>
+          <w:sz w:val="24"/>
+          <w:szCs w:val="24"/>
+        </w:rPr>
+      </w:pPr>
+    </w:p>
+    <w:p>
+      <w:pPr>
+        <w:spacing w:line="360" w:lineRule="auto"/>
+        <w:jc w:val="both"/>
+        <w:rPr>
+          <w:rFonts w:ascii="Times New Roman" w:hAnsi="Times New Roman" w:cs="Times New Roman"/>
+          <w:bCs/>
+          <w:sz w:val="24"/>
+          <w:szCs w:val="24"/>
+        </w:rPr>
+      </w:pPr>
+      <w:r>
+        <w:rPr>
+          <w:rFonts w:ascii="Times New Roman" w:hAnsi="Times New Roman" w:cs="Times New Roman"/>
+          <w:bCs/>
+          <w:sz w:val="24"/>
+          <w:szCs w:val="24"/>
+        </w:rPr>
+        <w:lastRenderedPageBreak/>
+        <w:t>Külön figyelmet fordítottunk arra, hogy a színvilág egységes legyen, és illeszkedjen a cukrászda hangulatához.</w:t>
+      </w:r>
+    </w:p>
+    <w:p>
+      <w:pPr>
+        <w:spacing w:line="360" w:lineRule="auto"/>
+        <w:jc w:val="both"/>
+        <w:rPr>
+          <w:rFonts w:ascii="Times New Roman" w:hAnsi="Times New Roman" w:cs="Times New Roman"/>
+          <w:bCs/>
+          <w:sz w:val="24"/>
+          <w:szCs w:val="24"/>
+        </w:rPr>
+      </w:pPr>
+    </w:p>
+    <w:p>
+      <w:pPr>
+        <w:spacing w:line="360" w:lineRule="auto"/>
+        <w:jc w:val="both"/>
+        <w:rPr>
+          <w:rFonts w:ascii="Times New Roman" w:hAnsi="Times New Roman" w:cs="Times New Roman"/>
+          <w:bCs/>
+          <w:sz w:val="24"/>
+          <w:szCs w:val="24"/>
+        </w:rPr>
+      </w:pPr>
+      <w:r>
+        <w:rPr>
+          <w:rFonts w:ascii="Times New Roman" w:hAnsi="Times New Roman" w:cs="Times New Roman"/>
+          <w:bCs/>
+          <w:sz w:val="24"/>
+          <w:szCs w:val="24"/>
+        </w:rPr>
+        <w:t>5. Arculat és vizuális megjelenés</w:t>
+      </w:r>
+    </w:p>
+    <w:p>
+      <w:pPr>
+        <w:spacing w:line="360" w:lineRule="auto"/>
+        <w:jc w:val="both"/>
+        <w:rPr>
+          <w:rFonts w:ascii="Times New Roman" w:hAnsi="Times New Roman" w:cs="Times New Roman"/>
+          <w:bCs/>
+          <w:sz w:val="24"/>
+          <w:szCs w:val="24"/>
+        </w:rPr>
+      </w:pPr>
+    </w:p>
+    <w:p>
+      <w:pPr>
+        <w:spacing w:line="360" w:lineRule="auto"/>
+        <w:jc w:val="both"/>
+        <w:rPr>
+          <w:rFonts w:ascii="Times New Roman" w:hAnsi="Times New Roman" w:cs="Times New Roman"/>
+          <w:bCs/>
+          <w:sz w:val="24"/>
+          <w:szCs w:val="24"/>
+        </w:rPr>
+      </w:pPr>
+      <w:r>
+        <w:rPr>
+          <w:rFonts w:ascii="Times New Roman" w:hAnsi="Times New Roman" w:cs="Times New Roman"/>
+          <w:bCs/>
+          <w:sz w:val="24"/>
+          <w:szCs w:val="24"/>
+        </w:rPr>
+        <w:t xml:space="preserve">Miután az alap funkciók működtek, egy nagyobb lépésként kialakítottuk a weboldal </w:t>
+      </w:r>
+      <w:proofErr w:type="spellStart"/>
+      <w:r>
+        <w:rPr>
+          <w:rFonts w:ascii="Times New Roman" w:hAnsi="Times New Roman" w:cs="Times New Roman"/>
+          <w:bCs/>
+          <w:sz w:val="24"/>
+          <w:szCs w:val="24"/>
+        </w:rPr>
+        <w:t>arculatát</w:t>
+      </w:r>
+      <w:proofErr w:type="spellEnd"/>
+      <w:r>
+        <w:rPr>
+          <w:rFonts w:ascii="Times New Roman" w:hAnsi="Times New Roman" w:cs="Times New Roman"/>
+          <w:bCs/>
+          <w:sz w:val="24"/>
+          <w:szCs w:val="24"/>
+        </w:rPr>
+        <w:t xml:space="preserve">. Ennek részeként elkészítettük a cukrászda logóját, amelyhez a </w:t>
+      </w:r>
+      <w:proofErr w:type="spellStart"/>
+      <w:r>
+        <w:rPr>
+          <w:rFonts w:ascii="Times New Roman" w:hAnsi="Times New Roman" w:cs="Times New Roman"/>
+          <w:bCs/>
+          <w:sz w:val="24"/>
+          <w:szCs w:val="24"/>
+        </w:rPr>
+        <w:t>Canva</w:t>
+      </w:r>
+      <w:proofErr w:type="spellEnd"/>
+      <w:r>
+        <w:rPr>
+          <w:rFonts w:ascii="Times New Roman" w:hAnsi="Times New Roman" w:cs="Times New Roman"/>
+          <w:bCs/>
+          <w:sz w:val="24"/>
+          <w:szCs w:val="24"/>
+        </w:rPr>
+        <w:t xml:space="preserve"> online tervezőeszközt használtuk.</w:t>
+      </w:r>
+    </w:p>
+    <w:p>
+      <w:pPr>
+        <w:spacing w:line="360" w:lineRule="auto"/>
+        <w:jc w:val="both"/>
+        <w:rPr>
+          <w:rFonts w:ascii="Times New Roman" w:hAnsi="Times New Roman" w:cs="Times New Roman"/>
+          <w:bCs/>
+          <w:sz w:val="24"/>
+          <w:szCs w:val="24"/>
+        </w:rPr>
+      </w:pPr>
+    </w:p>
+    <w:p>
+      <w:pPr>
+        <w:spacing w:line="360" w:lineRule="auto"/>
+        <w:jc w:val="both"/>
+        <w:rPr>
+          <w:rFonts w:ascii="Times New Roman" w:hAnsi="Times New Roman" w:cs="Times New Roman"/>
+          <w:bCs/>
+          <w:sz w:val="24"/>
+          <w:szCs w:val="24"/>
+        </w:rPr>
+      </w:pPr>
+      <w:r>
+        <w:rPr>
+          <w:rFonts w:ascii="Times New Roman" w:hAnsi="Times New Roman" w:cs="Times New Roman"/>
+          <w:bCs/>
+          <w:sz w:val="24"/>
+          <w:szCs w:val="24"/>
+        </w:rPr>
+        <w:t>A cukrászda neve közös ötletelés eredményeként született meg: „Édes Liget”. Fontos szempont volt, hogy egyedi nevet válasszunk, amely nem található meg a környéken működő vállalkozások között.</w:t>
+      </w:r>
+    </w:p>
+    <w:p>
+      <w:pPr>
+        <w:spacing w:line="360" w:lineRule="auto"/>
+        <w:jc w:val="both"/>
+        <w:rPr>
+          <w:rFonts w:ascii="Times New Roman" w:hAnsi="Times New Roman" w:cs="Times New Roman"/>
+          <w:bCs/>
+          <w:sz w:val="24"/>
+          <w:szCs w:val="24"/>
+        </w:rPr>
+      </w:pPr>
+    </w:p>
+    <w:p>
+      <w:pPr>
+        <w:spacing w:line="360" w:lineRule="auto"/>
+        <w:jc w:val="both"/>
+        <w:rPr>
+          <w:rFonts w:ascii="Times New Roman" w:hAnsi="Times New Roman" w:cs="Times New Roman"/>
+          <w:bCs/>
+          <w:sz w:val="24"/>
+          <w:szCs w:val="24"/>
+        </w:rPr>
+      </w:pPr>
+      <w:r>
+        <w:rPr>
+          <w:rFonts w:ascii="Times New Roman" w:hAnsi="Times New Roman" w:cs="Times New Roman"/>
+          <w:bCs/>
+          <w:sz w:val="24"/>
+          <w:szCs w:val="24"/>
+        </w:rPr>
+        <w:t>A logót a weboldal bal felső sarkában helyeztük el, és ezt a menu.css fájlban definiáltuk. Mivel minden HTML oldal erre a CSS fájlra hivatkozik, így a logó automatikusan megjelent az összes oldalon.</w:t>
+      </w:r>
+    </w:p>
+    <w:p>
+      <w:pPr>
+        <w:spacing w:line="360" w:lineRule="auto"/>
+        <w:jc w:val="both"/>
+        <w:rPr>
+          <w:rFonts w:ascii="Times New Roman" w:hAnsi="Times New Roman" w:cs="Times New Roman"/>
+          <w:bCs/>
+          <w:sz w:val="24"/>
+          <w:szCs w:val="24"/>
+        </w:rPr>
+      </w:pPr>
+    </w:p>
+    <w:p>
+      <w:pPr>
+        <w:spacing w:line="360" w:lineRule="auto"/>
+        <w:jc w:val="both"/>
+        <w:rPr>
+          <w:rFonts w:ascii="Times New Roman" w:hAnsi="Times New Roman" w:cs="Times New Roman"/>
+          <w:bCs/>
+          <w:sz w:val="24"/>
+          <w:szCs w:val="24"/>
+        </w:rPr>
+      </w:pPr>
+      <w:r>
+        <w:rPr>
+          <w:rFonts w:ascii="Times New Roman" w:hAnsi="Times New Roman" w:cs="Times New Roman"/>
+          <w:bCs/>
+          <w:sz w:val="24"/>
+          <w:szCs w:val="24"/>
+        </w:rPr>
+        <w:t>A háttérkép kiválasztása során több problémával is szembesültünk. Kezdetben különböző süteményeket ábrázoló képeket próbáltunk használni, azonban ezek nem viselkedtek megfelelően különböző képernyőméreteken.</w:t>
+      </w:r>
+    </w:p>
+    <w:p>
+      <w:pPr>
+        <w:spacing w:line="360" w:lineRule="auto"/>
+        <w:jc w:val="both"/>
+        <w:rPr>
+          <w:rFonts w:ascii="Times New Roman" w:hAnsi="Times New Roman" w:cs="Times New Roman"/>
+          <w:bCs/>
+          <w:sz w:val="24"/>
+          <w:szCs w:val="24"/>
+        </w:rPr>
+      </w:pPr>
+    </w:p>
+    <w:p>
+      <w:pPr>
+        <w:spacing w:line="360" w:lineRule="auto"/>
+        <w:jc w:val="both"/>
+        <w:rPr>
+          <w:rFonts w:ascii="Times New Roman" w:hAnsi="Times New Roman" w:cs="Times New Roman"/>
+          <w:bCs/>
+          <w:sz w:val="24"/>
+          <w:szCs w:val="24"/>
+        </w:rPr>
+      </w:pPr>
+      <w:r>
+        <w:rPr>
+          <w:rFonts w:ascii="Times New Roman" w:hAnsi="Times New Roman" w:cs="Times New Roman"/>
+          <w:bCs/>
+          <w:sz w:val="24"/>
+          <w:szCs w:val="24"/>
+        </w:rPr>
+        <w:t>Ezért végül egy egyszerűbb, de hatékonyabb megoldást választottunk: a logót helyeztük el háttérképként, vízjel-szerűen. Emellett kisebb képernyőméret esetén ezt elrejtettük (</w:t>
+      </w:r>
+      <w:proofErr w:type="spellStart"/>
+      <w:r>
+        <w:rPr>
+          <w:rFonts w:ascii="Times New Roman" w:hAnsi="Times New Roman" w:cs="Times New Roman"/>
+          <w:bCs/>
+          <w:sz w:val="24"/>
+          <w:szCs w:val="24"/>
+        </w:rPr>
+        <w:t>hide</w:t>
+      </w:r>
+      <w:proofErr w:type="spellEnd"/>
+      <w:r>
+        <w:rPr>
+          <w:rFonts w:ascii="Times New Roman" w:hAnsi="Times New Roman" w:cs="Times New Roman"/>
+          <w:bCs/>
+          <w:sz w:val="24"/>
+          <w:szCs w:val="24"/>
+        </w:rPr>
+        <w:t>), hogy ne zavarja az olvashatóságot.</w:t>
+      </w:r>
+    </w:p>
+    <w:p>
+      <w:pPr>
+        <w:spacing w:line="360" w:lineRule="auto"/>
+        <w:jc w:val="both"/>
+        <w:rPr>
+          <w:rFonts w:ascii="Times New Roman" w:hAnsi="Times New Roman" w:cs="Times New Roman"/>
+          <w:bCs/>
+          <w:sz w:val="24"/>
+          <w:szCs w:val="24"/>
+        </w:rPr>
+      </w:pPr>
+    </w:p>
+    <w:p>
+      <w:pPr>
+        <w:spacing w:line="360" w:lineRule="auto"/>
+        <w:jc w:val="both"/>
+        <w:rPr>
+          <w:rFonts w:ascii="Times New Roman" w:hAnsi="Times New Roman" w:cs="Times New Roman"/>
+          <w:bCs/>
+          <w:sz w:val="24"/>
+          <w:szCs w:val="24"/>
+        </w:rPr>
+      </w:pPr>
+      <w:r>
+        <w:rPr>
+          <w:rFonts w:ascii="Times New Roman" w:hAnsi="Times New Roman" w:cs="Times New Roman"/>
+          <w:bCs/>
+          <w:sz w:val="24"/>
+          <w:szCs w:val="24"/>
+        </w:rPr>
+        <w:t xml:space="preserve">6. </w:t>
+      </w:r>
+      <w:proofErr w:type="spellStart"/>
+      <w:r>
+        <w:rPr>
+          <w:rFonts w:ascii="Times New Roman" w:hAnsi="Times New Roman" w:cs="Times New Roman"/>
+          <w:bCs/>
+          <w:sz w:val="24"/>
+          <w:szCs w:val="24"/>
+        </w:rPr>
+        <w:t>React</w:t>
+      </w:r>
+      <w:proofErr w:type="spellEnd"/>
+      <w:r>
+        <w:rPr>
+          <w:rFonts w:ascii="Times New Roman" w:hAnsi="Times New Roman" w:cs="Times New Roman"/>
+          <w:bCs/>
+          <w:sz w:val="24"/>
+          <w:szCs w:val="24"/>
+        </w:rPr>
+        <w:t xml:space="preserve"> alkalmazás megvalósítása</w:t>
+      </w:r>
+    </w:p>
+    <w:p>
+      <w:pPr>
+        <w:spacing w:line="360" w:lineRule="auto"/>
+        <w:jc w:val="both"/>
+        <w:rPr>
+          <w:rFonts w:ascii="Times New Roman" w:hAnsi="Times New Roman" w:cs="Times New Roman"/>
+          <w:bCs/>
+          <w:sz w:val="24"/>
+          <w:szCs w:val="24"/>
+        </w:rPr>
+      </w:pPr>
+    </w:p>
+    <w:p>
+      <w:pPr>
+        <w:spacing w:line="360" w:lineRule="auto"/>
+        <w:jc w:val="both"/>
+        <w:rPr>
+          <w:rFonts w:ascii="Times New Roman" w:hAnsi="Times New Roman" w:cs="Times New Roman"/>
+          <w:bCs/>
+          <w:sz w:val="24"/>
+          <w:szCs w:val="24"/>
+        </w:rPr>
+      </w:pPr>
+      <w:r>
+        <w:rPr>
+          <w:rFonts w:ascii="Times New Roman" w:hAnsi="Times New Roman" w:cs="Times New Roman"/>
+          <w:bCs/>
+          <w:sz w:val="24"/>
+          <w:szCs w:val="24"/>
+        </w:rPr>
+        <w:lastRenderedPageBreak/>
+        <w:t xml:space="preserve">A következő lépés a </w:t>
+      </w:r>
+      <w:proofErr w:type="spellStart"/>
+      <w:r>
+        <w:rPr>
+          <w:rFonts w:ascii="Times New Roman" w:hAnsi="Times New Roman" w:cs="Times New Roman"/>
+          <w:bCs/>
+          <w:sz w:val="24"/>
+          <w:szCs w:val="24"/>
+        </w:rPr>
+        <w:t>React</w:t>
+      </w:r>
+      <w:proofErr w:type="spellEnd"/>
+      <w:r>
+        <w:rPr>
+          <w:rFonts w:ascii="Times New Roman" w:hAnsi="Times New Roman" w:cs="Times New Roman"/>
+          <w:bCs/>
+          <w:sz w:val="24"/>
+          <w:szCs w:val="24"/>
+        </w:rPr>
+        <w:t xml:space="preserve"> alapú alkalmazás elkészítése volt, amely jelentős mérföldkőnek számított a projekt során.</w:t>
+      </w:r>
+    </w:p>
+    <w:p>
+      <w:pPr>
+        <w:spacing w:line="360" w:lineRule="auto"/>
+        <w:jc w:val="both"/>
+        <w:rPr>
+          <w:rFonts w:ascii="Times New Roman" w:hAnsi="Times New Roman" w:cs="Times New Roman"/>
+          <w:bCs/>
+          <w:sz w:val="24"/>
+          <w:szCs w:val="24"/>
+        </w:rPr>
+      </w:pPr>
+    </w:p>
+    <w:p>
+      <w:pPr>
+        <w:spacing w:line="360" w:lineRule="auto"/>
+        <w:jc w:val="both"/>
+        <w:rPr>
+          <w:rFonts w:ascii="Times New Roman" w:hAnsi="Times New Roman" w:cs="Times New Roman"/>
+          <w:bCs/>
+          <w:sz w:val="24"/>
+          <w:szCs w:val="24"/>
+        </w:rPr>
+      </w:pPr>
+      <w:r>
+        <w:rPr>
+          <w:rFonts w:ascii="Times New Roman" w:hAnsi="Times New Roman" w:cs="Times New Roman"/>
+          <w:bCs/>
+          <w:sz w:val="24"/>
+          <w:szCs w:val="24"/>
+        </w:rPr>
+        <w:t xml:space="preserve">A </w:t>
+      </w:r>
+      <w:proofErr w:type="spellStart"/>
+      <w:r>
+        <w:rPr>
+          <w:rFonts w:ascii="Times New Roman" w:hAnsi="Times New Roman" w:cs="Times New Roman"/>
+          <w:bCs/>
+          <w:sz w:val="24"/>
+          <w:szCs w:val="24"/>
+        </w:rPr>
+        <w:t>React</w:t>
+      </w:r>
+      <w:proofErr w:type="spellEnd"/>
+      <w:r>
+        <w:rPr>
+          <w:rFonts w:ascii="Times New Roman" w:hAnsi="Times New Roman" w:cs="Times New Roman"/>
+          <w:bCs/>
+          <w:sz w:val="24"/>
+          <w:szCs w:val="24"/>
+        </w:rPr>
+        <w:t xml:space="preserve"> CRUD alkalmazás elkészítéséhez szintén a tananyagban szereplő példákat használtuk, valamint a tanár által biztosított „megoldasok.zip” fájlt.</w:t>
+      </w:r>
+    </w:p>
+    <w:p>
+      <w:pPr>
+        <w:spacing w:line="360" w:lineRule="auto"/>
+        <w:jc w:val="both"/>
+        <w:rPr>
+          <w:rFonts w:ascii="Times New Roman" w:hAnsi="Times New Roman" w:cs="Times New Roman"/>
+          <w:bCs/>
+          <w:sz w:val="24"/>
+          <w:szCs w:val="24"/>
+        </w:rPr>
+      </w:pPr>
+    </w:p>
+    <w:p>
+      <w:pPr>
+        <w:spacing w:line="360" w:lineRule="auto"/>
+        <w:jc w:val="both"/>
+        <w:rPr>
+          <w:rFonts w:ascii="Times New Roman" w:hAnsi="Times New Roman" w:cs="Times New Roman"/>
+          <w:bCs/>
+          <w:sz w:val="24"/>
+          <w:szCs w:val="24"/>
+        </w:rPr>
+      </w:pPr>
+      <w:r>
+        <w:rPr>
+          <w:rFonts w:ascii="Times New Roman" w:hAnsi="Times New Roman" w:cs="Times New Roman"/>
+          <w:bCs/>
+          <w:sz w:val="24"/>
+          <w:szCs w:val="24"/>
+        </w:rPr>
+        <w:t>A fejlesztés során az alábbi lépéseket hajtottuk végre:</w:t>
+      </w:r>
+    </w:p>
+    <w:p>
+      <w:pPr>
+        <w:spacing w:line="360" w:lineRule="auto"/>
+        <w:jc w:val="both"/>
+        <w:rPr>
+          <w:rFonts w:ascii="Times New Roman" w:hAnsi="Times New Roman" w:cs="Times New Roman"/>
+          <w:bCs/>
+          <w:sz w:val="24"/>
+          <w:szCs w:val="24"/>
+        </w:rPr>
+      </w:pPr>
+    </w:p>
+    <w:p>
+      <w:pPr>
+        <w:spacing w:line="360" w:lineRule="auto"/>
+        <w:jc w:val="both"/>
+        <w:rPr>
+          <w:rFonts w:ascii="Times New Roman" w:hAnsi="Times New Roman" w:cs="Times New Roman"/>
+          <w:bCs/>
+          <w:sz w:val="24"/>
+          <w:szCs w:val="24"/>
+        </w:rPr>
+      </w:pPr>
+      <w:r>
+        <w:rPr>
+          <w:rFonts w:ascii="Times New Roman" w:hAnsi="Times New Roman" w:cs="Times New Roman"/>
+          <w:bCs/>
+          <w:sz w:val="24"/>
+          <w:szCs w:val="24"/>
+        </w:rPr>
+        <w:t>A szükséges fájlok átmásolása</w:t>
+      </w:r>
+    </w:p>
+    <w:p>
+      <w:pPr>
+        <w:spacing w:line="360" w:lineRule="auto"/>
+        <w:jc w:val="both"/>
+        <w:rPr>
+          <w:rFonts w:ascii="Times New Roman" w:hAnsi="Times New Roman" w:cs="Times New Roman"/>
+          <w:bCs/>
+          <w:sz w:val="24"/>
+          <w:szCs w:val="24"/>
+        </w:rPr>
+      </w:pPr>
+      <w:r>
+        <w:rPr>
+          <w:rFonts w:ascii="Times New Roman" w:hAnsi="Times New Roman" w:cs="Times New Roman"/>
+          <w:bCs/>
+          <w:sz w:val="24"/>
+          <w:szCs w:val="24"/>
+        </w:rPr>
+        <w:t>A HTML struktúra kialakítása</w:t>
+      </w:r>
+    </w:p>
+    <w:p>
+      <w:pPr>
+        <w:spacing w:line="360" w:lineRule="auto"/>
+        <w:jc w:val="both"/>
+        <w:rPr>
+          <w:rFonts w:ascii="Times New Roman" w:hAnsi="Times New Roman" w:cs="Times New Roman"/>
+          <w:bCs/>
+          <w:sz w:val="24"/>
+          <w:szCs w:val="24"/>
+        </w:rPr>
+      </w:pPr>
+      <w:r>
+        <w:rPr>
+          <w:rFonts w:ascii="Times New Roman" w:hAnsi="Times New Roman" w:cs="Times New Roman"/>
+          <w:bCs/>
+          <w:sz w:val="24"/>
+          <w:szCs w:val="24"/>
+        </w:rPr>
+        <w:t>A komponensek átnevezése</w:t>
+      </w:r>
+    </w:p>
+    <w:p>
+      <w:pPr>
+        <w:spacing w:line="360" w:lineRule="auto"/>
+        <w:jc w:val="both"/>
+        <w:rPr>
+          <w:rFonts w:ascii="Times New Roman" w:hAnsi="Times New Roman" w:cs="Times New Roman"/>
+          <w:bCs/>
+          <w:sz w:val="24"/>
+          <w:szCs w:val="24"/>
+        </w:rPr>
+      </w:pPr>
+      <w:r>
+        <w:rPr>
+          <w:rFonts w:ascii="Times New Roman" w:hAnsi="Times New Roman" w:cs="Times New Roman"/>
+          <w:bCs/>
+          <w:sz w:val="24"/>
+          <w:szCs w:val="24"/>
+        </w:rPr>
+        <w:t>A feliratok és oszlopok módosítása</w:t>
+      </w:r>
+    </w:p>
+    <w:p>
+      <w:pPr>
+        <w:spacing w:line="360" w:lineRule="auto"/>
+        <w:jc w:val="both"/>
+        <w:rPr>
+          <w:rFonts w:ascii="Times New Roman" w:hAnsi="Times New Roman" w:cs="Times New Roman"/>
+          <w:bCs/>
+          <w:sz w:val="24"/>
+          <w:szCs w:val="24"/>
+        </w:rPr>
+      </w:pPr>
+    </w:p>
+    <w:p>
+      <w:pPr>
+        <w:spacing w:line="360" w:lineRule="auto"/>
+        <w:jc w:val="both"/>
+        <w:rPr>
+          <w:rFonts w:ascii="Times New Roman" w:hAnsi="Times New Roman" w:cs="Times New Roman"/>
+          <w:bCs/>
+          <w:sz w:val="24"/>
+          <w:szCs w:val="24"/>
+        </w:rPr>
+      </w:pPr>
+      <w:r>
+        <w:rPr>
+          <w:rFonts w:ascii="Times New Roman" w:hAnsi="Times New Roman" w:cs="Times New Roman"/>
+          <w:bCs/>
+          <w:sz w:val="24"/>
+          <w:szCs w:val="24"/>
+        </w:rPr>
+        <w:t>A komponensek átnevezése különösen fontos volt, mivel a felhasználói élmény szempontjából szükséges volt, hogy a rendszer a cukrászda kontextusában jelenjen meg. Így például:</w:t>
+      </w:r>
+    </w:p>
+    <w:p>
+      <w:pPr>
+        <w:spacing w:line="360" w:lineRule="auto"/>
+        <w:jc w:val="both"/>
+        <w:rPr>
+          <w:rFonts w:ascii="Times New Roman" w:hAnsi="Times New Roman" w:cs="Times New Roman"/>
+          <w:bCs/>
+          <w:sz w:val="24"/>
+          <w:szCs w:val="24"/>
+        </w:rPr>
+      </w:pPr>
+    </w:p>
+    <w:p>
+      <w:pPr>
+        <w:spacing w:line="360" w:lineRule="auto"/>
+        <w:jc w:val="both"/>
+        <w:rPr>
+          <w:rFonts w:ascii="Times New Roman" w:hAnsi="Times New Roman" w:cs="Times New Roman"/>
+          <w:bCs/>
+          <w:sz w:val="24"/>
+          <w:szCs w:val="24"/>
+        </w:rPr>
+      </w:pPr>
+      <w:proofErr w:type="spellStart"/>
+      <w:r>
+        <w:rPr>
+          <w:rFonts w:ascii="Times New Roman" w:hAnsi="Times New Roman" w:cs="Times New Roman"/>
+          <w:bCs/>
+          <w:sz w:val="24"/>
+          <w:szCs w:val="24"/>
+        </w:rPr>
+        <w:t>UserTable</w:t>
+      </w:r>
+      <w:proofErr w:type="spellEnd"/>
+      <w:r>
+        <w:rPr>
+          <w:rFonts w:ascii="Times New Roman" w:hAnsi="Times New Roman" w:cs="Times New Roman"/>
+          <w:bCs/>
+          <w:sz w:val="24"/>
+          <w:szCs w:val="24"/>
+        </w:rPr>
+        <w:t xml:space="preserve"> → </w:t>
+      </w:r>
+      <w:proofErr w:type="spellStart"/>
+      <w:r>
+        <w:rPr>
+          <w:rFonts w:ascii="Times New Roman" w:hAnsi="Times New Roman" w:cs="Times New Roman"/>
+          <w:bCs/>
+          <w:sz w:val="24"/>
+          <w:szCs w:val="24"/>
+        </w:rPr>
+        <w:t>SutemenyTable</w:t>
+      </w:r>
+      <w:proofErr w:type="spellEnd"/>
+    </w:p>
+    <w:p>
+      <w:pPr>
+        <w:spacing w:line="360" w:lineRule="auto"/>
+        <w:jc w:val="both"/>
+        <w:rPr>
+          <w:rFonts w:ascii="Times New Roman" w:hAnsi="Times New Roman" w:cs="Times New Roman"/>
+          <w:bCs/>
+          <w:sz w:val="24"/>
+          <w:szCs w:val="24"/>
+        </w:rPr>
+      </w:pPr>
+      <w:proofErr w:type="spellStart"/>
+      <w:r>
+        <w:rPr>
+          <w:rFonts w:ascii="Times New Roman" w:hAnsi="Times New Roman" w:cs="Times New Roman"/>
+          <w:bCs/>
+          <w:sz w:val="24"/>
+          <w:szCs w:val="24"/>
+        </w:rPr>
+        <w:t>AddUserForm</w:t>
+      </w:r>
+      <w:proofErr w:type="spellEnd"/>
+      <w:r>
+        <w:rPr>
+          <w:rFonts w:ascii="Times New Roman" w:hAnsi="Times New Roman" w:cs="Times New Roman"/>
+          <w:bCs/>
+          <w:sz w:val="24"/>
+          <w:szCs w:val="24"/>
+        </w:rPr>
+        <w:t xml:space="preserve"> → </w:t>
+      </w:r>
+      <w:proofErr w:type="spellStart"/>
+      <w:r>
+        <w:rPr>
+          <w:rFonts w:ascii="Times New Roman" w:hAnsi="Times New Roman" w:cs="Times New Roman"/>
+          <w:bCs/>
+          <w:sz w:val="24"/>
+          <w:szCs w:val="24"/>
+        </w:rPr>
+        <w:t>AddSutemenyForm</w:t>
+      </w:r>
+      <w:proofErr w:type="spellEnd"/>
+    </w:p>
+    <w:p>
+      <w:pPr>
+        <w:spacing w:line="360" w:lineRule="auto"/>
+        <w:jc w:val="both"/>
+        <w:rPr>
+          <w:rFonts w:ascii="Times New Roman" w:hAnsi="Times New Roman" w:cs="Times New Roman"/>
+          <w:bCs/>
+          <w:sz w:val="24"/>
+          <w:szCs w:val="24"/>
+        </w:rPr>
+      </w:pPr>
+      <w:proofErr w:type="spellStart"/>
+      <w:r>
+        <w:rPr>
+          <w:rFonts w:ascii="Times New Roman" w:hAnsi="Times New Roman" w:cs="Times New Roman"/>
+          <w:bCs/>
+          <w:sz w:val="24"/>
+          <w:szCs w:val="24"/>
+        </w:rPr>
+        <w:t>EditUserForm</w:t>
+      </w:r>
+      <w:proofErr w:type="spellEnd"/>
+      <w:r>
+        <w:rPr>
+          <w:rFonts w:ascii="Times New Roman" w:hAnsi="Times New Roman" w:cs="Times New Roman"/>
+          <w:bCs/>
+          <w:sz w:val="24"/>
+          <w:szCs w:val="24"/>
+        </w:rPr>
+        <w:t xml:space="preserve"> → </w:t>
+      </w:r>
+      <w:proofErr w:type="spellStart"/>
+      <w:r>
+        <w:rPr>
+          <w:rFonts w:ascii="Times New Roman" w:hAnsi="Times New Roman" w:cs="Times New Roman"/>
+          <w:bCs/>
+          <w:sz w:val="24"/>
+          <w:szCs w:val="24"/>
+        </w:rPr>
+        <w:t>EditSutemenyForm</w:t>
+      </w:r>
+      <w:proofErr w:type="spellEnd"/>
+    </w:p>
+    <w:p>
+      <w:pPr>
+        <w:spacing w:line="360" w:lineRule="auto"/>
+        <w:jc w:val="both"/>
+        <w:rPr>
+          <w:rFonts w:ascii="Times New Roman" w:hAnsi="Times New Roman" w:cs="Times New Roman"/>
+          <w:bCs/>
+          <w:sz w:val="24"/>
+          <w:szCs w:val="24"/>
+        </w:rPr>
+      </w:pPr>
+    </w:p>
+    <w:p>
+      <w:pPr>
+        <w:spacing w:line="360" w:lineRule="auto"/>
+        <w:jc w:val="both"/>
+        <w:rPr>
+          <w:rFonts w:ascii="Times New Roman" w:hAnsi="Times New Roman" w:cs="Times New Roman"/>
+          <w:bCs/>
+          <w:sz w:val="24"/>
+          <w:szCs w:val="24"/>
+        </w:rPr>
+      </w:pPr>
+      <w:r>
+        <w:rPr>
+          <w:rFonts w:ascii="Times New Roman" w:hAnsi="Times New Roman" w:cs="Times New Roman"/>
+          <w:bCs/>
+          <w:sz w:val="24"/>
+          <w:szCs w:val="24"/>
+        </w:rPr>
+        <w:t xml:space="preserve">A </w:t>
+      </w:r>
+      <w:proofErr w:type="spellStart"/>
+      <w:r>
+        <w:rPr>
+          <w:rFonts w:ascii="Times New Roman" w:hAnsi="Times New Roman" w:cs="Times New Roman"/>
+          <w:bCs/>
+          <w:sz w:val="24"/>
+          <w:szCs w:val="24"/>
+        </w:rPr>
+        <w:t>React</w:t>
+      </w:r>
+      <w:proofErr w:type="spellEnd"/>
+      <w:r>
+        <w:rPr>
+          <w:rFonts w:ascii="Times New Roman" w:hAnsi="Times New Roman" w:cs="Times New Roman"/>
+          <w:bCs/>
+          <w:sz w:val="24"/>
+          <w:szCs w:val="24"/>
+        </w:rPr>
+        <w:t xml:space="preserve"> alkalmazás formázásánál az volt a célunk, hogy vizuálisan megegyezzen a JavaScript oldalon használt táblázattal. Ehhez az App.css fájlt használtuk, és a már meglévő stílusokhoz igazítottuk.</w:t>
+      </w:r>
+    </w:p>
+    <w:p>
+      <w:pPr>
+        <w:spacing w:line="360" w:lineRule="auto"/>
+        <w:jc w:val="both"/>
+        <w:rPr>
+          <w:rFonts w:ascii="Times New Roman" w:hAnsi="Times New Roman" w:cs="Times New Roman"/>
+          <w:bCs/>
+          <w:sz w:val="24"/>
+          <w:szCs w:val="24"/>
+        </w:rPr>
+      </w:pPr>
+      <w:r>
+        <w:rPr>
+          <w:rFonts w:ascii="Times New Roman" w:hAnsi="Times New Roman" w:cs="Times New Roman"/>
+          <w:bCs/>
+          <w:sz w:val="24"/>
+          <w:szCs w:val="24"/>
+        </w:rPr>
+        <w:t xml:space="preserve">7. </w:t>
+      </w:r>
+      <w:proofErr w:type="spellStart"/>
+      <w:r>
+        <w:rPr>
+          <w:rFonts w:ascii="Times New Roman" w:hAnsi="Times New Roman" w:cs="Times New Roman"/>
+          <w:bCs/>
+          <w:sz w:val="24"/>
+          <w:szCs w:val="24"/>
+        </w:rPr>
+        <w:t>Single</w:t>
+      </w:r>
+      <w:proofErr w:type="spellEnd"/>
+      <w:r>
+        <w:rPr>
+          <w:rFonts w:ascii="Times New Roman" w:hAnsi="Times New Roman" w:cs="Times New Roman"/>
+          <w:bCs/>
+          <w:sz w:val="24"/>
+          <w:szCs w:val="24"/>
+        </w:rPr>
+        <w:t xml:space="preserve"> Page </w:t>
+      </w:r>
+      <w:proofErr w:type="spellStart"/>
+      <w:r>
+        <w:rPr>
+          <w:rFonts w:ascii="Times New Roman" w:hAnsi="Times New Roman" w:cs="Times New Roman"/>
+          <w:bCs/>
+          <w:sz w:val="24"/>
+          <w:szCs w:val="24"/>
+        </w:rPr>
+        <w:t>Application</w:t>
+      </w:r>
+      <w:proofErr w:type="spellEnd"/>
+      <w:r>
+        <w:rPr>
+          <w:rFonts w:ascii="Times New Roman" w:hAnsi="Times New Roman" w:cs="Times New Roman"/>
+          <w:bCs/>
+          <w:sz w:val="24"/>
+          <w:szCs w:val="24"/>
+        </w:rPr>
+        <w:t xml:space="preserve"> (SPA) megvalósítása</w:t>
+      </w:r>
+    </w:p>
+    <w:p>
+      <w:pPr>
+        <w:spacing w:line="360" w:lineRule="auto"/>
+        <w:jc w:val="both"/>
+        <w:rPr>
+          <w:rFonts w:ascii="Times New Roman" w:hAnsi="Times New Roman" w:cs="Times New Roman"/>
+          <w:bCs/>
+          <w:sz w:val="24"/>
+          <w:szCs w:val="24"/>
+        </w:rPr>
+      </w:pPr>
+    </w:p>
+    <w:p>
+      <w:pPr>
+        <w:spacing w:line="360" w:lineRule="auto"/>
+        <w:jc w:val="both"/>
+        <w:rPr>
+          <w:rFonts w:ascii="Times New Roman" w:hAnsi="Times New Roman" w:cs="Times New Roman"/>
+          <w:bCs/>
+          <w:sz w:val="24"/>
+          <w:szCs w:val="24"/>
+        </w:rPr>
+      </w:pPr>
+      <w:r>
+        <w:rPr>
+          <w:rFonts w:ascii="Times New Roman" w:hAnsi="Times New Roman" w:cs="Times New Roman"/>
+          <w:bCs/>
+          <w:sz w:val="24"/>
+          <w:szCs w:val="24"/>
+        </w:rPr>
+        <w:lastRenderedPageBreak/>
+        <w:t xml:space="preserve">A </w:t>
+      </w:r>
+      <w:proofErr w:type="spellStart"/>
+      <w:r>
+        <w:rPr>
+          <w:rFonts w:ascii="Times New Roman" w:hAnsi="Times New Roman" w:cs="Times New Roman"/>
+          <w:bCs/>
+          <w:sz w:val="24"/>
+          <w:szCs w:val="24"/>
+        </w:rPr>
+        <w:t>React</w:t>
+      </w:r>
+      <w:proofErr w:type="spellEnd"/>
+      <w:r>
+        <w:rPr>
+          <w:rFonts w:ascii="Times New Roman" w:hAnsi="Times New Roman" w:cs="Times New Roman"/>
+          <w:bCs/>
+          <w:sz w:val="24"/>
+          <w:szCs w:val="24"/>
+        </w:rPr>
+        <w:t xml:space="preserve"> alapú CRUD alkalmazás elkészítését követően a következő nagy mérföldkő a </w:t>
+      </w:r>
+      <w:proofErr w:type="spellStart"/>
+      <w:r>
+        <w:rPr>
+          <w:rFonts w:ascii="Times New Roman" w:hAnsi="Times New Roman" w:cs="Times New Roman"/>
+          <w:bCs/>
+          <w:sz w:val="24"/>
+          <w:szCs w:val="24"/>
+        </w:rPr>
+        <w:t>Single</w:t>
+      </w:r>
+      <w:proofErr w:type="spellEnd"/>
+      <w:r>
+        <w:rPr>
+          <w:rFonts w:ascii="Times New Roman" w:hAnsi="Times New Roman" w:cs="Times New Roman"/>
+          <w:bCs/>
+          <w:sz w:val="24"/>
+          <w:szCs w:val="24"/>
+        </w:rPr>
+        <w:t xml:space="preserve"> Page </w:t>
+      </w:r>
+      <w:proofErr w:type="spellStart"/>
+      <w:r>
+        <w:rPr>
+          <w:rFonts w:ascii="Times New Roman" w:hAnsi="Times New Roman" w:cs="Times New Roman"/>
+          <w:bCs/>
+          <w:sz w:val="24"/>
+          <w:szCs w:val="24"/>
+        </w:rPr>
+        <w:t>Application</w:t>
+      </w:r>
+      <w:proofErr w:type="spellEnd"/>
+      <w:r>
+        <w:rPr>
+          <w:rFonts w:ascii="Times New Roman" w:hAnsi="Times New Roman" w:cs="Times New Roman"/>
+          <w:bCs/>
+          <w:sz w:val="24"/>
+          <w:szCs w:val="24"/>
+        </w:rPr>
+        <w:t xml:space="preserve"> (SPA) kialakítása volt. A SPA lényege, hogy az alkalmazás egyetlen HTML oldalon belül működik, és az egyes tartalmak dinamikusan töltődnek be, teljes oldalfrissítés nélkül.</w:t>
+      </w:r>
+    </w:p>
+    <w:p>
+      <w:pPr>
+        <w:spacing w:line="360" w:lineRule="auto"/>
+        <w:jc w:val="both"/>
+        <w:rPr>
+          <w:rFonts w:ascii="Times New Roman" w:hAnsi="Times New Roman" w:cs="Times New Roman"/>
+          <w:bCs/>
+          <w:sz w:val="24"/>
+          <w:szCs w:val="24"/>
+        </w:rPr>
+      </w:pPr>
+    </w:p>
+    <w:p>
+      <w:pPr>
+        <w:spacing w:line="360" w:lineRule="auto"/>
+        <w:jc w:val="both"/>
+        <w:rPr>
+          <w:rFonts w:ascii="Times New Roman" w:hAnsi="Times New Roman" w:cs="Times New Roman"/>
+          <w:bCs/>
+          <w:sz w:val="24"/>
+          <w:szCs w:val="24"/>
+        </w:rPr>
+      </w:pPr>
+      <w:r>
+        <w:rPr>
+          <w:rFonts w:ascii="Times New Roman" w:hAnsi="Times New Roman" w:cs="Times New Roman"/>
+          <w:bCs/>
+          <w:sz w:val="24"/>
+          <w:szCs w:val="24"/>
+        </w:rPr>
+        <w:t>A fejlesztés során a tananyagban található leírást vettük alapul, és annak megfelelően alakítottuk ki a projekt struktúráját. Első lépésként létrehoztuk a szükséges mappaszerkezetet, majd a tanár által biztosított „megoldasok.zip” fájlból átmásoltuk a mintaprojekteket.</w:t>
+      </w:r>
+    </w:p>
+    <w:p>
+      <w:pPr>
+        <w:spacing w:line="360" w:lineRule="auto"/>
+        <w:jc w:val="both"/>
+        <w:rPr>
+          <w:rFonts w:ascii="Times New Roman" w:hAnsi="Times New Roman" w:cs="Times New Roman"/>
+          <w:bCs/>
+          <w:sz w:val="24"/>
+          <w:szCs w:val="24"/>
+        </w:rPr>
+      </w:pPr>
+    </w:p>
+    <w:p>
+      <w:pPr>
+        <w:spacing w:line="360" w:lineRule="auto"/>
+        <w:jc w:val="both"/>
+        <w:rPr>
+          <w:rFonts w:ascii="Times New Roman" w:hAnsi="Times New Roman" w:cs="Times New Roman"/>
+          <w:bCs/>
+          <w:sz w:val="24"/>
+          <w:szCs w:val="24"/>
+        </w:rPr>
+      </w:pPr>
+      <w:r>
+        <w:rPr>
+          <w:rFonts w:ascii="Times New Roman" w:hAnsi="Times New Roman" w:cs="Times New Roman"/>
+          <w:bCs/>
+          <w:sz w:val="24"/>
+          <w:szCs w:val="24"/>
+        </w:rPr>
+        <w:t>Eredetileg két alkalmazás szerepelt ebben:</w:t>
+      </w:r>
+    </w:p>
+    <w:p>
+      <w:pPr>
+        <w:spacing w:line="360" w:lineRule="auto"/>
+        <w:jc w:val="both"/>
+        <w:rPr>
+          <w:rFonts w:ascii="Times New Roman" w:hAnsi="Times New Roman" w:cs="Times New Roman"/>
+          <w:bCs/>
+          <w:sz w:val="24"/>
+          <w:szCs w:val="24"/>
+        </w:rPr>
+      </w:pPr>
+    </w:p>
+    <w:p>
+      <w:pPr>
+        <w:spacing w:line="360" w:lineRule="auto"/>
+        <w:jc w:val="both"/>
+        <w:rPr>
+          <w:rFonts w:ascii="Times New Roman" w:hAnsi="Times New Roman" w:cs="Times New Roman"/>
+          <w:bCs/>
+          <w:sz w:val="24"/>
+          <w:szCs w:val="24"/>
+        </w:rPr>
+      </w:pPr>
+      <w:proofErr w:type="spellStart"/>
+      <w:r>
+        <w:rPr>
+          <w:rFonts w:ascii="Times New Roman" w:hAnsi="Times New Roman" w:cs="Times New Roman"/>
+          <w:bCs/>
+          <w:sz w:val="24"/>
+          <w:szCs w:val="24"/>
+        </w:rPr>
+        <w:t>Tic-Tac-Toe</w:t>
+      </w:r>
+      <w:proofErr w:type="spellEnd"/>
+      <w:r>
+        <w:rPr>
+          <w:rFonts w:ascii="Times New Roman" w:hAnsi="Times New Roman" w:cs="Times New Roman"/>
+          <w:bCs/>
+          <w:sz w:val="24"/>
+          <w:szCs w:val="24"/>
+        </w:rPr>
+        <w:t xml:space="preserve"> játék</w:t>
+      </w:r>
+    </w:p>
+    <w:p>
+      <w:pPr>
+        <w:spacing w:line="360" w:lineRule="auto"/>
+        <w:jc w:val="both"/>
+        <w:rPr>
+          <w:rFonts w:ascii="Times New Roman" w:hAnsi="Times New Roman" w:cs="Times New Roman"/>
+          <w:bCs/>
+          <w:sz w:val="24"/>
+          <w:szCs w:val="24"/>
+        </w:rPr>
+      </w:pPr>
+      <w:proofErr w:type="spellStart"/>
+      <w:r>
+        <w:rPr>
+          <w:rFonts w:ascii="Times New Roman" w:hAnsi="Times New Roman" w:cs="Times New Roman"/>
+          <w:bCs/>
+          <w:sz w:val="24"/>
+          <w:szCs w:val="24"/>
+        </w:rPr>
+        <w:t>Calculator</w:t>
+      </w:r>
+      <w:proofErr w:type="spellEnd"/>
+      <w:r>
+        <w:rPr>
+          <w:rFonts w:ascii="Times New Roman" w:hAnsi="Times New Roman" w:cs="Times New Roman"/>
+          <w:bCs/>
+          <w:sz w:val="24"/>
+          <w:szCs w:val="24"/>
+        </w:rPr>
+        <w:t xml:space="preserve"> alkalmazás</w:t>
+      </w:r>
+    </w:p>
+    <w:p>
+      <w:pPr>
+        <w:spacing w:line="360" w:lineRule="auto"/>
+        <w:jc w:val="both"/>
+        <w:rPr>
+          <w:rFonts w:ascii="Times New Roman" w:hAnsi="Times New Roman" w:cs="Times New Roman"/>
+          <w:bCs/>
+          <w:sz w:val="24"/>
+          <w:szCs w:val="24"/>
+        </w:rPr>
+      </w:pPr>
+    </w:p>
+    <w:p>
+      <w:pPr>
+        <w:spacing w:line="360" w:lineRule="auto"/>
+        <w:jc w:val="both"/>
+        <w:rPr>
+          <w:rFonts w:ascii="Times New Roman" w:hAnsi="Times New Roman" w:cs="Times New Roman"/>
+          <w:bCs/>
+          <w:sz w:val="24"/>
+          <w:szCs w:val="24"/>
+        </w:rPr>
+      </w:pPr>
+      <w:r>
+        <w:rPr>
+          <w:rFonts w:ascii="Times New Roman" w:hAnsi="Times New Roman" w:cs="Times New Roman"/>
+          <w:bCs/>
+          <w:sz w:val="24"/>
+          <w:szCs w:val="24"/>
+        </w:rPr>
+        <w:t>Ezek azonban csak a működés megértésére szolgáltak, ezért később lecseréltük őket.</w:t>
+      </w:r>
+    </w:p>
+    <w:p>
+      <w:pPr>
+        <w:spacing w:line="360" w:lineRule="auto"/>
+        <w:jc w:val="both"/>
+        <w:rPr>
+          <w:rFonts w:ascii="Times New Roman" w:hAnsi="Times New Roman" w:cs="Times New Roman"/>
+          <w:bCs/>
+          <w:sz w:val="24"/>
+          <w:szCs w:val="24"/>
+        </w:rPr>
+      </w:pPr>
+    </w:p>
+    <w:p>
+      <w:pPr>
+        <w:spacing w:line="360" w:lineRule="auto"/>
+        <w:jc w:val="both"/>
+        <w:rPr>
+          <w:rFonts w:ascii="Times New Roman" w:hAnsi="Times New Roman" w:cs="Times New Roman"/>
+          <w:bCs/>
+          <w:sz w:val="24"/>
+          <w:szCs w:val="24"/>
+        </w:rPr>
+      </w:pPr>
+      <w:r>
+        <w:rPr>
+          <w:rFonts w:ascii="Times New Roman" w:hAnsi="Times New Roman" w:cs="Times New Roman"/>
+          <w:bCs/>
+          <w:sz w:val="24"/>
+          <w:szCs w:val="24"/>
+        </w:rPr>
+        <w:t xml:space="preserve">SPA </w:t>
+      </w:r>
+      <w:proofErr w:type="spellStart"/>
+      <w:r>
+        <w:rPr>
+          <w:rFonts w:ascii="Times New Roman" w:hAnsi="Times New Roman" w:cs="Times New Roman"/>
+          <w:bCs/>
+          <w:sz w:val="24"/>
+          <w:szCs w:val="24"/>
+        </w:rPr>
+        <w:t>testreszabása</w:t>
+      </w:r>
+      <w:proofErr w:type="spellEnd"/>
+    </w:p>
+    <w:p>
+      <w:pPr>
+        <w:spacing w:line="360" w:lineRule="auto"/>
+        <w:jc w:val="both"/>
+        <w:rPr>
+          <w:rFonts w:ascii="Times New Roman" w:hAnsi="Times New Roman" w:cs="Times New Roman"/>
+          <w:bCs/>
+          <w:sz w:val="24"/>
+          <w:szCs w:val="24"/>
+        </w:rPr>
+      </w:pPr>
+    </w:p>
+    <w:p>
+      <w:pPr>
+        <w:spacing w:line="360" w:lineRule="auto"/>
+        <w:jc w:val="both"/>
+        <w:rPr>
+          <w:rFonts w:ascii="Times New Roman" w:hAnsi="Times New Roman" w:cs="Times New Roman"/>
+          <w:bCs/>
+          <w:sz w:val="24"/>
+          <w:szCs w:val="24"/>
+        </w:rPr>
+      </w:pPr>
+      <w:r>
+        <w:rPr>
+          <w:rFonts w:ascii="Times New Roman" w:hAnsi="Times New Roman" w:cs="Times New Roman"/>
+          <w:bCs/>
+          <w:sz w:val="24"/>
+          <w:szCs w:val="24"/>
+        </w:rPr>
+        <w:t xml:space="preserve">A cél az volt, hogy a SPA is illeszkedjen a már kialakított cukrászda weboldal </w:t>
+      </w:r>
+      <w:proofErr w:type="spellStart"/>
+      <w:r>
+        <w:rPr>
+          <w:rFonts w:ascii="Times New Roman" w:hAnsi="Times New Roman" w:cs="Times New Roman"/>
+          <w:bCs/>
+          <w:sz w:val="24"/>
+          <w:szCs w:val="24"/>
+        </w:rPr>
+        <w:t>arculatához</w:t>
+      </w:r>
+      <w:proofErr w:type="spellEnd"/>
+      <w:r>
+        <w:rPr>
+          <w:rFonts w:ascii="Times New Roman" w:hAnsi="Times New Roman" w:cs="Times New Roman"/>
+          <w:bCs/>
+          <w:sz w:val="24"/>
+          <w:szCs w:val="24"/>
+        </w:rPr>
+        <w:t>. Ennek érdekében:</w:t>
+      </w:r>
+    </w:p>
+    <w:p>
+      <w:pPr>
+        <w:spacing w:line="360" w:lineRule="auto"/>
+        <w:jc w:val="both"/>
+        <w:rPr>
+          <w:rFonts w:ascii="Times New Roman" w:hAnsi="Times New Roman" w:cs="Times New Roman"/>
+          <w:bCs/>
+          <w:sz w:val="24"/>
+          <w:szCs w:val="24"/>
+        </w:rPr>
+      </w:pPr>
+    </w:p>
+    <w:p>
+      <w:pPr>
+        <w:spacing w:line="360" w:lineRule="auto"/>
+        <w:jc w:val="both"/>
+        <w:rPr>
+          <w:rFonts w:ascii="Times New Roman" w:hAnsi="Times New Roman" w:cs="Times New Roman"/>
+          <w:bCs/>
+          <w:sz w:val="24"/>
+          <w:szCs w:val="24"/>
+        </w:rPr>
+      </w:pPr>
+      <w:r>
+        <w:rPr>
+          <w:rFonts w:ascii="Times New Roman" w:hAnsi="Times New Roman" w:cs="Times New Roman"/>
+          <w:bCs/>
+          <w:sz w:val="24"/>
+          <w:szCs w:val="24"/>
+        </w:rPr>
+        <w:t xml:space="preserve">átmásoltuk az index.html topbar és </w:t>
+      </w:r>
+      <w:proofErr w:type="spellStart"/>
+      <w:r>
+        <w:rPr>
+          <w:rFonts w:ascii="Times New Roman" w:hAnsi="Times New Roman" w:cs="Times New Roman"/>
+          <w:bCs/>
+          <w:sz w:val="24"/>
+          <w:szCs w:val="24"/>
+        </w:rPr>
+        <w:t>footer</w:t>
+      </w:r>
+      <w:proofErr w:type="spellEnd"/>
+      <w:r>
+        <w:rPr>
+          <w:rFonts w:ascii="Times New Roman" w:hAnsi="Times New Roman" w:cs="Times New Roman"/>
+          <w:bCs/>
+          <w:sz w:val="24"/>
+          <w:szCs w:val="24"/>
+        </w:rPr>
+        <w:t xml:space="preserve"> részeit</w:t>
+      </w:r>
+    </w:p>
+    <w:p>
+      <w:pPr>
+        <w:spacing w:line="360" w:lineRule="auto"/>
+        <w:jc w:val="both"/>
+        <w:rPr>
+          <w:rFonts w:ascii="Times New Roman" w:hAnsi="Times New Roman" w:cs="Times New Roman"/>
+          <w:bCs/>
+          <w:sz w:val="24"/>
+          <w:szCs w:val="24"/>
+        </w:rPr>
+      </w:pPr>
+      <w:r>
+        <w:rPr>
+          <w:rFonts w:ascii="Times New Roman" w:hAnsi="Times New Roman" w:cs="Times New Roman"/>
+          <w:bCs/>
+          <w:sz w:val="24"/>
+          <w:szCs w:val="24"/>
+        </w:rPr>
+        <w:t>alkalmaztuk a menu.css stílusokat</w:t>
+      </w:r>
+    </w:p>
+    <w:p>
+      <w:pPr>
+        <w:spacing w:line="360" w:lineRule="auto"/>
+        <w:jc w:val="both"/>
+        <w:rPr>
+          <w:rFonts w:ascii="Times New Roman" w:hAnsi="Times New Roman" w:cs="Times New Roman"/>
+          <w:bCs/>
+          <w:sz w:val="24"/>
+          <w:szCs w:val="24"/>
+        </w:rPr>
+      </w:pPr>
+      <w:r>
+        <w:rPr>
+          <w:rFonts w:ascii="Times New Roman" w:hAnsi="Times New Roman" w:cs="Times New Roman"/>
+          <w:bCs/>
+          <w:sz w:val="24"/>
+          <w:szCs w:val="24"/>
+        </w:rPr>
+        <w:t>biztosítottuk a vizuális egységet</w:t>
+      </w:r>
+    </w:p>
+    <w:p>
+      <w:pPr>
+        <w:spacing w:line="360" w:lineRule="auto"/>
+        <w:jc w:val="both"/>
+        <w:rPr>
+          <w:rFonts w:ascii="Times New Roman" w:hAnsi="Times New Roman" w:cs="Times New Roman"/>
+          <w:bCs/>
+          <w:sz w:val="24"/>
+          <w:szCs w:val="24"/>
+        </w:rPr>
+      </w:pPr>
+    </w:p>
+    <w:p>
+      <w:pPr>
+        <w:spacing w:line="360" w:lineRule="auto"/>
+        <w:jc w:val="both"/>
+        <w:rPr>
+          <w:rFonts w:ascii="Times New Roman" w:hAnsi="Times New Roman" w:cs="Times New Roman"/>
+          <w:bCs/>
+          <w:sz w:val="24"/>
+          <w:szCs w:val="24"/>
+        </w:rPr>
+      </w:pPr>
+      <w:r>
+        <w:rPr>
+          <w:rFonts w:ascii="Times New Roman" w:hAnsi="Times New Roman" w:cs="Times New Roman"/>
+          <w:bCs/>
+          <w:sz w:val="24"/>
+          <w:szCs w:val="24"/>
+        </w:rPr>
+        <w:lastRenderedPageBreak/>
+        <w:t>Ez különösen fontos volt, mivel egy beadandó projekt esetében nemcsak a funkcionalitás, hanem az egységes megjelenés is értékelési szempont.</w:t>
+      </w:r>
+    </w:p>
+    <w:p>
+      <w:pPr>
+        <w:spacing w:line="360" w:lineRule="auto"/>
+        <w:jc w:val="both"/>
+        <w:rPr>
+          <w:rFonts w:ascii="Times New Roman" w:hAnsi="Times New Roman" w:cs="Times New Roman"/>
+          <w:bCs/>
+          <w:sz w:val="24"/>
+          <w:szCs w:val="24"/>
+        </w:rPr>
+      </w:pPr>
+    </w:p>
+    <w:p>
+      <w:pPr>
+        <w:spacing w:line="360" w:lineRule="auto"/>
+        <w:jc w:val="both"/>
+        <w:rPr>
+          <w:rFonts w:ascii="Times New Roman" w:hAnsi="Times New Roman" w:cs="Times New Roman"/>
+          <w:bCs/>
+          <w:sz w:val="24"/>
+          <w:szCs w:val="24"/>
+        </w:rPr>
+      </w:pPr>
+      <w:r>
+        <w:rPr>
+          <w:rFonts w:ascii="Times New Roman" w:hAnsi="Times New Roman" w:cs="Times New Roman"/>
+          <w:bCs/>
+          <w:sz w:val="24"/>
+          <w:szCs w:val="24"/>
+        </w:rPr>
+        <w:t xml:space="preserve">Külső </w:t>
+      </w:r>
+      <w:proofErr w:type="spellStart"/>
+      <w:r>
+        <w:rPr>
+          <w:rFonts w:ascii="Times New Roman" w:hAnsi="Times New Roman" w:cs="Times New Roman"/>
+          <w:bCs/>
+          <w:sz w:val="24"/>
+          <w:szCs w:val="24"/>
+        </w:rPr>
+        <w:t>React</w:t>
+      </w:r>
+      <w:proofErr w:type="spellEnd"/>
+      <w:r>
+        <w:rPr>
+          <w:rFonts w:ascii="Times New Roman" w:hAnsi="Times New Roman" w:cs="Times New Roman"/>
+          <w:bCs/>
+          <w:sz w:val="24"/>
+          <w:szCs w:val="24"/>
+        </w:rPr>
+        <w:t xml:space="preserve"> projektek kiválasztása</w:t>
+      </w:r>
+    </w:p>
+    <w:p>
+      <w:pPr>
+        <w:spacing w:line="360" w:lineRule="auto"/>
+        <w:jc w:val="both"/>
+        <w:rPr>
+          <w:rFonts w:ascii="Times New Roman" w:hAnsi="Times New Roman" w:cs="Times New Roman"/>
+          <w:bCs/>
+          <w:sz w:val="24"/>
+          <w:szCs w:val="24"/>
+        </w:rPr>
+      </w:pPr>
+    </w:p>
+    <w:p>
+      <w:pPr>
+        <w:spacing w:line="360" w:lineRule="auto"/>
+        <w:jc w:val="both"/>
+        <w:rPr>
+          <w:rFonts w:ascii="Times New Roman" w:hAnsi="Times New Roman" w:cs="Times New Roman"/>
+          <w:bCs/>
+          <w:sz w:val="24"/>
+          <w:szCs w:val="24"/>
+        </w:rPr>
+      </w:pPr>
+      <w:r>
+        <w:rPr>
+          <w:rFonts w:ascii="Times New Roman" w:hAnsi="Times New Roman" w:cs="Times New Roman"/>
+          <w:bCs/>
+          <w:sz w:val="24"/>
+          <w:szCs w:val="24"/>
+        </w:rPr>
+        <w:t xml:space="preserve">A SPA oldal tartalmának kialakításához külső </w:t>
+      </w:r>
+      <w:proofErr w:type="spellStart"/>
+      <w:r>
+        <w:rPr>
+          <w:rFonts w:ascii="Times New Roman" w:hAnsi="Times New Roman" w:cs="Times New Roman"/>
+          <w:bCs/>
+          <w:sz w:val="24"/>
+          <w:szCs w:val="24"/>
+        </w:rPr>
+        <w:t>React</w:t>
+      </w:r>
+      <w:proofErr w:type="spellEnd"/>
+      <w:r>
+        <w:rPr>
+          <w:rFonts w:ascii="Times New Roman" w:hAnsi="Times New Roman" w:cs="Times New Roman"/>
+          <w:bCs/>
+          <w:sz w:val="24"/>
+          <w:szCs w:val="24"/>
+        </w:rPr>
+        <w:t xml:space="preserve"> projekteket kerestünk. Ehhez a tananyagban megadott GitHub linket használtuk:</w:t>
+      </w:r>
+    </w:p>
+    <w:p>
+      <w:pPr>
+        <w:spacing w:line="360" w:lineRule="auto"/>
+        <w:jc w:val="both"/>
+        <w:rPr>
+          <w:rFonts w:ascii="Times New Roman" w:hAnsi="Times New Roman" w:cs="Times New Roman"/>
+          <w:bCs/>
+          <w:sz w:val="24"/>
+          <w:szCs w:val="24"/>
+        </w:rPr>
+      </w:pPr>
+    </w:p>
+    <w:p>
+      <w:pPr>
+        <w:spacing w:line="360" w:lineRule="auto"/>
+        <w:jc w:val="both"/>
+        <w:rPr>
+          <w:rFonts w:ascii="Times New Roman" w:hAnsi="Times New Roman" w:cs="Times New Roman"/>
+          <w:bCs/>
+          <w:sz w:val="24"/>
+          <w:szCs w:val="24"/>
+        </w:rPr>
+      </w:pPr>
+      <w:r>
+        <w:rPr>
+          <w:rFonts w:ascii="Segoe UI Emoji" w:hAnsi="Segoe UI Emoji" w:cs="Segoe UI Emoji"/>
+          <w:bCs/>
+          <w:sz w:val="24"/>
+          <w:szCs w:val="24"/>
+        </w:rPr>
+        <w:t>👉</w:t>
+      </w:r>
+      <w:r>
+        <w:rPr>
+          <w:rFonts w:ascii="Times New Roman" w:hAnsi="Times New Roman" w:cs="Times New Roman"/>
+          <w:bCs/>
+          <w:sz w:val="24"/>
+          <w:szCs w:val="24"/>
+        </w:rPr>
+        <w:t xml:space="preserve"> https://github.com/ianshulx/React-projects-for-beginners</w:t>
+      </w:r>
+    </w:p>
+    <w:p>
+      <w:pPr>
+        <w:spacing w:line="360" w:lineRule="auto"/>
+        <w:jc w:val="both"/>
+        <w:rPr>
+          <w:rFonts w:ascii="Times New Roman" w:hAnsi="Times New Roman" w:cs="Times New Roman"/>
+          <w:bCs/>
+          <w:sz w:val="24"/>
+          <w:szCs w:val="24"/>
+        </w:rPr>
+      </w:pPr>
+    </w:p>
+    <w:p>
+      <w:pPr>
+        <w:spacing w:line="360" w:lineRule="auto"/>
+        <w:jc w:val="both"/>
+        <w:rPr>
+          <w:rFonts w:ascii="Times New Roman" w:hAnsi="Times New Roman" w:cs="Times New Roman"/>
+          <w:bCs/>
+          <w:sz w:val="24"/>
+          <w:szCs w:val="24"/>
+        </w:rPr>
+      </w:pPr>
+      <w:r>
+        <w:rPr>
+          <w:rFonts w:ascii="Times New Roman" w:hAnsi="Times New Roman" w:cs="Times New Roman"/>
+          <w:bCs/>
+          <w:sz w:val="24"/>
+          <w:szCs w:val="24"/>
+        </w:rPr>
+        <w:t>Több lehetőséget is átnéztünk, például:</w:t>
+      </w:r>
+    </w:p>
+    <w:p>
+      <w:pPr>
+        <w:spacing w:line="360" w:lineRule="auto"/>
+        <w:jc w:val="both"/>
+        <w:rPr>
+          <w:rFonts w:ascii="Times New Roman" w:hAnsi="Times New Roman" w:cs="Times New Roman"/>
+          <w:bCs/>
+          <w:sz w:val="24"/>
+          <w:szCs w:val="24"/>
+        </w:rPr>
+      </w:pPr>
+    </w:p>
+    <w:p>
+      <w:pPr>
+        <w:spacing w:line="360" w:lineRule="auto"/>
+        <w:jc w:val="both"/>
+        <w:rPr>
+          <w:rFonts w:ascii="Times New Roman" w:hAnsi="Times New Roman" w:cs="Times New Roman"/>
+          <w:bCs/>
+          <w:sz w:val="24"/>
+          <w:szCs w:val="24"/>
+        </w:rPr>
+      </w:pPr>
+      <w:proofErr w:type="spellStart"/>
+      <w:r>
+        <w:rPr>
+          <w:rFonts w:ascii="Times New Roman" w:hAnsi="Times New Roman" w:cs="Times New Roman"/>
+          <w:bCs/>
+          <w:sz w:val="24"/>
+          <w:szCs w:val="24"/>
+        </w:rPr>
+        <w:t>weight</w:t>
+      </w:r>
+      <w:proofErr w:type="spellEnd"/>
+      <w:r>
+        <w:rPr>
+          <w:rFonts w:ascii="Times New Roman" w:hAnsi="Times New Roman" w:cs="Times New Roman"/>
+          <w:bCs/>
+          <w:sz w:val="24"/>
+          <w:szCs w:val="24"/>
+        </w:rPr>
+        <w:t xml:space="preserve"> </w:t>
+      </w:r>
+      <w:proofErr w:type="spellStart"/>
+      <w:r>
+        <w:rPr>
+          <w:rFonts w:ascii="Times New Roman" w:hAnsi="Times New Roman" w:cs="Times New Roman"/>
+          <w:bCs/>
+          <w:sz w:val="24"/>
+          <w:szCs w:val="24"/>
+        </w:rPr>
+        <w:t>converter</w:t>
+      </w:r>
+      <w:proofErr w:type="spellEnd"/>
+    </w:p>
+    <w:p>
+      <w:pPr>
+        <w:spacing w:line="360" w:lineRule="auto"/>
+        <w:jc w:val="both"/>
+        <w:rPr>
+          <w:rFonts w:ascii="Times New Roman" w:hAnsi="Times New Roman" w:cs="Times New Roman"/>
+          <w:bCs/>
+          <w:sz w:val="24"/>
+          <w:szCs w:val="24"/>
+        </w:rPr>
+      </w:pPr>
+      <w:r>
+        <w:rPr>
+          <w:rFonts w:ascii="Times New Roman" w:hAnsi="Times New Roman" w:cs="Times New Roman"/>
+          <w:bCs/>
+          <w:sz w:val="24"/>
+          <w:szCs w:val="24"/>
+        </w:rPr>
+        <w:t>különböző kalkulátorok</w:t>
+      </w:r>
+    </w:p>
+    <w:p>
+      <w:pPr>
+        <w:spacing w:line="360" w:lineRule="auto"/>
+        <w:jc w:val="both"/>
+        <w:rPr>
+          <w:rFonts w:ascii="Times New Roman" w:hAnsi="Times New Roman" w:cs="Times New Roman"/>
+          <w:bCs/>
+          <w:sz w:val="24"/>
+          <w:szCs w:val="24"/>
+        </w:rPr>
+      </w:pPr>
+    </w:p>
+    <w:p>
+      <w:pPr>
+        <w:spacing w:line="360" w:lineRule="auto"/>
+        <w:jc w:val="both"/>
+        <w:rPr>
+          <w:rFonts w:ascii="Times New Roman" w:hAnsi="Times New Roman" w:cs="Times New Roman"/>
+          <w:bCs/>
+          <w:sz w:val="24"/>
+          <w:szCs w:val="24"/>
+        </w:rPr>
+      </w:pPr>
+      <w:r>
+        <w:rPr>
+          <w:rFonts w:ascii="Times New Roman" w:hAnsi="Times New Roman" w:cs="Times New Roman"/>
+          <w:bCs/>
+          <w:sz w:val="24"/>
+          <w:szCs w:val="24"/>
+        </w:rPr>
+        <w:t>Végül két egyszerűbb alkalmazást választottunk:</w:t>
+      </w:r>
+    </w:p>
+    <w:p>
+      <w:pPr>
+        <w:spacing w:line="360" w:lineRule="auto"/>
+        <w:jc w:val="both"/>
+        <w:rPr>
+          <w:rFonts w:ascii="Times New Roman" w:hAnsi="Times New Roman" w:cs="Times New Roman"/>
+          <w:bCs/>
+          <w:sz w:val="24"/>
+          <w:szCs w:val="24"/>
+        </w:rPr>
+      </w:pPr>
+    </w:p>
+    <w:p>
+      <w:pPr>
+        <w:spacing w:line="360" w:lineRule="auto"/>
+        <w:jc w:val="both"/>
+        <w:rPr>
+          <w:rFonts w:ascii="Times New Roman" w:hAnsi="Times New Roman" w:cs="Times New Roman"/>
+          <w:bCs/>
+          <w:sz w:val="24"/>
+          <w:szCs w:val="24"/>
+        </w:rPr>
+      </w:pPr>
+      <w:r>
+        <w:rPr>
+          <w:rFonts w:ascii="Times New Roman" w:hAnsi="Times New Roman" w:cs="Times New Roman"/>
+          <w:bCs/>
+          <w:sz w:val="24"/>
+          <w:szCs w:val="24"/>
+        </w:rPr>
+        <w:t xml:space="preserve">Digital </w:t>
+      </w:r>
+      <w:proofErr w:type="spellStart"/>
+      <w:r>
+        <w:rPr>
+          <w:rFonts w:ascii="Times New Roman" w:hAnsi="Times New Roman" w:cs="Times New Roman"/>
+          <w:bCs/>
+          <w:sz w:val="24"/>
+          <w:szCs w:val="24"/>
+        </w:rPr>
+        <w:t>Clock</w:t>
+      </w:r>
+      <w:proofErr w:type="spellEnd"/>
+    </w:p>
+    <w:p>
+      <w:pPr>
+        <w:spacing w:line="360" w:lineRule="auto"/>
+        <w:jc w:val="both"/>
+        <w:rPr>
+          <w:rFonts w:ascii="Times New Roman" w:hAnsi="Times New Roman" w:cs="Times New Roman"/>
+          <w:bCs/>
+          <w:sz w:val="24"/>
+          <w:szCs w:val="24"/>
+        </w:rPr>
+      </w:pPr>
+      <w:proofErr w:type="spellStart"/>
+      <w:r>
+        <w:rPr>
+          <w:rFonts w:ascii="Times New Roman" w:hAnsi="Times New Roman" w:cs="Times New Roman"/>
+          <w:bCs/>
+          <w:sz w:val="24"/>
+          <w:szCs w:val="24"/>
+        </w:rPr>
+        <w:t>Date</w:t>
+      </w:r>
+      <w:proofErr w:type="spellEnd"/>
+      <w:r>
+        <w:rPr>
+          <w:rFonts w:ascii="Times New Roman" w:hAnsi="Times New Roman" w:cs="Times New Roman"/>
+          <w:bCs/>
+          <w:sz w:val="24"/>
+          <w:szCs w:val="24"/>
+        </w:rPr>
+        <w:t xml:space="preserve"> </w:t>
+      </w:r>
+      <w:proofErr w:type="spellStart"/>
+      <w:r>
+        <w:rPr>
+          <w:rFonts w:ascii="Times New Roman" w:hAnsi="Times New Roman" w:cs="Times New Roman"/>
+          <w:bCs/>
+          <w:sz w:val="24"/>
+          <w:szCs w:val="24"/>
+        </w:rPr>
+        <w:t>Counter</w:t>
+      </w:r>
+      <w:proofErr w:type="spellEnd"/>
+    </w:p>
+    <w:p>
+      <w:pPr>
+        <w:spacing w:line="360" w:lineRule="auto"/>
+        <w:jc w:val="both"/>
+        <w:rPr>
+          <w:rFonts w:ascii="Times New Roman" w:hAnsi="Times New Roman" w:cs="Times New Roman"/>
+          <w:bCs/>
+          <w:sz w:val="24"/>
+          <w:szCs w:val="24"/>
+        </w:rPr>
+      </w:pPr>
+    </w:p>
+    <w:p>
+      <w:pPr>
+        <w:spacing w:line="360" w:lineRule="auto"/>
+        <w:jc w:val="both"/>
+        <w:rPr>
+          <w:rFonts w:ascii="Times New Roman" w:hAnsi="Times New Roman" w:cs="Times New Roman"/>
+          <w:bCs/>
+          <w:sz w:val="24"/>
+          <w:szCs w:val="24"/>
+        </w:rPr>
+      </w:pPr>
+      <w:r>
+        <w:rPr>
+          <w:rFonts w:ascii="Times New Roman" w:hAnsi="Times New Roman" w:cs="Times New Roman"/>
+          <w:bCs/>
+          <w:sz w:val="24"/>
+          <w:szCs w:val="24"/>
+        </w:rPr>
+        <w:t>A választás oka az volt, hogy:</w:t>
+      </w:r>
+    </w:p>
+    <w:p>
+      <w:pPr>
+        <w:spacing w:line="360" w:lineRule="auto"/>
+        <w:jc w:val="both"/>
+        <w:rPr>
+          <w:rFonts w:ascii="Times New Roman" w:hAnsi="Times New Roman" w:cs="Times New Roman"/>
+          <w:bCs/>
+          <w:sz w:val="24"/>
+          <w:szCs w:val="24"/>
+        </w:rPr>
+      </w:pPr>
+    </w:p>
+    <w:p>
+      <w:pPr>
+        <w:spacing w:line="360" w:lineRule="auto"/>
+        <w:jc w:val="both"/>
+        <w:rPr>
+          <w:rFonts w:ascii="Times New Roman" w:hAnsi="Times New Roman" w:cs="Times New Roman"/>
+          <w:bCs/>
+          <w:sz w:val="24"/>
+          <w:szCs w:val="24"/>
+        </w:rPr>
+      </w:pPr>
+      <w:r>
+        <w:rPr>
+          <w:rFonts w:ascii="Times New Roman" w:hAnsi="Times New Roman" w:cs="Times New Roman"/>
+          <w:bCs/>
+          <w:sz w:val="24"/>
+          <w:szCs w:val="24"/>
+        </w:rPr>
+        <w:t>könnyen integrálhatók voltak</w:t>
+      </w:r>
+    </w:p>
+    <w:p>
+      <w:pPr>
+        <w:spacing w:line="360" w:lineRule="auto"/>
+        <w:jc w:val="both"/>
+        <w:rPr>
+          <w:rFonts w:ascii="Times New Roman" w:hAnsi="Times New Roman" w:cs="Times New Roman"/>
+          <w:bCs/>
+          <w:sz w:val="24"/>
+          <w:szCs w:val="24"/>
+        </w:rPr>
+      </w:pPr>
+      <w:r>
+        <w:rPr>
+          <w:rFonts w:ascii="Times New Roman" w:hAnsi="Times New Roman" w:cs="Times New Roman"/>
+          <w:bCs/>
+          <w:sz w:val="24"/>
+          <w:szCs w:val="24"/>
+        </w:rPr>
+        <w:t>nem növelték túl nagyra a projekt méretét</w:t>
+      </w:r>
+    </w:p>
+    <w:p>
+      <w:pPr>
+        <w:spacing w:line="360" w:lineRule="auto"/>
+        <w:jc w:val="both"/>
+        <w:rPr>
+          <w:rFonts w:ascii="Times New Roman" w:hAnsi="Times New Roman" w:cs="Times New Roman"/>
+          <w:bCs/>
+          <w:sz w:val="24"/>
+          <w:szCs w:val="24"/>
+        </w:rPr>
+      </w:pPr>
+      <w:r>
+        <w:rPr>
+          <w:rFonts w:ascii="Times New Roman" w:hAnsi="Times New Roman" w:cs="Times New Roman"/>
+          <w:bCs/>
+          <w:sz w:val="24"/>
+          <w:szCs w:val="24"/>
+        </w:rPr>
+        <w:t xml:space="preserve">jól demonstrálták a </w:t>
+      </w:r>
+      <w:proofErr w:type="spellStart"/>
+      <w:r>
+        <w:rPr>
+          <w:rFonts w:ascii="Times New Roman" w:hAnsi="Times New Roman" w:cs="Times New Roman"/>
+          <w:bCs/>
+          <w:sz w:val="24"/>
+          <w:szCs w:val="24"/>
+        </w:rPr>
+        <w:t>React</w:t>
+      </w:r>
+      <w:proofErr w:type="spellEnd"/>
+      <w:r>
+        <w:rPr>
+          <w:rFonts w:ascii="Times New Roman" w:hAnsi="Times New Roman" w:cs="Times New Roman"/>
+          <w:bCs/>
+          <w:sz w:val="24"/>
+          <w:szCs w:val="24"/>
+        </w:rPr>
+        <w:t xml:space="preserve"> működését</w:t>
+      </w:r>
+    </w:p>
+    <w:p>
+      <w:pPr>
+        <w:spacing w:line="360" w:lineRule="auto"/>
+        <w:jc w:val="both"/>
+        <w:rPr>
+          <w:rFonts w:ascii="Times New Roman" w:hAnsi="Times New Roman" w:cs="Times New Roman"/>
+          <w:bCs/>
+          <w:sz w:val="24"/>
+          <w:szCs w:val="24"/>
+        </w:rPr>
+      </w:pPr>
+    </w:p>
+    <w:p>
+      <w:pPr>
+        <w:spacing w:line="360" w:lineRule="auto"/>
+        <w:jc w:val="both"/>
+        <w:rPr>
+          <w:rFonts w:ascii="Times New Roman" w:hAnsi="Times New Roman" w:cs="Times New Roman"/>
+          <w:bCs/>
+          <w:sz w:val="24"/>
+          <w:szCs w:val="24"/>
+        </w:rPr>
+      </w:pPr>
+      <w:r>
+        <w:rPr>
+          <w:rFonts w:ascii="Times New Roman" w:hAnsi="Times New Roman" w:cs="Times New Roman"/>
+          <w:bCs/>
+          <w:sz w:val="24"/>
+          <w:szCs w:val="24"/>
+        </w:rPr>
+        <w:t>Ezeket az alkalmazásokat behelyeztük a korábbi példák helyére, majd a SPA oldalon átírtuk a hivatkozásokat.</w:t>
+      </w:r>
+    </w:p>
+    <w:p>
+      <w:pPr>
+        <w:spacing w:line="360" w:lineRule="auto"/>
+        <w:jc w:val="both"/>
+        <w:rPr>
+          <w:rFonts w:ascii="Times New Roman" w:hAnsi="Times New Roman" w:cs="Times New Roman"/>
+          <w:bCs/>
+          <w:sz w:val="24"/>
+          <w:szCs w:val="24"/>
+        </w:rPr>
+      </w:pPr>
+    </w:p>
+    <w:p>
+      <w:pPr>
+        <w:spacing w:line="360" w:lineRule="auto"/>
+        <w:jc w:val="both"/>
+        <w:rPr>
+          <w:rFonts w:ascii="Times New Roman" w:hAnsi="Times New Roman" w:cs="Times New Roman"/>
+          <w:bCs/>
+          <w:sz w:val="24"/>
+          <w:szCs w:val="24"/>
+        </w:rPr>
+      </w:pPr>
+      <w:r>
+        <w:rPr>
+          <w:rFonts w:ascii="Times New Roman" w:hAnsi="Times New Roman" w:cs="Times New Roman"/>
+          <w:bCs/>
+          <w:sz w:val="24"/>
+          <w:szCs w:val="24"/>
+        </w:rPr>
+        <w:t>SPA véglegesítése</w:t>
+      </w:r>
+    </w:p>
+    <w:p>
+      <w:pPr>
+        <w:spacing w:line="360" w:lineRule="auto"/>
+        <w:jc w:val="both"/>
+        <w:rPr>
+          <w:rFonts w:ascii="Times New Roman" w:hAnsi="Times New Roman" w:cs="Times New Roman"/>
+          <w:bCs/>
+          <w:sz w:val="24"/>
+          <w:szCs w:val="24"/>
+        </w:rPr>
+      </w:pPr>
+    </w:p>
+    <w:p>
+      <w:pPr>
+        <w:spacing w:line="360" w:lineRule="auto"/>
+        <w:jc w:val="both"/>
+        <w:rPr>
+          <w:rFonts w:ascii="Times New Roman" w:hAnsi="Times New Roman" w:cs="Times New Roman"/>
+          <w:bCs/>
+          <w:sz w:val="24"/>
+          <w:szCs w:val="24"/>
+        </w:rPr>
+      </w:pPr>
+      <w:r>
+        <w:rPr>
+          <w:rFonts w:ascii="Times New Roman" w:hAnsi="Times New Roman" w:cs="Times New Roman"/>
+          <w:bCs/>
+          <w:sz w:val="24"/>
+          <w:szCs w:val="24"/>
+        </w:rPr>
+        <w:t>A végső lépés az oldal formázása volt. Itt már teljes mértékben a meglévő designhoz igazítottuk az elemeket, így kialakult egy egységes, működőképes SPA oldal.</w:t>
+      </w:r>
+    </w:p>
+    <w:p>
+      <w:pPr>
+        <w:spacing w:line="360" w:lineRule="auto"/>
+        <w:jc w:val="both"/>
+        <w:rPr>
+          <w:rFonts w:ascii="Times New Roman" w:hAnsi="Times New Roman" w:cs="Times New Roman"/>
+          <w:bCs/>
+          <w:sz w:val="24"/>
+          <w:szCs w:val="24"/>
+        </w:rPr>
+      </w:pPr>
+    </w:p>
+    <w:p>
+      <w:pPr>
+        <w:spacing w:line="360" w:lineRule="auto"/>
+        <w:jc w:val="both"/>
+        <w:rPr>
+          <w:rFonts w:ascii="Times New Roman" w:hAnsi="Times New Roman" w:cs="Times New Roman"/>
+          <w:bCs/>
+          <w:sz w:val="24"/>
+          <w:szCs w:val="24"/>
+        </w:rPr>
+      </w:pPr>
+      <w:r>
+        <w:rPr>
+          <w:rFonts w:ascii="Times New Roman" w:hAnsi="Times New Roman" w:cs="Times New Roman"/>
+          <w:bCs/>
+          <w:sz w:val="24"/>
+          <w:szCs w:val="24"/>
+        </w:rPr>
+        <w:t xml:space="preserve">8. </w:t>
+      </w:r>
+      <w:proofErr w:type="spellStart"/>
+      <w:r>
+        <w:rPr>
+          <w:rFonts w:ascii="Times New Roman" w:hAnsi="Times New Roman" w:cs="Times New Roman"/>
+          <w:bCs/>
           <w:sz w:val="24"/>
           <w:szCs w:val="24"/>
         </w:rPr>
@@ -25,10 +2932,3422 @@
       <w:r>
         <w:rPr>
           <w:rFonts w:ascii="Times New Roman" w:hAnsi="Times New Roman" w:cs="Times New Roman"/>
+          <w:bCs/>
+          <w:sz w:val="24"/>
+          <w:szCs w:val="24"/>
+        </w:rPr>
+        <w:t xml:space="preserve"> API megvalósítása</w:t>
+      </w:r>
+    </w:p>
+    <w:p>
+      <w:pPr>
+        <w:spacing w:line="360" w:lineRule="auto"/>
+        <w:jc w:val="both"/>
+        <w:rPr>
+          <w:rFonts w:ascii="Times New Roman" w:hAnsi="Times New Roman" w:cs="Times New Roman"/>
+          <w:bCs/>
+          <w:sz w:val="24"/>
+          <w:szCs w:val="24"/>
+        </w:rPr>
+      </w:pPr>
+    </w:p>
+    <w:p>
+      <w:pPr>
+        <w:spacing w:line="360" w:lineRule="auto"/>
+        <w:jc w:val="both"/>
+        <w:rPr>
+          <w:rFonts w:ascii="Times New Roman" w:hAnsi="Times New Roman" w:cs="Times New Roman"/>
+          <w:bCs/>
+          <w:sz w:val="24"/>
+          <w:szCs w:val="24"/>
+        </w:rPr>
+      </w:pPr>
+      <w:r>
+        <w:rPr>
+          <w:rFonts w:ascii="Times New Roman" w:hAnsi="Times New Roman" w:cs="Times New Roman"/>
+          <w:bCs/>
+          <w:sz w:val="24"/>
+          <w:szCs w:val="24"/>
+        </w:rPr>
+        <w:t xml:space="preserve">A projekt egyik fontos része az adatbázis-kezelés volt, amelyet a </w:t>
+      </w:r>
+      <w:proofErr w:type="spellStart"/>
+      <w:r>
+        <w:rPr>
+          <w:rFonts w:ascii="Times New Roman" w:hAnsi="Times New Roman" w:cs="Times New Roman"/>
+          <w:bCs/>
+          <w:sz w:val="24"/>
+          <w:szCs w:val="24"/>
+        </w:rPr>
+        <w:t>Fetch</w:t>
+      </w:r>
+      <w:proofErr w:type="spellEnd"/>
+      <w:r>
+        <w:rPr>
+          <w:rFonts w:ascii="Times New Roman" w:hAnsi="Times New Roman" w:cs="Times New Roman"/>
+          <w:bCs/>
+          <w:sz w:val="24"/>
+          <w:szCs w:val="24"/>
+        </w:rPr>
+        <w:t xml:space="preserve"> API segítségével valósítottunk meg.</w:t>
+      </w:r>
+    </w:p>
+    <w:p>
+      <w:pPr>
+        <w:spacing w:line="360" w:lineRule="auto"/>
+        <w:jc w:val="both"/>
+        <w:rPr>
+          <w:rFonts w:ascii="Times New Roman" w:hAnsi="Times New Roman" w:cs="Times New Roman"/>
+          <w:bCs/>
+          <w:sz w:val="24"/>
+          <w:szCs w:val="24"/>
+        </w:rPr>
+      </w:pPr>
+    </w:p>
+    <w:p>
+      <w:pPr>
+        <w:spacing w:line="360" w:lineRule="auto"/>
+        <w:jc w:val="both"/>
+        <w:rPr>
+          <w:rFonts w:ascii="Times New Roman" w:hAnsi="Times New Roman" w:cs="Times New Roman"/>
+          <w:bCs/>
+          <w:sz w:val="24"/>
+          <w:szCs w:val="24"/>
+        </w:rPr>
+      </w:pPr>
+      <w:r>
+        <w:rPr>
+          <w:rFonts w:ascii="Times New Roman" w:hAnsi="Times New Roman" w:cs="Times New Roman"/>
+          <w:bCs/>
+          <w:sz w:val="24"/>
+          <w:szCs w:val="24"/>
+        </w:rPr>
+        <w:t xml:space="preserve">A megvalósításhoz először létre kellett hozni egy adatbázist. Ehhez a Visual </w:t>
+      </w:r>
+      <w:proofErr w:type="spellStart"/>
+      <w:r>
+        <w:rPr>
+          <w:rFonts w:ascii="Times New Roman" w:hAnsi="Times New Roman" w:cs="Times New Roman"/>
+          <w:bCs/>
+          <w:sz w:val="24"/>
+          <w:szCs w:val="24"/>
+        </w:rPr>
+        <w:t>Studio</w:t>
+      </w:r>
+      <w:proofErr w:type="spellEnd"/>
+      <w:r>
+        <w:rPr>
+          <w:rFonts w:ascii="Times New Roman" w:hAnsi="Times New Roman" w:cs="Times New Roman"/>
+          <w:bCs/>
+          <w:sz w:val="24"/>
+          <w:szCs w:val="24"/>
+        </w:rPr>
+        <w:t xml:space="preserve"> </w:t>
+      </w:r>
+      <w:proofErr w:type="spellStart"/>
+      <w:r>
+        <w:rPr>
+          <w:rFonts w:ascii="Times New Roman" w:hAnsi="Times New Roman" w:cs="Times New Roman"/>
+          <w:bCs/>
+          <w:sz w:val="24"/>
+          <w:szCs w:val="24"/>
+        </w:rPr>
+        <w:t>Code</w:t>
+      </w:r>
+      <w:proofErr w:type="spellEnd"/>
+      <w:r>
+        <w:rPr>
+          <w:rFonts w:ascii="Times New Roman" w:hAnsi="Times New Roman" w:cs="Times New Roman"/>
+          <w:bCs/>
+          <w:sz w:val="24"/>
+          <w:szCs w:val="24"/>
+        </w:rPr>
+        <w:t xml:space="preserve">-ban </w:t>
+      </w:r>
+      <w:proofErr w:type="spellStart"/>
+      <w:r>
+        <w:rPr>
+          <w:rFonts w:ascii="Times New Roman" w:hAnsi="Times New Roman" w:cs="Times New Roman"/>
+          <w:bCs/>
+          <w:sz w:val="24"/>
+          <w:szCs w:val="24"/>
+        </w:rPr>
+        <w:t>SQLite</w:t>
+      </w:r>
+      <w:proofErr w:type="spellEnd"/>
+      <w:r>
+        <w:rPr>
+          <w:rFonts w:ascii="Times New Roman" w:hAnsi="Times New Roman" w:cs="Times New Roman"/>
+          <w:bCs/>
+          <w:sz w:val="24"/>
+          <w:szCs w:val="24"/>
+        </w:rPr>
+        <w:t xml:space="preserve"> bővítményt használtunk. A fejlesztés során több nehézségbe is ütköztünk.</w:t>
+      </w:r>
+    </w:p>
+    <w:p>
+      <w:pPr>
+        <w:spacing w:line="360" w:lineRule="auto"/>
+        <w:jc w:val="both"/>
+        <w:rPr>
+          <w:rFonts w:ascii="Times New Roman" w:hAnsi="Times New Roman" w:cs="Times New Roman"/>
+          <w:bCs/>
+          <w:sz w:val="24"/>
+          <w:szCs w:val="24"/>
+        </w:rPr>
+      </w:pPr>
+    </w:p>
+    <w:p>
+      <w:pPr>
+        <w:spacing w:line="360" w:lineRule="auto"/>
+        <w:jc w:val="both"/>
+        <w:rPr>
+          <w:rFonts w:ascii="Times New Roman" w:hAnsi="Times New Roman" w:cs="Times New Roman"/>
+          <w:bCs/>
+          <w:sz w:val="24"/>
+          <w:szCs w:val="24"/>
+        </w:rPr>
+      </w:pPr>
+      <w:r>
+        <w:rPr>
+          <w:rFonts w:ascii="Times New Roman" w:hAnsi="Times New Roman" w:cs="Times New Roman"/>
+          <w:bCs/>
+          <w:sz w:val="24"/>
+          <w:szCs w:val="24"/>
+        </w:rPr>
+        <w:t xml:space="preserve">A PDF dokumentáció alapján a </w:t>
+      </w:r>
+      <w:proofErr w:type="spellStart"/>
+      <w:r>
+        <w:rPr>
+          <w:rFonts w:ascii="Times New Roman" w:hAnsi="Times New Roman" w:cs="Times New Roman"/>
+          <w:bCs/>
+          <w:sz w:val="24"/>
+          <w:szCs w:val="24"/>
+        </w:rPr>
+        <w:t>Fetch</w:t>
+      </w:r>
+      <w:proofErr w:type="spellEnd"/>
+      <w:r>
+        <w:rPr>
+          <w:rFonts w:ascii="Times New Roman" w:hAnsi="Times New Roman" w:cs="Times New Roman"/>
+          <w:bCs/>
+          <w:sz w:val="24"/>
+          <w:szCs w:val="24"/>
+        </w:rPr>
+        <w:t xml:space="preserve"> API működésének alapja az, hogy a kliens HTTP kéréseket küld a szerver felé, és JSON formátumban kap választ.</w:t>
+      </w:r>
+    </w:p>
+    <w:p>
+      <w:pPr>
+        <w:spacing w:line="360" w:lineRule="auto"/>
+        <w:jc w:val="both"/>
+        <w:rPr>
+          <w:rFonts w:ascii="Times New Roman" w:hAnsi="Times New Roman" w:cs="Times New Roman"/>
+          <w:bCs/>
+          <w:sz w:val="24"/>
+          <w:szCs w:val="24"/>
+        </w:rPr>
+      </w:pPr>
+    </w:p>
+    <w:p>
+      <w:pPr>
+        <w:spacing w:line="360" w:lineRule="auto"/>
+        <w:jc w:val="both"/>
+        <w:rPr>
+          <w:rFonts w:ascii="Times New Roman" w:hAnsi="Times New Roman" w:cs="Times New Roman"/>
+          <w:bCs/>
+          <w:sz w:val="24"/>
+          <w:szCs w:val="24"/>
+        </w:rPr>
+      </w:pPr>
+      <w:r>
+        <w:rPr>
+          <w:rFonts w:ascii="Times New Roman" w:hAnsi="Times New Roman" w:cs="Times New Roman"/>
+          <w:bCs/>
+          <w:sz w:val="24"/>
+          <w:szCs w:val="24"/>
+        </w:rPr>
+        <w:t>Adatbázis létrehozása</w:t>
+      </w:r>
+    </w:p>
+    <w:p>
+      <w:pPr>
+        <w:spacing w:line="360" w:lineRule="auto"/>
+        <w:jc w:val="both"/>
+        <w:rPr>
+          <w:rFonts w:ascii="Times New Roman" w:hAnsi="Times New Roman" w:cs="Times New Roman"/>
+          <w:bCs/>
+          <w:sz w:val="24"/>
+          <w:szCs w:val="24"/>
+        </w:rPr>
+      </w:pPr>
+    </w:p>
+    <w:p>
+      <w:pPr>
+        <w:spacing w:line="360" w:lineRule="auto"/>
+        <w:jc w:val="both"/>
+        <w:rPr>
+          <w:rFonts w:ascii="Times New Roman" w:hAnsi="Times New Roman" w:cs="Times New Roman"/>
+          <w:bCs/>
+          <w:sz w:val="24"/>
+          <w:szCs w:val="24"/>
+        </w:rPr>
+      </w:pPr>
+      <w:r>
+        <w:rPr>
+          <w:rFonts w:ascii="Times New Roman" w:hAnsi="Times New Roman" w:cs="Times New Roman"/>
+          <w:bCs/>
+          <w:sz w:val="24"/>
+          <w:szCs w:val="24"/>
+        </w:rPr>
+        <w:t>Az adatbázist nem közvetlenül SQL formátumban kaptuk meg, ezért egy online konverter segítségével alakítottuk át a fájlokat:</w:t>
+      </w:r>
+    </w:p>
+    <w:p>
+      <w:pPr>
+        <w:spacing w:line="360" w:lineRule="auto"/>
+        <w:jc w:val="both"/>
+        <w:rPr>
+          <w:rFonts w:ascii="Times New Roman" w:hAnsi="Times New Roman" w:cs="Times New Roman"/>
+          <w:bCs/>
+          <w:sz w:val="24"/>
+          <w:szCs w:val="24"/>
+        </w:rPr>
+      </w:pPr>
+    </w:p>
+    <w:p>
+      <w:pPr>
+        <w:spacing w:line="360" w:lineRule="auto"/>
+        <w:jc w:val="both"/>
+        <w:rPr>
+          <w:rFonts w:ascii="Times New Roman" w:hAnsi="Times New Roman" w:cs="Times New Roman"/>
+          <w:bCs/>
+          <w:sz w:val="24"/>
+          <w:szCs w:val="24"/>
+        </w:rPr>
+      </w:pPr>
+      <w:r>
+        <w:rPr>
+          <w:rFonts w:ascii="Times New Roman" w:hAnsi="Times New Roman" w:cs="Times New Roman"/>
+          <w:bCs/>
+          <w:sz w:val="24"/>
+          <w:szCs w:val="24"/>
+        </w:rPr>
+        <w:t>TXT → SQL konverzió</w:t>
+      </w:r>
+    </w:p>
+    <w:p>
+      <w:pPr>
+        <w:spacing w:line="360" w:lineRule="auto"/>
+        <w:jc w:val="both"/>
+        <w:rPr>
+          <w:rFonts w:ascii="Times New Roman" w:hAnsi="Times New Roman" w:cs="Times New Roman"/>
+          <w:bCs/>
+          <w:sz w:val="24"/>
+          <w:szCs w:val="24"/>
+        </w:rPr>
+      </w:pPr>
+    </w:p>
+    <w:p>
+      <w:pPr>
+        <w:spacing w:line="360" w:lineRule="auto"/>
+        <w:jc w:val="both"/>
+        <w:rPr>
+          <w:rFonts w:ascii="Times New Roman" w:hAnsi="Times New Roman" w:cs="Times New Roman"/>
+          <w:bCs/>
+          <w:sz w:val="24"/>
+          <w:szCs w:val="24"/>
+        </w:rPr>
+      </w:pPr>
+      <w:r>
+        <w:rPr>
+          <w:rFonts w:ascii="Times New Roman" w:hAnsi="Times New Roman" w:cs="Times New Roman"/>
+          <w:bCs/>
+          <w:sz w:val="24"/>
+          <w:szCs w:val="24"/>
+        </w:rPr>
+        <w:t>A konverter azonban nem minden típust kezelt megfelelően, ezért manuálisan kellett módosításokat végezni. Például:</w:t>
+      </w:r>
+    </w:p>
+    <w:p>
+      <w:pPr>
+        <w:spacing w:line="360" w:lineRule="auto"/>
+        <w:jc w:val="both"/>
+        <w:rPr>
+          <w:rFonts w:ascii="Times New Roman" w:hAnsi="Times New Roman" w:cs="Times New Roman"/>
+          <w:bCs/>
+          <w:sz w:val="24"/>
+          <w:szCs w:val="24"/>
+        </w:rPr>
+      </w:pPr>
+    </w:p>
+    <w:p>
+      <w:pPr>
+        <w:spacing w:line="360" w:lineRule="auto"/>
+        <w:jc w:val="both"/>
+        <w:rPr>
+          <w:rFonts w:ascii="Times New Roman" w:hAnsi="Times New Roman" w:cs="Times New Roman"/>
+          <w:bCs/>
+          <w:sz w:val="24"/>
+          <w:szCs w:val="24"/>
+        </w:rPr>
+      </w:pPr>
+      <w:r>
+        <w:rPr>
+          <w:rFonts w:ascii="Times New Roman" w:hAnsi="Times New Roman" w:cs="Times New Roman"/>
+          <w:bCs/>
+          <w:sz w:val="24"/>
+          <w:szCs w:val="24"/>
+        </w:rPr>
+        <w:t xml:space="preserve">az ID mezőt </w:t>
+      </w:r>
+      <w:proofErr w:type="spellStart"/>
+      <w:r>
+        <w:rPr>
+          <w:rFonts w:ascii="Times New Roman" w:hAnsi="Times New Roman" w:cs="Times New Roman"/>
+          <w:bCs/>
+          <w:sz w:val="24"/>
+          <w:szCs w:val="24"/>
+        </w:rPr>
+        <w:t>Double</w:t>
+      </w:r>
+      <w:proofErr w:type="spellEnd"/>
+      <w:r>
+        <w:rPr>
+          <w:rFonts w:ascii="Times New Roman" w:hAnsi="Times New Roman" w:cs="Times New Roman"/>
+          <w:bCs/>
+          <w:sz w:val="24"/>
+          <w:szCs w:val="24"/>
+        </w:rPr>
+        <w:t xml:space="preserve"> helyett Integer típusra állítottuk</w:t>
+      </w:r>
+    </w:p>
+    <w:p>
+      <w:pPr>
+        <w:spacing w:line="360" w:lineRule="auto"/>
+        <w:jc w:val="both"/>
+        <w:rPr>
+          <w:rFonts w:ascii="Times New Roman" w:hAnsi="Times New Roman" w:cs="Times New Roman"/>
+          <w:bCs/>
+          <w:sz w:val="24"/>
+          <w:szCs w:val="24"/>
+        </w:rPr>
+      </w:pPr>
+      <w:r>
+        <w:rPr>
+          <w:rFonts w:ascii="Times New Roman" w:hAnsi="Times New Roman" w:cs="Times New Roman"/>
+          <w:bCs/>
+          <w:sz w:val="24"/>
+          <w:szCs w:val="24"/>
+        </w:rPr>
+        <w:t>automatikus növekményt (</w:t>
+      </w:r>
+      <w:proofErr w:type="spellStart"/>
+      <w:r>
+        <w:rPr>
+          <w:rFonts w:ascii="Times New Roman" w:hAnsi="Times New Roman" w:cs="Times New Roman"/>
+          <w:bCs/>
+          <w:sz w:val="24"/>
+          <w:szCs w:val="24"/>
+        </w:rPr>
+        <w:t>auto</w:t>
+      </w:r>
+      <w:proofErr w:type="spellEnd"/>
+      <w:r>
+        <w:rPr>
+          <w:rFonts w:ascii="Times New Roman" w:hAnsi="Times New Roman" w:cs="Times New Roman"/>
+          <w:bCs/>
+          <w:sz w:val="24"/>
+          <w:szCs w:val="24"/>
+        </w:rPr>
+        <w:t xml:space="preserve"> </w:t>
+      </w:r>
+      <w:proofErr w:type="spellStart"/>
+      <w:r>
+        <w:rPr>
+          <w:rFonts w:ascii="Times New Roman" w:hAnsi="Times New Roman" w:cs="Times New Roman"/>
+          <w:bCs/>
+          <w:sz w:val="24"/>
+          <w:szCs w:val="24"/>
+        </w:rPr>
+        <w:t>increment</w:t>
+      </w:r>
+      <w:proofErr w:type="spellEnd"/>
+      <w:r>
+        <w:rPr>
+          <w:rFonts w:ascii="Times New Roman" w:hAnsi="Times New Roman" w:cs="Times New Roman"/>
+          <w:bCs/>
+          <w:sz w:val="24"/>
+          <w:szCs w:val="24"/>
+        </w:rPr>
+        <w:t>) állítottunk be</w:t>
+      </w:r>
+    </w:p>
+    <w:p>
+      <w:pPr>
+        <w:spacing w:line="360" w:lineRule="auto"/>
+        <w:jc w:val="both"/>
+        <w:rPr>
+          <w:rFonts w:ascii="Times New Roman" w:hAnsi="Times New Roman" w:cs="Times New Roman"/>
+          <w:bCs/>
+          <w:sz w:val="24"/>
+          <w:szCs w:val="24"/>
+        </w:rPr>
+      </w:pPr>
+    </w:p>
+    <w:p>
+      <w:pPr>
+        <w:spacing w:line="360" w:lineRule="auto"/>
+        <w:jc w:val="both"/>
+        <w:rPr>
+          <w:rFonts w:ascii="Times New Roman" w:hAnsi="Times New Roman" w:cs="Times New Roman"/>
+          <w:bCs/>
+          <w:sz w:val="24"/>
+          <w:szCs w:val="24"/>
+        </w:rPr>
+      </w:pPr>
+      <w:r>
+        <w:rPr>
+          <w:rFonts w:ascii="Times New Roman" w:hAnsi="Times New Roman" w:cs="Times New Roman"/>
+          <w:bCs/>
+          <w:sz w:val="24"/>
+          <w:szCs w:val="24"/>
+        </w:rPr>
+        <w:t>Ez azért volt fontos, hogy a felhasználónak ne kelljen azonosítókat kezelnie, és ne legyenek ütközések.</w:t>
+      </w:r>
+    </w:p>
+    <w:p>
+      <w:pPr>
+        <w:spacing w:line="360" w:lineRule="auto"/>
+        <w:jc w:val="both"/>
+        <w:rPr>
+          <w:rFonts w:ascii="Times New Roman" w:hAnsi="Times New Roman" w:cs="Times New Roman"/>
+          <w:bCs/>
+          <w:sz w:val="24"/>
+          <w:szCs w:val="24"/>
+        </w:rPr>
+      </w:pPr>
+    </w:p>
+    <w:p>
+      <w:pPr>
+        <w:spacing w:line="360" w:lineRule="auto"/>
+        <w:jc w:val="both"/>
+        <w:rPr>
+          <w:rFonts w:ascii="Times New Roman" w:hAnsi="Times New Roman" w:cs="Times New Roman"/>
+          <w:bCs/>
+          <w:sz w:val="24"/>
+          <w:szCs w:val="24"/>
+        </w:rPr>
+      </w:pPr>
+      <w:r>
+        <w:rPr>
+          <w:rFonts w:ascii="Times New Roman" w:hAnsi="Times New Roman" w:cs="Times New Roman"/>
+          <w:bCs/>
+          <w:sz w:val="24"/>
+          <w:szCs w:val="24"/>
+        </w:rPr>
+        <w:t>Backend kialakítása</w:t>
+      </w:r>
+    </w:p>
+    <w:p>
+      <w:pPr>
+        <w:spacing w:line="360" w:lineRule="auto"/>
+        <w:jc w:val="both"/>
+        <w:rPr>
+          <w:rFonts w:ascii="Times New Roman" w:hAnsi="Times New Roman" w:cs="Times New Roman"/>
+          <w:bCs/>
+          <w:sz w:val="24"/>
+          <w:szCs w:val="24"/>
+        </w:rPr>
+      </w:pPr>
+    </w:p>
+    <w:p>
+      <w:pPr>
+        <w:spacing w:line="360" w:lineRule="auto"/>
+        <w:jc w:val="both"/>
+        <w:rPr>
+          <w:rFonts w:ascii="Times New Roman" w:hAnsi="Times New Roman" w:cs="Times New Roman"/>
+          <w:bCs/>
+          <w:sz w:val="24"/>
+          <w:szCs w:val="24"/>
+        </w:rPr>
+      </w:pPr>
+      <w:r>
+        <w:rPr>
+          <w:rFonts w:ascii="Times New Roman" w:hAnsi="Times New Roman" w:cs="Times New Roman"/>
+          <w:bCs/>
+          <w:sz w:val="24"/>
+          <w:szCs w:val="24"/>
+        </w:rPr>
+        <w:t xml:space="preserve">A backend oldalt PHP segítségével valósítottuk meg. Az adatbázishoz való csatlakozás során külön figyelni kellett arra, hogy </w:t>
+      </w:r>
+      <w:proofErr w:type="spellStart"/>
+      <w:r>
+        <w:rPr>
+          <w:rFonts w:ascii="Times New Roman" w:hAnsi="Times New Roman" w:cs="Times New Roman"/>
+          <w:bCs/>
+          <w:sz w:val="24"/>
+          <w:szCs w:val="24"/>
+        </w:rPr>
+        <w:t>SQLite</w:t>
+      </w:r>
+      <w:proofErr w:type="spellEnd"/>
+      <w:r>
+        <w:rPr>
+          <w:rFonts w:ascii="Times New Roman" w:hAnsi="Times New Roman" w:cs="Times New Roman"/>
+          <w:bCs/>
+          <w:sz w:val="24"/>
+          <w:szCs w:val="24"/>
+        </w:rPr>
+        <w:t xml:space="preserve">-ot használunk, ami eltér a XAMPP-os </w:t>
+      </w:r>
+      <w:proofErr w:type="spellStart"/>
+      <w:r>
+        <w:rPr>
+          <w:rFonts w:ascii="Times New Roman" w:hAnsi="Times New Roman" w:cs="Times New Roman"/>
+          <w:bCs/>
+          <w:sz w:val="24"/>
+          <w:szCs w:val="24"/>
+        </w:rPr>
+        <w:t>MySQL</w:t>
+      </w:r>
+      <w:proofErr w:type="spellEnd"/>
+      <w:r>
+        <w:rPr>
+          <w:rFonts w:ascii="Times New Roman" w:hAnsi="Times New Roman" w:cs="Times New Roman"/>
+          <w:bCs/>
+          <w:sz w:val="24"/>
+          <w:szCs w:val="24"/>
+        </w:rPr>
+        <w:t xml:space="preserve"> megoldástól.</w:t>
+      </w:r>
+    </w:p>
+    <w:p>
+      <w:pPr>
+        <w:spacing w:line="360" w:lineRule="auto"/>
+        <w:jc w:val="both"/>
+        <w:rPr>
+          <w:rFonts w:ascii="Times New Roman" w:hAnsi="Times New Roman" w:cs="Times New Roman"/>
+          <w:bCs/>
+          <w:sz w:val="24"/>
+          <w:szCs w:val="24"/>
+        </w:rPr>
+      </w:pPr>
+    </w:p>
+    <w:p>
+      <w:pPr>
+        <w:spacing w:line="360" w:lineRule="auto"/>
+        <w:jc w:val="both"/>
+        <w:rPr>
+          <w:rFonts w:ascii="Times New Roman" w:hAnsi="Times New Roman" w:cs="Times New Roman"/>
+          <w:bCs/>
+          <w:sz w:val="24"/>
+          <w:szCs w:val="24"/>
+        </w:rPr>
+      </w:pPr>
+      <w:r>
+        <w:rPr>
+          <w:rFonts w:ascii="Times New Roman" w:hAnsi="Times New Roman" w:cs="Times New Roman"/>
+          <w:bCs/>
+          <w:sz w:val="24"/>
+          <w:szCs w:val="24"/>
+        </w:rPr>
+        <w:t>A fejlesztés során először egyszerűbb kódot használtunk a hibák kiszűrésére, majd később áttértünk a tanórán tanult struktúrára.</w:t>
+      </w:r>
+    </w:p>
+    <w:p>
+      <w:pPr>
+        <w:spacing w:line="360" w:lineRule="auto"/>
+        <w:jc w:val="both"/>
+        <w:rPr>
+          <w:rFonts w:ascii="Times New Roman" w:hAnsi="Times New Roman" w:cs="Times New Roman"/>
+          <w:bCs/>
+          <w:sz w:val="24"/>
+          <w:szCs w:val="24"/>
+        </w:rPr>
+      </w:pPr>
+    </w:p>
+    <w:p>
+      <w:pPr>
+        <w:spacing w:line="360" w:lineRule="auto"/>
+        <w:jc w:val="both"/>
+        <w:rPr>
+          <w:rFonts w:ascii="Times New Roman" w:hAnsi="Times New Roman" w:cs="Times New Roman"/>
+          <w:bCs/>
+          <w:sz w:val="24"/>
+          <w:szCs w:val="24"/>
+        </w:rPr>
+      </w:pPr>
+      <w:r>
+        <w:rPr>
+          <w:rFonts w:ascii="Times New Roman" w:hAnsi="Times New Roman" w:cs="Times New Roman"/>
+          <w:bCs/>
+          <w:sz w:val="24"/>
+          <w:szCs w:val="24"/>
+        </w:rPr>
+        <w:t>A fő fájlok:</w:t>
+      </w:r>
+    </w:p>
+    <w:p>
+      <w:pPr>
+        <w:spacing w:line="360" w:lineRule="auto"/>
+        <w:jc w:val="both"/>
+        <w:rPr>
+          <w:rFonts w:ascii="Times New Roman" w:hAnsi="Times New Roman" w:cs="Times New Roman"/>
+          <w:bCs/>
+          <w:sz w:val="24"/>
+          <w:szCs w:val="24"/>
+        </w:rPr>
+      </w:pPr>
+    </w:p>
+    <w:p>
+      <w:pPr>
+        <w:spacing w:line="360" w:lineRule="auto"/>
+        <w:jc w:val="both"/>
+        <w:rPr>
+          <w:rFonts w:ascii="Times New Roman" w:hAnsi="Times New Roman" w:cs="Times New Roman"/>
+          <w:bCs/>
+          <w:sz w:val="24"/>
+          <w:szCs w:val="24"/>
+        </w:rPr>
+      </w:pPr>
+      <w:proofErr w:type="spellStart"/>
+      <w:r>
+        <w:rPr>
+          <w:rFonts w:ascii="Times New Roman" w:hAnsi="Times New Roman" w:cs="Times New Roman"/>
+          <w:bCs/>
+          <w:sz w:val="24"/>
+          <w:szCs w:val="24"/>
+        </w:rPr>
+        <w:t>db.php</w:t>
+      </w:r>
+      <w:proofErr w:type="spellEnd"/>
+      <w:r>
+        <w:rPr>
+          <w:rFonts w:ascii="Times New Roman" w:hAnsi="Times New Roman" w:cs="Times New Roman"/>
+          <w:bCs/>
+          <w:sz w:val="24"/>
+          <w:szCs w:val="24"/>
+        </w:rPr>
+        <w:t xml:space="preserve"> (adatbázis kapcsolat)</w:t>
+      </w:r>
+    </w:p>
+    <w:p>
+      <w:pPr>
+        <w:spacing w:line="360" w:lineRule="auto"/>
+        <w:jc w:val="both"/>
+        <w:rPr>
+          <w:rFonts w:ascii="Times New Roman" w:hAnsi="Times New Roman" w:cs="Times New Roman"/>
+          <w:bCs/>
+          <w:sz w:val="24"/>
+          <w:szCs w:val="24"/>
+        </w:rPr>
+      </w:pPr>
+      <w:proofErr w:type="spellStart"/>
+      <w:r>
+        <w:rPr>
+          <w:rFonts w:ascii="Times New Roman" w:hAnsi="Times New Roman" w:cs="Times New Roman"/>
+          <w:bCs/>
+          <w:sz w:val="24"/>
+          <w:szCs w:val="24"/>
+        </w:rPr>
+        <w:t>read.php</w:t>
+      </w:r>
+      <w:proofErr w:type="spellEnd"/>
+      <w:r>
+        <w:rPr>
+          <w:rFonts w:ascii="Times New Roman" w:hAnsi="Times New Roman" w:cs="Times New Roman"/>
+          <w:bCs/>
+          <w:sz w:val="24"/>
+          <w:szCs w:val="24"/>
+        </w:rPr>
+        <w:t xml:space="preserve"> (</w:t>
+      </w:r>
+      <w:proofErr w:type="spellStart"/>
+      <w:r>
+        <w:rPr>
+          <w:rFonts w:ascii="Times New Roman" w:hAnsi="Times New Roman" w:cs="Times New Roman"/>
+          <w:bCs/>
+          <w:sz w:val="24"/>
+          <w:szCs w:val="24"/>
+        </w:rPr>
+        <w:t>adatlekérdezés</w:t>
+      </w:r>
+      <w:proofErr w:type="spellEnd"/>
+      <w:r>
+        <w:rPr>
+          <w:rFonts w:ascii="Times New Roman" w:hAnsi="Times New Roman" w:cs="Times New Roman"/>
+          <w:bCs/>
+          <w:sz w:val="24"/>
+          <w:szCs w:val="24"/>
+        </w:rPr>
+        <w:t>)</w:t>
+      </w:r>
+    </w:p>
+    <w:p>
+      <w:pPr>
+        <w:spacing w:line="360" w:lineRule="auto"/>
+        <w:jc w:val="both"/>
+        <w:rPr>
+          <w:rFonts w:ascii="Times New Roman" w:hAnsi="Times New Roman" w:cs="Times New Roman"/>
+          <w:bCs/>
+          <w:sz w:val="24"/>
+          <w:szCs w:val="24"/>
+        </w:rPr>
+      </w:pPr>
+      <w:r>
+        <w:rPr>
+          <w:rFonts w:ascii="Times New Roman" w:hAnsi="Times New Roman" w:cs="Times New Roman"/>
+          <w:bCs/>
+          <w:sz w:val="24"/>
+          <w:szCs w:val="24"/>
+        </w:rPr>
+        <w:t>Kliensoldali megvalósítás</w:t>
+      </w:r>
+    </w:p>
+    <w:p>
+      <w:pPr>
+        <w:spacing w:line="360" w:lineRule="auto"/>
+        <w:jc w:val="both"/>
+        <w:rPr>
+          <w:rFonts w:ascii="Times New Roman" w:hAnsi="Times New Roman" w:cs="Times New Roman"/>
+          <w:bCs/>
+          <w:sz w:val="24"/>
+          <w:szCs w:val="24"/>
+        </w:rPr>
+      </w:pPr>
+    </w:p>
+    <w:p>
+      <w:pPr>
+        <w:spacing w:line="360" w:lineRule="auto"/>
+        <w:jc w:val="both"/>
+        <w:rPr>
+          <w:rFonts w:ascii="Times New Roman" w:hAnsi="Times New Roman" w:cs="Times New Roman"/>
+          <w:bCs/>
+          <w:sz w:val="24"/>
+          <w:szCs w:val="24"/>
+        </w:rPr>
+      </w:pPr>
+      <w:r>
+        <w:rPr>
+          <w:rFonts w:ascii="Times New Roman" w:hAnsi="Times New Roman" w:cs="Times New Roman"/>
+          <w:bCs/>
+          <w:sz w:val="24"/>
+          <w:szCs w:val="24"/>
+        </w:rPr>
+        <w:lastRenderedPageBreak/>
+        <w:t>A kliensoldalon a fetchapi_js.js fájl segítségével kommunikáltunk a backenddel. A HTML oldalt a meglévő CSS-</w:t>
+      </w:r>
+      <w:proofErr w:type="spellStart"/>
+      <w:r>
+        <w:rPr>
+          <w:rFonts w:ascii="Times New Roman" w:hAnsi="Times New Roman" w:cs="Times New Roman"/>
+          <w:bCs/>
+          <w:sz w:val="24"/>
+          <w:szCs w:val="24"/>
+        </w:rPr>
+        <w:t>ekkel</w:t>
+      </w:r>
+      <w:proofErr w:type="spellEnd"/>
+      <w:r>
+        <w:rPr>
+          <w:rFonts w:ascii="Times New Roman" w:hAnsi="Times New Roman" w:cs="Times New Roman"/>
+          <w:bCs/>
+          <w:sz w:val="24"/>
+          <w:szCs w:val="24"/>
+        </w:rPr>
+        <w:t xml:space="preserve"> formáztuk, így megőriztük az egységes kinézetet.</w:t>
+      </w:r>
+    </w:p>
+    <w:p>
+      <w:pPr>
+        <w:spacing w:line="360" w:lineRule="auto"/>
+        <w:jc w:val="both"/>
+        <w:rPr>
+          <w:rFonts w:ascii="Times New Roman" w:hAnsi="Times New Roman" w:cs="Times New Roman"/>
+          <w:bCs/>
+          <w:sz w:val="24"/>
+          <w:szCs w:val="24"/>
+        </w:rPr>
+      </w:pPr>
+    </w:p>
+    <w:p>
+      <w:pPr>
+        <w:spacing w:line="360" w:lineRule="auto"/>
+        <w:jc w:val="both"/>
+        <w:rPr>
+          <w:rFonts w:ascii="Times New Roman" w:hAnsi="Times New Roman" w:cs="Times New Roman"/>
+          <w:bCs/>
+          <w:sz w:val="24"/>
+          <w:szCs w:val="24"/>
+        </w:rPr>
+      </w:pPr>
+      <w:r>
+        <w:rPr>
+          <w:rFonts w:ascii="Times New Roman" w:hAnsi="Times New Roman" w:cs="Times New Roman"/>
+          <w:bCs/>
+          <w:sz w:val="24"/>
+          <w:szCs w:val="24"/>
+        </w:rPr>
+        <w:t xml:space="preserve">A rendszer a localhost:8000 </w:t>
+      </w:r>
+      <w:proofErr w:type="spellStart"/>
+      <w:r>
+        <w:rPr>
+          <w:rFonts w:ascii="Times New Roman" w:hAnsi="Times New Roman" w:cs="Times New Roman"/>
+          <w:bCs/>
+          <w:sz w:val="24"/>
+          <w:szCs w:val="24"/>
+        </w:rPr>
+        <w:t>porton</w:t>
+      </w:r>
+      <w:proofErr w:type="spellEnd"/>
+      <w:r>
+        <w:rPr>
+          <w:rFonts w:ascii="Times New Roman" w:hAnsi="Times New Roman" w:cs="Times New Roman"/>
+          <w:bCs/>
+          <w:sz w:val="24"/>
+          <w:szCs w:val="24"/>
+        </w:rPr>
+        <w:t xml:space="preserve"> futott, ami később fontos szerepet játszott az </w:t>
+      </w:r>
+      <w:proofErr w:type="spellStart"/>
+      <w:r>
+        <w:rPr>
+          <w:rFonts w:ascii="Times New Roman" w:hAnsi="Times New Roman" w:cs="Times New Roman"/>
+          <w:bCs/>
+          <w:sz w:val="24"/>
+          <w:szCs w:val="24"/>
+        </w:rPr>
+        <w:t>Axios</w:t>
+      </w:r>
+      <w:proofErr w:type="spellEnd"/>
+      <w:r>
+        <w:rPr>
+          <w:rFonts w:ascii="Times New Roman" w:hAnsi="Times New Roman" w:cs="Times New Roman"/>
+          <w:bCs/>
+          <w:sz w:val="24"/>
+          <w:szCs w:val="24"/>
+        </w:rPr>
+        <w:t xml:space="preserve"> részben.</w:t>
+      </w:r>
+    </w:p>
+    <w:p>
+      <w:pPr>
+        <w:spacing w:line="360" w:lineRule="auto"/>
+        <w:jc w:val="both"/>
+        <w:rPr>
+          <w:rFonts w:ascii="Times New Roman" w:hAnsi="Times New Roman" w:cs="Times New Roman"/>
+          <w:bCs/>
+          <w:sz w:val="24"/>
+          <w:szCs w:val="24"/>
+        </w:rPr>
+      </w:pPr>
+    </w:p>
+    <w:p>
+      <w:pPr>
+        <w:spacing w:line="360" w:lineRule="auto"/>
+        <w:jc w:val="both"/>
+        <w:rPr>
+          <w:rFonts w:ascii="Times New Roman" w:hAnsi="Times New Roman" w:cs="Times New Roman"/>
+          <w:bCs/>
+          <w:sz w:val="24"/>
+          <w:szCs w:val="24"/>
+        </w:rPr>
+      </w:pPr>
+      <w:r>
+        <w:rPr>
+          <w:rFonts w:ascii="Times New Roman" w:hAnsi="Times New Roman" w:cs="Times New Roman"/>
+          <w:bCs/>
+          <w:sz w:val="24"/>
+          <w:szCs w:val="24"/>
+        </w:rPr>
+        <w:t xml:space="preserve">9. </w:t>
+      </w:r>
+      <w:proofErr w:type="spellStart"/>
+      <w:r>
+        <w:rPr>
+          <w:rFonts w:ascii="Times New Roman" w:hAnsi="Times New Roman" w:cs="Times New Roman"/>
+          <w:bCs/>
+          <w:sz w:val="24"/>
+          <w:szCs w:val="24"/>
+        </w:rPr>
+        <w:t>Axios</w:t>
+      </w:r>
+      <w:proofErr w:type="spellEnd"/>
+      <w:r>
+        <w:rPr>
+          <w:rFonts w:ascii="Times New Roman" w:hAnsi="Times New Roman" w:cs="Times New Roman"/>
+          <w:bCs/>
+          <w:sz w:val="24"/>
+          <w:szCs w:val="24"/>
+        </w:rPr>
+        <w:t xml:space="preserve"> implementáció</w:t>
+      </w:r>
+    </w:p>
+    <w:p>
+      <w:pPr>
+        <w:spacing w:line="360" w:lineRule="auto"/>
+        <w:jc w:val="both"/>
+        <w:rPr>
+          <w:rFonts w:ascii="Times New Roman" w:hAnsi="Times New Roman" w:cs="Times New Roman"/>
+          <w:bCs/>
+          <w:sz w:val="24"/>
+          <w:szCs w:val="24"/>
+        </w:rPr>
+      </w:pPr>
+    </w:p>
+    <w:p>
+      <w:pPr>
+        <w:spacing w:line="360" w:lineRule="auto"/>
+        <w:jc w:val="both"/>
+        <w:rPr>
+          <w:rFonts w:ascii="Times New Roman" w:hAnsi="Times New Roman" w:cs="Times New Roman"/>
+          <w:bCs/>
+          <w:sz w:val="24"/>
+          <w:szCs w:val="24"/>
+        </w:rPr>
+      </w:pPr>
+      <w:r>
+        <w:rPr>
+          <w:rFonts w:ascii="Times New Roman" w:hAnsi="Times New Roman" w:cs="Times New Roman"/>
+          <w:bCs/>
+          <w:sz w:val="24"/>
+          <w:szCs w:val="24"/>
+        </w:rPr>
+        <w:t xml:space="preserve">A </w:t>
+      </w:r>
+      <w:proofErr w:type="spellStart"/>
+      <w:r>
+        <w:rPr>
+          <w:rFonts w:ascii="Times New Roman" w:hAnsi="Times New Roman" w:cs="Times New Roman"/>
+          <w:bCs/>
+          <w:sz w:val="24"/>
+          <w:szCs w:val="24"/>
+        </w:rPr>
+        <w:t>Fetch</w:t>
+      </w:r>
+      <w:proofErr w:type="spellEnd"/>
+      <w:r>
+        <w:rPr>
+          <w:rFonts w:ascii="Times New Roman" w:hAnsi="Times New Roman" w:cs="Times New Roman"/>
+          <w:bCs/>
+          <w:sz w:val="24"/>
+          <w:szCs w:val="24"/>
+        </w:rPr>
+        <w:t xml:space="preserve"> API után az </w:t>
+      </w:r>
+      <w:proofErr w:type="spellStart"/>
+      <w:r>
+        <w:rPr>
+          <w:rFonts w:ascii="Times New Roman" w:hAnsi="Times New Roman" w:cs="Times New Roman"/>
+          <w:bCs/>
+          <w:sz w:val="24"/>
+          <w:szCs w:val="24"/>
+        </w:rPr>
+        <w:t>Axios</w:t>
+      </w:r>
+      <w:proofErr w:type="spellEnd"/>
+      <w:r>
+        <w:rPr>
+          <w:rFonts w:ascii="Times New Roman" w:hAnsi="Times New Roman" w:cs="Times New Roman"/>
+          <w:bCs/>
+          <w:sz w:val="24"/>
+          <w:szCs w:val="24"/>
+        </w:rPr>
+        <w:t xml:space="preserve"> könyvtár használatát is megvalósítottuk, amely egy modernebb és kényelmesebb HTTP kliens.</w:t>
+      </w:r>
+    </w:p>
+    <w:p>
+      <w:pPr>
+        <w:spacing w:line="360" w:lineRule="auto"/>
+        <w:jc w:val="both"/>
+        <w:rPr>
+          <w:rFonts w:ascii="Times New Roman" w:hAnsi="Times New Roman" w:cs="Times New Roman"/>
+          <w:bCs/>
+          <w:sz w:val="24"/>
+          <w:szCs w:val="24"/>
+        </w:rPr>
+      </w:pPr>
+    </w:p>
+    <w:p>
+      <w:pPr>
+        <w:spacing w:line="360" w:lineRule="auto"/>
+        <w:jc w:val="both"/>
+        <w:rPr>
+          <w:rFonts w:ascii="Times New Roman" w:hAnsi="Times New Roman" w:cs="Times New Roman"/>
+          <w:bCs/>
+          <w:sz w:val="24"/>
+          <w:szCs w:val="24"/>
+        </w:rPr>
+      </w:pPr>
+      <w:r>
+        <w:rPr>
+          <w:rFonts w:ascii="Times New Roman" w:hAnsi="Times New Roman" w:cs="Times New Roman"/>
+          <w:bCs/>
+          <w:sz w:val="24"/>
+          <w:szCs w:val="24"/>
+        </w:rPr>
+        <w:t>Problémák és megoldások</w:t>
+      </w:r>
+    </w:p>
+    <w:p>
+      <w:pPr>
+        <w:spacing w:line="360" w:lineRule="auto"/>
+        <w:jc w:val="both"/>
+        <w:rPr>
+          <w:rFonts w:ascii="Times New Roman" w:hAnsi="Times New Roman" w:cs="Times New Roman"/>
+          <w:bCs/>
+          <w:sz w:val="24"/>
+          <w:szCs w:val="24"/>
+        </w:rPr>
+      </w:pPr>
+    </w:p>
+    <w:p>
+      <w:pPr>
+        <w:spacing w:line="360" w:lineRule="auto"/>
+        <w:jc w:val="both"/>
+        <w:rPr>
+          <w:rFonts w:ascii="Times New Roman" w:hAnsi="Times New Roman" w:cs="Times New Roman"/>
+          <w:bCs/>
+          <w:sz w:val="24"/>
+          <w:szCs w:val="24"/>
+        </w:rPr>
+      </w:pPr>
+      <w:r>
+        <w:rPr>
+          <w:rFonts w:ascii="Times New Roman" w:hAnsi="Times New Roman" w:cs="Times New Roman"/>
+          <w:bCs/>
+          <w:sz w:val="24"/>
+          <w:szCs w:val="24"/>
+        </w:rPr>
+        <w:t>A fejlesztés során az egyik legnagyobb problémát a különböző portok használata jelentette:</w:t>
+      </w:r>
+    </w:p>
+    <w:p>
+      <w:pPr>
+        <w:spacing w:line="360" w:lineRule="auto"/>
+        <w:jc w:val="both"/>
+        <w:rPr>
+          <w:rFonts w:ascii="Times New Roman" w:hAnsi="Times New Roman" w:cs="Times New Roman"/>
+          <w:bCs/>
+          <w:sz w:val="24"/>
+          <w:szCs w:val="24"/>
+        </w:rPr>
+      </w:pPr>
+    </w:p>
+    <w:p>
+      <w:pPr>
+        <w:spacing w:line="360" w:lineRule="auto"/>
+        <w:jc w:val="both"/>
+        <w:rPr>
+          <w:rFonts w:ascii="Times New Roman" w:hAnsi="Times New Roman" w:cs="Times New Roman"/>
+          <w:bCs/>
+          <w:sz w:val="24"/>
+          <w:szCs w:val="24"/>
+        </w:rPr>
+      </w:pPr>
+      <w:r>
+        <w:rPr>
+          <w:rFonts w:ascii="Times New Roman" w:hAnsi="Times New Roman" w:cs="Times New Roman"/>
+          <w:bCs/>
+          <w:sz w:val="24"/>
+          <w:szCs w:val="24"/>
+        </w:rPr>
+        <w:t>Backend: localhost:8000</w:t>
+      </w:r>
+    </w:p>
+    <w:p>
+      <w:pPr>
+        <w:spacing w:line="360" w:lineRule="auto"/>
+        <w:jc w:val="both"/>
+        <w:rPr>
+          <w:rFonts w:ascii="Times New Roman" w:hAnsi="Times New Roman" w:cs="Times New Roman"/>
+          <w:bCs/>
+          <w:sz w:val="24"/>
+          <w:szCs w:val="24"/>
+        </w:rPr>
+      </w:pPr>
+      <w:proofErr w:type="spellStart"/>
+      <w:r>
+        <w:rPr>
+          <w:rFonts w:ascii="Times New Roman" w:hAnsi="Times New Roman" w:cs="Times New Roman"/>
+          <w:bCs/>
+          <w:sz w:val="24"/>
+          <w:szCs w:val="24"/>
+        </w:rPr>
+        <w:t>React</w:t>
+      </w:r>
+      <w:proofErr w:type="spellEnd"/>
+      <w:r>
+        <w:rPr>
+          <w:rFonts w:ascii="Times New Roman" w:hAnsi="Times New Roman" w:cs="Times New Roman"/>
+          <w:bCs/>
+          <w:sz w:val="24"/>
+          <w:szCs w:val="24"/>
+        </w:rPr>
+        <w:t>: localhost:5173</w:t>
+      </w:r>
+    </w:p>
+    <w:p>
+      <w:pPr>
+        <w:spacing w:line="360" w:lineRule="auto"/>
+        <w:jc w:val="both"/>
+        <w:rPr>
+          <w:rFonts w:ascii="Times New Roman" w:hAnsi="Times New Roman" w:cs="Times New Roman"/>
+          <w:bCs/>
+          <w:sz w:val="24"/>
+          <w:szCs w:val="24"/>
+        </w:rPr>
+      </w:pPr>
+    </w:p>
+    <w:p>
+      <w:pPr>
+        <w:spacing w:line="360" w:lineRule="auto"/>
+        <w:jc w:val="both"/>
+        <w:rPr>
+          <w:rFonts w:ascii="Times New Roman" w:hAnsi="Times New Roman" w:cs="Times New Roman"/>
+          <w:bCs/>
+          <w:sz w:val="24"/>
+          <w:szCs w:val="24"/>
+        </w:rPr>
+      </w:pPr>
+      <w:r>
+        <w:rPr>
+          <w:rFonts w:ascii="Times New Roman" w:hAnsi="Times New Roman" w:cs="Times New Roman"/>
+          <w:bCs/>
+          <w:sz w:val="24"/>
+          <w:szCs w:val="24"/>
+        </w:rPr>
+        <w:t>Ez kezdetben hibákat okozott, mivel a két rendszer nem tudott kommunikálni egymással.</w:t>
+      </w:r>
+    </w:p>
+    <w:p>
+      <w:pPr>
+        <w:spacing w:line="360" w:lineRule="auto"/>
+        <w:jc w:val="both"/>
+        <w:rPr>
+          <w:rFonts w:ascii="Times New Roman" w:hAnsi="Times New Roman" w:cs="Times New Roman"/>
+          <w:bCs/>
+          <w:sz w:val="24"/>
+          <w:szCs w:val="24"/>
+        </w:rPr>
+      </w:pPr>
+    </w:p>
+    <w:p>
+      <w:pPr>
+        <w:spacing w:line="360" w:lineRule="auto"/>
+        <w:jc w:val="both"/>
+        <w:rPr>
+          <w:rFonts w:ascii="Times New Roman" w:hAnsi="Times New Roman" w:cs="Times New Roman"/>
+          <w:bCs/>
+          <w:sz w:val="24"/>
+          <w:szCs w:val="24"/>
+        </w:rPr>
+      </w:pPr>
+      <w:r>
+        <w:rPr>
+          <w:rFonts w:ascii="Times New Roman" w:hAnsi="Times New Roman" w:cs="Times New Roman"/>
+          <w:bCs/>
+          <w:sz w:val="24"/>
+          <w:szCs w:val="24"/>
+        </w:rPr>
+        <w:t>A problémát az alábbi módon oldottuk meg:</w:t>
+      </w:r>
+    </w:p>
+    <w:p>
+      <w:pPr>
+        <w:spacing w:line="360" w:lineRule="auto"/>
+        <w:jc w:val="both"/>
+        <w:rPr>
+          <w:rFonts w:ascii="Times New Roman" w:hAnsi="Times New Roman" w:cs="Times New Roman"/>
+          <w:bCs/>
+          <w:sz w:val="24"/>
+          <w:szCs w:val="24"/>
+        </w:rPr>
+      </w:pPr>
+    </w:p>
+    <w:p>
+      <w:pPr>
+        <w:spacing w:line="360" w:lineRule="auto"/>
+        <w:jc w:val="both"/>
+        <w:rPr>
+          <w:rFonts w:ascii="Times New Roman" w:hAnsi="Times New Roman" w:cs="Times New Roman"/>
+          <w:bCs/>
+          <w:sz w:val="24"/>
+          <w:szCs w:val="24"/>
+        </w:rPr>
+      </w:pPr>
+      <w:r>
+        <w:rPr>
+          <w:rFonts w:ascii="Times New Roman" w:hAnsi="Times New Roman" w:cs="Times New Roman"/>
+          <w:bCs/>
+          <w:sz w:val="24"/>
+          <w:szCs w:val="24"/>
+        </w:rPr>
+        <w:t>CORS beállítás</w:t>
+      </w:r>
+    </w:p>
+    <w:p>
+      <w:pPr>
+        <w:spacing w:line="360" w:lineRule="auto"/>
+        <w:jc w:val="both"/>
+        <w:rPr>
+          <w:rFonts w:ascii="Times New Roman" w:hAnsi="Times New Roman" w:cs="Times New Roman"/>
+          <w:bCs/>
+          <w:sz w:val="24"/>
+          <w:szCs w:val="24"/>
+        </w:rPr>
+      </w:pPr>
+    </w:p>
+    <w:p>
+      <w:pPr>
+        <w:spacing w:line="360" w:lineRule="auto"/>
+        <w:jc w:val="both"/>
+        <w:rPr>
+          <w:rFonts w:ascii="Times New Roman" w:hAnsi="Times New Roman" w:cs="Times New Roman"/>
+          <w:bCs/>
+          <w:sz w:val="24"/>
+          <w:szCs w:val="24"/>
+        </w:rPr>
+      </w:pPr>
+      <w:r>
+        <w:rPr>
+          <w:rFonts w:ascii="Times New Roman" w:hAnsi="Times New Roman" w:cs="Times New Roman"/>
+          <w:bCs/>
+          <w:sz w:val="24"/>
+          <w:szCs w:val="24"/>
+        </w:rPr>
+        <w:t xml:space="preserve">A </w:t>
+      </w:r>
+      <w:proofErr w:type="spellStart"/>
+      <w:r>
+        <w:rPr>
+          <w:rFonts w:ascii="Times New Roman" w:hAnsi="Times New Roman" w:cs="Times New Roman"/>
+          <w:bCs/>
+          <w:sz w:val="24"/>
+          <w:szCs w:val="24"/>
+        </w:rPr>
+        <w:t>read.php</w:t>
+      </w:r>
+      <w:proofErr w:type="spellEnd"/>
+      <w:r>
+        <w:rPr>
+          <w:rFonts w:ascii="Times New Roman" w:hAnsi="Times New Roman" w:cs="Times New Roman"/>
+          <w:bCs/>
+          <w:sz w:val="24"/>
+          <w:szCs w:val="24"/>
+        </w:rPr>
+        <w:t xml:space="preserve"> fájlba az alábbi kódot illesztettük:</w:t>
+      </w:r>
+    </w:p>
+    <w:p>
+      <w:pPr>
+        <w:spacing w:line="360" w:lineRule="auto"/>
+        <w:jc w:val="both"/>
+        <w:rPr>
+          <w:rFonts w:ascii="Times New Roman" w:hAnsi="Times New Roman" w:cs="Times New Roman"/>
+          <w:bCs/>
+          <w:sz w:val="24"/>
+          <w:szCs w:val="24"/>
+        </w:rPr>
+      </w:pPr>
+    </w:p>
+    <w:p>
+      <w:pPr>
+        <w:spacing w:line="360" w:lineRule="auto"/>
+        <w:jc w:val="both"/>
+        <w:rPr>
+          <w:rFonts w:ascii="Times New Roman" w:hAnsi="Times New Roman" w:cs="Times New Roman"/>
+          <w:bCs/>
+          <w:sz w:val="24"/>
+          <w:szCs w:val="24"/>
+        </w:rPr>
+      </w:pPr>
+      <w:proofErr w:type="spellStart"/>
+      <w:r>
+        <w:rPr>
+          <w:rFonts w:ascii="Times New Roman" w:hAnsi="Times New Roman" w:cs="Times New Roman"/>
+          <w:bCs/>
+          <w:sz w:val="24"/>
+          <w:szCs w:val="24"/>
+        </w:rPr>
+        <w:lastRenderedPageBreak/>
+        <w:t>header</w:t>
+      </w:r>
+      <w:proofErr w:type="spellEnd"/>
+      <w:r>
+        <w:rPr>
+          <w:rFonts w:ascii="Times New Roman" w:hAnsi="Times New Roman" w:cs="Times New Roman"/>
+          <w:bCs/>
+          <w:sz w:val="24"/>
+          <w:szCs w:val="24"/>
+        </w:rPr>
+        <w:t>("</w:t>
+      </w:r>
+      <w:proofErr w:type="spellStart"/>
+      <w:r>
+        <w:rPr>
+          <w:rFonts w:ascii="Times New Roman" w:hAnsi="Times New Roman" w:cs="Times New Roman"/>
+          <w:bCs/>
+          <w:sz w:val="24"/>
+          <w:szCs w:val="24"/>
+        </w:rPr>
+        <w:t>Content-Type</w:t>
+      </w:r>
+      <w:proofErr w:type="spellEnd"/>
+      <w:r>
+        <w:rPr>
+          <w:rFonts w:ascii="Times New Roman" w:hAnsi="Times New Roman" w:cs="Times New Roman"/>
+          <w:bCs/>
+          <w:sz w:val="24"/>
+          <w:szCs w:val="24"/>
+        </w:rPr>
+        <w:t xml:space="preserve">: </w:t>
+      </w:r>
+      <w:proofErr w:type="spellStart"/>
+      <w:r>
+        <w:rPr>
+          <w:rFonts w:ascii="Times New Roman" w:hAnsi="Times New Roman" w:cs="Times New Roman"/>
+          <w:bCs/>
+          <w:sz w:val="24"/>
+          <w:szCs w:val="24"/>
+        </w:rPr>
+        <w:t>application</w:t>
+      </w:r>
+      <w:proofErr w:type="spellEnd"/>
+      <w:r>
+        <w:rPr>
+          <w:rFonts w:ascii="Times New Roman" w:hAnsi="Times New Roman" w:cs="Times New Roman"/>
+          <w:bCs/>
+          <w:sz w:val="24"/>
+          <w:szCs w:val="24"/>
+        </w:rPr>
+        <w:t>/</w:t>
+      </w:r>
+      <w:proofErr w:type="spellStart"/>
+      <w:r>
+        <w:rPr>
+          <w:rFonts w:ascii="Times New Roman" w:hAnsi="Times New Roman" w:cs="Times New Roman"/>
+          <w:bCs/>
+          <w:sz w:val="24"/>
+          <w:szCs w:val="24"/>
+        </w:rPr>
+        <w:t>json</w:t>
+      </w:r>
+      <w:proofErr w:type="spellEnd"/>
+      <w:r>
+        <w:rPr>
+          <w:rFonts w:ascii="Times New Roman" w:hAnsi="Times New Roman" w:cs="Times New Roman"/>
+          <w:bCs/>
+          <w:sz w:val="24"/>
+          <w:szCs w:val="24"/>
+        </w:rPr>
+        <w:t>");</w:t>
+      </w:r>
+    </w:p>
+    <w:p>
+      <w:pPr>
+        <w:spacing w:line="360" w:lineRule="auto"/>
+        <w:jc w:val="both"/>
+        <w:rPr>
+          <w:rFonts w:ascii="Times New Roman" w:hAnsi="Times New Roman" w:cs="Times New Roman"/>
+          <w:bCs/>
+          <w:sz w:val="24"/>
+          <w:szCs w:val="24"/>
+        </w:rPr>
+      </w:pPr>
+      <w:proofErr w:type="spellStart"/>
+      <w:r>
+        <w:rPr>
+          <w:rFonts w:ascii="Times New Roman" w:hAnsi="Times New Roman" w:cs="Times New Roman"/>
+          <w:bCs/>
+          <w:sz w:val="24"/>
+          <w:szCs w:val="24"/>
+        </w:rPr>
+        <w:t>header</w:t>
+      </w:r>
+      <w:proofErr w:type="spellEnd"/>
+      <w:r>
+        <w:rPr>
+          <w:rFonts w:ascii="Times New Roman" w:hAnsi="Times New Roman" w:cs="Times New Roman"/>
+          <w:bCs/>
+          <w:sz w:val="24"/>
+          <w:szCs w:val="24"/>
+        </w:rPr>
+        <w:t>("Access-</w:t>
+      </w:r>
+      <w:proofErr w:type="spellStart"/>
+      <w:r>
+        <w:rPr>
+          <w:rFonts w:ascii="Times New Roman" w:hAnsi="Times New Roman" w:cs="Times New Roman"/>
+          <w:bCs/>
+          <w:sz w:val="24"/>
+          <w:szCs w:val="24"/>
+        </w:rPr>
+        <w:t>Control</w:t>
+      </w:r>
+      <w:proofErr w:type="spellEnd"/>
+      <w:r>
+        <w:rPr>
+          <w:rFonts w:ascii="Times New Roman" w:hAnsi="Times New Roman" w:cs="Times New Roman"/>
+          <w:bCs/>
+          <w:sz w:val="24"/>
+          <w:szCs w:val="24"/>
+        </w:rPr>
+        <w:t>-</w:t>
+      </w:r>
+      <w:proofErr w:type="spellStart"/>
+      <w:r>
+        <w:rPr>
+          <w:rFonts w:ascii="Times New Roman" w:hAnsi="Times New Roman" w:cs="Times New Roman"/>
+          <w:bCs/>
+          <w:sz w:val="24"/>
+          <w:szCs w:val="24"/>
+        </w:rPr>
+        <w:t>Allow-Origin</w:t>
+      </w:r>
+      <w:proofErr w:type="spellEnd"/>
+      <w:r>
+        <w:rPr>
+          <w:rFonts w:ascii="Times New Roman" w:hAnsi="Times New Roman" w:cs="Times New Roman"/>
+          <w:bCs/>
+          <w:sz w:val="24"/>
+          <w:szCs w:val="24"/>
+        </w:rPr>
+        <w:t>: *");</w:t>
+      </w:r>
+    </w:p>
+    <w:p>
+      <w:pPr>
+        <w:spacing w:line="360" w:lineRule="auto"/>
+        <w:jc w:val="both"/>
+        <w:rPr>
+          <w:rFonts w:ascii="Times New Roman" w:hAnsi="Times New Roman" w:cs="Times New Roman"/>
+          <w:bCs/>
+          <w:sz w:val="24"/>
+          <w:szCs w:val="24"/>
+        </w:rPr>
+      </w:pPr>
+      <w:proofErr w:type="spellStart"/>
+      <w:r>
+        <w:rPr>
+          <w:rFonts w:ascii="Times New Roman" w:hAnsi="Times New Roman" w:cs="Times New Roman"/>
+          <w:bCs/>
+          <w:sz w:val="24"/>
+          <w:szCs w:val="24"/>
+        </w:rPr>
+        <w:t>header</w:t>
+      </w:r>
+      <w:proofErr w:type="spellEnd"/>
+      <w:r>
+        <w:rPr>
+          <w:rFonts w:ascii="Times New Roman" w:hAnsi="Times New Roman" w:cs="Times New Roman"/>
+          <w:bCs/>
+          <w:sz w:val="24"/>
+          <w:szCs w:val="24"/>
+        </w:rPr>
+        <w:t>("Access-</w:t>
+      </w:r>
+      <w:proofErr w:type="spellStart"/>
+      <w:r>
+        <w:rPr>
+          <w:rFonts w:ascii="Times New Roman" w:hAnsi="Times New Roman" w:cs="Times New Roman"/>
+          <w:bCs/>
+          <w:sz w:val="24"/>
+          <w:szCs w:val="24"/>
+        </w:rPr>
+        <w:t>Control</w:t>
+      </w:r>
+      <w:proofErr w:type="spellEnd"/>
+      <w:r>
+        <w:rPr>
+          <w:rFonts w:ascii="Times New Roman" w:hAnsi="Times New Roman" w:cs="Times New Roman"/>
+          <w:bCs/>
+          <w:sz w:val="24"/>
+          <w:szCs w:val="24"/>
+        </w:rPr>
+        <w:t>-</w:t>
+      </w:r>
+      <w:proofErr w:type="spellStart"/>
+      <w:r>
+        <w:rPr>
+          <w:rFonts w:ascii="Times New Roman" w:hAnsi="Times New Roman" w:cs="Times New Roman"/>
+          <w:bCs/>
+          <w:sz w:val="24"/>
+          <w:szCs w:val="24"/>
+        </w:rPr>
+        <w:t>Allow-Methods</w:t>
+      </w:r>
+      <w:proofErr w:type="spellEnd"/>
+      <w:r>
+        <w:rPr>
+          <w:rFonts w:ascii="Times New Roman" w:hAnsi="Times New Roman" w:cs="Times New Roman"/>
+          <w:bCs/>
+          <w:sz w:val="24"/>
+          <w:szCs w:val="24"/>
+        </w:rPr>
+        <w:t>: GET, POST, PUT, DELETE, OPTIONS");</w:t>
+      </w:r>
+    </w:p>
+    <w:p>
+      <w:pPr>
+        <w:spacing w:line="360" w:lineRule="auto"/>
+        <w:jc w:val="both"/>
+        <w:rPr>
+          <w:rFonts w:ascii="Times New Roman" w:hAnsi="Times New Roman" w:cs="Times New Roman"/>
+          <w:bCs/>
+          <w:sz w:val="24"/>
+          <w:szCs w:val="24"/>
+        </w:rPr>
+      </w:pPr>
+      <w:proofErr w:type="spellStart"/>
+      <w:r>
+        <w:rPr>
+          <w:rFonts w:ascii="Times New Roman" w:hAnsi="Times New Roman" w:cs="Times New Roman"/>
+          <w:bCs/>
+          <w:sz w:val="24"/>
+          <w:szCs w:val="24"/>
+        </w:rPr>
+        <w:t>header</w:t>
+      </w:r>
+      <w:proofErr w:type="spellEnd"/>
+      <w:r>
+        <w:rPr>
+          <w:rFonts w:ascii="Times New Roman" w:hAnsi="Times New Roman" w:cs="Times New Roman"/>
+          <w:bCs/>
+          <w:sz w:val="24"/>
+          <w:szCs w:val="24"/>
+        </w:rPr>
+        <w:t>("Access-</w:t>
+      </w:r>
+      <w:proofErr w:type="spellStart"/>
+      <w:r>
+        <w:rPr>
+          <w:rFonts w:ascii="Times New Roman" w:hAnsi="Times New Roman" w:cs="Times New Roman"/>
+          <w:bCs/>
+          <w:sz w:val="24"/>
+          <w:szCs w:val="24"/>
+        </w:rPr>
+        <w:t>Control</w:t>
+      </w:r>
+      <w:proofErr w:type="spellEnd"/>
+      <w:r>
+        <w:rPr>
+          <w:rFonts w:ascii="Times New Roman" w:hAnsi="Times New Roman" w:cs="Times New Roman"/>
+          <w:bCs/>
+          <w:sz w:val="24"/>
+          <w:szCs w:val="24"/>
+        </w:rPr>
+        <w:t>-</w:t>
+      </w:r>
+      <w:proofErr w:type="spellStart"/>
+      <w:r>
+        <w:rPr>
+          <w:rFonts w:ascii="Times New Roman" w:hAnsi="Times New Roman" w:cs="Times New Roman"/>
+          <w:bCs/>
+          <w:sz w:val="24"/>
+          <w:szCs w:val="24"/>
+        </w:rPr>
+        <w:t>Allow-Headers</w:t>
+      </w:r>
+      <w:proofErr w:type="spellEnd"/>
+      <w:r>
+        <w:rPr>
+          <w:rFonts w:ascii="Times New Roman" w:hAnsi="Times New Roman" w:cs="Times New Roman"/>
+          <w:bCs/>
+          <w:sz w:val="24"/>
+          <w:szCs w:val="24"/>
+        </w:rPr>
+        <w:t xml:space="preserve">: </w:t>
+      </w:r>
+      <w:proofErr w:type="spellStart"/>
+      <w:r>
+        <w:rPr>
+          <w:rFonts w:ascii="Times New Roman" w:hAnsi="Times New Roman" w:cs="Times New Roman"/>
+          <w:bCs/>
+          <w:sz w:val="24"/>
+          <w:szCs w:val="24"/>
+        </w:rPr>
+        <w:t>Content-Type</w:t>
+      </w:r>
+      <w:proofErr w:type="spellEnd"/>
+      <w:r>
+        <w:rPr>
+          <w:rFonts w:ascii="Times New Roman" w:hAnsi="Times New Roman" w:cs="Times New Roman"/>
+          <w:bCs/>
+          <w:sz w:val="24"/>
+          <w:szCs w:val="24"/>
+        </w:rPr>
+        <w:t>");</w:t>
+      </w:r>
+    </w:p>
+    <w:p>
+      <w:pPr>
+        <w:spacing w:line="360" w:lineRule="auto"/>
+        <w:jc w:val="both"/>
+        <w:rPr>
+          <w:rFonts w:ascii="Times New Roman" w:hAnsi="Times New Roman" w:cs="Times New Roman"/>
+          <w:bCs/>
+          <w:sz w:val="24"/>
+          <w:szCs w:val="24"/>
+        </w:rPr>
+      </w:pPr>
+    </w:p>
+    <w:p>
+      <w:pPr>
+        <w:spacing w:line="360" w:lineRule="auto"/>
+        <w:jc w:val="both"/>
+        <w:rPr>
+          <w:rFonts w:ascii="Times New Roman" w:hAnsi="Times New Roman" w:cs="Times New Roman"/>
+          <w:bCs/>
+          <w:sz w:val="24"/>
+          <w:szCs w:val="24"/>
+        </w:rPr>
+      </w:pPr>
+      <w:r>
+        <w:rPr>
+          <w:rFonts w:ascii="Times New Roman" w:hAnsi="Times New Roman" w:cs="Times New Roman"/>
+          <w:bCs/>
+          <w:sz w:val="24"/>
+          <w:szCs w:val="24"/>
+        </w:rPr>
+        <w:t>Ez lehetővé tette, hogy a különböző portokon futó alkalmazások kommunikáljanak egymással.</w:t>
+      </w:r>
+    </w:p>
+    <w:p>
+      <w:pPr>
+        <w:spacing w:line="360" w:lineRule="auto"/>
+        <w:jc w:val="both"/>
+        <w:rPr>
+          <w:rFonts w:ascii="Times New Roman" w:hAnsi="Times New Roman" w:cs="Times New Roman"/>
+          <w:bCs/>
+          <w:sz w:val="24"/>
+          <w:szCs w:val="24"/>
+        </w:rPr>
+      </w:pPr>
+    </w:p>
+    <w:p>
+      <w:pPr>
+        <w:spacing w:line="360" w:lineRule="auto"/>
+        <w:jc w:val="both"/>
+        <w:rPr>
+          <w:rFonts w:ascii="Times New Roman" w:hAnsi="Times New Roman" w:cs="Times New Roman"/>
+          <w:bCs/>
+          <w:sz w:val="24"/>
+          <w:szCs w:val="24"/>
+        </w:rPr>
+      </w:pPr>
+      <w:r>
+        <w:rPr>
+          <w:rFonts w:ascii="Times New Roman" w:hAnsi="Times New Roman" w:cs="Times New Roman"/>
+          <w:bCs/>
+          <w:sz w:val="24"/>
+          <w:szCs w:val="24"/>
+        </w:rPr>
+        <w:t>API URL beállítása</w:t>
+      </w:r>
+    </w:p>
+    <w:p>
+      <w:pPr>
+        <w:spacing w:line="360" w:lineRule="auto"/>
+        <w:jc w:val="both"/>
+        <w:rPr>
+          <w:rFonts w:ascii="Times New Roman" w:hAnsi="Times New Roman" w:cs="Times New Roman"/>
+          <w:bCs/>
+          <w:sz w:val="24"/>
+          <w:szCs w:val="24"/>
+        </w:rPr>
+      </w:pPr>
+    </w:p>
+    <w:p>
+      <w:pPr>
+        <w:spacing w:line="360" w:lineRule="auto"/>
+        <w:jc w:val="both"/>
+        <w:rPr>
+          <w:rFonts w:ascii="Times New Roman" w:hAnsi="Times New Roman" w:cs="Times New Roman"/>
+          <w:bCs/>
+          <w:sz w:val="24"/>
+          <w:szCs w:val="24"/>
+        </w:rPr>
+      </w:pPr>
+      <w:r>
+        <w:rPr>
+          <w:rFonts w:ascii="Times New Roman" w:hAnsi="Times New Roman" w:cs="Times New Roman"/>
+          <w:bCs/>
+          <w:sz w:val="24"/>
+          <w:szCs w:val="24"/>
+        </w:rPr>
+        <w:t xml:space="preserve">Az </w:t>
+      </w:r>
+      <w:proofErr w:type="spellStart"/>
+      <w:r>
+        <w:rPr>
+          <w:rFonts w:ascii="Times New Roman" w:hAnsi="Times New Roman" w:cs="Times New Roman"/>
+          <w:bCs/>
+          <w:sz w:val="24"/>
+          <w:szCs w:val="24"/>
+        </w:rPr>
+        <w:t>axios.jsx</w:t>
+      </w:r>
+      <w:proofErr w:type="spellEnd"/>
+      <w:r>
+        <w:rPr>
+          <w:rFonts w:ascii="Times New Roman" w:hAnsi="Times New Roman" w:cs="Times New Roman"/>
+          <w:bCs/>
+          <w:sz w:val="24"/>
+          <w:szCs w:val="24"/>
+        </w:rPr>
+        <w:t xml:space="preserve"> fájlban pontosítottuk az API elérési útját:</w:t>
+      </w:r>
+    </w:p>
+    <w:p>
+      <w:pPr>
+        <w:spacing w:line="360" w:lineRule="auto"/>
+        <w:jc w:val="both"/>
+        <w:rPr>
+          <w:rFonts w:ascii="Times New Roman" w:hAnsi="Times New Roman" w:cs="Times New Roman"/>
+          <w:bCs/>
+          <w:sz w:val="24"/>
+          <w:szCs w:val="24"/>
+        </w:rPr>
+      </w:pPr>
+    </w:p>
+    <w:p>
+      <w:pPr>
+        <w:spacing w:line="360" w:lineRule="auto"/>
+        <w:jc w:val="both"/>
+        <w:rPr>
+          <w:rFonts w:ascii="Times New Roman" w:hAnsi="Times New Roman" w:cs="Times New Roman"/>
+          <w:bCs/>
+          <w:sz w:val="24"/>
+          <w:szCs w:val="24"/>
+        </w:rPr>
+      </w:pPr>
+      <w:r>
+        <w:rPr>
+          <w:rFonts w:ascii="Times New Roman" w:hAnsi="Times New Roman" w:cs="Times New Roman"/>
+          <w:bCs/>
+          <w:sz w:val="24"/>
+          <w:szCs w:val="24"/>
+        </w:rPr>
+        <w:t>const API_URL = "http://localhost:8000/</w:t>
+      </w:r>
+      <w:proofErr w:type="spellStart"/>
+      <w:r>
+        <w:rPr>
+          <w:rFonts w:ascii="Times New Roman" w:hAnsi="Times New Roman" w:cs="Times New Roman"/>
+          <w:bCs/>
+          <w:sz w:val="24"/>
+          <w:szCs w:val="24"/>
+        </w:rPr>
+        <w:t>read.php</w:t>
+      </w:r>
+      <w:proofErr w:type="spellEnd"/>
+      <w:r>
+        <w:rPr>
+          <w:rFonts w:ascii="Times New Roman" w:hAnsi="Times New Roman" w:cs="Times New Roman"/>
+          <w:bCs/>
+          <w:sz w:val="24"/>
+          <w:szCs w:val="24"/>
+        </w:rPr>
+        <w:t>";</w:t>
+      </w:r>
+    </w:p>
+    <w:p>
+      <w:pPr>
+        <w:spacing w:line="360" w:lineRule="auto"/>
+        <w:jc w:val="both"/>
+        <w:rPr>
+          <w:rFonts w:ascii="Times New Roman" w:hAnsi="Times New Roman" w:cs="Times New Roman"/>
+          <w:bCs/>
+          <w:sz w:val="24"/>
+          <w:szCs w:val="24"/>
+        </w:rPr>
+      </w:pPr>
+    </w:p>
+    <w:p>
+      <w:pPr>
+        <w:spacing w:line="360" w:lineRule="auto"/>
+        <w:jc w:val="both"/>
+        <w:rPr>
+          <w:rFonts w:ascii="Times New Roman" w:hAnsi="Times New Roman" w:cs="Times New Roman"/>
+          <w:bCs/>
+          <w:sz w:val="24"/>
+          <w:szCs w:val="24"/>
+        </w:rPr>
+      </w:pPr>
+      <w:r>
+        <w:rPr>
+          <w:rFonts w:ascii="Times New Roman" w:hAnsi="Times New Roman" w:cs="Times New Roman"/>
+          <w:bCs/>
+          <w:sz w:val="24"/>
+          <w:szCs w:val="24"/>
+        </w:rPr>
+        <w:t xml:space="preserve">Ez biztosította, hogy a </w:t>
+      </w:r>
+      <w:proofErr w:type="spellStart"/>
+      <w:r>
+        <w:rPr>
+          <w:rFonts w:ascii="Times New Roman" w:hAnsi="Times New Roman" w:cs="Times New Roman"/>
+          <w:bCs/>
+          <w:sz w:val="24"/>
+          <w:szCs w:val="24"/>
+        </w:rPr>
+        <w:t>React</w:t>
+      </w:r>
+      <w:proofErr w:type="spellEnd"/>
+      <w:r>
+        <w:rPr>
+          <w:rFonts w:ascii="Times New Roman" w:hAnsi="Times New Roman" w:cs="Times New Roman"/>
+          <w:bCs/>
+          <w:sz w:val="24"/>
+          <w:szCs w:val="24"/>
+        </w:rPr>
+        <w:t xml:space="preserve"> alkalmazás a megfelelő backendhez csatlakozzon.</w:t>
+      </w:r>
+    </w:p>
+    <w:p>
+      <w:pPr>
+        <w:spacing w:line="360" w:lineRule="auto"/>
+        <w:jc w:val="both"/>
+        <w:rPr>
+          <w:rFonts w:ascii="Times New Roman" w:hAnsi="Times New Roman" w:cs="Times New Roman"/>
+          <w:bCs/>
+          <w:sz w:val="24"/>
+          <w:szCs w:val="24"/>
+        </w:rPr>
+      </w:pPr>
+    </w:p>
+    <w:p>
+      <w:pPr>
+        <w:spacing w:line="360" w:lineRule="auto"/>
+        <w:jc w:val="both"/>
+        <w:rPr>
+          <w:rFonts w:ascii="Times New Roman" w:hAnsi="Times New Roman" w:cs="Times New Roman"/>
+          <w:bCs/>
+          <w:sz w:val="24"/>
+          <w:szCs w:val="24"/>
+        </w:rPr>
+      </w:pPr>
+      <w:r>
+        <w:rPr>
+          <w:rFonts w:ascii="Times New Roman" w:hAnsi="Times New Roman" w:cs="Times New Roman"/>
+          <w:bCs/>
+          <w:sz w:val="24"/>
+          <w:szCs w:val="24"/>
+        </w:rPr>
+        <w:t>Felhasználói élmény javítása</w:t>
+      </w:r>
+    </w:p>
+    <w:p>
+      <w:pPr>
+        <w:spacing w:line="360" w:lineRule="auto"/>
+        <w:jc w:val="both"/>
+        <w:rPr>
+          <w:rFonts w:ascii="Times New Roman" w:hAnsi="Times New Roman" w:cs="Times New Roman"/>
+          <w:bCs/>
+          <w:sz w:val="24"/>
+          <w:szCs w:val="24"/>
+        </w:rPr>
+      </w:pPr>
+    </w:p>
+    <w:p>
+      <w:pPr>
+        <w:spacing w:line="360" w:lineRule="auto"/>
+        <w:jc w:val="both"/>
+        <w:rPr>
+          <w:rFonts w:ascii="Times New Roman" w:hAnsi="Times New Roman" w:cs="Times New Roman"/>
+          <w:bCs/>
+          <w:sz w:val="24"/>
+          <w:szCs w:val="24"/>
+        </w:rPr>
+      </w:pPr>
+      <w:r>
+        <w:rPr>
+          <w:rFonts w:ascii="Times New Roman" w:hAnsi="Times New Roman" w:cs="Times New Roman"/>
+          <w:bCs/>
+          <w:sz w:val="24"/>
+          <w:szCs w:val="24"/>
+        </w:rPr>
+        <w:t>Ebben a részben egy fontos fejlesztést vezettünk be:</w:t>
+      </w:r>
+    </w:p>
+    <w:p>
+      <w:pPr>
+        <w:spacing w:line="360" w:lineRule="auto"/>
+        <w:jc w:val="both"/>
+        <w:rPr>
+          <w:rFonts w:ascii="Times New Roman" w:hAnsi="Times New Roman" w:cs="Times New Roman"/>
+          <w:bCs/>
+          <w:sz w:val="24"/>
+          <w:szCs w:val="24"/>
+        </w:rPr>
+      </w:pPr>
+      <w:r>
+        <w:rPr>
+          <w:rFonts w:ascii="Times New Roman" w:hAnsi="Times New Roman" w:cs="Times New Roman"/>
+          <w:bCs/>
+          <w:sz w:val="24"/>
+          <w:szCs w:val="24"/>
+        </w:rPr>
+        <w:t>nem egyszerű szöveges visszajelzést adtunk, hanem böngésző értesítéseket használtunk.</w:t>
+      </w:r>
+    </w:p>
+    <w:p>
+      <w:pPr>
+        <w:spacing w:line="360" w:lineRule="auto"/>
+        <w:jc w:val="both"/>
+        <w:rPr>
+          <w:rFonts w:ascii="Times New Roman" w:hAnsi="Times New Roman" w:cs="Times New Roman"/>
+          <w:bCs/>
+          <w:sz w:val="24"/>
+          <w:szCs w:val="24"/>
+        </w:rPr>
+      </w:pPr>
+    </w:p>
+    <w:p>
+      <w:pPr>
+        <w:spacing w:line="360" w:lineRule="auto"/>
+        <w:jc w:val="both"/>
+        <w:rPr>
+          <w:rFonts w:ascii="Times New Roman" w:hAnsi="Times New Roman" w:cs="Times New Roman"/>
+          <w:bCs/>
+          <w:sz w:val="24"/>
+          <w:szCs w:val="24"/>
+        </w:rPr>
+      </w:pPr>
+      <w:r>
+        <w:rPr>
+          <w:rFonts w:ascii="Times New Roman" w:hAnsi="Times New Roman" w:cs="Times New Roman"/>
+          <w:bCs/>
+          <w:sz w:val="24"/>
+          <w:szCs w:val="24"/>
+        </w:rPr>
+        <w:t>Ez azért előnyös, mert:</w:t>
+      </w:r>
+    </w:p>
+    <w:p>
+      <w:pPr>
+        <w:spacing w:line="360" w:lineRule="auto"/>
+        <w:jc w:val="both"/>
+        <w:rPr>
+          <w:rFonts w:ascii="Times New Roman" w:hAnsi="Times New Roman" w:cs="Times New Roman"/>
+          <w:bCs/>
+          <w:sz w:val="24"/>
+          <w:szCs w:val="24"/>
+        </w:rPr>
+      </w:pPr>
+    </w:p>
+    <w:p>
+      <w:pPr>
+        <w:spacing w:line="360" w:lineRule="auto"/>
+        <w:jc w:val="both"/>
+        <w:rPr>
+          <w:rFonts w:ascii="Times New Roman" w:hAnsi="Times New Roman" w:cs="Times New Roman"/>
+          <w:bCs/>
+          <w:sz w:val="24"/>
+          <w:szCs w:val="24"/>
+        </w:rPr>
+      </w:pPr>
+      <w:r>
+        <w:rPr>
+          <w:rFonts w:ascii="Times New Roman" w:hAnsi="Times New Roman" w:cs="Times New Roman"/>
+          <w:bCs/>
+          <w:sz w:val="24"/>
+          <w:szCs w:val="24"/>
+        </w:rPr>
+        <w:t xml:space="preserve">nem bontja meg az oldal </w:t>
+      </w:r>
+      <w:proofErr w:type="spellStart"/>
+      <w:r>
+        <w:rPr>
+          <w:rFonts w:ascii="Times New Roman" w:hAnsi="Times New Roman" w:cs="Times New Roman"/>
+          <w:bCs/>
+          <w:sz w:val="24"/>
+          <w:szCs w:val="24"/>
+        </w:rPr>
+        <w:t>layoutját</w:t>
+      </w:r>
+      <w:proofErr w:type="spellEnd"/>
+    </w:p>
+    <w:p>
+      <w:pPr>
+        <w:spacing w:line="360" w:lineRule="auto"/>
+        <w:jc w:val="both"/>
+        <w:rPr>
+          <w:rFonts w:ascii="Times New Roman" w:hAnsi="Times New Roman" w:cs="Times New Roman"/>
+          <w:bCs/>
+          <w:sz w:val="24"/>
+          <w:szCs w:val="24"/>
+        </w:rPr>
+      </w:pPr>
+      <w:r>
+        <w:rPr>
+          <w:rFonts w:ascii="Times New Roman" w:hAnsi="Times New Roman" w:cs="Times New Roman"/>
+          <w:bCs/>
+          <w:sz w:val="24"/>
+          <w:szCs w:val="24"/>
+        </w:rPr>
+        <w:t>vizuálisan egyértelmű visszajelzést ad</w:t>
+      </w:r>
+    </w:p>
+    <w:p>
+      <w:pPr>
+        <w:spacing w:line="360" w:lineRule="auto"/>
+        <w:jc w:val="both"/>
+        <w:rPr>
+          <w:rFonts w:ascii="Times New Roman" w:hAnsi="Times New Roman" w:cs="Times New Roman"/>
+          <w:bCs/>
+          <w:sz w:val="24"/>
+          <w:szCs w:val="24"/>
+        </w:rPr>
+      </w:pPr>
+      <w:r>
+        <w:rPr>
+          <w:rFonts w:ascii="Times New Roman" w:hAnsi="Times New Roman" w:cs="Times New Roman"/>
+          <w:bCs/>
+          <w:sz w:val="24"/>
+          <w:szCs w:val="24"/>
+        </w:rPr>
+        <w:lastRenderedPageBreak/>
+        <w:t>modernebb felhasználói élményt biztosít</w:t>
+      </w:r>
+    </w:p>
+    <w:p>
+      <w:pPr>
+        <w:spacing w:line="360" w:lineRule="auto"/>
+        <w:jc w:val="both"/>
+        <w:rPr>
+          <w:rFonts w:ascii="Times New Roman" w:hAnsi="Times New Roman" w:cs="Times New Roman"/>
+          <w:bCs/>
+          <w:sz w:val="24"/>
+          <w:szCs w:val="24"/>
+        </w:rPr>
+      </w:pPr>
+    </w:p>
+    <w:p>
+      <w:pPr>
+        <w:spacing w:line="360" w:lineRule="auto"/>
+        <w:jc w:val="both"/>
+        <w:rPr>
+          <w:rFonts w:ascii="Times New Roman" w:hAnsi="Times New Roman" w:cs="Times New Roman"/>
+          <w:bCs/>
+          <w:sz w:val="24"/>
+          <w:szCs w:val="24"/>
+        </w:rPr>
+      </w:pPr>
+      <w:r>
+        <w:rPr>
+          <w:rFonts w:ascii="Times New Roman" w:hAnsi="Times New Roman" w:cs="Times New Roman"/>
+          <w:bCs/>
+          <w:sz w:val="24"/>
+          <w:szCs w:val="24"/>
+        </w:rPr>
+        <w:t>Ezen kívül a rendszer üzeneteit magyar nyelvre fordítottuk, például:</w:t>
+      </w:r>
+    </w:p>
+    <w:p>
+      <w:pPr>
+        <w:spacing w:line="360" w:lineRule="auto"/>
+        <w:jc w:val="both"/>
+        <w:rPr>
+          <w:rFonts w:ascii="Times New Roman" w:hAnsi="Times New Roman" w:cs="Times New Roman"/>
+          <w:bCs/>
+          <w:sz w:val="24"/>
+          <w:szCs w:val="24"/>
+        </w:rPr>
+      </w:pPr>
+    </w:p>
+    <w:p>
+      <w:pPr>
+        <w:spacing w:line="360" w:lineRule="auto"/>
+        <w:jc w:val="both"/>
+        <w:rPr>
+          <w:rFonts w:ascii="Times New Roman" w:hAnsi="Times New Roman" w:cs="Times New Roman"/>
+          <w:bCs/>
+          <w:sz w:val="24"/>
+          <w:szCs w:val="24"/>
+        </w:rPr>
+      </w:pPr>
+      <w:r>
+        <w:rPr>
+          <w:rFonts w:ascii="Times New Roman" w:hAnsi="Times New Roman" w:cs="Times New Roman"/>
+          <w:bCs/>
+          <w:sz w:val="24"/>
+          <w:szCs w:val="24"/>
+        </w:rPr>
+        <w:t>„Sikeres létrehozás!”</w:t>
+      </w:r>
+    </w:p>
+    <w:p>
+      <w:pPr>
+        <w:spacing w:line="360" w:lineRule="auto"/>
+        <w:jc w:val="both"/>
+        <w:rPr>
+          <w:rFonts w:ascii="Times New Roman" w:hAnsi="Times New Roman" w:cs="Times New Roman"/>
+          <w:bCs/>
+          <w:sz w:val="24"/>
+          <w:szCs w:val="24"/>
+        </w:rPr>
+      </w:pPr>
+      <w:r>
+        <w:rPr>
+          <w:rFonts w:ascii="Times New Roman" w:hAnsi="Times New Roman" w:cs="Times New Roman"/>
+          <w:bCs/>
+          <w:sz w:val="24"/>
+          <w:szCs w:val="24"/>
+        </w:rPr>
+        <w:t>10. Reszponzív design és hamburger menü</w:t>
+      </w:r>
+    </w:p>
+    <w:p>
+      <w:pPr>
+        <w:spacing w:line="360" w:lineRule="auto"/>
+        <w:jc w:val="both"/>
+        <w:rPr>
+          <w:rFonts w:ascii="Times New Roman" w:hAnsi="Times New Roman" w:cs="Times New Roman"/>
+          <w:bCs/>
+          <w:sz w:val="24"/>
+          <w:szCs w:val="24"/>
+        </w:rPr>
+      </w:pPr>
+    </w:p>
+    <w:p>
+      <w:pPr>
+        <w:spacing w:line="360" w:lineRule="auto"/>
+        <w:jc w:val="both"/>
+        <w:rPr>
+          <w:rFonts w:ascii="Times New Roman" w:hAnsi="Times New Roman" w:cs="Times New Roman"/>
+          <w:bCs/>
+          <w:sz w:val="24"/>
+          <w:szCs w:val="24"/>
+        </w:rPr>
+      </w:pPr>
+      <w:r>
+        <w:rPr>
+          <w:rFonts w:ascii="Times New Roman" w:hAnsi="Times New Roman" w:cs="Times New Roman"/>
+          <w:bCs/>
+          <w:sz w:val="24"/>
+          <w:szCs w:val="24"/>
+        </w:rPr>
+        <w:t>A fejlesztés során észrevettük, hogy az oldal kisebb képernyőn nem jelenik meg megfelelően. Ez különösen fontos probléma volt, mivel a modern weboldalak esetében alapelvárás a reszponzív működés.</w:t>
+      </w:r>
+    </w:p>
+    <w:p>
+      <w:pPr>
+        <w:spacing w:line="360" w:lineRule="auto"/>
+        <w:jc w:val="both"/>
+        <w:rPr>
+          <w:rFonts w:ascii="Times New Roman" w:hAnsi="Times New Roman" w:cs="Times New Roman"/>
+          <w:bCs/>
+          <w:sz w:val="24"/>
+          <w:szCs w:val="24"/>
+        </w:rPr>
+      </w:pPr>
+    </w:p>
+    <w:p>
+      <w:pPr>
+        <w:spacing w:line="360" w:lineRule="auto"/>
+        <w:jc w:val="both"/>
+        <w:rPr>
+          <w:rFonts w:ascii="Times New Roman" w:hAnsi="Times New Roman" w:cs="Times New Roman"/>
+          <w:bCs/>
+          <w:sz w:val="24"/>
+          <w:szCs w:val="24"/>
+        </w:rPr>
+      </w:pPr>
+      <w:r>
+        <w:rPr>
+          <w:rFonts w:ascii="Times New Roman" w:hAnsi="Times New Roman" w:cs="Times New Roman"/>
+          <w:bCs/>
+          <w:sz w:val="24"/>
+          <w:szCs w:val="24"/>
+        </w:rPr>
+        <w:t>Megoldás: hamburger menü</w:t>
+      </w:r>
+    </w:p>
+    <w:p>
+      <w:pPr>
+        <w:spacing w:line="360" w:lineRule="auto"/>
+        <w:jc w:val="both"/>
+        <w:rPr>
+          <w:rFonts w:ascii="Times New Roman" w:hAnsi="Times New Roman" w:cs="Times New Roman"/>
+          <w:bCs/>
+          <w:sz w:val="24"/>
+          <w:szCs w:val="24"/>
+        </w:rPr>
+      </w:pPr>
+    </w:p>
+    <w:p>
+      <w:pPr>
+        <w:spacing w:line="360" w:lineRule="auto"/>
+        <w:jc w:val="both"/>
+        <w:rPr>
+          <w:rFonts w:ascii="Times New Roman" w:hAnsi="Times New Roman" w:cs="Times New Roman"/>
+          <w:bCs/>
+          <w:sz w:val="24"/>
+          <w:szCs w:val="24"/>
+        </w:rPr>
+      </w:pPr>
+      <w:r>
+        <w:rPr>
+          <w:rFonts w:ascii="Times New Roman" w:hAnsi="Times New Roman" w:cs="Times New Roman"/>
+          <w:bCs/>
+          <w:sz w:val="24"/>
+          <w:szCs w:val="24"/>
+        </w:rPr>
+        <w:t>A problémát egy hamburger menü bevezetésével oldottuk meg.</w:t>
+      </w:r>
+    </w:p>
+    <w:p>
+      <w:pPr>
+        <w:spacing w:line="360" w:lineRule="auto"/>
+        <w:jc w:val="both"/>
+        <w:rPr>
+          <w:rFonts w:ascii="Times New Roman" w:hAnsi="Times New Roman" w:cs="Times New Roman"/>
+          <w:bCs/>
+          <w:sz w:val="24"/>
+          <w:szCs w:val="24"/>
+        </w:rPr>
+      </w:pPr>
+    </w:p>
+    <w:p>
+      <w:pPr>
+        <w:spacing w:line="360" w:lineRule="auto"/>
+        <w:jc w:val="both"/>
+        <w:rPr>
+          <w:rFonts w:ascii="Times New Roman" w:hAnsi="Times New Roman" w:cs="Times New Roman"/>
+          <w:bCs/>
+          <w:sz w:val="24"/>
+          <w:szCs w:val="24"/>
+        </w:rPr>
+      </w:pPr>
+      <w:r>
+        <w:rPr>
+          <w:rFonts w:ascii="Times New Roman" w:hAnsi="Times New Roman" w:cs="Times New Roman"/>
+          <w:bCs/>
+          <w:sz w:val="24"/>
+          <w:szCs w:val="24"/>
+        </w:rPr>
+        <w:t>A működése:</w:t>
+      </w:r>
+    </w:p>
+    <w:p>
+      <w:pPr>
+        <w:spacing w:line="360" w:lineRule="auto"/>
+        <w:jc w:val="both"/>
+        <w:rPr>
+          <w:rFonts w:ascii="Times New Roman" w:hAnsi="Times New Roman" w:cs="Times New Roman"/>
+          <w:bCs/>
+          <w:sz w:val="24"/>
+          <w:szCs w:val="24"/>
+        </w:rPr>
+      </w:pPr>
+    </w:p>
+    <w:p>
+      <w:pPr>
+        <w:spacing w:line="360" w:lineRule="auto"/>
+        <w:jc w:val="both"/>
+        <w:rPr>
+          <w:rFonts w:ascii="Times New Roman" w:hAnsi="Times New Roman" w:cs="Times New Roman"/>
+          <w:bCs/>
+          <w:sz w:val="24"/>
+          <w:szCs w:val="24"/>
+        </w:rPr>
+      </w:pPr>
+      <w:r>
+        <w:rPr>
+          <w:rFonts w:ascii="Times New Roman" w:hAnsi="Times New Roman" w:cs="Times New Roman"/>
+          <w:bCs/>
+          <w:sz w:val="24"/>
+          <w:szCs w:val="24"/>
+        </w:rPr>
+        <w:t>nagy képernyőn normál menü jelenik meg</w:t>
+      </w:r>
+    </w:p>
+    <w:p>
+      <w:pPr>
+        <w:spacing w:line="360" w:lineRule="auto"/>
+        <w:jc w:val="both"/>
+        <w:rPr>
+          <w:rFonts w:ascii="Times New Roman" w:hAnsi="Times New Roman" w:cs="Times New Roman"/>
+          <w:bCs/>
+          <w:sz w:val="24"/>
+          <w:szCs w:val="24"/>
+        </w:rPr>
+      </w:pPr>
+      <w:r>
+        <w:rPr>
+          <w:rFonts w:ascii="Times New Roman" w:hAnsi="Times New Roman" w:cs="Times New Roman"/>
+          <w:bCs/>
+          <w:sz w:val="24"/>
+          <w:szCs w:val="24"/>
+        </w:rPr>
+        <w:t>kis képernyőn a menü elrejthető és gombbal nyitható</w:t>
+      </w:r>
+    </w:p>
+    <w:p>
+      <w:pPr>
+        <w:spacing w:line="360" w:lineRule="auto"/>
+        <w:jc w:val="both"/>
+        <w:rPr>
+          <w:rFonts w:ascii="Times New Roman" w:hAnsi="Times New Roman" w:cs="Times New Roman"/>
+          <w:bCs/>
+          <w:sz w:val="24"/>
+          <w:szCs w:val="24"/>
+        </w:rPr>
+      </w:pPr>
+    </w:p>
+    <w:p>
+      <w:pPr>
+        <w:spacing w:line="360" w:lineRule="auto"/>
+        <w:jc w:val="both"/>
+        <w:rPr>
+          <w:rFonts w:ascii="Times New Roman" w:hAnsi="Times New Roman" w:cs="Times New Roman"/>
+          <w:bCs/>
+          <w:sz w:val="24"/>
+          <w:szCs w:val="24"/>
+        </w:rPr>
+      </w:pPr>
+      <w:r>
+        <w:rPr>
+          <w:rFonts w:ascii="Times New Roman" w:hAnsi="Times New Roman" w:cs="Times New Roman"/>
+          <w:bCs/>
+          <w:sz w:val="24"/>
+          <w:szCs w:val="24"/>
+        </w:rPr>
+        <w:t>Ezt minden oldalon implementáltuk, így biztosítottuk az egységes működést.</w:t>
+      </w:r>
+    </w:p>
+    <w:p>
+      <w:pPr>
+        <w:spacing w:line="360" w:lineRule="auto"/>
+        <w:jc w:val="both"/>
+        <w:rPr>
+          <w:rFonts w:ascii="Times New Roman" w:hAnsi="Times New Roman" w:cs="Times New Roman"/>
+          <w:bCs/>
+          <w:sz w:val="24"/>
+          <w:szCs w:val="24"/>
+        </w:rPr>
+      </w:pPr>
+    </w:p>
+    <w:p>
+      <w:pPr>
+        <w:spacing w:line="360" w:lineRule="auto"/>
+        <w:jc w:val="both"/>
+        <w:rPr>
+          <w:rFonts w:ascii="Times New Roman" w:hAnsi="Times New Roman" w:cs="Times New Roman"/>
+          <w:bCs/>
+          <w:sz w:val="24"/>
+          <w:szCs w:val="24"/>
+        </w:rPr>
+      </w:pPr>
+      <w:r>
+        <w:rPr>
+          <w:rFonts w:ascii="Times New Roman" w:hAnsi="Times New Roman" w:cs="Times New Roman"/>
+          <w:bCs/>
+          <w:sz w:val="24"/>
+          <w:szCs w:val="24"/>
+        </w:rPr>
+        <w:t>Előnyök</w:t>
+      </w:r>
+    </w:p>
+    <w:p>
+      <w:pPr>
+        <w:spacing w:line="360" w:lineRule="auto"/>
+        <w:jc w:val="both"/>
+        <w:rPr>
+          <w:rFonts w:ascii="Times New Roman" w:hAnsi="Times New Roman" w:cs="Times New Roman"/>
+          <w:bCs/>
+          <w:sz w:val="24"/>
+          <w:szCs w:val="24"/>
+        </w:rPr>
+      </w:pPr>
+      <w:r>
+        <w:rPr>
+          <w:rFonts w:ascii="Times New Roman" w:hAnsi="Times New Roman" w:cs="Times New Roman"/>
+          <w:bCs/>
+          <w:sz w:val="24"/>
+          <w:szCs w:val="24"/>
+        </w:rPr>
+        <w:t>mobilbarát megjelenés</w:t>
+      </w:r>
+    </w:p>
+    <w:p>
+      <w:pPr>
+        <w:spacing w:line="360" w:lineRule="auto"/>
+        <w:jc w:val="both"/>
+        <w:rPr>
+          <w:rFonts w:ascii="Times New Roman" w:hAnsi="Times New Roman" w:cs="Times New Roman"/>
+          <w:bCs/>
+          <w:sz w:val="24"/>
+          <w:szCs w:val="24"/>
+        </w:rPr>
+      </w:pPr>
+      <w:r>
+        <w:rPr>
+          <w:rFonts w:ascii="Times New Roman" w:hAnsi="Times New Roman" w:cs="Times New Roman"/>
+          <w:bCs/>
+          <w:sz w:val="24"/>
+          <w:szCs w:val="24"/>
+        </w:rPr>
+        <w:t>átláthatóbb navigáció</w:t>
+      </w:r>
+    </w:p>
+    <w:p>
+      <w:pPr>
+        <w:spacing w:line="360" w:lineRule="auto"/>
+        <w:jc w:val="both"/>
+        <w:rPr>
+          <w:rFonts w:ascii="Times New Roman" w:hAnsi="Times New Roman" w:cs="Times New Roman"/>
+          <w:bCs/>
+          <w:sz w:val="24"/>
+          <w:szCs w:val="24"/>
+        </w:rPr>
+      </w:pPr>
+      <w:r>
+        <w:rPr>
+          <w:rFonts w:ascii="Times New Roman" w:hAnsi="Times New Roman" w:cs="Times New Roman"/>
+          <w:bCs/>
+          <w:sz w:val="24"/>
+          <w:szCs w:val="24"/>
+        </w:rPr>
+        <w:lastRenderedPageBreak/>
+        <w:t>modern webdesign</w:t>
+      </w:r>
+    </w:p>
+    <w:p>
+      <w:pPr>
+        <w:spacing w:line="360" w:lineRule="auto"/>
+        <w:jc w:val="both"/>
+        <w:rPr>
+          <w:rFonts w:ascii="Times New Roman" w:hAnsi="Times New Roman" w:cs="Times New Roman"/>
+          <w:bCs/>
+          <w:sz w:val="24"/>
+          <w:szCs w:val="24"/>
+        </w:rPr>
+      </w:pPr>
+      <w:r>
+        <w:rPr>
+          <w:rFonts w:ascii="Times New Roman" w:hAnsi="Times New Roman" w:cs="Times New Roman"/>
+          <w:bCs/>
+          <w:sz w:val="24"/>
+          <w:szCs w:val="24"/>
+        </w:rPr>
+        <w:t>11. Saját tapasztalatok, hibák és megoldások</w:t>
+      </w:r>
+    </w:p>
+    <w:p>
+      <w:pPr>
+        <w:spacing w:line="360" w:lineRule="auto"/>
+        <w:jc w:val="both"/>
+        <w:rPr>
+          <w:rFonts w:ascii="Times New Roman" w:hAnsi="Times New Roman" w:cs="Times New Roman"/>
+          <w:bCs/>
+          <w:sz w:val="24"/>
+          <w:szCs w:val="24"/>
+        </w:rPr>
+      </w:pPr>
+    </w:p>
+    <w:p>
+      <w:pPr>
+        <w:spacing w:line="360" w:lineRule="auto"/>
+        <w:jc w:val="both"/>
+        <w:rPr>
+          <w:rFonts w:ascii="Times New Roman" w:hAnsi="Times New Roman" w:cs="Times New Roman"/>
+          <w:bCs/>
+          <w:sz w:val="24"/>
+          <w:szCs w:val="24"/>
+        </w:rPr>
+      </w:pPr>
+      <w:r>
+        <w:rPr>
+          <w:rFonts w:ascii="Times New Roman" w:hAnsi="Times New Roman" w:cs="Times New Roman"/>
+          <w:bCs/>
+          <w:sz w:val="24"/>
+          <w:szCs w:val="24"/>
+        </w:rPr>
+        <w:t>A projekt során számos problémával találkoztunk, amelyek megoldása jelentős tanulási folyamatot eredményezett.</w:t>
+      </w:r>
+    </w:p>
+    <w:p>
+      <w:pPr>
+        <w:spacing w:line="360" w:lineRule="auto"/>
+        <w:jc w:val="both"/>
+        <w:rPr>
+          <w:rFonts w:ascii="Times New Roman" w:hAnsi="Times New Roman" w:cs="Times New Roman"/>
+          <w:bCs/>
+          <w:sz w:val="24"/>
+          <w:szCs w:val="24"/>
+        </w:rPr>
+      </w:pPr>
+    </w:p>
+    <w:p>
+      <w:pPr>
+        <w:spacing w:line="360" w:lineRule="auto"/>
+        <w:jc w:val="both"/>
+        <w:rPr>
+          <w:rFonts w:ascii="Times New Roman" w:hAnsi="Times New Roman" w:cs="Times New Roman"/>
+          <w:bCs/>
+          <w:sz w:val="24"/>
+          <w:szCs w:val="24"/>
+        </w:rPr>
+      </w:pPr>
+      <w:r>
+        <w:rPr>
+          <w:rFonts w:ascii="Times New Roman" w:hAnsi="Times New Roman" w:cs="Times New Roman"/>
+          <w:bCs/>
+          <w:sz w:val="24"/>
+          <w:szCs w:val="24"/>
+        </w:rPr>
+        <w:t>Leggyakoribb hibák</w:t>
+      </w:r>
+    </w:p>
+    <w:p>
+      <w:pPr>
+        <w:spacing w:line="360" w:lineRule="auto"/>
+        <w:jc w:val="both"/>
+        <w:rPr>
+          <w:rFonts w:ascii="Times New Roman" w:hAnsi="Times New Roman" w:cs="Times New Roman"/>
+          <w:bCs/>
+          <w:sz w:val="24"/>
+          <w:szCs w:val="24"/>
+        </w:rPr>
+      </w:pPr>
+      <w:r>
+        <w:rPr>
+          <w:rFonts w:ascii="Times New Roman" w:hAnsi="Times New Roman" w:cs="Times New Roman"/>
+          <w:bCs/>
+          <w:sz w:val="24"/>
+          <w:szCs w:val="24"/>
+        </w:rPr>
+        <w:t>Port eltérések miatti hibák</w:t>
+      </w:r>
+    </w:p>
+    <w:p>
+      <w:pPr>
+        <w:spacing w:line="360" w:lineRule="auto"/>
+        <w:jc w:val="both"/>
+        <w:rPr>
+          <w:rFonts w:ascii="Times New Roman" w:hAnsi="Times New Roman" w:cs="Times New Roman"/>
+          <w:bCs/>
+          <w:sz w:val="24"/>
+          <w:szCs w:val="24"/>
+        </w:rPr>
+      </w:pPr>
+      <w:r>
+        <w:rPr>
+          <w:rFonts w:ascii="Times New Roman" w:hAnsi="Times New Roman" w:cs="Times New Roman"/>
+          <w:bCs/>
+          <w:sz w:val="24"/>
+          <w:szCs w:val="24"/>
+        </w:rPr>
+        <w:t>Adatbázis típusok hibás beállítása</w:t>
+      </w:r>
+    </w:p>
+    <w:p>
+      <w:pPr>
+        <w:spacing w:line="360" w:lineRule="auto"/>
+        <w:jc w:val="both"/>
+        <w:rPr>
+          <w:rFonts w:ascii="Times New Roman" w:hAnsi="Times New Roman" w:cs="Times New Roman"/>
+          <w:bCs/>
+          <w:sz w:val="24"/>
+          <w:szCs w:val="24"/>
+        </w:rPr>
+      </w:pPr>
+      <w:r>
+        <w:rPr>
+          <w:rFonts w:ascii="Times New Roman" w:hAnsi="Times New Roman" w:cs="Times New Roman"/>
+          <w:bCs/>
+          <w:sz w:val="24"/>
+          <w:szCs w:val="24"/>
+        </w:rPr>
+        <w:t>CSS elcsúszások különböző képernyőkön</w:t>
+      </w:r>
+    </w:p>
+    <w:p>
+      <w:pPr>
+        <w:spacing w:line="360" w:lineRule="auto"/>
+        <w:jc w:val="both"/>
+        <w:rPr>
+          <w:rFonts w:ascii="Times New Roman" w:hAnsi="Times New Roman" w:cs="Times New Roman"/>
+          <w:bCs/>
+          <w:sz w:val="24"/>
+          <w:szCs w:val="24"/>
+        </w:rPr>
+      </w:pPr>
+      <w:proofErr w:type="spellStart"/>
+      <w:r>
+        <w:rPr>
+          <w:rFonts w:ascii="Times New Roman" w:hAnsi="Times New Roman" w:cs="Times New Roman"/>
+          <w:bCs/>
+          <w:sz w:val="24"/>
+          <w:szCs w:val="24"/>
+        </w:rPr>
+        <w:t>React</w:t>
+      </w:r>
+      <w:proofErr w:type="spellEnd"/>
+      <w:r>
+        <w:rPr>
+          <w:rFonts w:ascii="Times New Roman" w:hAnsi="Times New Roman" w:cs="Times New Roman"/>
+          <w:bCs/>
+          <w:sz w:val="24"/>
+          <w:szCs w:val="24"/>
+        </w:rPr>
+        <w:t xml:space="preserve"> komponensek hibás átnevezése</w:t>
+      </w:r>
+    </w:p>
+    <w:p>
+      <w:pPr>
+        <w:spacing w:line="360" w:lineRule="auto"/>
+        <w:jc w:val="both"/>
+        <w:rPr>
+          <w:rFonts w:ascii="Times New Roman" w:hAnsi="Times New Roman" w:cs="Times New Roman"/>
+          <w:bCs/>
+          <w:sz w:val="24"/>
+          <w:szCs w:val="24"/>
+        </w:rPr>
+      </w:pPr>
+      <w:r>
+        <w:rPr>
+          <w:rFonts w:ascii="Times New Roman" w:hAnsi="Times New Roman" w:cs="Times New Roman"/>
+          <w:bCs/>
+          <w:sz w:val="24"/>
+          <w:szCs w:val="24"/>
+        </w:rPr>
+        <w:t>Megoldások</w:t>
+      </w:r>
+    </w:p>
+    <w:p>
+      <w:pPr>
+        <w:spacing w:line="360" w:lineRule="auto"/>
+        <w:jc w:val="both"/>
+        <w:rPr>
+          <w:rFonts w:ascii="Times New Roman" w:hAnsi="Times New Roman" w:cs="Times New Roman"/>
+          <w:bCs/>
+          <w:sz w:val="24"/>
+          <w:szCs w:val="24"/>
+        </w:rPr>
+      </w:pPr>
+      <w:r>
+        <w:rPr>
+          <w:rFonts w:ascii="Times New Roman" w:hAnsi="Times New Roman" w:cs="Times New Roman"/>
+          <w:bCs/>
+          <w:sz w:val="24"/>
+          <w:szCs w:val="24"/>
+        </w:rPr>
+        <w:t>fokozatos tesztelés</w:t>
+      </w:r>
+    </w:p>
+    <w:p>
+      <w:pPr>
+        <w:spacing w:line="360" w:lineRule="auto"/>
+        <w:jc w:val="both"/>
+        <w:rPr>
+          <w:rFonts w:ascii="Times New Roman" w:hAnsi="Times New Roman" w:cs="Times New Roman"/>
+          <w:bCs/>
+          <w:sz w:val="24"/>
+          <w:szCs w:val="24"/>
+        </w:rPr>
+      </w:pPr>
+      <w:r>
+        <w:rPr>
+          <w:rFonts w:ascii="Times New Roman" w:hAnsi="Times New Roman" w:cs="Times New Roman"/>
+          <w:bCs/>
+          <w:sz w:val="24"/>
+          <w:szCs w:val="24"/>
+        </w:rPr>
+        <w:t>egyszerűbb kódokkal való hibakeresés</w:t>
+      </w:r>
+    </w:p>
+    <w:p>
+      <w:pPr>
+        <w:spacing w:line="360" w:lineRule="auto"/>
+        <w:jc w:val="both"/>
+        <w:rPr>
+          <w:rFonts w:ascii="Times New Roman" w:hAnsi="Times New Roman" w:cs="Times New Roman"/>
+          <w:bCs/>
+          <w:sz w:val="24"/>
+          <w:szCs w:val="24"/>
+        </w:rPr>
+      </w:pPr>
+      <w:r>
+        <w:rPr>
+          <w:rFonts w:ascii="Times New Roman" w:hAnsi="Times New Roman" w:cs="Times New Roman"/>
+          <w:bCs/>
+          <w:sz w:val="24"/>
+          <w:szCs w:val="24"/>
+        </w:rPr>
+        <w:t>dokumentáció folyamatos használata</w:t>
+      </w:r>
+    </w:p>
+    <w:p>
+      <w:pPr>
+        <w:spacing w:line="360" w:lineRule="auto"/>
+        <w:jc w:val="both"/>
+        <w:rPr>
+          <w:rFonts w:ascii="Times New Roman" w:hAnsi="Times New Roman" w:cs="Times New Roman"/>
+          <w:bCs/>
+          <w:sz w:val="24"/>
+          <w:szCs w:val="24"/>
+        </w:rPr>
+      </w:pPr>
+      <w:r>
+        <w:rPr>
+          <w:rFonts w:ascii="Times New Roman" w:hAnsi="Times New Roman" w:cs="Times New Roman"/>
+          <w:bCs/>
+          <w:sz w:val="24"/>
+          <w:szCs w:val="24"/>
+        </w:rPr>
+        <w:t>közös problémamegoldás</w:t>
+      </w:r>
+    </w:p>
+    <w:p>
+      <w:pPr>
+        <w:spacing w:line="360" w:lineRule="auto"/>
+        <w:jc w:val="both"/>
+        <w:rPr>
+          <w:rFonts w:ascii="Times New Roman" w:hAnsi="Times New Roman" w:cs="Times New Roman"/>
+          <w:bCs/>
+          <w:sz w:val="24"/>
+          <w:szCs w:val="24"/>
+        </w:rPr>
+      </w:pPr>
+    </w:p>
+    <w:p>
+      <w:pPr>
+        <w:spacing w:line="360" w:lineRule="auto"/>
+        <w:jc w:val="both"/>
+        <w:rPr>
+          <w:rFonts w:ascii="Times New Roman" w:hAnsi="Times New Roman" w:cs="Times New Roman"/>
+          <w:bCs/>
+          <w:sz w:val="24"/>
+          <w:szCs w:val="24"/>
+        </w:rPr>
+      </w:pPr>
+      <w:r>
+        <w:rPr>
+          <w:rFonts w:ascii="Times New Roman" w:hAnsi="Times New Roman" w:cs="Times New Roman"/>
+          <w:bCs/>
+          <w:sz w:val="24"/>
+          <w:szCs w:val="24"/>
+        </w:rPr>
+        <w:t>A projekt során megtanultuk, hogy a hibák a fejlesztés természetes részei, és sokszor ezekből lehet a legtöbbet tanulni.</w:t>
+      </w:r>
+    </w:p>
+    <w:p>
+      <w:pPr>
+        <w:spacing w:line="360" w:lineRule="auto"/>
+        <w:jc w:val="both"/>
+        <w:rPr>
+          <w:rFonts w:ascii="Times New Roman" w:hAnsi="Times New Roman" w:cs="Times New Roman"/>
+          <w:bCs/>
+          <w:sz w:val="24"/>
+          <w:szCs w:val="24"/>
+        </w:rPr>
+      </w:pPr>
+    </w:p>
+    <w:p>
+      <w:pPr>
+        <w:spacing w:line="360" w:lineRule="auto"/>
+        <w:jc w:val="both"/>
+        <w:rPr>
+          <w:rFonts w:ascii="Times New Roman" w:hAnsi="Times New Roman" w:cs="Times New Roman"/>
+          <w:bCs/>
+          <w:sz w:val="24"/>
+          <w:szCs w:val="24"/>
+        </w:rPr>
+      </w:pPr>
+      <w:r>
+        <w:rPr>
+          <w:rFonts w:ascii="Times New Roman" w:hAnsi="Times New Roman" w:cs="Times New Roman"/>
+          <w:bCs/>
+          <w:sz w:val="24"/>
+          <w:szCs w:val="24"/>
+        </w:rPr>
+        <w:t>12. Összegzés és tanulságok</w:t>
+      </w:r>
+    </w:p>
+    <w:p>
+      <w:pPr>
+        <w:spacing w:line="360" w:lineRule="auto"/>
+        <w:jc w:val="both"/>
+        <w:rPr>
+          <w:rFonts w:ascii="Times New Roman" w:hAnsi="Times New Roman" w:cs="Times New Roman"/>
+          <w:bCs/>
+          <w:sz w:val="24"/>
+          <w:szCs w:val="24"/>
+        </w:rPr>
+      </w:pPr>
+    </w:p>
+    <w:p>
+      <w:pPr>
+        <w:spacing w:line="360" w:lineRule="auto"/>
+        <w:jc w:val="both"/>
+        <w:rPr>
+          <w:rFonts w:ascii="Times New Roman" w:hAnsi="Times New Roman" w:cs="Times New Roman"/>
+          <w:bCs/>
+          <w:sz w:val="24"/>
+          <w:szCs w:val="24"/>
+        </w:rPr>
+      </w:pPr>
+      <w:r>
+        <w:rPr>
+          <w:rFonts w:ascii="Times New Roman" w:hAnsi="Times New Roman" w:cs="Times New Roman"/>
+          <w:bCs/>
+          <w:sz w:val="24"/>
+          <w:szCs w:val="24"/>
+        </w:rPr>
+        <w:t>A projekt során sikeresen megvalósítottunk egy komplex webalkalmazást, amely több technológiát integrál:</w:t>
+      </w:r>
+    </w:p>
+    <w:p>
+      <w:pPr>
+        <w:spacing w:line="360" w:lineRule="auto"/>
+        <w:jc w:val="both"/>
+        <w:rPr>
+          <w:rFonts w:ascii="Times New Roman" w:hAnsi="Times New Roman" w:cs="Times New Roman"/>
+          <w:bCs/>
+          <w:sz w:val="24"/>
+          <w:szCs w:val="24"/>
+        </w:rPr>
+      </w:pPr>
+    </w:p>
+    <w:p>
+      <w:pPr>
+        <w:spacing w:line="360" w:lineRule="auto"/>
+        <w:jc w:val="both"/>
+        <w:rPr>
+          <w:rFonts w:ascii="Times New Roman" w:hAnsi="Times New Roman" w:cs="Times New Roman"/>
+          <w:bCs/>
+          <w:sz w:val="24"/>
+          <w:szCs w:val="24"/>
+        </w:rPr>
+      </w:pPr>
+      <w:r>
+        <w:rPr>
+          <w:rFonts w:ascii="Times New Roman" w:hAnsi="Times New Roman" w:cs="Times New Roman"/>
+          <w:bCs/>
+          <w:sz w:val="24"/>
+          <w:szCs w:val="24"/>
+        </w:rPr>
+        <w:lastRenderedPageBreak/>
+        <w:t>HTML</w:t>
+      </w:r>
+    </w:p>
+    <w:p>
+      <w:pPr>
+        <w:spacing w:line="360" w:lineRule="auto"/>
+        <w:jc w:val="both"/>
+        <w:rPr>
+          <w:rFonts w:ascii="Times New Roman" w:hAnsi="Times New Roman" w:cs="Times New Roman"/>
+          <w:bCs/>
+          <w:sz w:val="24"/>
+          <w:szCs w:val="24"/>
+        </w:rPr>
+      </w:pPr>
+      <w:r>
+        <w:rPr>
+          <w:rFonts w:ascii="Times New Roman" w:hAnsi="Times New Roman" w:cs="Times New Roman"/>
+          <w:bCs/>
+          <w:sz w:val="24"/>
+          <w:szCs w:val="24"/>
+        </w:rPr>
+        <w:t>CSS</w:t>
+      </w:r>
+    </w:p>
+    <w:p>
+      <w:pPr>
+        <w:spacing w:line="360" w:lineRule="auto"/>
+        <w:jc w:val="both"/>
+        <w:rPr>
+          <w:rFonts w:ascii="Times New Roman" w:hAnsi="Times New Roman" w:cs="Times New Roman"/>
+          <w:bCs/>
+          <w:sz w:val="24"/>
+          <w:szCs w:val="24"/>
+        </w:rPr>
+      </w:pPr>
+      <w:r>
+        <w:rPr>
+          <w:rFonts w:ascii="Times New Roman" w:hAnsi="Times New Roman" w:cs="Times New Roman"/>
+          <w:bCs/>
+          <w:sz w:val="24"/>
+          <w:szCs w:val="24"/>
+        </w:rPr>
+        <w:t>JavaScript</w:t>
+      </w:r>
+    </w:p>
+    <w:p>
+      <w:pPr>
+        <w:spacing w:line="360" w:lineRule="auto"/>
+        <w:jc w:val="both"/>
+        <w:rPr>
+          <w:rFonts w:ascii="Times New Roman" w:hAnsi="Times New Roman" w:cs="Times New Roman"/>
+          <w:bCs/>
+          <w:sz w:val="24"/>
+          <w:szCs w:val="24"/>
+        </w:rPr>
+      </w:pPr>
+      <w:proofErr w:type="spellStart"/>
+      <w:r>
+        <w:rPr>
+          <w:rFonts w:ascii="Times New Roman" w:hAnsi="Times New Roman" w:cs="Times New Roman"/>
+          <w:bCs/>
+          <w:sz w:val="24"/>
+          <w:szCs w:val="24"/>
+        </w:rPr>
+        <w:t>React</w:t>
+      </w:r>
+      <w:proofErr w:type="spellEnd"/>
+    </w:p>
+    <w:p>
+      <w:pPr>
+        <w:spacing w:line="360" w:lineRule="auto"/>
+        <w:jc w:val="both"/>
+        <w:rPr>
+          <w:rFonts w:ascii="Times New Roman" w:hAnsi="Times New Roman" w:cs="Times New Roman"/>
+          <w:bCs/>
+          <w:sz w:val="24"/>
+          <w:szCs w:val="24"/>
+        </w:rPr>
+      </w:pPr>
+      <w:proofErr w:type="spellStart"/>
+      <w:r>
+        <w:rPr>
+          <w:rFonts w:ascii="Times New Roman" w:hAnsi="Times New Roman" w:cs="Times New Roman"/>
+          <w:bCs/>
+          <w:sz w:val="24"/>
+          <w:szCs w:val="24"/>
+        </w:rPr>
+        <w:t>Fetch</w:t>
+      </w:r>
+      <w:proofErr w:type="spellEnd"/>
+      <w:r>
+        <w:rPr>
+          <w:rFonts w:ascii="Times New Roman" w:hAnsi="Times New Roman" w:cs="Times New Roman"/>
+          <w:bCs/>
+          <w:sz w:val="24"/>
+          <w:szCs w:val="24"/>
+        </w:rPr>
+        <w:t xml:space="preserve"> API</w:t>
+      </w:r>
+    </w:p>
+    <w:p>
+      <w:pPr>
+        <w:spacing w:line="360" w:lineRule="auto"/>
+        <w:jc w:val="both"/>
+        <w:rPr>
+          <w:rFonts w:ascii="Times New Roman" w:hAnsi="Times New Roman" w:cs="Times New Roman"/>
+          <w:bCs/>
+          <w:sz w:val="24"/>
+          <w:szCs w:val="24"/>
+        </w:rPr>
+      </w:pPr>
+      <w:proofErr w:type="spellStart"/>
+      <w:r>
+        <w:rPr>
+          <w:rFonts w:ascii="Times New Roman" w:hAnsi="Times New Roman" w:cs="Times New Roman"/>
+          <w:bCs/>
+          <w:sz w:val="24"/>
+          <w:szCs w:val="24"/>
+        </w:rPr>
+        <w:t>Axios</w:t>
+      </w:r>
+      <w:proofErr w:type="spellEnd"/>
+    </w:p>
+    <w:p>
+      <w:pPr>
+        <w:spacing w:line="360" w:lineRule="auto"/>
+        <w:jc w:val="both"/>
+        <w:rPr>
+          <w:rFonts w:ascii="Times New Roman" w:hAnsi="Times New Roman" w:cs="Times New Roman"/>
+          <w:bCs/>
+          <w:sz w:val="24"/>
+          <w:szCs w:val="24"/>
+        </w:rPr>
+      </w:pPr>
+      <w:proofErr w:type="spellStart"/>
+      <w:r>
+        <w:rPr>
+          <w:rFonts w:ascii="Times New Roman" w:hAnsi="Times New Roman" w:cs="Times New Roman"/>
+          <w:bCs/>
+          <w:sz w:val="24"/>
+          <w:szCs w:val="24"/>
+        </w:rPr>
+        <w:t>SQLite</w:t>
+      </w:r>
+      <w:proofErr w:type="spellEnd"/>
+      <w:r>
+        <w:rPr>
+          <w:rFonts w:ascii="Times New Roman" w:hAnsi="Times New Roman" w:cs="Times New Roman"/>
+          <w:bCs/>
+          <w:sz w:val="24"/>
+          <w:szCs w:val="24"/>
+        </w:rPr>
+        <w:t xml:space="preserve"> + PHP</w:t>
+      </w:r>
+    </w:p>
+    <w:p>
+      <w:pPr>
+        <w:spacing w:line="360" w:lineRule="auto"/>
+        <w:jc w:val="both"/>
+        <w:rPr>
+          <w:rFonts w:ascii="Times New Roman" w:hAnsi="Times New Roman" w:cs="Times New Roman"/>
+          <w:bCs/>
+          <w:sz w:val="24"/>
+          <w:szCs w:val="24"/>
+        </w:rPr>
+      </w:pPr>
+    </w:p>
+    <w:p>
+      <w:pPr>
+        <w:spacing w:line="360" w:lineRule="auto"/>
+        <w:jc w:val="both"/>
+        <w:rPr>
+          <w:rFonts w:ascii="Times New Roman" w:hAnsi="Times New Roman" w:cs="Times New Roman"/>
+          <w:bCs/>
+          <w:sz w:val="24"/>
+          <w:szCs w:val="24"/>
+        </w:rPr>
+      </w:pPr>
+      <w:r>
+        <w:rPr>
+          <w:rFonts w:ascii="Times New Roman" w:hAnsi="Times New Roman" w:cs="Times New Roman"/>
+          <w:bCs/>
+          <w:sz w:val="24"/>
+          <w:szCs w:val="24"/>
+        </w:rPr>
+        <w:t>A fejlesztés során nemcsak technikai tudásunk bővült, hanem megtanultunk:</w:t>
+      </w:r>
+    </w:p>
+    <w:p>
+      <w:pPr>
+        <w:spacing w:line="360" w:lineRule="auto"/>
+        <w:jc w:val="both"/>
+        <w:rPr>
+          <w:rFonts w:ascii="Times New Roman" w:hAnsi="Times New Roman" w:cs="Times New Roman"/>
+          <w:bCs/>
+          <w:sz w:val="24"/>
+          <w:szCs w:val="24"/>
+        </w:rPr>
+      </w:pPr>
+    </w:p>
+    <w:p>
+      <w:pPr>
+        <w:spacing w:line="360" w:lineRule="auto"/>
+        <w:jc w:val="both"/>
+        <w:rPr>
+          <w:rFonts w:ascii="Times New Roman" w:hAnsi="Times New Roman" w:cs="Times New Roman"/>
+          <w:bCs/>
+          <w:sz w:val="24"/>
+          <w:szCs w:val="24"/>
+        </w:rPr>
+      </w:pPr>
+      <w:r>
+        <w:rPr>
+          <w:rFonts w:ascii="Times New Roman" w:hAnsi="Times New Roman" w:cs="Times New Roman"/>
+          <w:bCs/>
+          <w:sz w:val="24"/>
+          <w:szCs w:val="24"/>
+        </w:rPr>
+        <w:t>strukturáltan gondolkodni</w:t>
+      </w:r>
+    </w:p>
+    <w:p>
+      <w:pPr>
+        <w:spacing w:line="360" w:lineRule="auto"/>
+        <w:jc w:val="both"/>
+        <w:rPr>
+          <w:rFonts w:ascii="Times New Roman" w:hAnsi="Times New Roman" w:cs="Times New Roman"/>
+          <w:bCs/>
+          <w:sz w:val="24"/>
+          <w:szCs w:val="24"/>
+        </w:rPr>
+      </w:pPr>
+      <w:r>
+        <w:rPr>
+          <w:rFonts w:ascii="Times New Roman" w:hAnsi="Times New Roman" w:cs="Times New Roman"/>
+          <w:bCs/>
+          <w:sz w:val="24"/>
+          <w:szCs w:val="24"/>
+        </w:rPr>
+        <w:t>problémákat elemezni</w:t>
+      </w:r>
+    </w:p>
+    <w:p>
+      <w:pPr>
+        <w:spacing w:line="360" w:lineRule="auto"/>
+        <w:jc w:val="both"/>
+        <w:rPr>
+          <w:rFonts w:ascii="Times New Roman" w:hAnsi="Times New Roman" w:cs="Times New Roman"/>
+          <w:bCs/>
+          <w:sz w:val="24"/>
+          <w:szCs w:val="24"/>
+        </w:rPr>
+      </w:pPr>
+      <w:r>
+        <w:rPr>
+          <w:rFonts w:ascii="Times New Roman" w:hAnsi="Times New Roman" w:cs="Times New Roman"/>
+          <w:bCs/>
+          <w:sz w:val="24"/>
+          <w:szCs w:val="24"/>
+        </w:rPr>
+        <w:t>csapatban dolgozni</w:t>
+      </w:r>
+    </w:p>
+    <w:p>
+      <w:pPr>
+        <w:spacing w:line="360" w:lineRule="auto"/>
+        <w:jc w:val="both"/>
+        <w:rPr>
+          <w:rFonts w:ascii="Times New Roman" w:hAnsi="Times New Roman" w:cs="Times New Roman"/>
+          <w:bCs/>
+          <w:sz w:val="24"/>
+          <w:szCs w:val="24"/>
+        </w:rPr>
+      </w:pPr>
+      <w:r>
+        <w:rPr>
+          <w:rFonts w:ascii="Times New Roman" w:hAnsi="Times New Roman" w:cs="Times New Roman"/>
+          <w:bCs/>
+          <w:sz w:val="24"/>
+          <w:szCs w:val="24"/>
+        </w:rPr>
+        <w:t>valós projekteket megvalósítani</w:t>
+      </w:r>
+    </w:p>
+    <w:p>
+      <w:pPr>
+        <w:spacing w:line="360" w:lineRule="auto"/>
+        <w:jc w:val="both"/>
+        <w:rPr>
+          <w:rFonts w:ascii="Times New Roman" w:hAnsi="Times New Roman" w:cs="Times New Roman"/>
+          <w:bCs/>
+          <w:sz w:val="24"/>
+          <w:szCs w:val="24"/>
+        </w:rPr>
+      </w:pPr>
+    </w:p>
+    <w:p>
+      <w:pPr>
+        <w:spacing w:line="360" w:lineRule="auto"/>
+        <w:jc w:val="both"/>
+        <w:rPr>
+          <w:rFonts w:ascii="Times New Roman" w:hAnsi="Times New Roman" w:cs="Times New Roman"/>
+          <w:bCs/>
+          <w:sz w:val="24"/>
+          <w:szCs w:val="24"/>
+        </w:rPr>
+      </w:pPr>
+      <w:r>
+        <w:rPr>
+          <w:rFonts w:ascii="Times New Roman" w:hAnsi="Times New Roman" w:cs="Times New Roman"/>
+          <w:bCs/>
+          <w:sz w:val="24"/>
+          <w:szCs w:val="24"/>
+        </w:rPr>
+        <w:t>A projekt különösen hasznos volt, mivel gyakorlati tapasztalatot adott, amely a későbbi munkák során is alkalmazható.</w:t>
+      </w:r>
+    </w:p>
+    <w:p>
+      <w:pPr>
+        <w:spacing w:line="360" w:lineRule="auto"/>
+        <w:jc w:val="both"/>
+        <w:rPr>
+          <w:rFonts w:ascii="Times New Roman" w:hAnsi="Times New Roman" w:cs="Times New Roman"/>
+          <w:bCs/>
+          <w:sz w:val="24"/>
+          <w:szCs w:val="24"/>
+        </w:rPr>
+      </w:pPr>
+    </w:p>
+    <w:p>
+      <w:pPr>
+        <w:spacing w:line="360" w:lineRule="auto"/>
+        <w:jc w:val="both"/>
+        <w:rPr>
+          <w:rFonts w:ascii="Times New Roman" w:hAnsi="Times New Roman" w:cs="Times New Roman"/>
+          <w:bCs/>
+          <w:sz w:val="24"/>
+          <w:szCs w:val="24"/>
+        </w:rPr>
+      </w:pPr>
+      <w:r>
+        <w:rPr>
+          <w:rFonts w:ascii="Times New Roman" w:hAnsi="Times New Roman" w:cs="Times New Roman"/>
+          <w:bCs/>
+          <w:sz w:val="24"/>
+          <w:szCs w:val="24"/>
+        </w:rPr>
+        <w:t>13. Felhasznált források</w:t>
+      </w:r>
+    </w:p>
+    <w:p>
+      <w:pPr>
+        <w:spacing w:line="360" w:lineRule="auto"/>
+        <w:jc w:val="both"/>
+        <w:rPr>
+          <w:rFonts w:ascii="Times New Roman" w:hAnsi="Times New Roman" w:cs="Times New Roman"/>
+          <w:bCs/>
+          <w:sz w:val="24"/>
+          <w:szCs w:val="24"/>
+        </w:rPr>
+      </w:pPr>
+      <w:r>
+        <w:rPr>
+          <w:rFonts w:ascii="Times New Roman" w:hAnsi="Times New Roman" w:cs="Times New Roman"/>
+          <w:bCs/>
+          <w:sz w:val="24"/>
+          <w:szCs w:val="24"/>
+        </w:rPr>
+        <w:t>Web-programozás-1-Előadás PDF</w:t>
+      </w:r>
+    </w:p>
+    <w:p>
+      <w:pPr>
+        <w:spacing w:line="360" w:lineRule="auto"/>
+        <w:jc w:val="both"/>
+        <w:rPr>
+          <w:rFonts w:ascii="Times New Roman" w:hAnsi="Times New Roman" w:cs="Times New Roman"/>
+          <w:bCs/>
+          <w:sz w:val="24"/>
+          <w:szCs w:val="24"/>
+        </w:rPr>
+      </w:pPr>
+      <w:r>
+        <w:rPr>
+          <w:rFonts w:ascii="Times New Roman" w:hAnsi="Times New Roman" w:cs="Times New Roman"/>
+          <w:bCs/>
+          <w:sz w:val="24"/>
+          <w:szCs w:val="24"/>
+        </w:rPr>
+        <w:t>Tanórai példák</w:t>
+      </w:r>
+    </w:p>
+    <w:p>
+      <w:pPr>
+        <w:spacing w:line="360" w:lineRule="auto"/>
+        <w:jc w:val="both"/>
+        <w:rPr>
+          <w:rFonts w:ascii="Times New Roman" w:hAnsi="Times New Roman" w:cs="Times New Roman"/>
+          <w:bCs/>
+          <w:sz w:val="24"/>
+          <w:szCs w:val="24"/>
+        </w:rPr>
+      </w:pPr>
+      <w:proofErr w:type="spellStart"/>
+      <w:r>
+        <w:rPr>
+          <w:rFonts w:ascii="Times New Roman" w:hAnsi="Times New Roman" w:cs="Times New Roman"/>
+          <w:bCs/>
+          <w:sz w:val="24"/>
+          <w:szCs w:val="24"/>
+        </w:rPr>
+        <w:t>React</w:t>
+      </w:r>
+      <w:proofErr w:type="spellEnd"/>
+      <w:r>
+        <w:rPr>
+          <w:rFonts w:ascii="Times New Roman" w:hAnsi="Times New Roman" w:cs="Times New Roman"/>
+          <w:bCs/>
+          <w:sz w:val="24"/>
+          <w:szCs w:val="24"/>
+        </w:rPr>
+        <w:t xml:space="preserve"> dokumentáció</w:t>
+      </w:r>
+    </w:p>
+    <w:p>
+      <w:pPr>
+        <w:spacing w:line="360" w:lineRule="auto"/>
+        <w:jc w:val="both"/>
+        <w:rPr>
+          <w:rFonts w:ascii="Times New Roman" w:hAnsi="Times New Roman" w:cs="Times New Roman"/>
+          <w:bCs/>
+          <w:sz w:val="24"/>
+          <w:szCs w:val="24"/>
+        </w:rPr>
+      </w:pPr>
+      <w:r>
+        <w:rPr>
+          <w:rFonts w:ascii="Times New Roman" w:hAnsi="Times New Roman" w:cs="Times New Roman"/>
+          <w:bCs/>
+          <w:sz w:val="24"/>
+          <w:szCs w:val="24"/>
+        </w:rPr>
+        <w:t xml:space="preserve">GitHub </w:t>
+      </w:r>
+      <w:proofErr w:type="spellStart"/>
+      <w:r>
+        <w:rPr>
+          <w:rFonts w:ascii="Times New Roman" w:hAnsi="Times New Roman" w:cs="Times New Roman"/>
+          <w:bCs/>
+          <w:sz w:val="24"/>
+          <w:szCs w:val="24"/>
+        </w:rPr>
+        <w:t>repository</w:t>
+      </w:r>
+      <w:proofErr w:type="spellEnd"/>
+      <w:r>
+        <w:rPr>
+          <w:rFonts w:ascii="Times New Roman" w:hAnsi="Times New Roman" w:cs="Times New Roman"/>
+          <w:bCs/>
+          <w:sz w:val="24"/>
+          <w:szCs w:val="24"/>
+        </w:rPr>
+        <w:t>:</w:t>
+      </w:r>
+    </w:p>
+    <w:p>
+      <w:pPr>
+        <w:spacing w:line="360" w:lineRule="auto"/>
+        <w:jc w:val="both"/>
+        <w:rPr>
+          <w:rFonts w:ascii="Times New Roman" w:hAnsi="Times New Roman" w:cs="Times New Roman"/>
+          <w:bCs/>
+          <w:sz w:val="24"/>
+          <w:szCs w:val="24"/>
+        </w:rPr>
+      </w:pPr>
+      <w:r>
+        <w:rPr>
+          <w:rFonts w:ascii="Times New Roman" w:hAnsi="Times New Roman" w:cs="Times New Roman"/>
+          <w:bCs/>
+          <w:sz w:val="24"/>
+          <w:szCs w:val="24"/>
+        </w:rPr>
+        <w:t>https://github.com/harmatinepasztoreva/webprog-beadando</w:t>
+      </w:r>
+    </w:p>
+    <w:p>
+      <w:pPr>
+        <w:rPr>
+          <w:rFonts w:ascii="Times New Roman" w:hAnsi="Times New Roman" w:cs="Times New Roman"/>
           <w:b/>
           <w:sz w:val="24"/>
           <w:szCs w:val="24"/>
         </w:rPr>
+      </w:pPr>
+      <w:proofErr w:type="spellStart"/>
+      <w:r>
+        <w:rPr>
+          <w:rFonts w:ascii="Times New Roman" w:hAnsi="Times New Roman" w:cs="Times New Roman"/>
+          <w:b/>
+          <w:sz w:val="24"/>
+          <w:szCs w:val="24"/>
+        </w:rPr>
+        <w:t>Fetch</w:t>
+      </w:r>
+      <w:proofErr w:type="spellEnd"/>
+      <w:r>
+        <w:rPr>
+          <w:rFonts w:ascii="Times New Roman" w:hAnsi="Times New Roman" w:cs="Times New Roman"/>
+          <w:b/>
+          <w:sz w:val="24"/>
+          <w:szCs w:val="24"/>
+        </w:rPr>
         <w:t xml:space="preserve"> API</w:t>
       </w:r>
     </w:p>
@@ -46,6 +6365,7 @@
           <w:sz w:val="24"/>
           <w:szCs w:val="24"/>
         </w:rPr>
+        <w:lastRenderedPageBreak/>
         <w:t xml:space="preserve">A </w:t>
       </w:r>
       <w:proofErr w:type="spellStart"/>
@@ -64,6 +6384,76 @@
           <w:sz w:val="24"/>
           <w:szCs w:val="24"/>
         </w:rPr>
+        <w:t xml:space="preserve"> API-hoz létre kellett ho</w:t>
+      </w:r>
+      <w:r>
+        <w:rPr>
+          <w:rFonts w:ascii="Times New Roman" w:hAnsi="Times New Roman" w:cs="Times New Roman"/>
+          <w:sz w:val="24"/>
+          <w:szCs w:val="24"/>
+        </w:rPr>
+        <w:t>zni egy SQL adatbázist, melyet a</w:t>
+      </w:r>
+      <w:r>
+        <w:rPr>
+          <w:rFonts w:ascii="Times New Roman" w:hAnsi="Times New Roman" w:cs="Times New Roman"/>
+          <w:sz w:val="24"/>
+          <w:szCs w:val="24"/>
+        </w:rPr>
+        <w:t xml:space="preserve"> fejlesztés során úgy oldottunk meg, hogy a </w:t>
+      </w:r>
+      <w:proofErr w:type="spellStart"/>
+      <w:r>
+        <w:rPr>
+          <w:rFonts w:ascii="Times New Roman" w:hAnsi="Times New Roman" w:cs="Times New Roman"/>
+          <w:sz w:val="24"/>
+          <w:szCs w:val="24"/>
+        </w:rPr>
+        <w:t>VSCode</w:t>
+      </w:r>
+      <w:proofErr w:type="spellEnd"/>
+      <w:r>
+        <w:rPr>
+          <w:rFonts w:ascii="Times New Roman" w:hAnsi="Times New Roman" w:cs="Times New Roman"/>
+          <w:sz w:val="24"/>
+          <w:szCs w:val="24"/>
+        </w:rPr>
+        <w:t xml:space="preserve">-ban telepítettünk egy </w:t>
+      </w:r>
+      <w:proofErr w:type="spellStart"/>
+      <w:r>
+        <w:rPr>
+          <w:rFonts w:ascii="Times New Roman" w:hAnsi="Times New Roman" w:cs="Times New Roman"/>
+          <w:sz w:val="24"/>
+          <w:szCs w:val="24"/>
+        </w:rPr>
+        <w:t>SQLite</w:t>
+      </w:r>
+      <w:proofErr w:type="spellEnd"/>
+      <w:r>
+        <w:rPr>
+          <w:rFonts w:ascii="Times New Roman" w:hAnsi="Times New Roman" w:cs="Times New Roman"/>
+          <w:sz w:val="24"/>
+          <w:szCs w:val="24"/>
+        </w:rPr>
+        <w:t xml:space="preserve"> bővítményt, és hozzá az </w:t>
+      </w:r>
+      <w:proofErr w:type="spellStart"/>
+      <w:r>
+        <w:rPr>
+          <w:rFonts w:ascii="Times New Roman" w:hAnsi="Times New Roman" w:cs="Times New Roman"/>
+          <w:sz w:val="24"/>
+          <w:szCs w:val="24"/>
+        </w:rPr>
+        <w:t>SQLite</w:t>
+      </w:r>
+      <w:proofErr w:type="spellEnd"/>
+      <w:r>
+        <w:rPr>
+          <w:rFonts w:ascii="Times New Roman" w:hAnsi="Times New Roman" w:cs="Times New Roman"/>
+          <w:sz w:val="24"/>
+          <w:szCs w:val="24"/>
+        </w:rPr>
         <w:t xml:space="preserve"> </w:t>
       </w:r>
       <w:proofErr w:type="spellStart"/>
@@ -73,94 +6463,6 @@
           <w:sz w:val="24"/>
           <w:szCs w:val="24"/>
         </w:rPr>
-        <w:t>API-hoz</w:t>
-      </w:r>
-      <w:proofErr w:type="spellEnd"/>
-      <w:r>
-        <w:rPr>
-          <w:rFonts w:ascii="Times New Roman" w:hAnsi="Times New Roman" w:cs="Times New Roman"/>
-          <w:sz w:val="24"/>
-          <w:szCs w:val="24"/>
-        </w:rPr>
-        <w:t xml:space="preserve"> létre kellett ho</w:t>
-      </w:r>
-      <w:r>
-        <w:rPr>
-          <w:rFonts w:ascii="Times New Roman" w:hAnsi="Times New Roman" w:cs="Times New Roman"/>
-          <w:sz w:val="24"/>
-          <w:szCs w:val="24"/>
-        </w:rPr>
-        <w:t>zni egy SQL adatbázist, melyet a</w:t>
-      </w:r>
-      <w:r>
-        <w:rPr>
-          <w:rFonts w:ascii="Times New Roman" w:hAnsi="Times New Roman" w:cs="Times New Roman"/>
-          <w:sz w:val="24"/>
-          <w:szCs w:val="24"/>
-        </w:rPr>
-        <w:t xml:space="preserve"> fejlesztés során úgy oldottunk meg, hogy a </w:t>
-      </w:r>
-      <w:proofErr w:type="spellStart"/>
-      <w:r>
-        <w:rPr>
-          <w:rFonts w:ascii="Times New Roman" w:hAnsi="Times New Roman" w:cs="Times New Roman"/>
-          <w:sz w:val="24"/>
-          <w:szCs w:val="24"/>
-        </w:rPr>
-        <w:t>VSCode-ban</w:t>
-      </w:r>
-      <w:proofErr w:type="spellEnd"/>
-      <w:r>
-        <w:rPr>
-          <w:rFonts w:ascii="Times New Roman" w:hAnsi="Times New Roman" w:cs="Times New Roman"/>
-          <w:sz w:val="24"/>
-          <w:szCs w:val="24"/>
-        </w:rPr>
-        <w:t xml:space="preserve"> telepítettünk egy </w:t>
-      </w:r>
-      <w:proofErr w:type="spellStart"/>
-      <w:r>
-        <w:rPr>
-          <w:rFonts w:ascii="Times New Roman" w:hAnsi="Times New Roman" w:cs="Times New Roman"/>
-          <w:sz w:val="24"/>
-          <w:szCs w:val="24"/>
-        </w:rPr>
-        <w:t>SQLite</w:t>
-      </w:r>
-      <w:proofErr w:type="spellEnd"/>
-      <w:r>
-        <w:rPr>
-          <w:rFonts w:ascii="Times New Roman" w:hAnsi="Times New Roman" w:cs="Times New Roman"/>
-          <w:sz w:val="24"/>
-          <w:szCs w:val="24"/>
-        </w:rPr>
-        <w:t xml:space="preserve"> bővítményt, és hozzá az </w:t>
-      </w:r>
-      <w:proofErr w:type="spellStart"/>
-      <w:r>
-        <w:rPr>
-          <w:rFonts w:ascii="Times New Roman" w:hAnsi="Times New Roman" w:cs="Times New Roman"/>
-          <w:sz w:val="24"/>
-          <w:szCs w:val="24"/>
-        </w:rPr>
-        <w:t>SQLite</w:t>
-      </w:r>
-      <w:proofErr w:type="spellEnd"/>
-      <w:r>
-        <w:rPr>
-          <w:rFonts w:ascii="Times New Roman" w:hAnsi="Times New Roman" w:cs="Times New Roman"/>
-          <w:sz w:val="24"/>
-          <w:szCs w:val="24"/>
-        </w:rPr>
-        <w:t xml:space="preserve"> </w:t>
-      </w:r>
-      <w:proofErr w:type="spellStart"/>
-      <w:r>
-        <w:rPr>
-          <w:rFonts w:ascii="Times New Roman" w:hAnsi="Times New Roman" w:cs="Times New Roman"/>
-          <w:sz w:val="24"/>
-          <w:szCs w:val="24"/>
-        </w:rPr>
         <w:t>Viewer</w:t>
       </w:r>
       <w:proofErr w:type="spellEnd"/>
@@ -172,8 +6474,6 @@
         </w:rPr>
         <w:t xml:space="preserve"> bővítményt. </w:t>
       </w:r>
-      <w:bookmarkStart w:id="0" w:name="_GoBack"/>
-      <w:bookmarkEnd w:id="0"/>
     </w:p>
     <w:p>
       <w:pPr>
@@ -207,7 +6507,7 @@
                     <pic:cNvPicPr/>
                   </pic:nvPicPr>
                   <pic:blipFill>
-                    <a:blip r:embed="rId4"/>
+                    <a:blip r:embed="rId5"/>
                     <a:stretch>
                       <a:fillRect/>
                     </a:stretch>
@@ -251,25 +6551,16 @@
           <w:sz w:val="24"/>
           <w:szCs w:val="24"/>
         </w:rPr>
-        <w:t>txt-ben</w:t>
-      </w:r>
-      <w:proofErr w:type="spellEnd"/>
-      <w:r>
-        <w:rPr>
-          <w:rFonts w:ascii="Times New Roman" w:hAnsi="Times New Roman" w:cs="Times New Roman"/>
-          <w:sz w:val="24"/>
-          <w:szCs w:val="24"/>
-        </w:rPr>
-        <w:t xml:space="preserve"> kapott </w:t>
-      </w:r>
-      <w:proofErr w:type="gramStart"/>
-      <w:r>
-        <w:rPr>
-          <w:rFonts w:ascii="Times New Roman" w:hAnsi="Times New Roman" w:cs="Times New Roman"/>
-          <w:sz w:val="24"/>
-          <w:szCs w:val="24"/>
-        </w:rPr>
-        <w:t>adatbázisokat .</w:t>
+        <w:t>txt</w:t>
+      </w:r>
+      <w:proofErr w:type="spellEnd"/>
+      <w:r>
+        <w:rPr>
+          <w:rFonts w:ascii="Times New Roman" w:hAnsi="Times New Roman" w:cs="Times New Roman"/>
+          <w:sz w:val="24"/>
+          <w:szCs w:val="24"/>
+        </w:rPr>
+        <w:t>-ben kapott adatbázisokat .</w:t>
       </w:r>
       <w:proofErr w:type="spellStart"/>
       <w:r>
@@ -281,7 +6572,6 @@
         <w:t>sql</w:t>
       </w:r>
       <w:proofErr w:type="spellEnd"/>
-      <w:proofErr w:type="gramEnd"/>
       <w:r>
         <w:rPr>
           <w:rFonts w:ascii="Times New Roman" w:hAnsi="Times New Roman" w:cs="Times New Roman"/>
@@ -290,7 +6580,7 @@
         </w:rPr>
         <w:t xml:space="preserve"> kiterjesztésű, beimportálható fájlokká. URL: </w:t>
       </w:r>
-      <w:hyperlink r:id="rId5" w:history="1">
+      <w:hyperlink r:id="rId6" w:history="1">
         <w:r>
           <w:rPr>
             <w:rStyle w:val="Hiperhivatkozs"/>
@@ -439,16 +6729,16 @@
           <w:sz w:val="24"/>
           <w:szCs w:val="24"/>
         </w:rPr>
-        <w:t>SQLite-hoz</w:t>
-      </w:r>
-      <w:proofErr w:type="spellEnd"/>
-      <w:r>
-        <w:rPr>
-          <w:rFonts w:ascii="Times New Roman" w:hAnsi="Times New Roman" w:cs="Times New Roman"/>
-          <w:sz w:val="24"/>
-          <w:szCs w:val="24"/>
-        </w:rPr>
-        <w:t xml:space="preserve">, így azt, majd ha feltöltjük a tárhelyre, akkor módosítani kell. Először több kiolvasási probléma volt, </w:t>
+        <w:t>SQLite</w:t>
+      </w:r>
+      <w:proofErr w:type="spellEnd"/>
+      <w:r>
+        <w:rPr>
+          <w:rFonts w:ascii="Times New Roman" w:hAnsi="Times New Roman" w:cs="Times New Roman"/>
+          <w:sz w:val="24"/>
+          <w:szCs w:val="24"/>
+        </w:rPr>
+        <w:t xml:space="preserve">-hoz, így azt, majd ha feltöltjük a tárhelyre, akkor módosítani kell. Először több kiolvasási probléma volt, </w:t>
       </w:r>
       <w:r>
         <w:rPr>
@@ -482,43 +6772,7 @@
           <w:sz w:val="24"/>
           <w:szCs w:val="24"/>
         </w:rPr>
-        <w:t>Hasonlóan építettük fel a kliensoldali kódot is (</w:t>
-      </w:r>
-      <w:proofErr w:type="spellStart"/>
-      <w:r>
-        <w:rPr>
-          <w:rFonts w:ascii="Times New Roman" w:hAnsi="Times New Roman" w:cs="Times New Roman"/>
-          <w:sz w:val="24"/>
-          <w:szCs w:val="24"/>
-        </w:rPr>
-        <w:t>fetchapi</w:t>
-      </w:r>
-      <w:proofErr w:type="spellEnd"/>
-      <w:r>
-        <w:rPr>
-          <w:rFonts w:ascii="Times New Roman" w:hAnsi="Times New Roman" w:cs="Times New Roman"/>
-          <w:sz w:val="24"/>
-          <w:szCs w:val="24"/>
-        </w:rPr>
-        <w:t>_</w:t>
-      </w:r>
-      <w:proofErr w:type="spellStart"/>
-      <w:r>
-        <w:rPr>
-          <w:rFonts w:ascii="Times New Roman" w:hAnsi="Times New Roman" w:cs="Times New Roman"/>
-          <w:sz w:val="24"/>
-          <w:szCs w:val="24"/>
-        </w:rPr>
-        <w:t>js.js</w:t>
-      </w:r>
-      <w:proofErr w:type="spellEnd"/>
-      <w:r>
-        <w:rPr>
-          <w:rFonts w:ascii="Times New Roman" w:hAnsi="Times New Roman" w:cs="Times New Roman"/>
-          <w:sz w:val="24"/>
-          <w:szCs w:val="24"/>
-        </w:rPr>
-        <w:t xml:space="preserve">) és a </w:t>
+        <w:t xml:space="preserve">Hasonlóan építettük fel a kliensoldali kódot is (fetchapi_js.js) és a </w:t>
       </w:r>
       <w:proofErr w:type="spellStart"/>
       <w:r>
@@ -580,25 +6834,7 @@
           <w:sz w:val="24"/>
           <w:szCs w:val="24"/>
         </w:rPr>
-        <w:t xml:space="preserve">Ez a weboldalrész a </w:t>
-      </w:r>
-      <w:proofErr w:type="spellStart"/>
-      <w:r>
-        <w:rPr>
-          <w:rFonts w:ascii="Times New Roman" w:hAnsi="Times New Roman" w:cs="Times New Roman"/>
-          <w:sz w:val="24"/>
-          <w:szCs w:val="24"/>
-        </w:rPr>
-        <w:t>localhost</w:t>
-      </w:r>
-      <w:proofErr w:type="spellEnd"/>
-      <w:r>
-        <w:rPr>
-          <w:rFonts w:ascii="Times New Roman" w:hAnsi="Times New Roman" w:cs="Times New Roman"/>
-          <w:sz w:val="24"/>
-          <w:szCs w:val="24"/>
-        </w:rPr>
-        <w:t xml:space="preserve">:8000-es </w:t>
+        <w:t xml:space="preserve">Ez a weboldalrész a localhost:8000-es </w:t>
       </w:r>
       <w:proofErr w:type="spellStart"/>
       <w:r>
@@ -732,25 +6968,7 @@
           <w:sz w:val="24"/>
           <w:szCs w:val="24"/>
         </w:rPr>
-        <w:t xml:space="preserve">én gépemen a </w:t>
-      </w:r>
-      <w:proofErr w:type="spellStart"/>
-      <w:r>
-        <w:rPr>
-          <w:rFonts w:ascii="Times New Roman" w:hAnsi="Times New Roman" w:cs="Times New Roman"/>
-          <w:sz w:val="24"/>
-          <w:szCs w:val="24"/>
-        </w:rPr>
-        <w:t>localhost</w:t>
-      </w:r>
-      <w:proofErr w:type="spellEnd"/>
-      <w:r>
-        <w:rPr>
-          <w:rFonts w:ascii="Times New Roman" w:hAnsi="Times New Roman" w:cs="Times New Roman"/>
-          <w:sz w:val="24"/>
-          <w:szCs w:val="24"/>
-        </w:rPr>
-        <w:t xml:space="preserve">:8000, a </w:t>
+        <w:t xml:space="preserve">én gépemen a localhost:8000, a </w:t>
       </w:r>
       <w:proofErr w:type="spellStart"/>
       <w:r>
@@ -767,16 +6985,16 @@
           <w:sz w:val="24"/>
           <w:szCs w:val="24"/>
         </w:rPr>
-        <w:t>eact-ot</w:t>
-      </w:r>
-      <w:proofErr w:type="spellEnd"/>
-      <w:r>
-        <w:rPr>
-          <w:rFonts w:ascii="Times New Roman" w:hAnsi="Times New Roman" w:cs="Times New Roman"/>
-          <w:sz w:val="24"/>
-          <w:szCs w:val="24"/>
-        </w:rPr>
-        <w:t xml:space="preserve"> futtató </w:t>
+        <w:t>eact</w:t>
+      </w:r>
+      <w:proofErr w:type="spellEnd"/>
+      <w:r>
+        <w:rPr>
+          <w:rFonts w:ascii="Times New Roman" w:hAnsi="Times New Roman" w:cs="Times New Roman"/>
+          <w:sz w:val="24"/>
+          <w:szCs w:val="24"/>
+        </w:rPr>
+        <w:t xml:space="preserve">-ot futtató </w:t>
       </w:r>
       <w:proofErr w:type="spellStart"/>
       <w:r>
@@ -794,25 +7012,7 @@
           <w:sz w:val="24"/>
           <w:szCs w:val="24"/>
         </w:rPr>
-        <w:t xml:space="preserve"> pedig a </w:t>
-      </w:r>
-      <w:proofErr w:type="spellStart"/>
-      <w:r>
-        <w:rPr>
-          <w:rFonts w:ascii="Times New Roman" w:hAnsi="Times New Roman" w:cs="Times New Roman"/>
-          <w:sz w:val="24"/>
-          <w:szCs w:val="24"/>
-        </w:rPr>
-        <w:t>localhost</w:t>
-      </w:r>
-      <w:proofErr w:type="spellEnd"/>
-      <w:r>
-        <w:rPr>
-          <w:rFonts w:ascii="Times New Roman" w:hAnsi="Times New Roman" w:cs="Times New Roman"/>
-          <w:sz w:val="24"/>
-          <w:szCs w:val="24"/>
-        </w:rPr>
-        <w:t>:5173</w:t>
+        <w:t xml:space="preserve"> pedig a localhost:5173</w:t>
       </w:r>
       <w:r>
         <w:rPr>
@@ -943,6 +7143,7 @@
       <w:r>
         <w:rPr>
           <w:rFonts w:ascii="Times New Roman" w:hAnsi="Times New Roman" w:cs="Times New Roman"/>
+          <w:noProof/>
           <w:sz w:val="24"/>
           <w:szCs w:val="24"/>
         </w:rPr>
@@ -963,7 +7164,7 @@
                     <pic:cNvPicPr/>
                   </pic:nvPicPr>
                   <pic:blipFill>
-                    <a:blip r:embed="rId6"/>
+                    <a:blip r:embed="rId7"/>
                     <a:stretch>
                       <a:fillRect/>
                     </a:stretch>
@@ -1048,7 +7249,6 @@
         </w:rPr>
       </w:pPr>
       <w:proofErr w:type="spellStart"/>
-      <w:proofErr w:type="gramStart"/>
       <w:r>
         <w:rPr>
           <w:rFonts w:ascii="Times New Roman" w:eastAsia="Times New Roman" w:hAnsi="Times New Roman" w:cs="Times New Roman"/>
@@ -1070,7 +7270,6 @@
         </w:rPr>
         <w:t>(</w:t>
       </w:r>
-      <w:proofErr w:type="gramEnd"/>
       <w:r>
         <w:rPr>
           <w:rFonts w:ascii="Times New Roman" w:eastAsia="Times New Roman" w:hAnsi="Times New Roman" w:cs="Times New Roman"/>
@@ -1171,7 +7370,6 @@
         </w:rPr>
       </w:pPr>
       <w:proofErr w:type="spellStart"/>
-      <w:proofErr w:type="gramStart"/>
       <w:r>
         <w:rPr>
           <w:rFonts w:ascii="Times New Roman" w:eastAsia="Times New Roman" w:hAnsi="Times New Roman" w:cs="Times New Roman"/>
@@ -1193,7 +7391,6 @@
         </w:rPr>
         <w:t>(</w:t>
       </w:r>
-      <w:proofErr w:type="gramEnd"/>
       <w:r>
         <w:rPr>
           <w:rFonts w:ascii="Times New Roman" w:eastAsia="Times New Roman" w:hAnsi="Times New Roman" w:cs="Times New Roman"/>
@@ -1202,7 +7399,7 @@
           <w:szCs w:val="24"/>
           <w:lang w:eastAsia="hu-HU"/>
         </w:rPr>
-        <w:t>"</w:t>
+        <w:t>"Access-</w:t>
       </w:r>
       <w:proofErr w:type="spellStart"/>
       <w:r>
@@ -1213,7 +7410,7 @@
           <w:szCs w:val="24"/>
           <w:lang w:eastAsia="hu-HU"/>
         </w:rPr>
-        <w:t>Access-Control-Allow-Origin</w:t>
+        <w:t>Control</w:t>
       </w:r>
       <w:proofErr w:type="spellEnd"/>
       <w:r>
@@ -1224,6 +7421,28 @@
           <w:szCs w:val="24"/>
           <w:lang w:eastAsia="hu-HU"/>
         </w:rPr>
+        <w:t>-</w:t>
+      </w:r>
+      <w:proofErr w:type="spellStart"/>
+      <w:r>
+        <w:rPr>
+          <w:rFonts w:ascii="Times New Roman" w:eastAsia="Times New Roman" w:hAnsi="Times New Roman" w:cs="Times New Roman"/>
+          <w:color w:val="0A3069"/>
+          <w:sz w:val="24"/>
+          <w:szCs w:val="24"/>
+          <w:lang w:eastAsia="hu-HU"/>
+        </w:rPr>
+        <w:t>Allow-Origin</w:t>
+      </w:r>
+      <w:proofErr w:type="spellEnd"/>
+      <w:r>
+        <w:rPr>
+          <w:rFonts w:ascii="Times New Roman" w:eastAsia="Times New Roman" w:hAnsi="Times New Roman" w:cs="Times New Roman"/>
+          <w:color w:val="0A3069"/>
+          <w:sz w:val="24"/>
+          <w:szCs w:val="24"/>
+          <w:lang w:eastAsia="hu-HU"/>
+        </w:rPr>
         <w:t>: *"</w:t>
       </w:r>
       <w:r>
@@ -1250,7 +7469,6 @@
         </w:rPr>
       </w:pPr>
       <w:proofErr w:type="spellStart"/>
-      <w:proofErr w:type="gramStart"/>
       <w:r>
         <w:rPr>
           <w:rFonts w:ascii="Times New Roman" w:eastAsia="Times New Roman" w:hAnsi="Times New Roman" w:cs="Times New Roman"/>
@@ -1272,7 +7490,6 @@
         </w:rPr>
         <w:t>(</w:t>
       </w:r>
-      <w:proofErr w:type="gramEnd"/>
       <w:r>
         <w:rPr>
           <w:rFonts w:ascii="Times New Roman" w:eastAsia="Times New Roman" w:hAnsi="Times New Roman" w:cs="Times New Roman"/>
@@ -1281,7 +7498,7 @@
           <w:szCs w:val="24"/>
           <w:lang w:eastAsia="hu-HU"/>
         </w:rPr>
-        <w:t>"</w:t>
+        <w:t>"Access-</w:t>
       </w:r>
       <w:proofErr w:type="spellStart"/>
       <w:r>
@@ -1292,7 +7509,7 @@
           <w:szCs w:val="24"/>
           <w:lang w:eastAsia="hu-HU"/>
         </w:rPr>
-        <w:t>Access-Control-Allow-Methods</w:t>
+        <w:t>Control</w:t>
       </w:r>
       <w:proofErr w:type="spellEnd"/>
       <w:r>
@@ -1303,6 +7520,28 @@
           <w:szCs w:val="24"/>
           <w:lang w:eastAsia="hu-HU"/>
         </w:rPr>
+        <w:t>-</w:t>
+      </w:r>
+      <w:proofErr w:type="spellStart"/>
+      <w:r>
+        <w:rPr>
+          <w:rFonts w:ascii="Times New Roman" w:eastAsia="Times New Roman" w:hAnsi="Times New Roman" w:cs="Times New Roman"/>
+          <w:color w:val="0A3069"/>
+          <w:sz w:val="24"/>
+          <w:szCs w:val="24"/>
+          <w:lang w:eastAsia="hu-HU"/>
+        </w:rPr>
+        <w:t>Allow-Methods</w:t>
+      </w:r>
+      <w:proofErr w:type="spellEnd"/>
+      <w:r>
+        <w:rPr>
+          <w:rFonts w:ascii="Times New Roman" w:eastAsia="Times New Roman" w:hAnsi="Times New Roman" w:cs="Times New Roman"/>
+          <w:color w:val="0A3069"/>
+          <w:sz w:val="24"/>
+          <w:szCs w:val="24"/>
+          <w:lang w:eastAsia="hu-HU"/>
+        </w:rPr>
         <w:t>: GET, POST, PUT, DELETE, OPTIONS"</w:t>
       </w:r>
       <w:r>
@@ -1329,7 +7568,6 @@
         </w:rPr>
       </w:pPr>
       <w:proofErr w:type="spellStart"/>
-      <w:proofErr w:type="gramStart"/>
       <w:r>
         <w:rPr>
           <w:rFonts w:ascii="Times New Roman" w:eastAsia="Times New Roman" w:hAnsi="Times New Roman" w:cs="Times New Roman"/>
@@ -1351,7 +7589,6 @@
         </w:rPr>
         <w:t>(</w:t>
       </w:r>
-      <w:proofErr w:type="gramEnd"/>
       <w:r>
         <w:rPr>
           <w:rFonts w:ascii="Times New Roman" w:eastAsia="Times New Roman" w:hAnsi="Times New Roman" w:cs="Times New Roman"/>
@@ -1360,7 +7597,7 @@
           <w:szCs w:val="24"/>
           <w:lang w:eastAsia="hu-HU"/>
         </w:rPr>
-        <w:t>"</w:t>
+        <w:t>"Access-</w:t>
       </w:r>
       <w:proofErr w:type="spellStart"/>
       <w:r>
@@ -1371,7 +7608,7 @@
           <w:szCs w:val="24"/>
           <w:lang w:eastAsia="hu-HU"/>
         </w:rPr>
-        <w:t>Access-Control-Allow-Headers</w:t>
+        <w:t>Control</w:t>
       </w:r>
       <w:proofErr w:type="spellEnd"/>
       <w:r>
@@ -1382,7 +7619,7 @@
           <w:szCs w:val="24"/>
           <w:lang w:eastAsia="hu-HU"/>
         </w:rPr>
-        <w:t xml:space="preserve">: </w:t>
+        <w:t>-</w:t>
       </w:r>
       <w:proofErr w:type="spellStart"/>
       <w:r>
@@ -1393,7 +7630,7 @@
           <w:szCs w:val="24"/>
           <w:lang w:eastAsia="hu-HU"/>
         </w:rPr>
-        <w:t>Content-Type</w:t>
+        <w:t>Allow-Headers</w:t>
       </w:r>
       <w:proofErr w:type="spellEnd"/>
       <w:r>
@@ -1404,6 +7641,28 @@
           <w:szCs w:val="24"/>
           <w:lang w:eastAsia="hu-HU"/>
         </w:rPr>
+        <w:t xml:space="preserve">: </w:t>
+      </w:r>
+      <w:proofErr w:type="spellStart"/>
+      <w:r>
+        <w:rPr>
+          <w:rFonts w:ascii="Times New Roman" w:eastAsia="Times New Roman" w:hAnsi="Times New Roman" w:cs="Times New Roman"/>
+          <w:color w:val="0A3069"/>
+          <w:sz w:val="24"/>
+          <w:szCs w:val="24"/>
+          <w:lang w:eastAsia="hu-HU"/>
+        </w:rPr>
+        <w:t>Content-Type</w:t>
+      </w:r>
+      <w:proofErr w:type="spellEnd"/>
+      <w:r>
+        <w:rPr>
+          <w:rFonts w:ascii="Times New Roman" w:eastAsia="Times New Roman" w:hAnsi="Times New Roman" w:cs="Times New Roman"/>
+          <w:color w:val="0A3069"/>
+          <w:sz w:val="24"/>
+          <w:szCs w:val="24"/>
+          <w:lang w:eastAsia="hu-HU"/>
+        </w:rPr>
         <w:t>"</w:t>
       </w:r>
       <w:r>
@@ -1491,7 +7750,6 @@
           <w:lang w:eastAsia="hu-HU"/>
         </w:rPr>
       </w:pPr>
-      <w:proofErr w:type="spellStart"/>
       <w:r>
         <w:rPr>
           <w:rFonts w:ascii="Times New Roman" w:eastAsia="Times New Roman" w:hAnsi="Times New Roman" w:cs="Times New Roman"/>
@@ -1502,7 +7760,6 @@
         </w:rPr>
         <w:t>const</w:t>
       </w:r>
-      <w:proofErr w:type="spellEnd"/>
       <w:r>
         <w:rPr>
           <w:rFonts w:ascii="Times New Roman" w:eastAsia="Times New Roman" w:hAnsi="Times New Roman" w:cs="Times New Roman"/>
@@ -1561,7 +7818,29 @@
           <w:szCs w:val="24"/>
           <w:lang w:eastAsia="hu-HU"/>
         </w:rPr>
-        <w:t>"http://localhost:8000/read.php"</w:t>
+        <w:t>"http://localhost:8000/</w:t>
+      </w:r>
+      <w:proofErr w:type="spellStart"/>
+      <w:r>
+        <w:rPr>
+          <w:rFonts w:ascii="Times New Roman" w:eastAsia="Times New Roman" w:hAnsi="Times New Roman" w:cs="Times New Roman"/>
+          <w:color w:val="0A3069"/>
+          <w:sz w:val="24"/>
+          <w:szCs w:val="24"/>
+          <w:lang w:eastAsia="hu-HU"/>
+        </w:rPr>
+        <w:t>read.php</w:t>
+      </w:r>
+      <w:proofErr w:type="spellEnd"/>
+      <w:r>
+        <w:rPr>
+          <w:rFonts w:ascii="Times New Roman" w:eastAsia="Times New Roman" w:hAnsi="Times New Roman" w:cs="Times New Roman"/>
+          <w:color w:val="0A3069"/>
+          <w:sz w:val="24"/>
+          <w:szCs w:val="24"/>
+          <w:lang w:eastAsia="hu-HU"/>
+        </w:rPr>
+        <w:t>"</w:t>
       </w:r>
       <w:r>
         <w:rPr>
@@ -1608,16 +7887,16 @@
           <w:sz w:val="24"/>
           <w:szCs w:val="24"/>
         </w:rPr>
-        <w:t>read.php-ban</w:t>
-      </w:r>
-      <w:proofErr w:type="spellEnd"/>
-      <w:r>
-        <w:rPr>
-          <w:rFonts w:ascii="Times New Roman" w:hAnsi="Times New Roman" w:cs="Times New Roman"/>
-          <w:sz w:val="24"/>
-          <w:szCs w:val="24"/>
-        </w:rPr>
-        <w:t xml:space="preserve">, </w:t>
+        <w:t>read.php</w:t>
+      </w:r>
+      <w:proofErr w:type="spellEnd"/>
+      <w:r>
+        <w:rPr>
+          <w:rFonts w:ascii="Times New Roman" w:hAnsi="Times New Roman" w:cs="Times New Roman"/>
+          <w:sz w:val="24"/>
+          <w:szCs w:val="24"/>
+        </w:rPr>
+        <w:t xml:space="preserve">-ban, </w:t>
       </w:r>
       <w:proofErr w:type="spellStart"/>
       <w:r>
@@ -1681,30 +7960,7 @@
           <w:szCs w:val="24"/>
           <w:lang w:eastAsia="hu-HU"/>
         </w:rPr>
-        <w:t>json</w:t>
-      </w:r>
-      <w:proofErr w:type="spellEnd"/>
-      <w:r>
-        <w:rPr>
-          <w:rFonts w:ascii="Times New Roman" w:eastAsia="Times New Roman" w:hAnsi="Times New Roman" w:cs="Times New Roman"/>
-          <w:color w:val="795E26"/>
-          <w:sz w:val="24"/>
-          <w:szCs w:val="24"/>
-          <w:lang w:eastAsia="hu-HU"/>
-        </w:rPr>
-        <w:t>_</w:t>
-      </w:r>
-      <w:proofErr w:type="spellStart"/>
-      <w:proofErr w:type="gramStart"/>
-      <w:r>
-        <w:rPr>
-          <w:rFonts w:ascii="Times New Roman" w:eastAsia="Times New Roman" w:hAnsi="Times New Roman" w:cs="Times New Roman"/>
-          <w:color w:val="795E26"/>
-          <w:sz w:val="24"/>
-          <w:szCs w:val="24"/>
-          <w:lang w:eastAsia="hu-HU"/>
-        </w:rPr>
-        <w:t>encode</w:t>
+        <w:t>json_encode</w:t>
       </w:r>
       <w:proofErr w:type="spellEnd"/>
       <w:r>
@@ -1715,18 +7971,7 @@
           <w:szCs w:val="24"/>
           <w:lang w:eastAsia="hu-HU"/>
         </w:rPr>
-        <w:t>(</w:t>
-      </w:r>
-      <w:proofErr w:type="gramEnd"/>
-      <w:r>
-        <w:rPr>
-          <w:rFonts w:ascii="Times New Roman" w:eastAsia="Times New Roman" w:hAnsi="Times New Roman" w:cs="Times New Roman"/>
-          <w:color w:val="000000"/>
-          <w:sz w:val="24"/>
-          <w:szCs w:val="24"/>
-          <w:lang w:eastAsia="hu-HU"/>
-        </w:rPr>
-        <w:t>[</w:t>
+        <w:t>([</w:t>
       </w:r>
       <w:r>
         <w:rPr>
@@ -1788,8 +8033,585 @@
 </w:document>
 </file>
 
+<file path=word/numbering.xml><?xml version="1.0" encoding="utf-8"?>
+<w:numbering xmlns:wpc="http://schemas.microsoft.com/office/word/2010/wordprocessingCanvas" xmlns:cx="http://schemas.microsoft.com/office/drawing/2014/chartex" xmlns:cx1="http://schemas.microsoft.com/office/drawing/2015/9/8/chartex" xmlns:cx2="http://schemas.microsoft.com/office/drawing/2015/10/21/chartex" xmlns:cx3="http://schemas.microsoft.com/office/drawing/2016/5/9/chartex" xmlns:cx4="http://schemas.microsoft.com/office/drawing/2016/5/10/chartex" xmlns:cx5="http://schemas.microsoft.com/office/drawing/2016/5/11/chartex" xmlns:cx6="http://schemas.microsoft.com/office/drawing/2016/5/12/chartex" xmlns:cx7="http://schemas.microsoft.com/office/drawing/2016/5/13/chartex" xmlns:cx8="http://schemas.microsoft.com/office/drawing/2016/5/14/chartex" xmlns:mc="http://schemas.openxmlformats.org/markup-compatibility/2006" xmlns:aink="http://schemas.microsoft.com/office/drawing/2016/ink" xmlns:am3d="http://schemas.microsoft.com/office/drawing/2017/model3d" xmlns:o="urn:schemas-microsoft-com:office:office" xmlns:oel="http://schemas.microsoft.com/office/2019/extlst" xmlns:r="http://schemas.openxmlformats.org/officeDocument/2006/relationships" xmlns:m="http://schemas.openxmlformats.org/officeDocument/2006/math" xmlns:v="urn:schemas-microsoft-com:vml" xmlns:wp14="http://schemas.microsoft.com/office/word/2010/wordprocessingDrawing" xmlns:wp="http://schemas.openxmlformats.org/drawingml/2006/wordprocessingDrawing" xmlns:w10="urn:schemas-microsoft-com:office:word" xmlns:w="http://schemas.openxmlformats.org/wordprocessingml/2006/main" xmlns:w14="http://schemas.microsoft.com/office/word/2010/wordml" xmlns:w15="http://schemas.microsoft.com/office/word/2012/wordml" xmlns:w16cex="http://schemas.microsoft.com/office/word/2018/wordml/cex" xmlns:w16cid="http://schemas.microsoft.com/office/word/2016/wordml/cid" xmlns:w16="http://schemas.microsoft.com/office/word/2018/wordml" xmlns:w16du="http://schemas.microsoft.com/office/word/2023/wordml/word16du" xmlns:w16sdtdh="http://schemas.microsoft.com/office/word/2020/wordml/sdtdatahash" xmlns:w16sdtfl="http://schemas.microsoft.com/office/word/2024/wordml/sdtformatlock" xmlns:w16se="http://schemas.microsoft.com/office/word/2015/wordml/symex" xmlns:wpg="http://schemas.microsoft.com/office/word/2010/wordprocessingGroup" xmlns:wpi="http://schemas.microsoft.com/office/word/2010/wordprocessingInk" xmlns:wne="http://schemas.microsoft.com/office/word/2006/wordml" xmlns:wps="http://schemas.microsoft.com/office/word/2010/wordprocessingShape" mc:Ignorable="w14 w15 w16se w16cid w16 w16cex w16sdtdh w16sdtfl w16du wp14">
+  <w:abstractNum w:abstractNumId="0" w15:restartNumberingAfterBreak="0">
+    <w:nsid w:val="103B5162"/>
+    <w:multiLevelType w:val="multilevel"/>
+    <w:tmpl w:val="A1C8DE18"/>
+    <w:lvl w:ilvl="0">
+      <w:start w:val="1"/>
+      <w:numFmt w:val="bullet"/>
+      <w:lvlText w:val=""/>
+      <w:lvlJc w:val="left"/>
+      <w:pPr>
+        <w:tabs>
+          <w:tab w:val="num" w:pos="720"/>
+        </w:tabs>
+        <w:ind w:left="720" w:hanging="360"/>
+      </w:pPr>
+      <w:rPr>
+        <w:rFonts w:ascii="Symbol" w:hAnsi="Symbol" w:hint="default"/>
+        <w:sz w:val="20"/>
+      </w:rPr>
+    </w:lvl>
+    <w:lvl w:ilvl="1" w:tentative="1">
+      <w:start w:val="1"/>
+      <w:numFmt w:val="bullet"/>
+      <w:lvlText w:val="o"/>
+      <w:lvlJc w:val="left"/>
+      <w:pPr>
+        <w:tabs>
+          <w:tab w:val="num" w:pos="1440"/>
+        </w:tabs>
+        <w:ind w:left="1440" w:hanging="360"/>
+      </w:pPr>
+      <w:rPr>
+        <w:rFonts w:ascii="Courier New" w:hAnsi="Courier New" w:hint="default"/>
+        <w:sz w:val="20"/>
+      </w:rPr>
+    </w:lvl>
+    <w:lvl w:ilvl="2" w:tentative="1">
+      <w:start w:val="1"/>
+      <w:numFmt w:val="bullet"/>
+      <w:lvlText w:val=""/>
+      <w:lvlJc w:val="left"/>
+      <w:pPr>
+        <w:tabs>
+          <w:tab w:val="num" w:pos="2160"/>
+        </w:tabs>
+        <w:ind w:left="2160" w:hanging="360"/>
+      </w:pPr>
+      <w:rPr>
+        <w:rFonts w:ascii="Wingdings" w:hAnsi="Wingdings" w:hint="default"/>
+        <w:sz w:val="20"/>
+      </w:rPr>
+    </w:lvl>
+    <w:lvl w:ilvl="3" w:tentative="1">
+      <w:start w:val="1"/>
+      <w:numFmt w:val="bullet"/>
+      <w:lvlText w:val=""/>
+      <w:lvlJc w:val="left"/>
+      <w:pPr>
+        <w:tabs>
+          <w:tab w:val="num" w:pos="2880"/>
+        </w:tabs>
+        <w:ind w:left="2880" w:hanging="360"/>
+      </w:pPr>
+      <w:rPr>
+        <w:rFonts w:ascii="Wingdings" w:hAnsi="Wingdings" w:hint="default"/>
+        <w:sz w:val="20"/>
+      </w:rPr>
+    </w:lvl>
+    <w:lvl w:ilvl="4" w:tentative="1">
+      <w:start w:val="1"/>
+      <w:numFmt w:val="bullet"/>
+      <w:lvlText w:val=""/>
+      <w:lvlJc w:val="left"/>
+      <w:pPr>
+        <w:tabs>
+          <w:tab w:val="num" w:pos="3600"/>
+        </w:tabs>
+        <w:ind w:left="3600" w:hanging="360"/>
+      </w:pPr>
+      <w:rPr>
+        <w:rFonts w:ascii="Wingdings" w:hAnsi="Wingdings" w:hint="default"/>
+        <w:sz w:val="20"/>
+      </w:rPr>
+    </w:lvl>
+    <w:lvl w:ilvl="5" w:tentative="1">
+      <w:start w:val="1"/>
+      <w:numFmt w:val="bullet"/>
+      <w:lvlText w:val=""/>
+      <w:lvlJc w:val="left"/>
+      <w:pPr>
+        <w:tabs>
+          <w:tab w:val="num" w:pos="4320"/>
+        </w:tabs>
+        <w:ind w:left="4320" w:hanging="360"/>
+      </w:pPr>
+      <w:rPr>
+        <w:rFonts w:ascii="Wingdings" w:hAnsi="Wingdings" w:hint="default"/>
+        <w:sz w:val="20"/>
+      </w:rPr>
+    </w:lvl>
+    <w:lvl w:ilvl="6" w:tentative="1">
+      <w:start w:val="1"/>
+      <w:numFmt w:val="bullet"/>
+      <w:lvlText w:val=""/>
+      <w:lvlJc w:val="left"/>
+      <w:pPr>
+        <w:tabs>
+          <w:tab w:val="num" w:pos="5040"/>
+        </w:tabs>
+        <w:ind w:left="5040" w:hanging="360"/>
+      </w:pPr>
+      <w:rPr>
+        <w:rFonts w:ascii="Wingdings" w:hAnsi="Wingdings" w:hint="default"/>
+        <w:sz w:val="20"/>
+      </w:rPr>
+    </w:lvl>
+    <w:lvl w:ilvl="7" w:tentative="1">
+      <w:start w:val="1"/>
+      <w:numFmt w:val="bullet"/>
+      <w:lvlText w:val=""/>
+      <w:lvlJc w:val="left"/>
+      <w:pPr>
+        <w:tabs>
+          <w:tab w:val="num" w:pos="5760"/>
+        </w:tabs>
+        <w:ind w:left="5760" w:hanging="360"/>
+      </w:pPr>
+      <w:rPr>
+        <w:rFonts w:ascii="Wingdings" w:hAnsi="Wingdings" w:hint="default"/>
+        <w:sz w:val="20"/>
+      </w:rPr>
+    </w:lvl>
+    <w:lvl w:ilvl="8" w:tentative="1">
+      <w:start w:val="1"/>
+      <w:numFmt w:val="bullet"/>
+      <w:lvlText w:val=""/>
+      <w:lvlJc w:val="left"/>
+      <w:pPr>
+        <w:tabs>
+          <w:tab w:val="num" w:pos="6480"/>
+        </w:tabs>
+        <w:ind w:left="6480" w:hanging="360"/>
+      </w:pPr>
+      <w:rPr>
+        <w:rFonts w:ascii="Wingdings" w:hAnsi="Wingdings" w:hint="default"/>
+        <w:sz w:val="20"/>
+      </w:rPr>
+    </w:lvl>
+  </w:abstractNum>
+  <w:abstractNum w:abstractNumId="1" w15:restartNumberingAfterBreak="0">
+    <w:nsid w:val="3D843EFD"/>
+    <w:multiLevelType w:val="multilevel"/>
+    <w:tmpl w:val="516275F0"/>
+    <w:lvl w:ilvl="0">
+      <w:start w:val="1"/>
+      <w:numFmt w:val="bullet"/>
+      <w:lvlText w:val=""/>
+      <w:lvlJc w:val="left"/>
+      <w:pPr>
+        <w:tabs>
+          <w:tab w:val="num" w:pos="720"/>
+        </w:tabs>
+        <w:ind w:left="720" w:hanging="360"/>
+      </w:pPr>
+      <w:rPr>
+        <w:rFonts w:ascii="Symbol" w:hAnsi="Symbol" w:hint="default"/>
+        <w:sz w:val="20"/>
+      </w:rPr>
+    </w:lvl>
+    <w:lvl w:ilvl="1" w:tentative="1">
+      <w:start w:val="1"/>
+      <w:numFmt w:val="bullet"/>
+      <w:lvlText w:val="o"/>
+      <w:lvlJc w:val="left"/>
+      <w:pPr>
+        <w:tabs>
+          <w:tab w:val="num" w:pos="1440"/>
+        </w:tabs>
+        <w:ind w:left="1440" w:hanging="360"/>
+      </w:pPr>
+      <w:rPr>
+        <w:rFonts w:ascii="Courier New" w:hAnsi="Courier New" w:hint="default"/>
+        <w:sz w:val="20"/>
+      </w:rPr>
+    </w:lvl>
+    <w:lvl w:ilvl="2" w:tentative="1">
+      <w:start w:val="1"/>
+      <w:numFmt w:val="bullet"/>
+      <w:lvlText w:val=""/>
+      <w:lvlJc w:val="left"/>
+      <w:pPr>
+        <w:tabs>
+          <w:tab w:val="num" w:pos="2160"/>
+        </w:tabs>
+        <w:ind w:left="2160" w:hanging="360"/>
+      </w:pPr>
+      <w:rPr>
+        <w:rFonts w:ascii="Wingdings" w:hAnsi="Wingdings" w:hint="default"/>
+        <w:sz w:val="20"/>
+      </w:rPr>
+    </w:lvl>
+    <w:lvl w:ilvl="3" w:tentative="1">
+      <w:start w:val="1"/>
+      <w:numFmt w:val="bullet"/>
+      <w:lvlText w:val=""/>
+      <w:lvlJc w:val="left"/>
+      <w:pPr>
+        <w:tabs>
+          <w:tab w:val="num" w:pos="2880"/>
+        </w:tabs>
+        <w:ind w:left="2880" w:hanging="360"/>
+      </w:pPr>
+      <w:rPr>
+        <w:rFonts w:ascii="Wingdings" w:hAnsi="Wingdings" w:hint="default"/>
+        <w:sz w:val="20"/>
+      </w:rPr>
+    </w:lvl>
+    <w:lvl w:ilvl="4" w:tentative="1">
+      <w:start w:val="1"/>
+      <w:numFmt w:val="bullet"/>
+      <w:lvlText w:val=""/>
+      <w:lvlJc w:val="left"/>
+      <w:pPr>
+        <w:tabs>
+          <w:tab w:val="num" w:pos="3600"/>
+        </w:tabs>
+        <w:ind w:left="3600" w:hanging="360"/>
+      </w:pPr>
+      <w:rPr>
+        <w:rFonts w:ascii="Wingdings" w:hAnsi="Wingdings" w:hint="default"/>
+        <w:sz w:val="20"/>
+      </w:rPr>
+    </w:lvl>
+    <w:lvl w:ilvl="5" w:tentative="1">
+      <w:start w:val="1"/>
+      <w:numFmt w:val="bullet"/>
+      <w:lvlText w:val=""/>
+      <w:lvlJc w:val="left"/>
+      <w:pPr>
+        <w:tabs>
+          <w:tab w:val="num" w:pos="4320"/>
+        </w:tabs>
+        <w:ind w:left="4320" w:hanging="360"/>
+      </w:pPr>
+      <w:rPr>
+        <w:rFonts w:ascii="Wingdings" w:hAnsi="Wingdings" w:hint="default"/>
+        <w:sz w:val="20"/>
+      </w:rPr>
+    </w:lvl>
+    <w:lvl w:ilvl="6" w:tentative="1">
+      <w:start w:val="1"/>
+      <w:numFmt w:val="bullet"/>
+      <w:lvlText w:val=""/>
+      <w:lvlJc w:val="left"/>
+      <w:pPr>
+        <w:tabs>
+          <w:tab w:val="num" w:pos="5040"/>
+        </w:tabs>
+        <w:ind w:left="5040" w:hanging="360"/>
+      </w:pPr>
+      <w:rPr>
+        <w:rFonts w:ascii="Wingdings" w:hAnsi="Wingdings" w:hint="default"/>
+        <w:sz w:val="20"/>
+      </w:rPr>
+    </w:lvl>
+    <w:lvl w:ilvl="7" w:tentative="1">
+      <w:start w:val="1"/>
+      <w:numFmt w:val="bullet"/>
+      <w:lvlText w:val=""/>
+      <w:lvlJc w:val="left"/>
+      <w:pPr>
+        <w:tabs>
+          <w:tab w:val="num" w:pos="5760"/>
+        </w:tabs>
+        <w:ind w:left="5760" w:hanging="360"/>
+      </w:pPr>
+      <w:rPr>
+        <w:rFonts w:ascii="Wingdings" w:hAnsi="Wingdings" w:hint="default"/>
+        <w:sz w:val="20"/>
+      </w:rPr>
+    </w:lvl>
+    <w:lvl w:ilvl="8" w:tentative="1">
+      <w:start w:val="1"/>
+      <w:numFmt w:val="bullet"/>
+      <w:lvlText w:val=""/>
+      <w:lvlJc w:val="left"/>
+      <w:pPr>
+        <w:tabs>
+          <w:tab w:val="num" w:pos="6480"/>
+        </w:tabs>
+        <w:ind w:left="6480" w:hanging="360"/>
+      </w:pPr>
+      <w:rPr>
+        <w:rFonts w:ascii="Wingdings" w:hAnsi="Wingdings" w:hint="default"/>
+        <w:sz w:val="20"/>
+      </w:rPr>
+    </w:lvl>
+  </w:abstractNum>
+  <w:abstractNum w:abstractNumId="2" w15:restartNumberingAfterBreak="0">
+    <w:nsid w:val="5F866963"/>
+    <w:multiLevelType w:val="multilevel"/>
+    <w:tmpl w:val="8986704E"/>
+    <w:lvl w:ilvl="0">
+      <w:start w:val="1"/>
+      <w:numFmt w:val="decimal"/>
+      <w:lvlText w:val="%1."/>
+      <w:lvlJc w:val="left"/>
+      <w:pPr>
+        <w:tabs>
+          <w:tab w:val="num" w:pos="720"/>
+        </w:tabs>
+        <w:ind w:left="720" w:hanging="360"/>
+      </w:pPr>
+    </w:lvl>
+    <w:lvl w:ilvl="1" w:tentative="1">
+      <w:start w:val="1"/>
+      <w:numFmt w:val="decimal"/>
+      <w:lvlText w:val="%2."/>
+      <w:lvlJc w:val="left"/>
+      <w:pPr>
+        <w:tabs>
+          <w:tab w:val="num" w:pos="1440"/>
+        </w:tabs>
+        <w:ind w:left="1440" w:hanging="360"/>
+      </w:pPr>
+    </w:lvl>
+    <w:lvl w:ilvl="2" w:tentative="1">
+      <w:start w:val="1"/>
+      <w:numFmt w:val="decimal"/>
+      <w:lvlText w:val="%3."/>
+      <w:lvlJc w:val="left"/>
+      <w:pPr>
+        <w:tabs>
+          <w:tab w:val="num" w:pos="2160"/>
+        </w:tabs>
+        <w:ind w:left="2160" w:hanging="360"/>
+      </w:pPr>
+    </w:lvl>
+    <w:lvl w:ilvl="3" w:tentative="1">
+      <w:start w:val="1"/>
+      <w:numFmt w:val="decimal"/>
+      <w:lvlText w:val="%4."/>
+      <w:lvlJc w:val="left"/>
+      <w:pPr>
+        <w:tabs>
+          <w:tab w:val="num" w:pos="2880"/>
+        </w:tabs>
+        <w:ind w:left="2880" w:hanging="360"/>
+      </w:pPr>
+    </w:lvl>
+    <w:lvl w:ilvl="4" w:tentative="1">
+      <w:start w:val="1"/>
+      <w:numFmt w:val="decimal"/>
+      <w:lvlText w:val="%5."/>
+      <w:lvlJc w:val="left"/>
+      <w:pPr>
+        <w:tabs>
+          <w:tab w:val="num" w:pos="3600"/>
+        </w:tabs>
+        <w:ind w:left="3600" w:hanging="360"/>
+      </w:pPr>
+    </w:lvl>
+    <w:lvl w:ilvl="5" w:tentative="1">
+      <w:start w:val="1"/>
+      <w:numFmt w:val="decimal"/>
+      <w:lvlText w:val="%6."/>
+      <w:lvlJc w:val="left"/>
+      <w:pPr>
+        <w:tabs>
+          <w:tab w:val="num" w:pos="4320"/>
+        </w:tabs>
+        <w:ind w:left="4320" w:hanging="360"/>
+      </w:pPr>
+    </w:lvl>
+    <w:lvl w:ilvl="6" w:tentative="1">
+      <w:start w:val="1"/>
+      <w:numFmt w:val="decimal"/>
+      <w:lvlText w:val="%7."/>
+      <w:lvlJc w:val="left"/>
+      <w:pPr>
+        <w:tabs>
+          <w:tab w:val="num" w:pos="5040"/>
+        </w:tabs>
+        <w:ind w:left="5040" w:hanging="360"/>
+      </w:pPr>
+    </w:lvl>
+    <w:lvl w:ilvl="7" w:tentative="1">
+      <w:start w:val="1"/>
+      <w:numFmt w:val="decimal"/>
+      <w:lvlText w:val="%8."/>
+      <w:lvlJc w:val="left"/>
+      <w:pPr>
+        <w:tabs>
+          <w:tab w:val="num" w:pos="5760"/>
+        </w:tabs>
+        <w:ind w:left="5760" w:hanging="360"/>
+      </w:pPr>
+    </w:lvl>
+    <w:lvl w:ilvl="8" w:tentative="1">
+      <w:start w:val="1"/>
+      <w:numFmt w:val="decimal"/>
+      <w:lvlText w:val="%9."/>
+      <w:lvlJc w:val="left"/>
+      <w:pPr>
+        <w:tabs>
+          <w:tab w:val="num" w:pos="6480"/>
+        </w:tabs>
+        <w:ind w:left="6480" w:hanging="360"/>
+      </w:pPr>
+    </w:lvl>
+  </w:abstractNum>
+  <w:abstractNum w:abstractNumId="3" w15:restartNumberingAfterBreak="0">
+    <w:nsid w:val="6A394B35"/>
+    <w:multiLevelType w:val="multilevel"/>
+    <w:tmpl w:val="E586E97C"/>
+    <w:lvl w:ilvl="0">
+      <w:start w:val="1"/>
+      <w:numFmt w:val="bullet"/>
+      <w:lvlText w:val=""/>
+      <w:lvlJc w:val="left"/>
+      <w:pPr>
+        <w:tabs>
+          <w:tab w:val="num" w:pos="720"/>
+        </w:tabs>
+        <w:ind w:left="720" w:hanging="360"/>
+      </w:pPr>
+      <w:rPr>
+        <w:rFonts w:ascii="Symbol" w:hAnsi="Symbol" w:hint="default"/>
+        <w:sz w:val="20"/>
+      </w:rPr>
+    </w:lvl>
+    <w:lvl w:ilvl="1" w:tentative="1">
+      <w:start w:val="1"/>
+      <w:numFmt w:val="bullet"/>
+      <w:lvlText w:val="o"/>
+      <w:lvlJc w:val="left"/>
+      <w:pPr>
+        <w:tabs>
+          <w:tab w:val="num" w:pos="1440"/>
+        </w:tabs>
+        <w:ind w:left="1440" w:hanging="360"/>
+      </w:pPr>
+      <w:rPr>
+        <w:rFonts w:ascii="Courier New" w:hAnsi="Courier New" w:hint="default"/>
+        <w:sz w:val="20"/>
+      </w:rPr>
+    </w:lvl>
+    <w:lvl w:ilvl="2" w:tentative="1">
+      <w:start w:val="1"/>
+      <w:numFmt w:val="bullet"/>
+      <w:lvlText w:val=""/>
+      <w:lvlJc w:val="left"/>
+      <w:pPr>
+        <w:tabs>
+          <w:tab w:val="num" w:pos="2160"/>
+        </w:tabs>
+        <w:ind w:left="2160" w:hanging="360"/>
+      </w:pPr>
+      <w:rPr>
+        <w:rFonts w:ascii="Wingdings" w:hAnsi="Wingdings" w:hint="default"/>
+        <w:sz w:val="20"/>
+      </w:rPr>
+    </w:lvl>
+    <w:lvl w:ilvl="3" w:tentative="1">
+      <w:start w:val="1"/>
+      <w:numFmt w:val="bullet"/>
+      <w:lvlText w:val=""/>
+      <w:lvlJc w:val="left"/>
+      <w:pPr>
+        <w:tabs>
+          <w:tab w:val="num" w:pos="2880"/>
+        </w:tabs>
+        <w:ind w:left="2880" w:hanging="360"/>
+      </w:pPr>
+      <w:rPr>
+        <w:rFonts w:ascii="Wingdings" w:hAnsi="Wingdings" w:hint="default"/>
+        <w:sz w:val="20"/>
+      </w:rPr>
+    </w:lvl>
+    <w:lvl w:ilvl="4" w:tentative="1">
+      <w:start w:val="1"/>
+      <w:numFmt w:val="bullet"/>
+      <w:lvlText w:val=""/>
+      <w:lvlJc w:val="left"/>
+      <w:pPr>
+        <w:tabs>
+          <w:tab w:val="num" w:pos="3600"/>
+        </w:tabs>
+        <w:ind w:left="3600" w:hanging="360"/>
+      </w:pPr>
+      <w:rPr>
+        <w:rFonts w:ascii="Wingdings" w:hAnsi="Wingdings" w:hint="default"/>
+        <w:sz w:val="20"/>
+      </w:rPr>
+    </w:lvl>
+    <w:lvl w:ilvl="5" w:tentative="1">
+      <w:start w:val="1"/>
+      <w:numFmt w:val="bullet"/>
+      <w:lvlText w:val=""/>
+      <w:lvlJc w:val="left"/>
+      <w:pPr>
+        <w:tabs>
+          <w:tab w:val="num" w:pos="4320"/>
+        </w:tabs>
+        <w:ind w:left="4320" w:hanging="360"/>
+      </w:pPr>
+      <w:rPr>
+        <w:rFonts w:ascii="Wingdings" w:hAnsi="Wingdings" w:hint="default"/>
+        <w:sz w:val="20"/>
+      </w:rPr>
+    </w:lvl>
+    <w:lvl w:ilvl="6" w:tentative="1">
+      <w:start w:val="1"/>
+      <w:numFmt w:val="bullet"/>
+      <w:lvlText w:val=""/>
+      <w:lvlJc w:val="left"/>
+      <w:pPr>
+        <w:tabs>
+          <w:tab w:val="num" w:pos="5040"/>
+        </w:tabs>
+        <w:ind w:left="5040" w:hanging="360"/>
+      </w:pPr>
+      <w:rPr>
+        <w:rFonts w:ascii="Wingdings" w:hAnsi="Wingdings" w:hint="default"/>
+        <w:sz w:val="20"/>
+      </w:rPr>
+    </w:lvl>
+    <w:lvl w:ilvl="7" w:tentative="1">
+      <w:start w:val="1"/>
+      <w:numFmt w:val="bullet"/>
+      <w:lvlText w:val=""/>
+      <w:lvlJc w:val="left"/>
+      <w:pPr>
+        <w:tabs>
+          <w:tab w:val="num" w:pos="5760"/>
+        </w:tabs>
+        <w:ind w:left="5760" w:hanging="360"/>
+      </w:pPr>
+      <w:rPr>
+        <w:rFonts w:ascii="Wingdings" w:hAnsi="Wingdings" w:hint="default"/>
+        <w:sz w:val="20"/>
+      </w:rPr>
+    </w:lvl>
+    <w:lvl w:ilvl="8" w:tentative="1">
+      <w:start w:val="1"/>
+      <w:numFmt w:val="bullet"/>
+      <w:lvlText w:val=""/>
+      <w:lvlJc w:val="left"/>
+      <w:pPr>
+        <w:tabs>
+          <w:tab w:val="num" w:pos="6480"/>
+        </w:tabs>
+        <w:ind w:left="6480" w:hanging="360"/>
+      </w:pPr>
+      <w:rPr>
+        <w:rFonts w:ascii="Wingdings" w:hAnsi="Wingdings" w:hint="default"/>
+        <w:sz w:val="20"/>
+      </w:rPr>
+    </w:lvl>
+  </w:abstractNum>
+  <w:num w:numId="1" w16cid:durableId="131756088">
+    <w:abstractNumId w:val="1"/>
+  </w:num>
+  <w:num w:numId="2" w16cid:durableId="1900435911">
+    <w:abstractNumId w:val="3"/>
+  </w:num>
+  <w:num w:numId="3" w16cid:durableId="1555114817">
+    <w:abstractNumId w:val="2"/>
+  </w:num>
+  <w:num w:numId="4" w16cid:durableId="1671561472">
+    <w:abstractNumId w:val="0"/>
+  </w:num>
+</w:numbering>
+</file>
+
 <file path=word/styles.xml><?xml version="1.0" encoding="utf-8"?>
-<w:styles xmlns:mc="http://schemas.openxmlformats.org/markup-compatibility/2006" xmlns:r="http://schemas.openxmlformats.org/officeDocument/2006/relationships" xmlns:w="http://schemas.openxmlformats.org/wordprocessingml/2006/main" xmlns:w14="http://schemas.microsoft.com/office/word/2010/wordml" xmlns:w15="http://schemas.microsoft.com/office/word/2012/wordml" mc:Ignorable="w14 w15">
+<w:styles xmlns:mc="http://schemas.openxmlformats.org/markup-compatibility/2006" xmlns:r="http://schemas.openxmlformats.org/officeDocument/2006/relationships" xmlns:w="http://schemas.openxmlformats.org/wordprocessingml/2006/main" xmlns:w14="http://schemas.microsoft.com/office/word/2010/wordml" xmlns:w15="http://schemas.microsoft.com/office/word/2012/wordml" xmlns:w16cex="http://schemas.microsoft.com/office/word/2018/wordml/cex" xmlns:w16cid="http://schemas.microsoft.com/office/word/2016/wordml/cid" xmlns:w16="http://schemas.microsoft.com/office/word/2018/wordml" xmlns:w16du="http://schemas.microsoft.com/office/word/2023/wordml/word16du" xmlns:w16sdtdh="http://schemas.microsoft.com/office/word/2020/wordml/sdtdatahash" xmlns:w16sdtfl="http://schemas.microsoft.com/office/word/2024/wordml/sdtformatlock" xmlns:w16se="http://schemas.microsoft.com/office/word/2015/wordml/symex" mc:Ignorable="w14 w15 w16se w16cid w16 w16cex w16sdtdh w16sdtfl w16du">
   <w:docDefaults>
     <w:rPrDefault>
       <w:rPr>
@@ -1805,7 +8627,7 @@
       </w:pPr>
     </w:pPrDefault>
   </w:docDefaults>
-  <w:latentStyles w:defLockedState="0" w:defUIPriority="99" w:defSemiHidden="0" w:defUnhideWhenUsed="0" w:defQFormat="0" w:count="371">
+  <w:latentStyles w:defLockedState="0" w:defUIPriority="99" w:defSemiHidden="0" w:defUnhideWhenUsed="0" w:defQFormat="0" w:count="376">
     <w:lsdException w:name="Normal" w:uiPriority="0" w:qFormat="1"/>
     <w:lsdException w:name="heading 1" w:uiPriority="9" w:qFormat="1"/>
     <w:lsdException w:name="heading 2" w:semiHidden="1" w:uiPriority="9" w:unhideWhenUsed="1" w:qFormat="1"/>
@@ -2177,6 +8999,11 @@
     <w:lsdException w:name="List Table 5 Dark Accent 6" w:uiPriority="50"/>
     <w:lsdException w:name="List Table 6 Colorful Accent 6" w:uiPriority="51"/>
     <w:lsdException w:name="List Table 7 Colorful Accent 6" w:uiPriority="52"/>
+    <w:lsdException w:name="Mention" w:semiHidden="1" w:unhideWhenUsed="1"/>
+    <w:lsdException w:name="Smart Hyperlink" w:semiHidden="1" w:unhideWhenUsed="1"/>
+    <w:lsdException w:name="Hashtag" w:semiHidden="1" w:unhideWhenUsed="1"/>
+    <w:lsdException w:name="Unresolved Mention" w:semiHidden="1" w:unhideWhenUsed="1"/>
+    <w:lsdException w:name="Smart Link" w:semiHidden="1" w:unhideWhenUsed="1"/>
   </w:latentStyles>
   <w:style w:type="paragraph" w:default="1" w:styleId="Norml">
     <w:name w:val="Normal"/>
@@ -2185,7 +9012,6 @@
   <w:style w:type="character" w:default="1" w:styleId="Bekezdsalapbettpusa">
     <w:name w:val="Default Paragraph Font"/>
     <w:uiPriority w:val="1"/>
-    <w:semiHidden/>
     <w:unhideWhenUsed/>
   </w:style>
   <w:style w:type="table" w:default="1" w:styleId="Normltblzat">
